--- a/1_Documentation/Travail_CAS_LUA_V3.docx
+++ b/1_Documentation/Travail_CAS_LUA_V3.docx
@@ -74,28 +74,7 @@
           <w:sz w:val="40"/>
           <w:szCs w:val="40"/>
         </w:rPr>
-        <w:t>Intégration de modèles prédictifs dans la régulation d’un réseau de</w:t>
-      </w:r>
-      <w:r>
-        <w:rPr>
-          <w:sz w:val="40"/>
-          <w:szCs w:val="40"/>
-        </w:rPr>
-        <w:t xml:space="preserve"> c</w:t>
-      </w:r>
-      <w:r>
-        <w:rPr>
-          <w:sz w:val="40"/>
-          <w:szCs w:val="40"/>
-        </w:rPr>
-        <w:t>hauffage</w:t>
-      </w:r>
-      <w:r>
-        <w:rPr>
-          <w:sz w:val="40"/>
-          <w:szCs w:val="40"/>
-        </w:rPr>
-        <w:t xml:space="preserve"> à distance</w:t>
+        <w:t>Intégration de modèles prédictifs dans la régulation d’un réseau de chauffage à distance</w:t>
       </w:r>
     </w:p>
     <w:p>
@@ -334,7 +313,7 @@
           <w:noProof/>
           <w:szCs w:val="20"/>
         </w:rPr>
-        <w:t>samedi, 21 mars 2026</w:t>
+        <w:t>lundi, 23 mars 2026</w:t>
       </w:r>
       <w:r>
         <w:rPr>
@@ -413,11 +392,123 @@
       <w:pPr>
         <w:pStyle w:val="Titregras"/>
       </w:pPr>
-      <w:r>
-        <w:t>Dictionnaire des a</w:t>
-      </w:r>
-      <w:r>
-        <w:t>cronymes :</w:t>
+    </w:p>
+    <w:p>
+      <w:pPr>
+        <w:pStyle w:val="Titregras"/>
+      </w:pPr>
+    </w:p>
+    <w:p>
+      <w:pPr>
+        <w:pStyle w:val="Titregras"/>
+      </w:pPr>
+    </w:p>
+    <w:p>
+      <w:pPr>
+        <w:pStyle w:val="Titregras"/>
+      </w:pPr>
+    </w:p>
+    <w:p>
+      <w:pPr>
+        <w:pStyle w:val="Titregras"/>
+      </w:pPr>
+    </w:p>
+    <w:p>
+      <w:pPr>
+        <w:pStyle w:val="Titregras"/>
+      </w:pPr>
+    </w:p>
+    <w:p>
+      <w:pPr>
+        <w:pStyle w:val="Titregras"/>
+      </w:pPr>
+    </w:p>
+    <w:p>
+      <w:pPr>
+        <w:pStyle w:val="Titregras"/>
+      </w:pPr>
+    </w:p>
+    <w:p>
+      <w:pPr>
+        <w:pStyle w:val="Titregras"/>
+      </w:pPr>
+    </w:p>
+    <w:p>
+      <w:pPr>
+        <w:pStyle w:val="Titregras"/>
+      </w:pPr>
+    </w:p>
+    <w:p>
+      <w:pPr>
+        <w:pStyle w:val="Titregras"/>
+      </w:pPr>
+    </w:p>
+    <w:p>
+      <w:pPr>
+        <w:pStyle w:val="Titregras"/>
+      </w:pPr>
+    </w:p>
+    <w:p>
+      <w:pPr>
+        <w:pStyle w:val="Titregras"/>
+      </w:pPr>
+    </w:p>
+    <w:p>
+      <w:pPr>
+        <w:pStyle w:val="Titregras"/>
+      </w:pPr>
+    </w:p>
+    <w:p>
+      <w:pPr>
+        <w:pStyle w:val="Titregras"/>
+      </w:pPr>
+    </w:p>
+    <w:p>
+      <w:pPr>
+        <w:pStyle w:val="Titregras"/>
+      </w:pPr>
+    </w:p>
+    <w:p>
+      <w:pPr>
+        <w:pStyle w:val="Titregras"/>
+      </w:pPr>
+    </w:p>
+    <w:p>
+      <w:pPr>
+        <w:pStyle w:val="Titregras"/>
+      </w:pPr>
+    </w:p>
+    <w:p>
+      <w:pPr>
+        <w:pStyle w:val="Titregras"/>
+      </w:pPr>
+    </w:p>
+    <w:p>
+      <w:pPr>
+        <w:pStyle w:val="Titregras"/>
+      </w:pPr>
+    </w:p>
+    <w:p>
+      <w:pPr>
+        <w:pStyle w:val="Titregras"/>
+      </w:pPr>
+    </w:p>
+    <w:p>
+      <w:pPr>
+        <w:pStyle w:val="Titregras"/>
+      </w:pPr>
+    </w:p>
+    <w:p>
+      <w:pPr>
+        <w:pStyle w:val="Titregras"/>
+      </w:pPr>
+    </w:p>
+    <w:p>
+      <w:pPr>
+        <w:pStyle w:val="Titregras"/>
+      </w:pPr>
+      <w:r>
+        <w:t>Dictionnaire des acronymes :</w:t>
       </w:r>
     </w:p>
     <w:p/>
@@ -641,9 +732,21 @@
       </w:r>
       <w:r>
         <w:tab/>
-      </w:r>
-      <w:r>
         <w:t>Geographic Information System</w:t>
+      </w:r>
+    </w:p>
+    <w:p>
+      <w:pPr>
+        <w:tabs>
+          <w:tab w:val="left" w:pos="2268"/>
+        </w:tabs>
+      </w:pPr>
+      <w:r>
+        <w:t>EGID :</w:t>
+      </w:r>
+      <w:r>
+        <w:tab/>
+        <w:t>Identificateur fédéral de bâtiment</w:t>
       </w:r>
     </w:p>
     <w:p>
@@ -743,7 +846,7 @@
           <w:r>
             <w:fldChar w:fldCharType="separate"/>
           </w:r>
-          <w:hyperlink w:anchor="_Toc225003428" w:history="1">
+          <w:hyperlink w:anchor="_Toc225084027" w:history="1">
             <w:r>
               <w:rPr>
                 <w:rStyle w:val="Lienhypertexte"/>
@@ -789,7 +892,7 @@
                 <w:noProof/>
                 <w:webHidden/>
               </w:rPr>
-              <w:instrText xml:space="preserve"> PAGEREF _Toc225003428 \h </w:instrText>
+              <w:instrText xml:space="preserve"> PAGEREF _Toc225084027 \h </w:instrText>
             </w:r>
             <w:r>
               <w:rPr>
@@ -837,7 +940,7 @@
               <w14:ligatures w14:val="standardContextual"/>
             </w:rPr>
           </w:pPr>
-          <w:hyperlink w:anchor="_Toc225003429" w:history="1">
+          <w:hyperlink w:anchor="_Toc225084028" w:history="1">
             <w:r>
               <w:rPr>
                 <w:rStyle w:val="Lienhypertexte"/>
@@ -883,7 +986,7 @@
                 <w:noProof/>
                 <w:webHidden/>
               </w:rPr>
-              <w:instrText xml:space="preserve"> PAGEREF _Toc225003429 \h </w:instrText>
+              <w:instrText xml:space="preserve"> PAGEREF _Toc225084028 \h </w:instrText>
             </w:r>
             <w:r>
               <w:rPr>
@@ -931,7 +1034,7 @@
               <w14:ligatures w14:val="standardContextual"/>
             </w:rPr>
           </w:pPr>
-          <w:hyperlink w:anchor="_Toc225003430" w:history="1">
+          <w:hyperlink w:anchor="_Toc225084029" w:history="1">
             <w:r>
               <w:rPr>
                 <w:rStyle w:val="Lienhypertexte"/>
@@ -977,7 +1080,7 @@
                 <w:noProof/>
                 <w:webHidden/>
               </w:rPr>
-              <w:instrText xml:space="preserve"> PAGEREF _Toc225003430 \h </w:instrText>
+              <w:instrText xml:space="preserve"> PAGEREF _Toc225084029 \h </w:instrText>
             </w:r>
             <w:r>
               <w:rPr>
@@ -1025,7 +1128,7 @@
               <w14:ligatures w14:val="standardContextual"/>
             </w:rPr>
           </w:pPr>
-          <w:hyperlink w:anchor="_Toc225003431" w:history="1">
+          <w:hyperlink w:anchor="_Toc225084030" w:history="1">
             <w:r>
               <w:rPr>
                 <w:rStyle w:val="Lienhypertexte"/>
@@ -1071,7 +1174,7 @@
                 <w:noProof/>
                 <w:webHidden/>
               </w:rPr>
-              <w:instrText xml:space="preserve"> PAGEREF _Toc225003431 \h </w:instrText>
+              <w:instrText xml:space="preserve"> PAGEREF _Toc225084030 \h </w:instrText>
             </w:r>
             <w:r>
               <w:rPr>
@@ -1119,7 +1222,7 @@
               <w14:ligatures w14:val="standardContextual"/>
             </w:rPr>
           </w:pPr>
-          <w:hyperlink w:anchor="_Toc225003432" w:history="1">
+          <w:hyperlink w:anchor="_Toc225084031" w:history="1">
             <w:r>
               <w:rPr>
                 <w:rStyle w:val="Lienhypertexte"/>
@@ -1165,7 +1268,7 @@
                 <w:noProof/>
                 <w:webHidden/>
               </w:rPr>
-              <w:instrText xml:space="preserve"> PAGEREF _Toc225003432 \h </w:instrText>
+              <w:instrText xml:space="preserve"> PAGEREF _Toc225084031 \h </w:instrText>
             </w:r>
             <w:r>
               <w:rPr>
@@ -1185,7 +1288,7 @@
                 <w:noProof/>
                 <w:webHidden/>
               </w:rPr>
-              <w:t>2</w:t>
+              <w:t>3</w:t>
             </w:r>
             <w:r>
               <w:rPr>
@@ -1213,7 +1316,7 @@
               <w14:ligatures w14:val="standardContextual"/>
             </w:rPr>
           </w:pPr>
-          <w:hyperlink w:anchor="_Toc225003433" w:history="1">
+          <w:hyperlink w:anchor="_Toc225084032" w:history="1">
             <w:r>
               <w:rPr>
                 <w:rStyle w:val="Lienhypertexte"/>
@@ -1259,7 +1362,7 @@
                 <w:noProof/>
                 <w:webHidden/>
               </w:rPr>
-              <w:instrText xml:space="preserve"> PAGEREF _Toc225003433 \h </w:instrText>
+              <w:instrText xml:space="preserve"> PAGEREF _Toc225084032 \h </w:instrText>
             </w:r>
             <w:r>
               <w:rPr>
@@ -1280,6 +1383,1396 @@
                 <w:webHidden/>
               </w:rPr>
               <w:t>4</w:t>
+            </w:r>
+            <w:r>
+              <w:rPr>
+                <w:noProof/>
+                <w:webHidden/>
+              </w:rPr>
+              <w:fldChar w:fldCharType="end"/>
+            </w:r>
+          </w:hyperlink>
+        </w:p>
+        <w:p>
+          <w:pPr>
+            <w:pStyle w:val="TM2"/>
+            <w:tabs>
+              <w:tab w:val="left" w:pos="720"/>
+              <w:tab w:val="right" w:leader="dot" w:pos="8947"/>
+            </w:tabs>
+            <w:rPr>
+              <w:rFonts w:asciiTheme="minorHAnsi" w:eastAsiaTheme="minorEastAsia" w:hAnsiTheme="minorHAnsi"/>
+              <w:noProof/>
+              <w:kern w:val="2"/>
+              <w:sz w:val="24"/>
+              <w:szCs w:val="24"/>
+              <w:lang w:eastAsia="fr-CH"/>
+              <w14:ligatures w14:val="standardContextual"/>
+            </w:rPr>
+          </w:pPr>
+          <w:hyperlink w:anchor="_Toc225084033" w:history="1">
+            <w:r>
+              <w:rPr>
+                <w:rStyle w:val="Lienhypertexte"/>
+                <w:noProof/>
+              </w:rPr>
+              <w:t>2.1</w:t>
+            </w:r>
+            <w:r>
+              <w:rPr>
+                <w:rFonts w:asciiTheme="minorHAnsi" w:eastAsiaTheme="minorEastAsia" w:hAnsiTheme="minorHAnsi"/>
+                <w:noProof/>
+                <w:kern w:val="2"/>
+                <w:sz w:val="24"/>
+                <w:szCs w:val="24"/>
+                <w:lang w:eastAsia="fr-CH"/>
+                <w14:ligatures w14:val="standardContextual"/>
+              </w:rPr>
+              <w:tab/>
+            </w:r>
+            <w:r>
+              <w:rPr>
+                <w:rStyle w:val="Lienhypertexte"/>
+                <w:noProof/>
+              </w:rPr>
+              <w:t>Données Brutes</w:t>
+            </w:r>
+            <w:r>
+              <w:rPr>
+                <w:noProof/>
+                <w:webHidden/>
+              </w:rPr>
+              <w:tab/>
+            </w:r>
+            <w:r>
+              <w:rPr>
+                <w:noProof/>
+                <w:webHidden/>
+              </w:rPr>
+              <w:fldChar w:fldCharType="begin"/>
+            </w:r>
+            <w:r>
+              <w:rPr>
+                <w:noProof/>
+                <w:webHidden/>
+              </w:rPr>
+              <w:instrText xml:space="preserve"> PAGEREF _Toc225084033 \h </w:instrText>
+            </w:r>
+            <w:r>
+              <w:rPr>
+                <w:noProof/>
+                <w:webHidden/>
+              </w:rPr>
+            </w:r>
+            <w:r>
+              <w:rPr>
+                <w:noProof/>
+                <w:webHidden/>
+              </w:rPr>
+              <w:fldChar w:fldCharType="separate"/>
+            </w:r>
+            <w:r>
+              <w:rPr>
+                <w:noProof/>
+                <w:webHidden/>
+              </w:rPr>
+              <w:t>4</w:t>
+            </w:r>
+            <w:r>
+              <w:rPr>
+                <w:noProof/>
+                <w:webHidden/>
+              </w:rPr>
+              <w:fldChar w:fldCharType="end"/>
+            </w:r>
+          </w:hyperlink>
+        </w:p>
+        <w:p>
+          <w:pPr>
+            <w:pStyle w:val="TM3"/>
+            <w:tabs>
+              <w:tab w:val="left" w:pos="1200"/>
+              <w:tab w:val="right" w:leader="dot" w:pos="8947"/>
+            </w:tabs>
+            <w:rPr>
+              <w:rFonts w:asciiTheme="minorHAnsi" w:eastAsiaTheme="minorEastAsia" w:hAnsiTheme="minorHAnsi"/>
+              <w:noProof/>
+              <w:kern w:val="2"/>
+              <w:sz w:val="24"/>
+              <w:szCs w:val="24"/>
+              <w:lang w:eastAsia="fr-CH"/>
+              <w14:ligatures w14:val="standardContextual"/>
+            </w:rPr>
+          </w:pPr>
+          <w:hyperlink w:anchor="_Toc225084034" w:history="1">
+            <w:r>
+              <w:rPr>
+                <w:rStyle w:val="Lienhypertexte"/>
+                <w:noProof/>
+              </w:rPr>
+              <w:t>2.1.1</w:t>
+            </w:r>
+            <w:r>
+              <w:rPr>
+                <w:rFonts w:asciiTheme="minorHAnsi" w:eastAsiaTheme="minorEastAsia" w:hAnsiTheme="minorHAnsi"/>
+                <w:noProof/>
+                <w:kern w:val="2"/>
+                <w:sz w:val="24"/>
+                <w:szCs w:val="24"/>
+                <w:lang w:eastAsia="fr-CH"/>
+                <w14:ligatures w14:val="standardContextual"/>
+              </w:rPr>
+              <w:tab/>
+            </w:r>
+            <w:r>
+              <w:rPr>
+                <w:rStyle w:val="Lienhypertexte"/>
+                <w:noProof/>
+              </w:rPr>
+              <w:t>Données Géographiques GIS</w:t>
+            </w:r>
+            <w:r>
+              <w:rPr>
+                <w:noProof/>
+                <w:webHidden/>
+              </w:rPr>
+              <w:tab/>
+            </w:r>
+            <w:r>
+              <w:rPr>
+                <w:noProof/>
+                <w:webHidden/>
+              </w:rPr>
+              <w:fldChar w:fldCharType="begin"/>
+            </w:r>
+            <w:r>
+              <w:rPr>
+                <w:noProof/>
+                <w:webHidden/>
+              </w:rPr>
+              <w:instrText xml:space="preserve"> PAGEREF _Toc225084034 \h </w:instrText>
+            </w:r>
+            <w:r>
+              <w:rPr>
+                <w:noProof/>
+                <w:webHidden/>
+              </w:rPr>
+            </w:r>
+            <w:r>
+              <w:rPr>
+                <w:noProof/>
+                <w:webHidden/>
+              </w:rPr>
+              <w:fldChar w:fldCharType="separate"/>
+            </w:r>
+            <w:r>
+              <w:rPr>
+                <w:noProof/>
+                <w:webHidden/>
+              </w:rPr>
+              <w:t>4</w:t>
+            </w:r>
+            <w:r>
+              <w:rPr>
+                <w:noProof/>
+                <w:webHidden/>
+              </w:rPr>
+              <w:fldChar w:fldCharType="end"/>
+            </w:r>
+          </w:hyperlink>
+        </w:p>
+        <w:p>
+          <w:pPr>
+            <w:pStyle w:val="TM3"/>
+            <w:tabs>
+              <w:tab w:val="left" w:pos="1200"/>
+              <w:tab w:val="right" w:leader="dot" w:pos="8947"/>
+            </w:tabs>
+            <w:rPr>
+              <w:rFonts w:asciiTheme="minorHAnsi" w:eastAsiaTheme="minorEastAsia" w:hAnsiTheme="minorHAnsi"/>
+              <w:noProof/>
+              <w:kern w:val="2"/>
+              <w:sz w:val="24"/>
+              <w:szCs w:val="24"/>
+              <w:lang w:eastAsia="fr-CH"/>
+              <w14:ligatures w14:val="standardContextual"/>
+            </w:rPr>
+          </w:pPr>
+          <w:hyperlink w:anchor="_Toc225084035" w:history="1">
+            <w:r>
+              <w:rPr>
+                <w:rStyle w:val="Lienhypertexte"/>
+                <w:noProof/>
+              </w:rPr>
+              <w:t>2.1.2</w:t>
+            </w:r>
+            <w:r>
+              <w:rPr>
+                <w:rFonts w:asciiTheme="minorHAnsi" w:eastAsiaTheme="minorEastAsia" w:hAnsiTheme="minorHAnsi"/>
+                <w:noProof/>
+                <w:kern w:val="2"/>
+                <w:sz w:val="24"/>
+                <w:szCs w:val="24"/>
+                <w:lang w:eastAsia="fr-CH"/>
+                <w14:ligatures w14:val="standardContextual"/>
+              </w:rPr>
+              <w:tab/>
+            </w:r>
+            <w:r>
+              <w:rPr>
+                <w:rStyle w:val="Lienhypertexte"/>
+                <w:noProof/>
+              </w:rPr>
+              <w:t>Données issues du SCADA</w:t>
+            </w:r>
+            <w:r>
+              <w:rPr>
+                <w:noProof/>
+                <w:webHidden/>
+              </w:rPr>
+              <w:tab/>
+            </w:r>
+            <w:r>
+              <w:rPr>
+                <w:noProof/>
+                <w:webHidden/>
+              </w:rPr>
+              <w:fldChar w:fldCharType="begin"/>
+            </w:r>
+            <w:r>
+              <w:rPr>
+                <w:noProof/>
+                <w:webHidden/>
+              </w:rPr>
+              <w:instrText xml:space="preserve"> PAGEREF _Toc225084035 \h </w:instrText>
+            </w:r>
+            <w:r>
+              <w:rPr>
+                <w:noProof/>
+                <w:webHidden/>
+              </w:rPr>
+            </w:r>
+            <w:r>
+              <w:rPr>
+                <w:noProof/>
+                <w:webHidden/>
+              </w:rPr>
+              <w:fldChar w:fldCharType="separate"/>
+            </w:r>
+            <w:r>
+              <w:rPr>
+                <w:noProof/>
+                <w:webHidden/>
+              </w:rPr>
+              <w:t>4</w:t>
+            </w:r>
+            <w:r>
+              <w:rPr>
+                <w:noProof/>
+                <w:webHidden/>
+              </w:rPr>
+              <w:fldChar w:fldCharType="end"/>
+            </w:r>
+          </w:hyperlink>
+        </w:p>
+        <w:p>
+          <w:pPr>
+            <w:pStyle w:val="TM3"/>
+            <w:tabs>
+              <w:tab w:val="left" w:pos="1200"/>
+              <w:tab w:val="right" w:leader="dot" w:pos="8947"/>
+            </w:tabs>
+            <w:rPr>
+              <w:rFonts w:asciiTheme="minorHAnsi" w:eastAsiaTheme="minorEastAsia" w:hAnsiTheme="minorHAnsi"/>
+              <w:noProof/>
+              <w:kern w:val="2"/>
+              <w:sz w:val="24"/>
+              <w:szCs w:val="24"/>
+              <w:lang w:eastAsia="fr-CH"/>
+              <w14:ligatures w14:val="standardContextual"/>
+            </w:rPr>
+          </w:pPr>
+          <w:hyperlink w:anchor="_Toc225084036" w:history="1">
+            <w:r>
+              <w:rPr>
+                <w:rStyle w:val="Lienhypertexte"/>
+                <w:noProof/>
+              </w:rPr>
+              <w:t>2.1.3</w:t>
+            </w:r>
+            <w:r>
+              <w:rPr>
+                <w:rFonts w:asciiTheme="minorHAnsi" w:eastAsiaTheme="minorEastAsia" w:hAnsiTheme="minorHAnsi"/>
+                <w:noProof/>
+                <w:kern w:val="2"/>
+                <w:sz w:val="24"/>
+                <w:szCs w:val="24"/>
+                <w:lang w:eastAsia="fr-CH"/>
+                <w14:ligatures w14:val="standardContextual"/>
+              </w:rPr>
+              <w:tab/>
+            </w:r>
+            <w:r>
+              <w:rPr>
+                <w:rStyle w:val="Lienhypertexte"/>
+                <w:noProof/>
+              </w:rPr>
+              <w:t>Données Externes</w:t>
+            </w:r>
+            <w:r>
+              <w:rPr>
+                <w:noProof/>
+                <w:webHidden/>
+              </w:rPr>
+              <w:tab/>
+            </w:r>
+            <w:r>
+              <w:rPr>
+                <w:noProof/>
+                <w:webHidden/>
+              </w:rPr>
+              <w:fldChar w:fldCharType="begin"/>
+            </w:r>
+            <w:r>
+              <w:rPr>
+                <w:noProof/>
+                <w:webHidden/>
+              </w:rPr>
+              <w:instrText xml:space="preserve"> PAGEREF _Toc225084036 \h </w:instrText>
+            </w:r>
+            <w:r>
+              <w:rPr>
+                <w:noProof/>
+                <w:webHidden/>
+              </w:rPr>
+            </w:r>
+            <w:r>
+              <w:rPr>
+                <w:noProof/>
+                <w:webHidden/>
+              </w:rPr>
+              <w:fldChar w:fldCharType="separate"/>
+            </w:r>
+            <w:r>
+              <w:rPr>
+                <w:noProof/>
+                <w:webHidden/>
+              </w:rPr>
+              <w:t>4</w:t>
+            </w:r>
+            <w:r>
+              <w:rPr>
+                <w:noProof/>
+                <w:webHidden/>
+              </w:rPr>
+              <w:fldChar w:fldCharType="end"/>
+            </w:r>
+          </w:hyperlink>
+        </w:p>
+        <w:p>
+          <w:pPr>
+            <w:pStyle w:val="TM2"/>
+            <w:tabs>
+              <w:tab w:val="right" w:leader="dot" w:pos="8947"/>
+            </w:tabs>
+            <w:rPr>
+              <w:rFonts w:asciiTheme="minorHAnsi" w:eastAsiaTheme="minorEastAsia" w:hAnsiTheme="minorHAnsi"/>
+              <w:noProof/>
+              <w:kern w:val="2"/>
+              <w:sz w:val="24"/>
+              <w:szCs w:val="24"/>
+              <w:lang w:eastAsia="fr-CH"/>
+              <w14:ligatures w14:val="standardContextual"/>
+            </w:rPr>
+          </w:pPr>
+          <w:hyperlink w:anchor="_Toc225084037" w:history="1">
+            <w:r>
+              <w:rPr>
+                <w:rStyle w:val="Lienhypertexte"/>
+                <w:noProof/>
+              </w:rPr>
+              <w:t>2.2</w:t>
+            </w:r>
+            <w:r>
+              <w:rPr>
+                <w:noProof/>
+                <w:webHidden/>
+              </w:rPr>
+              <w:tab/>
+            </w:r>
+            <w:r>
+              <w:rPr>
+                <w:noProof/>
+                <w:webHidden/>
+              </w:rPr>
+              <w:fldChar w:fldCharType="begin"/>
+            </w:r>
+            <w:r>
+              <w:rPr>
+                <w:noProof/>
+                <w:webHidden/>
+              </w:rPr>
+              <w:instrText xml:space="preserve"> PAGEREF _Toc225084037 \h </w:instrText>
+            </w:r>
+            <w:r>
+              <w:rPr>
+                <w:noProof/>
+                <w:webHidden/>
+              </w:rPr>
+            </w:r>
+            <w:r>
+              <w:rPr>
+                <w:noProof/>
+                <w:webHidden/>
+              </w:rPr>
+              <w:fldChar w:fldCharType="separate"/>
+            </w:r>
+            <w:r>
+              <w:rPr>
+                <w:noProof/>
+                <w:webHidden/>
+              </w:rPr>
+              <w:t>5</w:t>
+            </w:r>
+            <w:r>
+              <w:rPr>
+                <w:noProof/>
+                <w:webHidden/>
+              </w:rPr>
+              <w:fldChar w:fldCharType="end"/>
+            </w:r>
+          </w:hyperlink>
+        </w:p>
+        <w:p>
+          <w:pPr>
+            <w:pStyle w:val="TM2"/>
+            <w:tabs>
+              <w:tab w:val="left" w:pos="720"/>
+              <w:tab w:val="right" w:leader="dot" w:pos="8947"/>
+            </w:tabs>
+            <w:rPr>
+              <w:rFonts w:asciiTheme="minorHAnsi" w:eastAsiaTheme="minorEastAsia" w:hAnsiTheme="minorHAnsi"/>
+              <w:noProof/>
+              <w:kern w:val="2"/>
+              <w:sz w:val="24"/>
+              <w:szCs w:val="24"/>
+              <w:lang w:eastAsia="fr-CH"/>
+              <w14:ligatures w14:val="standardContextual"/>
+            </w:rPr>
+          </w:pPr>
+          <w:hyperlink w:anchor="_Toc225084038" w:history="1">
+            <w:r>
+              <w:rPr>
+                <w:rStyle w:val="Lienhypertexte"/>
+                <w:noProof/>
+              </w:rPr>
+              <w:t>2.3</w:t>
+            </w:r>
+            <w:r>
+              <w:rPr>
+                <w:rFonts w:asciiTheme="minorHAnsi" w:eastAsiaTheme="minorEastAsia" w:hAnsiTheme="minorHAnsi"/>
+                <w:noProof/>
+                <w:kern w:val="2"/>
+                <w:sz w:val="24"/>
+                <w:szCs w:val="24"/>
+                <w:lang w:eastAsia="fr-CH"/>
+                <w14:ligatures w14:val="standardContextual"/>
+              </w:rPr>
+              <w:tab/>
+            </w:r>
+            <w:r>
+              <w:rPr>
+                <w:rStyle w:val="Lienhypertexte"/>
+                <w:noProof/>
+              </w:rPr>
+              <w:t>Export de la liste des tables d’archivage lynx</w:t>
+            </w:r>
+            <w:r>
+              <w:rPr>
+                <w:noProof/>
+                <w:webHidden/>
+              </w:rPr>
+              <w:tab/>
+            </w:r>
+            <w:r>
+              <w:rPr>
+                <w:noProof/>
+                <w:webHidden/>
+              </w:rPr>
+              <w:fldChar w:fldCharType="begin"/>
+            </w:r>
+            <w:r>
+              <w:rPr>
+                <w:noProof/>
+                <w:webHidden/>
+              </w:rPr>
+              <w:instrText xml:space="preserve"> PAGEREF _Toc225084038 \h </w:instrText>
+            </w:r>
+            <w:r>
+              <w:rPr>
+                <w:noProof/>
+                <w:webHidden/>
+              </w:rPr>
+            </w:r>
+            <w:r>
+              <w:rPr>
+                <w:noProof/>
+                <w:webHidden/>
+              </w:rPr>
+              <w:fldChar w:fldCharType="separate"/>
+            </w:r>
+            <w:r>
+              <w:rPr>
+                <w:noProof/>
+                <w:webHidden/>
+              </w:rPr>
+              <w:t>6</w:t>
+            </w:r>
+            <w:r>
+              <w:rPr>
+                <w:noProof/>
+                <w:webHidden/>
+              </w:rPr>
+              <w:fldChar w:fldCharType="end"/>
+            </w:r>
+          </w:hyperlink>
+        </w:p>
+        <w:p>
+          <w:pPr>
+            <w:pStyle w:val="TM2"/>
+            <w:tabs>
+              <w:tab w:val="left" w:pos="720"/>
+              <w:tab w:val="right" w:leader="dot" w:pos="8947"/>
+            </w:tabs>
+            <w:rPr>
+              <w:rFonts w:asciiTheme="minorHAnsi" w:eastAsiaTheme="minorEastAsia" w:hAnsiTheme="minorHAnsi"/>
+              <w:noProof/>
+              <w:kern w:val="2"/>
+              <w:sz w:val="24"/>
+              <w:szCs w:val="24"/>
+              <w:lang w:eastAsia="fr-CH"/>
+              <w14:ligatures w14:val="standardContextual"/>
+            </w:rPr>
+          </w:pPr>
+          <w:hyperlink w:anchor="_Toc225084039" w:history="1">
+            <w:r>
+              <w:rPr>
+                <w:rStyle w:val="Lienhypertexte"/>
+                <w:noProof/>
+              </w:rPr>
+              <w:t>2.4</w:t>
+            </w:r>
+            <w:r>
+              <w:rPr>
+                <w:rFonts w:asciiTheme="minorHAnsi" w:eastAsiaTheme="minorEastAsia" w:hAnsiTheme="minorHAnsi"/>
+                <w:noProof/>
+                <w:kern w:val="2"/>
+                <w:sz w:val="24"/>
+                <w:szCs w:val="24"/>
+                <w:lang w:eastAsia="fr-CH"/>
+                <w14:ligatures w14:val="standardContextual"/>
+              </w:rPr>
+              <w:tab/>
+            </w:r>
+            <w:r>
+              <w:rPr>
+                <w:rStyle w:val="Lienhypertexte"/>
+                <w:noProof/>
+              </w:rPr>
+              <w:t>Export des données GIS des sous stations.</w:t>
+            </w:r>
+            <w:r>
+              <w:rPr>
+                <w:noProof/>
+                <w:webHidden/>
+              </w:rPr>
+              <w:tab/>
+            </w:r>
+            <w:r>
+              <w:rPr>
+                <w:noProof/>
+                <w:webHidden/>
+              </w:rPr>
+              <w:fldChar w:fldCharType="begin"/>
+            </w:r>
+            <w:r>
+              <w:rPr>
+                <w:noProof/>
+                <w:webHidden/>
+              </w:rPr>
+              <w:instrText xml:space="preserve"> PAGEREF _Toc225084039 \h </w:instrText>
+            </w:r>
+            <w:r>
+              <w:rPr>
+                <w:noProof/>
+                <w:webHidden/>
+              </w:rPr>
+            </w:r>
+            <w:r>
+              <w:rPr>
+                <w:noProof/>
+                <w:webHidden/>
+              </w:rPr>
+              <w:fldChar w:fldCharType="separate"/>
+            </w:r>
+            <w:r>
+              <w:rPr>
+                <w:noProof/>
+                <w:webHidden/>
+              </w:rPr>
+              <w:t>6</w:t>
+            </w:r>
+            <w:r>
+              <w:rPr>
+                <w:noProof/>
+                <w:webHidden/>
+              </w:rPr>
+              <w:fldChar w:fldCharType="end"/>
+            </w:r>
+          </w:hyperlink>
+        </w:p>
+        <w:p>
+          <w:pPr>
+            <w:pStyle w:val="TM2"/>
+            <w:tabs>
+              <w:tab w:val="left" w:pos="720"/>
+              <w:tab w:val="right" w:leader="dot" w:pos="8947"/>
+            </w:tabs>
+            <w:rPr>
+              <w:rFonts w:asciiTheme="minorHAnsi" w:eastAsiaTheme="minorEastAsia" w:hAnsiTheme="minorHAnsi"/>
+              <w:noProof/>
+              <w:kern w:val="2"/>
+              <w:sz w:val="24"/>
+              <w:szCs w:val="24"/>
+              <w:lang w:eastAsia="fr-CH"/>
+              <w14:ligatures w14:val="standardContextual"/>
+            </w:rPr>
+          </w:pPr>
+          <w:hyperlink w:anchor="_Toc225084040" w:history="1">
+            <w:r>
+              <w:rPr>
+                <w:rStyle w:val="Lienhypertexte"/>
+                <w:noProof/>
+              </w:rPr>
+              <w:t>2.5</w:t>
+            </w:r>
+            <w:r>
+              <w:rPr>
+                <w:rFonts w:asciiTheme="minorHAnsi" w:eastAsiaTheme="minorEastAsia" w:hAnsiTheme="minorHAnsi"/>
+                <w:noProof/>
+                <w:kern w:val="2"/>
+                <w:sz w:val="24"/>
+                <w:szCs w:val="24"/>
+                <w:lang w:eastAsia="fr-CH"/>
+                <w14:ligatures w14:val="standardContextual"/>
+              </w:rPr>
+              <w:tab/>
+            </w:r>
+            <w:r>
+              <w:rPr>
+                <w:rStyle w:val="Lienhypertexte"/>
+                <w:noProof/>
+              </w:rPr>
+              <w:t>Identification des SST archivées</w:t>
+            </w:r>
+            <w:r>
+              <w:rPr>
+                <w:noProof/>
+                <w:webHidden/>
+              </w:rPr>
+              <w:tab/>
+            </w:r>
+            <w:r>
+              <w:rPr>
+                <w:noProof/>
+                <w:webHidden/>
+              </w:rPr>
+              <w:fldChar w:fldCharType="begin"/>
+            </w:r>
+            <w:r>
+              <w:rPr>
+                <w:noProof/>
+                <w:webHidden/>
+              </w:rPr>
+              <w:instrText xml:space="preserve"> PAGEREF _Toc225084040 \h </w:instrText>
+            </w:r>
+            <w:r>
+              <w:rPr>
+                <w:noProof/>
+                <w:webHidden/>
+              </w:rPr>
+            </w:r>
+            <w:r>
+              <w:rPr>
+                <w:noProof/>
+                <w:webHidden/>
+              </w:rPr>
+              <w:fldChar w:fldCharType="separate"/>
+            </w:r>
+            <w:r>
+              <w:rPr>
+                <w:noProof/>
+                <w:webHidden/>
+              </w:rPr>
+              <w:t>6</w:t>
+            </w:r>
+            <w:r>
+              <w:rPr>
+                <w:noProof/>
+                <w:webHidden/>
+              </w:rPr>
+              <w:fldChar w:fldCharType="end"/>
+            </w:r>
+          </w:hyperlink>
+        </w:p>
+        <w:p>
+          <w:pPr>
+            <w:pStyle w:val="TM2"/>
+            <w:tabs>
+              <w:tab w:val="left" w:pos="720"/>
+              <w:tab w:val="right" w:leader="dot" w:pos="8947"/>
+            </w:tabs>
+            <w:rPr>
+              <w:rFonts w:asciiTheme="minorHAnsi" w:eastAsiaTheme="minorEastAsia" w:hAnsiTheme="minorHAnsi"/>
+              <w:noProof/>
+              <w:kern w:val="2"/>
+              <w:sz w:val="24"/>
+              <w:szCs w:val="24"/>
+              <w:lang w:eastAsia="fr-CH"/>
+              <w14:ligatures w14:val="standardContextual"/>
+            </w:rPr>
+          </w:pPr>
+          <w:hyperlink w:anchor="_Toc225084041" w:history="1">
+            <w:r>
+              <w:rPr>
+                <w:rStyle w:val="Lienhypertexte"/>
+                <w:noProof/>
+              </w:rPr>
+              <w:t>2.6</w:t>
+            </w:r>
+            <w:r>
+              <w:rPr>
+                <w:rFonts w:asciiTheme="minorHAnsi" w:eastAsiaTheme="minorEastAsia" w:hAnsiTheme="minorHAnsi"/>
+                <w:noProof/>
+                <w:kern w:val="2"/>
+                <w:sz w:val="24"/>
+                <w:szCs w:val="24"/>
+                <w:lang w:eastAsia="fr-CH"/>
+                <w14:ligatures w14:val="standardContextual"/>
+              </w:rPr>
+              <w:tab/>
+            </w:r>
+            <w:r>
+              <w:rPr>
+                <w:rStyle w:val="Lienhypertexte"/>
+                <w:noProof/>
+              </w:rPr>
+              <w:t>Export des tables d’archivage lynx</w:t>
+            </w:r>
+            <w:r>
+              <w:rPr>
+                <w:noProof/>
+                <w:webHidden/>
+              </w:rPr>
+              <w:tab/>
+            </w:r>
+            <w:r>
+              <w:rPr>
+                <w:noProof/>
+                <w:webHidden/>
+              </w:rPr>
+              <w:fldChar w:fldCharType="begin"/>
+            </w:r>
+            <w:r>
+              <w:rPr>
+                <w:noProof/>
+                <w:webHidden/>
+              </w:rPr>
+              <w:instrText xml:space="preserve"> PAGEREF _Toc225084041 \h </w:instrText>
+            </w:r>
+            <w:r>
+              <w:rPr>
+                <w:noProof/>
+                <w:webHidden/>
+              </w:rPr>
+            </w:r>
+            <w:r>
+              <w:rPr>
+                <w:noProof/>
+                <w:webHidden/>
+              </w:rPr>
+              <w:fldChar w:fldCharType="separate"/>
+            </w:r>
+            <w:r>
+              <w:rPr>
+                <w:noProof/>
+                <w:webHidden/>
+              </w:rPr>
+              <w:t>7</w:t>
+            </w:r>
+            <w:r>
+              <w:rPr>
+                <w:noProof/>
+                <w:webHidden/>
+              </w:rPr>
+              <w:fldChar w:fldCharType="end"/>
+            </w:r>
+          </w:hyperlink>
+        </w:p>
+        <w:p>
+          <w:pPr>
+            <w:pStyle w:val="TM2"/>
+            <w:tabs>
+              <w:tab w:val="left" w:pos="720"/>
+              <w:tab w:val="right" w:leader="dot" w:pos="8947"/>
+            </w:tabs>
+            <w:rPr>
+              <w:rFonts w:asciiTheme="minorHAnsi" w:eastAsiaTheme="minorEastAsia" w:hAnsiTheme="minorHAnsi"/>
+              <w:noProof/>
+              <w:kern w:val="2"/>
+              <w:sz w:val="24"/>
+              <w:szCs w:val="24"/>
+              <w:lang w:eastAsia="fr-CH"/>
+              <w14:ligatures w14:val="standardContextual"/>
+            </w:rPr>
+          </w:pPr>
+          <w:hyperlink w:anchor="_Toc225084042" w:history="1">
+            <w:r>
+              <w:rPr>
+                <w:rStyle w:val="Lienhypertexte"/>
+                <w:noProof/>
+              </w:rPr>
+              <w:t>2.7</w:t>
+            </w:r>
+            <w:r>
+              <w:rPr>
+                <w:rFonts w:asciiTheme="minorHAnsi" w:eastAsiaTheme="minorEastAsia" w:hAnsiTheme="minorHAnsi"/>
+                <w:noProof/>
+                <w:kern w:val="2"/>
+                <w:sz w:val="24"/>
+                <w:szCs w:val="24"/>
+                <w:lang w:eastAsia="fr-CH"/>
+                <w14:ligatures w14:val="standardContextual"/>
+              </w:rPr>
+              <w:tab/>
+            </w:r>
+            <w:r>
+              <w:rPr>
+                <w:rStyle w:val="Lienhypertexte"/>
+                <w:noProof/>
+              </w:rPr>
+              <w:t>Import des tables d’archivages dans un data frame structure</w:t>
+            </w:r>
+            <w:r>
+              <w:rPr>
+                <w:noProof/>
+                <w:webHidden/>
+              </w:rPr>
+              <w:tab/>
+            </w:r>
+            <w:r>
+              <w:rPr>
+                <w:noProof/>
+                <w:webHidden/>
+              </w:rPr>
+              <w:fldChar w:fldCharType="begin"/>
+            </w:r>
+            <w:r>
+              <w:rPr>
+                <w:noProof/>
+                <w:webHidden/>
+              </w:rPr>
+              <w:instrText xml:space="preserve"> PAGEREF _Toc225084042 \h </w:instrText>
+            </w:r>
+            <w:r>
+              <w:rPr>
+                <w:noProof/>
+                <w:webHidden/>
+              </w:rPr>
+            </w:r>
+            <w:r>
+              <w:rPr>
+                <w:noProof/>
+                <w:webHidden/>
+              </w:rPr>
+              <w:fldChar w:fldCharType="separate"/>
+            </w:r>
+            <w:r>
+              <w:rPr>
+                <w:noProof/>
+                <w:webHidden/>
+              </w:rPr>
+              <w:t>7</w:t>
+            </w:r>
+            <w:r>
+              <w:rPr>
+                <w:noProof/>
+                <w:webHidden/>
+              </w:rPr>
+              <w:fldChar w:fldCharType="end"/>
+            </w:r>
+          </w:hyperlink>
+        </w:p>
+        <w:p>
+          <w:pPr>
+            <w:pStyle w:val="TM2"/>
+            <w:tabs>
+              <w:tab w:val="left" w:pos="720"/>
+              <w:tab w:val="right" w:leader="dot" w:pos="8947"/>
+            </w:tabs>
+            <w:rPr>
+              <w:rFonts w:asciiTheme="minorHAnsi" w:eastAsiaTheme="minorEastAsia" w:hAnsiTheme="minorHAnsi"/>
+              <w:noProof/>
+              <w:kern w:val="2"/>
+              <w:sz w:val="24"/>
+              <w:szCs w:val="24"/>
+              <w:lang w:eastAsia="fr-CH"/>
+              <w14:ligatures w14:val="standardContextual"/>
+            </w:rPr>
+          </w:pPr>
+          <w:hyperlink w:anchor="_Toc225084043" w:history="1">
+            <w:r>
+              <w:rPr>
+                <w:rStyle w:val="Lienhypertexte"/>
+                <w:noProof/>
+              </w:rPr>
+              <w:t>2.8</w:t>
+            </w:r>
+            <w:r>
+              <w:rPr>
+                <w:rFonts w:asciiTheme="minorHAnsi" w:eastAsiaTheme="minorEastAsia" w:hAnsiTheme="minorHAnsi"/>
+                <w:noProof/>
+                <w:kern w:val="2"/>
+                <w:sz w:val="24"/>
+                <w:szCs w:val="24"/>
+                <w:lang w:eastAsia="fr-CH"/>
+                <w14:ligatures w14:val="standardContextual"/>
+              </w:rPr>
+              <w:tab/>
+            </w:r>
+            <w:r>
+              <w:rPr>
+                <w:rStyle w:val="Lienhypertexte"/>
+                <w:noProof/>
+              </w:rPr>
+              <w:t>Import des données météo (météo suisse)</w:t>
+            </w:r>
+            <w:r>
+              <w:rPr>
+                <w:noProof/>
+                <w:webHidden/>
+              </w:rPr>
+              <w:tab/>
+            </w:r>
+            <w:r>
+              <w:rPr>
+                <w:noProof/>
+                <w:webHidden/>
+              </w:rPr>
+              <w:fldChar w:fldCharType="begin"/>
+            </w:r>
+            <w:r>
+              <w:rPr>
+                <w:noProof/>
+                <w:webHidden/>
+              </w:rPr>
+              <w:instrText xml:space="preserve"> PAGEREF _Toc225084043 \h </w:instrText>
+            </w:r>
+            <w:r>
+              <w:rPr>
+                <w:noProof/>
+                <w:webHidden/>
+              </w:rPr>
+            </w:r>
+            <w:r>
+              <w:rPr>
+                <w:noProof/>
+                <w:webHidden/>
+              </w:rPr>
+              <w:fldChar w:fldCharType="separate"/>
+            </w:r>
+            <w:r>
+              <w:rPr>
+                <w:noProof/>
+                <w:webHidden/>
+              </w:rPr>
+              <w:t>8</w:t>
+            </w:r>
+            <w:r>
+              <w:rPr>
+                <w:noProof/>
+                <w:webHidden/>
+              </w:rPr>
+              <w:fldChar w:fldCharType="end"/>
+            </w:r>
+          </w:hyperlink>
+        </w:p>
+        <w:p>
+          <w:pPr>
+            <w:pStyle w:val="TM2"/>
+            <w:tabs>
+              <w:tab w:val="left" w:pos="720"/>
+              <w:tab w:val="right" w:leader="dot" w:pos="8947"/>
+            </w:tabs>
+            <w:rPr>
+              <w:rFonts w:asciiTheme="minorHAnsi" w:eastAsiaTheme="minorEastAsia" w:hAnsiTheme="minorHAnsi"/>
+              <w:noProof/>
+              <w:kern w:val="2"/>
+              <w:sz w:val="24"/>
+              <w:szCs w:val="24"/>
+              <w:lang w:eastAsia="fr-CH"/>
+              <w14:ligatures w14:val="standardContextual"/>
+            </w:rPr>
+          </w:pPr>
+          <w:hyperlink w:anchor="_Toc225084044" w:history="1">
+            <w:r>
+              <w:rPr>
+                <w:rStyle w:val="Lienhypertexte"/>
+                <w:noProof/>
+              </w:rPr>
+              <w:t>2.9</w:t>
+            </w:r>
+            <w:r>
+              <w:rPr>
+                <w:rFonts w:asciiTheme="minorHAnsi" w:eastAsiaTheme="minorEastAsia" w:hAnsiTheme="minorHAnsi"/>
+                <w:noProof/>
+                <w:kern w:val="2"/>
+                <w:sz w:val="24"/>
+                <w:szCs w:val="24"/>
+                <w:lang w:eastAsia="fr-CH"/>
+                <w14:ligatures w14:val="standardContextual"/>
+              </w:rPr>
+              <w:tab/>
+            </w:r>
+            <w:r>
+              <w:rPr>
+                <w:rStyle w:val="Lienhypertexte"/>
+                <w:noProof/>
+              </w:rPr>
+              <w:t>Calcul des données temporelles encodées (jour/heure)</w:t>
+            </w:r>
+            <w:r>
+              <w:rPr>
+                <w:noProof/>
+                <w:webHidden/>
+              </w:rPr>
+              <w:tab/>
+            </w:r>
+            <w:r>
+              <w:rPr>
+                <w:noProof/>
+                <w:webHidden/>
+              </w:rPr>
+              <w:fldChar w:fldCharType="begin"/>
+            </w:r>
+            <w:r>
+              <w:rPr>
+                <w:noProof/>
+                <w:webHidden/>
+              </w:rPr>
+              <w:instrText xml:space="preserve"> PAGEREF _Toc225084044 \h </w:instrText>
+            </w:r>
+            <w:r>
+              <w:rPr>
+                <w:noProof/>
+                <w:webHidden/>
+              </w:rPr>
+            </w:r>
+            <w:r>
+              <w:rPr>
+                <w:noProof/>
+                <w:webHidden/>
+              </w:rPr>
+              <w:fldChar w:fldCharType="separate"/>
+            </w:r>
+            <w:r>
+              <w:rPr>
+                <w:noProof/>
+                <w:webHidden/>
+              </w:rPr>
+              <w:t>8</w:t>
+            </w:r>
+            <w:r>
+              <w:rPr>
+                <w:noProof/>
+                <w:webHidden/>
+              </w:rPr>
+              <w:fldChar w:fldCharType="end"/>
+            </w:r>
+          </w:hyperlink>
+        </w:p>
+        <w:p>
+          <w:pPr>
+            <w:pStyle w:val="TM2"/>
+            <w:tabs>
+              <w:tab w:val="left" w:pos="960"/>
+              <w:tab w:val="right" w:leader="dot" w:pos="8947"/>
+            </w:tabs>
+            <w:rPr>
+              <w:rFonts w:asciiTheme="minorHAnsi" w:eastAsiaTheme="minorEastAsia" w:hAnsiTheme="minorHAnsi"/>
+              <w:noProof/>
+              <w:kern w:val="2"/>
+              <w:sz w:val="24"/>
+              <w:szCs w:val="24"/>
+              <w:lang w:eastAsia="fr-CH"/>
+              <w14:ligatures w14:val="standardContextual"/>
+            </w:rPr>
+          </w:pPr>
+          <w:hyperlink w:anchor="_Toc225084045" w:history="1">
+            <w:r>
+              <w:rPr>
+                <w:rStyle w:val="Lienhypertexte"/>
+                <w:noProof/>
+              </w:rPr>
+              <w:t>2.10</w:t>
+            </w:r>
+            <w:r>
+              <w:rPr>
+                <w:rFonts w:asciiTheme="minorHAnsi" w:eastAsiaTheme="minorEastAsia" w:hAnsiTheme="minorHAnsi"/>
+                <w:noProof/>
+                <w:kern w:val="2"/>
+                <w:sz w:val="24"/>
+                <w:szCs w:val="24"/>
+                <w:lang w:eastAsia="fr-CH"/>
+                <w14:ligatures w14:val="standardContextual"/>
+              </w:rPr>
+              <w:tab/>
+            </w:r>
+            <w:r>
+              <w:rPr>
+                <w:rStyle w:val="Lienhypertexte"/>
+                <w:noProof/>
+              </w:rPr>
+              <w:t xml:space="preserve">Standardisation des données </w:t>
+            </w:r>
+            <w:r>
+              <w:rPr>
+                <w:noProof/>
+                <w:webHidden/>
+              </w:rPr>
+              <w:tab/>
+            </w:r>
+            <w:r>
+              <w:rPr>
+                <w:noProof/>
+                <w:webHidden/>
+              </w:rPr>
+              <w:fldChar w:fldCharType="begin"/>
+            </w:r>
+            <w:r>
+              <w:rPr>
+                <w:noProof/>
+                <w:webHidden/>
+              </w:rPr>
+              <w:instrText xml:space="preserve"> PAGEREF _Toc225084045 \h </w:instrText>
+            </w:r>
+            <w:r>
+              <w:rPr>
+                <w:noProof/>
+                <w:webHidden/>
+              </w:rPr>
+            </w:r>
+            <w:r>
+              <w:rPr>
+                <w:noProof/>
+                <w:webHidden/>
+              </w:rPr>
+              <w:fldChar w:fldCharType="separate"/>
+            </w:r>
+            <w:r>
+              <w:rPr>
+                <w:noProof/>
+                <w:webHidden/>
+              </w:rPr>
+              <w:t>8</w:t>
+            </w:r>
+            <w:r>
+              <w:rPr>
+                <w:noProof/>
+                <w:webHidden/>
+              </w:rPr>
+              <w:fldChar w:fldCharType="end"/>
+            </w:r>
+          </w:hyperlink>
+        </w:p>
+        <w:p>
+          <w:pPr>
+            <w:pStyle w:val="TM2"/>
+            <w:tabs>
+              <w:tab w:val="left" w:pos="960"/>
+              <w:tab w:val="right" w:leader="dot" w:pos="8947"/>
+            </w:tabs>
+            <w:rPr>
+              <w:rFonts w:asciiTheme="minorHAnsi" w:eastAsiaTheme="minorEastAsia" w:hAnsiTheme="minorHAnsi"/>
+              <w:noProof/>
+              <w:kern w:val="2"/>
+              <w:sz w:val="24"/>
+              <w:szCs w:val="24"/>
+              <w:lang w:eastAsia="fr-CH"/>
+              <w14:ligatures w14:val="standardContextual"/>
+            </w:rPr>
+          </w:pPr>
+          <w:hyperlink w:anchor="_Toc225084046" w:history="1">
+            <w:r>
+              <w:rPr>
+                <w:rStyle w:val="Lienhypertexte"/>
+                <w:noProof/>
+              </w:rPr>
+              <w:t>2.11</w:t>
+            </w:r>
+            <w:r>
+              <w:rPr>
+                <w:rFonts w:asciiTheme="minorHAnsi" w:eastAsiaTheme="minorEastAsia" w:hAnsiTheme="minorHAnsi"/>
+                <w:noProof/>
+                <w:kern w:val="2"/>
+                <w:sz w:val="24"/>
+                <w:szCs w:val="24"/>
+                <w:lang w:eastAsia="fr-CH"/>
+                <w14:ligatures w14:val="standardContextual"/>
+              </w:rPr>
+              <w:tab/>
+            </w:r>
+            <w:r>
+              <w:rPr>
+                <w:rStyle w:val="Lienhypertexte"/>
+                <w:noProof/>
+              </w:rPr>
+              <w:t>Analyse des clusters (répartition)</w:t>
+            </w:r>
+            <w:r>
+              <w:rPr>
+                <w:noProof/>
+                <w:webHidden/>
+              </w:rPr>
+              <w:tab/>
+            </w:r>
+            <w:r>
+              <w:rPr>
+                <w:noProof/>
+                <w:webHidden/>
+              </w:rPr>
+              <w:fldChar w:fldCharType="begin"/>
+            </w:r>
+            <w:r>
+              <w:rPr>
+                <w:noProof/>
+                <w:webHidden/>
+              </w:rPr>
+              <w:instrText xml:space="preserve"> PAGEREF _Toc225084046 \h </w:instrText>
+            </w:r>
+            <w:r>
+              <w:rPr>
+                <w:noProof/>
+                <w:webHidden/>
+              </w:rPr>
+            </w:r>
+            <w:r>
+              <w:rPr>
+                <w:noProof/>
+                <w:webHidden/>
+              </w:rPr>
+              <w:fldChar w:fldCharType="separate"/>
+            </w:r>
+            <w:r>
+              <w:rPr>
+                <w:noProof/>
+                <w:webHidden/>
+              </w:rPr>
+              <w:t>8</w:t>
+            </w:r>
+            <w:r>
+              <w:rPr>
+                <w:noProof/>
+                <w:webHidden/>
+              </w:rPr>
+              <w:fldChar w:fldCharType="end"/>
+            </w:r>
+          </w:hyperlink>
+        </w:p>
+        <w:p>
+          <w:pPr>
+            <w:pStyle w:val="TM2"/>
+            <w:tabs>
+              <w:tab w:val="left" w:pos="960"/>
+              <w:tab w:val="right" w:leader="dot" w:pos="8947"/>
+            </w:tabs>
+            <w:rPr>
+              <w:rFonts w:asciiTheme="minorHAnsi" w:eastAsiaTheme="minorEastAsia" w:hAnsiTheme="minorHAnsi"/>
+              <w:noProof/>
+              <w:kern w:val="2"/>
+              <w:sz w:val="24"/>
+              <w:szCs w:val="24"/>
+              <w:lang w:eastAsia="fr-CH"/>
+              <w14:ligatures w14:val="standardContextual"/>
+            </w:rPr>
+          </w:pPr>
+          <w:hyperlink w:anchor="_Toc225084047" w:history="1">
+            <w:r>
+              <w:rPr>
+                <w:rStyle w:val="Lienhypertexte"/>
+                <w:noProof/>
+              </w:rPr>
+              <w:t>2.12</w:t>
+            </w:r>
+            <w:r>
+              <w:rPr>
+                <w:rFonts w:asciiTheme="minorHAnsi" w:eastAsiaTheme="minorEastAsia" w:hAnsiTheme="minorHAnsi"/>
+                <w:noProof/>
+                <w:kern w:val="2"/>
+                <w:sz w:val="24"/>
+                <w:szCs w:val="24"/>
+                <w:lang w:eastAsia="fr-CH"/>
+                <w14:ligatures w14:val="standardContextual"/>
+              </w:rPr>
+              <w:tab/>
+            </w:r>
+            <w:r>
+              <w:rPr>
+                <w:rStyle w:val="Lienhypertexte"/>
+                <w:noProof/>
+              </w:rPr>
+              <w:t>Préparation des jeux de données Train/Validation/Test</w:t>
+            </w:r>
+            <w:r>
+              <w:rPr>
+                <w:noProof/>
+                <w:webHidden/>
+              </w:rPr>
+              <w:tab/>
+            </w:r>
+            <w:r>
+              <w:rPr>
+                <w:noProof/>
+                <w:webHidden/>
+              </w:rPr>
+              <w:fldChar w:fldCharType="begin"/>
+            </w:r>
+            <w:r>
+              <w:rPr>
+                <w:noProof/>
+                <w:webHidden/>
+              </w:rPr>
+              <w:instrText xml:space="preserve"> PAGEREF _Toc225084047 \h </w:instrText>
+            </w:r>
+            <w:r>
+              <w:rPr>
+                <w:noProof/>
+                <w:webHidden/>
+              </w:rPr>
+            </w:r>
+            <w:r>
+              <w:rPr>
+                <w:noProof/>
+                <w:webHidden/>
+              </w:rPr>
+              <w:fldChar w:fldCharType="separate"/>
+            </w:r>
+            <w:r>
+              <w:rPr>
+                <w:noProof/>
+                <w:webHidden/>
+              </w:rPr>
+              <w:t>8</w:t>
             </w:r>
             <w:r>
               <w:rPr>
@@ -1307,7 +2800,7 @@
               <w14:ligatures w14:val="standardContextual"/>
             </w:rPr>
           </w:pPr>
-          <w:hyperlink w:anchor="_Toc225003434" w:history="1">
+          <w:hyperlink w:anchor="_Toc225084048" w:history="1">
             <w:r>
               <w:rPr>
                 <w:rStyle w:val="Lienhypertexte"/>
@@ -1332,7 +2825,7 @@
                 <w:rStyle w:val="Lienhypertexte"/>
                 <w:noProof/>
               </w:rPr>
-              <w:t>Préparation des données</w:t>
+              <w:t>Entrainement des modèles</w:t>
             </w:r>
             <w:r>
               <w:rPr>
@@ -1353,7 +2846,7 @@
                 <w:noProof/>
                 <w:webHidden/>
               </w:rPr>
-              <w:instrText xml:space="preserve"> PAGEREF _Toc225003434 \h </w:instrText>
+              <w:instrText xml:space="preserve"> PAGEREF _Toc225084048 \h </w:instrText>
             </w:r>
             <w:r>
               <w:rPr>
@@ -1373,947 +2866,7 @@
                 <w:noProof/>
                 <w:webHidden/>
               </w:rPr>
-              <w:t>6</w:t>
-            </w:r>
-            <w:r>
-              <w:rPr>
-                <w:noProof/>
-                <w:webHidden/>
-              </w:rPr>
-              <w:fldChar w:fldCharType="end"/>
-            </w:r>
-          </w:hyperlink>
-        </w:p>
-        <w:p>
-          <w:pPr>
-            <w:pStyle w:val="TM2"/>
-            <w:tabs>
-              <w:tab w:val="left" w:pos="720"/>
-              <w:tab w:val="right" w:leader="dot" w:pos="8947"/>
-            </w:tabs>
-            <w:rPr>
-              <w:rFonts w:asciiTheme="minorHAnsi" w:eastAsiaTheme="minorEastAsia" w:hAnsiTheme="minorHAnsi"/>
-              <w:noProof/>
-              <w:kern w:val="2"/>
-              <w:sz w:val="24"/>
-              <w:szCs w:val="24"/>
-              <w:lang w:eastAsia="fr-CH"/>
-              <w14:ligatures w14:val="standardContextual"/>
-            </w:rPr>
-          </w:pPr>
-          <w:hyperlink w:anchor="_Toc225003435" w:history="1">
-            <w:r>
-              <w:rPr>
-                <w:rStyle w:val="Lienhypertexte"/>
-                <w:noProof/>
-              </w:rPr>
-              <w:t>3.1</w:t>
-            </w:r>
-            <w:r>
-              <w:rPr>
-                <w:rFonts w:asciiTheme="minorHAnsi" w:eastAsiaTheme="minorEastAsia" w:hAnsiTheme="minorHAnsi"/>
-                <w:noProof/>
-                <w:kern w:val="2"/>
-                <w:sz w:val="24"/>
-                <w:szCs w:val="24"/>
-                <w:lang w:eastAsia="fr-CH"/>
-                <w14:ligatures w14:val="standardContextual"/>
-              </w:rPr>
-              <w:tab/>
-            </w:r>
-            <w:r>
-              <w:rPr>
-                <w:rStyle w:val="Lienhypertexte"/>
-                <w:noProof/>
-              </w:rPr>
-              <w:t>Export de la liste des tables d’archivage lynx</w:t>
-            </w:r>
-            <w:r>
-              <w:rPr>
-                <w:noProof/>
-                <w:webHidden/>
-              </w:rPr>
-              <w:tab/>
-            </w:r>
-            <w:r>
-              <w:rPr>
-                <w:noProof/>
-                <w:webHidden/>
-              </w:rPr>
-              <w:fldChar w:fldCharType="begin"/>
-            </w:r>
-            <w:r>
-              <w:rPr>
-                <w:noProof/>
-                <w:webHidden/>
-              </w:rPr>
-              <w:instrText xml:space="preserve"> PAGEREF _Toc225003435 \h </w:instrText>
-            </w:r>
-            <w:r>
-              <w:rPr>
-                <w:noProof/>
-                <w:webHidden/>
-              </w:rPr>
-            </w:r>
-            <w:r>
-              <w:rPr>
-                <w:noProof/>
-                <w:webHidden/>
-              </w:rPr>
-              <w:fldChar w:fldCharType="separate"/>
-            </w:r>
-            <w:r>
-              <w:rPr>
-                <w:noProof/>
-                <w:webHidden/>
-              </w:rPr>
-              <w:t>6</w:t>
-            </w:r>
-            <w:r>
-              <w:rPr>
-                <w:noProof/>
-                <w:webHidden/>
-              </w:rPr>
-              <w:fldChar w:fldCharType="end"/>
-            </w:r>
-          </w:hyperlink>
-        </w:p>
-        <w:p>
-          <w:pPr>
-            <w:pStyle w:val="TM2"/>
-            <w:tabs>
-              <w:tab w:val="left" w:pos="720"/>
-              <w:tab w:val="right" w:leader="dot" w:pos="8947"/>
-            </w:tabs>
-            <w:rPr>
-              <w:rFonts w:asciiTheme="minorHAnsi" w:eastAsiaTheme="minorEastAsia" w:hAnsiTheme="minorHAnsi"/>
-              <w:noProof/>
-              <w:kern w:val="2"/>
-              <w:sz w:val="24"/>
-              <w:szCs w:val="24"/>
-              <w:lang w:eastAsia="fr-CH"/>
-              <w14:ligatures w14:val="standardContextual"/>
-            </w:rPr>
-          </w:pPr>
-          <w:hyperlink w:anchor="_Toc225003436" w:history="1">
-            <w:r>
-              <w:rPr>
-                <w:rStyle w:val="Lienhypertexte"/>
-                <w:noProof/>
-              </w:rPr>
-              <w:t>3.2</w:t>
-            </w:r>
-            <w:r>
-              <w:rPr>
-                <w:rFonts w:asciiTheme="minorHAnsi" w:eastAsiaTheme="minorEastAsia" w:hAnsiTheme="minorHAnsi"/>
-                <w:noProof/>
-                <w:kern w:val="2"/>
-                <w:sz w:val="24"/>
-                <w:szCs w:val="24"/>
-                <w:lang w:eastAsia="fr-CH"/>
-                <w14:ligatures w14:val="standardContextual"/>
-              </w:rPr>
-              <w:tab/>
-            </w:r>
-            <w:r>
-              <w:rPr>
-                <w:rStyle w:val="Lienhypertexte"/>
-                <w:noProof/>
-              </w:rPr>
-              <w:t>Export des données GIS des sous stations.</w:t>
-            </w:r>
-            <w:r>
-              <w:rPr>
-                <w:noProof/>
-                <w:webHidden/>
-              </w:rPr>
-              <w:tab/>
-            </w:r>
-            <w:r>
-              <w:rPr>
-                <w:noProof/>
-                <w:webHidden/>
-              </w:rPr>
-              <w:fldChar w:fldCharType="begin"/>
-            </w:r>
-            <w:r>
-              <w:rPr>
-                <w:noProof/>
-                <w:webHidden/>
-              </w:rPr>
-              <w:instrText xml:space="preserve"> PAGEREF _Toc225003436 \h </w:instrText>
-            </w:r>
-            <w:r>
-              <w:rPr>
-                <w:noProof/>
-                <w:webHidden/>
-              </w:rPr>
-            </w:r>
-            <w:r>
-              <w:rPr>
-                <w:noProof/>
-                <w:webHidden/>
-              </w:rPr>
-              <w:fldChar w:fldCharType="separate"/>
-            </w:r>
-            <w:r>
-              <w:rPr>
-                <w:noProof/>
-                <w:webHidden/>
-              </w:rPr>
-              <w:t>6</w:t>
-            </w:r>
-            <w:r>
-              <w:rPr>
-                <w:noProof/>
-                <w:webHidden/>
-              </w:rPr>
-              <w:fldChar w:fldCharType="end"/>
-            </w:r>
-          </w:hyperlink>
-        </w:p>
-        <w:p>
-          <w:pPr>
-            <w:pStyle w:val="TM2"/>
-            <w:tabs>
-              <w:tab w:val="left" w:pos="720"/>
-              <w:tab w:val="right" w:leader="dot" w:pos="8947"/>
-            </w:tabs>
-            <w:rPr>
-              <w:rFonts w:asciiTheme="minorHAnsi" w:eastAsiaTheme="minorEastAsia" w:hAnsiTheme="minorHAnsi"/>
-              <w:noProof/>
-              <w:kern w:val="2"/>
-              <w:sz w:val="24"/>
-              <w:szCs w:val="24"/>
-              <w:lang w:eastAsia="fr-CH"/>
-              <w14:ligatures w14:val="standardContextual"/>
-            </w:rPr>
-          </w:pPr>
-          <w:hyperlink w:anchor="_Toc225003437" w:history="1">
-            <w:r>
-              <w:rPr>
-                <w:rStyle w:val="Lienhypertexte"/>
-                <w:noProof/>
-              </w:rPr>
-              <w:t>3.3</w:t>
-            </w:r>
-            <w:r>
-              <w:rPr>
-                <w:rFonts w:asciiTheme="minorHAnsi" w:eastAsiaTheme="minorEastAsia" w:hAnsiTheme="minorHAnsi"/>
-                <w:noProof/>
-                <w:kern w:val="2"/>
-                <w:sz w:val="24"/>
-                <w:szCs w:val="24"/>
-                <w:lang w:eastAsia="fr-CH"/>
-                <w14:ligatures w14:val="standardContextual"/>
-              </w:rPr>
-              <w:tab/>
-            </w:r>
-            <w:r>
-              <w:rPr>
-                <w:rStyle w:val="Lienhypertexte"/>
-                <w:noProof/>
-              </w:rPr>
-              <w:t>Identification des SST archivées</w:t>
-            </w:r>
-            <w:r>
-              <w:rPr>
-                <w:noProof/>
-                <w:webHidden/>
-              </w:rPr>
-              <w:tab/>
-            </w:r>
-            <w:r>
-              <w:rPr>
-                <w:noProof/>
-                <w:webHidden/>
-              </w:rPr>
-              <w:fldChar w:fldCharType="begin"/>
-            </w:r>
-            <w:r>
-              <w:rPr>
-                <w:noProof/>
-                <w:webHidden/>
-              </w:rPr>
-              <w:instrText xml:space="preserve"> PAGEREF _Toc225003437 \h </w:instrText>
-            </w:r>
-            <w:r>
-              <w:rPr>
-                <w:noProof/>
-                <w:webHidden/>
-              </w:rPr>
-            </w:r>
-            <w:r>
-              <w:rPr>
-                <w:noProof/>
-                <w:webHidden/>
-              </w:rPr>
-              <w:fldChar w:fldCharType="separate"/>
-            </w:r>
-            <w:r>
-              <w:rPr>
-                <w:noProof/>
-                <w:webHidden/>
-              </w:rPr>
-              <w:t>6</w:t>
-            </w:r>
-            <w:r>
-              <w:rPr>
-                <w:noProof/>
-                <w:webHidden/>
-              </w:rPr>
-              <w:fldChar w:fldCharType="end"/>
-            </w:r>
-          </w:hyperlink>
-        </w:p>
-        <w:p>
-          <w:pPr>
-            <w:pStyle w:val="TM2"/>
-            <w:tabs>
-              <w:tab w:val="left" w:pos="720"/>
-              <w:tab w:val="right" w:leader="dot" w:pos="8947"/>
-            </w:tabs>
-            <w:rPr>
-              <w:rFonts w:asciiTheme="minorHAnsi" w:eastAsiaTheme="minorEastAsia" w:hAnsiTheme="minorHAnsi"/>
-              <w:noProof/>
-              <w:kern w:val="2"/>
-              <w:sz w:val="24"/>
-              <w:szCs w:val="24"/>
-              <w:lang w:eastAsia="fr-CH"/>
-              <w14:ligatures w14:val="standardContextual"/>
-            </w:rPr>
-          </w:pPr>
-          <w:hyperlink w:anchor="_Toc225003438" w:history="1">
-            <w:r>
-              <w:rPr>
-                <w:rStyle w:val="Lienhypertexte"/>
-                <w:noProof/>
-              </w:rPr>
-              <w:t>3.4</w:t>
-            </w:r>
-            <w:r>
-              <w:rPr>
-                <w:rFonts w:asciiTheme="minorHAnsi" w:eastAsiaTheme="minorEastAsia" w:hAnsiTheme="minorHAnsi"/>
-                <w:noProof/>
-                <w:kern w:val="2"/>
-                <w:sz w:val="24"/>
-                <w:szCs w:val="24"/>
-                <w:lang w:eastAsia="fr-CH"/>
-                <w14:ligatures w14:val="standardContextual"/>
-              </w:rPr>
-              <w:tab/>
-            </w:r>
-            <w:r>
-              <w:rPr>
-                <w:rStyle w:val="Lienhypertexte"/>
-                <w:noProof/>
-              </w:rPr>
-              <w:t>Export des tables d’archivage lynx</w:t>
-            </w:r>
-            <w:r>
-              <w:rPr>
-                <w:noProof/>
-                <w:webHidden/>
-              </w:rPr>
-              <w:tab/>
-            </w:r>
-            <w:r>
-              <w:rPr>
-                <w:noProof/>
-                <w:webHidden/>
-              </w:rPr>
-              <w:fldChar w:fldCharType="begin"/>
-            </w:r>
-            <w:r>
-              <w:rPr>
-                <w:noProof/>
-                <w:webHidden/>
-              </w:rPr>
-              <w:instrText xml:space="preserve"> PAGEREF _Toc225003438 \h </w:instrText>
-            </w:r>
-            <w:r>
-              <w:rPr>
-                <w:noProof/>
-                <w:webHidden/>
-              </w:rPr>
-            </w:r>
-            <w:r>
-              <w:rPr>
-                <w:noProof/>
-                <w:webHidden/>
-              </w:rPr>
-              <w:fldChar w:fldCharType="separate"/>
-            </w:r>
-            <w:r>
-              <w:rPr>
-                <w:noProof/>
-                <w:webHidden/>
-              </w:rPr>
-              <w:t>7</w:t>
-            </w:r>
-            <w:r>
-              <w:rPr>
-                <w:noProof/>
-                <w:webHidden/>
-              </w:rPr>
-              <w:fldChar w:fldCharType="end"/>
-            </w:r>
-          </w:hyperlink>
-        </w:p>
-        <w:p>
-          <w:pPr>
-            <w:pStyle w:val="TM2"/>
-            <w:tabs>
-              <w:tab w:val="left" w:pos="720"/>
-              <w:tab w:val="right" w:leader="dot" w:pos="8947"/>
-            </w:tabs>
-            <w:rPr>
-              <w:rFonts w:asciiTheme="minorHAnsi" w:eastAsiaTheme="minorEastAsia" w:hAnsiTheme="minorHAnsi"/>
-              <w:noProof/>
-              <w:kern w:val="2"/>
-              <w:sz w:val="24"/>
-              <w:szCs w:val="24"/>
-              <w:lang w:eastAsia="fr-CH"/>
-              <w14:ligatures w14:val="standardContextual"/>
-            </w:rPr>
-          </w:pPr>
-          <w:hyperlink w:anchor="_Toc225003439" w:history="1">
-            <w:r>
-              <w:rPr>
-                <w:rStyle w:val="Lienhypertexte"/>
-                <w:noProof/>
-              </w:rPr>
-              <w:t>3.5</w:t>
-            </w:r>
-            <w:r>
-              <w:rPr>
-                <w:rFonts w:asciiTheme="minorHAnsi" w:eastAsiaTheme="minorEastAsia" w:hAnsiTheme="minorHAnsi"/>
-                <w:noProof/>
-                <w:kern w:val="2"/>
-                <w:sz w:val="24"/>
-                <w:szCs w:val="24"/>
-                <w:lang w:eastAsia="fr-CH"/>
-                <w14:ligatures w14:val="standardContextual"/>
-              </w:rPr>
-              <w:tab/>
-            </w:r>
-            <w:r>
-              <w:rPr>
-                <w:rStyle w:val="Lienhypertexte"/>
-                <w:noProof/>
-              </w:rPr>
-              <w:t>Import des tables d’archivages dans un data frame structure</w:t>
-            </w:r>
-            <w:r>
-              <w:rPr>
-                <w:noProof/>
-                <w:webHidden/>
-              </w:rPr>
-              <w:tab/>
-            </w:r>
-            <w:r>
-              <w:rPr>
-                <w:noProof/>
-                <w:webHidden/>
-              </w:rPr>
-              <w:fldChar w:fldCharType="begin"/>
-            </w:r>
-            <w:r>
-              <w:rPr>
-                <w:noProof/>
-                <w:webHidden/>
-              </w:rPr>
-              <w:instrText xml:space="preserve"> PAGEREF _Toc225003439 \h </w:instrText>
-            </w:r>
-            <w:r>
-              <w:rPr>
-                <w:noProof/>
-                <w:webHidden/>
-              </w:rPr>
-            </w:r>
-            <w:r>
-              <w:rPr>
-                <w:noProof/>
-                <w:webHidden/>
-              </w:rPr>
-              <w:fldChar w:fldCharType="separate"/>
-            </w:r>
-            <w:r>
-              <w:rPr>
-                <w:noProof/>
-                <w:webHidden/>
-              </w:rPr>
-              <w:t>7</w:t>
-            </w:r>
-            <w:r>
-              <w:rPr>
-                <w:noProof/>
-                <w:webHidden/>
-              </w:rPr>
-              <w:fldChar w:fldCharType="end"/>
-            </w:r>
-          </w:hyperlink>
-        </w:p>
-        <w:p>
-          <w:pPr>
-            <w:pStyle w:val="TM2"/>
-            <w:tabs>
-              <w:tab w:val="left" w:pos="720"/>
-              <w:tab w:val="right" w:leader="dot" w:pos="8947"/>
-            </w:tabs>
-            <w:rPr>
-              <w:rFonts w:asciiTheme="minorHAnsi" w:eastAsiaTheme="minorEastAsia" w:hAnsiTheme="minorHAnsi"/>
-              <w:noProof/>
-              <w:kern w:val="2"/>
-              <w:sz w:val="24"/>
-              <w:szCs w:val="24"/>
-              <w:lang w:eastAsia="fr-CH"/>
-              <w14:ligatures w14:val="standardContextual"/>
-            </w:rPr>
-          </w:pPr>
-          <w:hyperlink w:anchor="_Toc225003440" w:history="1">
-            <w:r>
-              <w:rPr>
-                <w:rStyle w:val="Lienhypertexte"/>
-                <w:noProof/>
-              </w:rPr>
-              <w:t>3.6</w:t>
-            </w:r>
-            <w:r>
-              <w:rPr>
-                <w:rFonts w:asciiTheme="minorHAnsi" w:eastAsiaTheme="minorEastAsia" w:hAnsiTheme="minorHAnsi"/>
-                <w:noProof/>
-                <w:kern w:val="2"/>
-                <w:sz w:val="24"/>
-                <w:szCs w:val="24"/>
-                <w:lang w:eastAsia="fr-CH"/>
-                <w14:ligatures w14:val="standardContextual"/>
-              </w:rPr>
-              <w:tab/>
-            </w:r>
-            <w:r>
-              <w:rPr>
-                <w:rStyle w:val="Lienhypertexte"/>
-                <w:noProof/>
-              </w:rPr>
-              <w:t>Import des données météo (météo suisse)</w:t>
-            </w:r>
-            <w:r>
-              <w:rPr>
-                <w:noProof/>
-                <w:webHidden/>
-              </w:rPr>
-              <w:tab/>
-            </w:r>
-            <w:r>
-              <w:rPr>
-                <w:noProof/>
-                <w:webHidden/>
-              </w:rPr>
-              <w:fldChar w:fldCharType="begin"/>
-            </w:r>
-            <w:r>
-              <w:rPr>
-                <w:noProof/>
-                <w:webHidden/>
-              </w:rPr>
-              <w:instrText xml:space="preserve"> PAGEREF _Toc225003440 \h </w:instrText>
-            </w:r>
-            <w:r>
-              <w:rPr>
-                <w:noProof/>
-                <w:webHidden/>
-              </w:rPr>
-            </w:r>
-            <w:r>
-              <w:rPr>
-                <w:noProof/>
-                <w:webHidden/>
-              </w:rPr>
-              <w:fldChar w:fldCharType="separate"/>
-            </w:r>
-            <w:r>
-              <w:rPr>
-                <w:noProof/>
-                <w:webHidden/>
-              </w:rPr>
-              <w:t>8</w:t>
-            </w:r>
-            <w:r>
-              <w:rPr>
-                <w:noProof/>
-                <w:webHidden/>
-              </w:rPr>
-              <w:fldChar w:fldCharType="end"/>
-            </w:r>
-          </w:hyperlink>
-        </w:p>
-        <w:p>
-          <w:pPr>
-            <w:pStyle w:val="TM2"/>
-            <w:tabs>
-              <w:tab w:val="left" w:pos="720"/>
-              <w:tab w:val="right" w:leader="dot" w:pos="8947"/>
-            </w:tabs>
-            <w:rPr>
-              <w:rFonts w:asciiTheme="minorHAnsi" w:eastAsiaTheme="minorEastAsia" w:hAnsiTheme="minorHAnsi"/>
-              <w:noProof/>
-              <w:kern w:val="2"/>
-              <w:sz w:val="24"/>
-              <w:szCs w:val="24"/>
-              <w:lang w:eastAsia="fr-CH"/>
-              <w14:ligatures w14:val="standardContextual"/>
-            </w:rPr>
-          </w:pPr>
-          <w:hyperlink w:anchor="_Toc225003441" w:history="1">
-            <w:r>
-              <w:rPr>
-                <w:rStyle w:val="Lienhypertexte"/>
-                <w:noProof/>
-              </w:rPr>
-              <w:t>3.7</w:t>
-            </w:r>
-            <w:r>
-              <w:rPr>
-                <w:rFonts w:asciiTheme="minorHAnsi" w:eastAsiaTheme="minorEastAsia" w:hAnsiTheme="minorHAnsi"/>
-                <w:noProof/>
-                <w:kern w:val="2"/>
-                <w:sz w:val="24"/>
-                <w:szCs w:val="24"/>
-                <w:lang w:eastAsia="fr-CH"/>
-                <w14:ligatures w14:val="standardContextual"/>
-              </w:rPr>
-              <w:tab/>
-            </w:r>
-            <w:r>
-              <w:rPr>
-                <w:rStyle w:val="Lienhypertexte"/>
-                <w:noProof/>
-              </w:rPr>
-              <w:t>Calcul des données temporelles encodées (jour/heure)</w:t>
-            </w:r>
-            <w:r>
-              <w:rPr>
-                <w:noProof/>
-                <w:webHidden/>
-              </w:rPr>
-              <w:tab/>
-            </w:r>
-            <w:r>
-              <w:rPr>
-                <w:noProof/>
-                <w:webHidden/>
-              </w:rPr>
-              <w:fldChar w:fldCharType="begin"/>
-            </w:r>
-            <w:r>
-              <w:rPr>
-                <w:noProof/>
-                <w:webHidden/>
-              </w:rPr>
-              <w:instrText xml:space="preserve"> PAGEREF _Toc225003441 \h </w:instrText>
-            </w:r>
-            <w:r>
-              <w:rPr>
-                <w:noProof/>
-                <w:webHidden/>
-              </w:rPr>
-            </w:r>
-            <w:r>
-              <w:rPr>
-                <w:noProof/>
-                <w:webHidden/>
-              </w:rPr>
-              <w:fldChar w:fldCharType="separate"/>
-            </w:r>
-            <w:r>
-              <w:rPr>
-                <w:noProof/>
-                <w:webHidden/>
-              </w:rPr>
-              <w:t>8</w:t>
-            </w:r>
-            <w:r>
-              <w:rPr>
-                <w:noProof/>
-                <w:webHidden/>
-              </w:rPr>
-              <w:fldChar w:fldCharType="end"/>
-            </w:r>
-          </w:hyperlink>
-        </w:p>
-        <w:p>
-          <w:pPr>
-            <w:pStyle w:val="TM2"/>
-            <w:tabs>
-              <w:tab w:val="left" w:pos="720"/>
-              <w:tab w:val="right" w:leader="dot" w:pos="8947"/>
-            </w:tabs>
-            <w:rPr>
-              <w:rFonts w:asciiTheme="minorHAnsi" w:eastAsiaTheme="minorEastAsia" w:hAnsiTheme="minorHAnsi"/>
-              <w:noProof/>
-              <w:kern w:val="2"/>
-              <w:sz w:val="24"/>
-              <w:szCs w:val="24"/>
-              <w:lang w:eastAsia="fr-CH"/>
-              <w14:ligatures w14:val="standardContextual"/>
-            </w:rPr>
-          </w:pPr>
-          <w:hyperlink w:anchor="_Toc225003442" w:history="1">
-            <w:r>
-              <w:rPr>
-                <w:rStyle w:val="Lienhypertexte"/>
-                <w:noProof/>
-              </w:rPr>
-              <w:t>3.8</w:t>
-            </w:r>
-            <w:r>
-              <w:rPr>
-                <w:rFonts w:asciiTheme="minorHAnsi" w:eastAsiaTheme="minorEastAsia" w:hAnsiTheme="minorHAnsi"/>
-                <w:noProof/>
-                <w:kern w:val="2"/>
-                <w:sz w:val="24"/>
-                <w:szCs w:val="24"/>
-                <w:lang w:eastAsia="fr-CH"/>
-                <w14:ligatures w14:val="standardContextual"/>
-              </w:rPr>
-              <w:tab/>
-            </w:r>
-            <w:r>
-              <w:rPr>
-                <w:rStyle w:val="Lienhypertexte"/>
-                <w:noProof/>
-              </w:rPr>
-              <w:t xml:space="preserve">Standardisation des données </w:t>
-            </w:r>
-            <w:r>
-              <w:rPr>
-                <w:noProof/>
-                <w:webHidden/>
-              </w:rPr>
-              <w:tab/>
-            </w:r>
-            <w:r>
-              <w:rPr>
-                <w:noProof/>
-                <w:webHidden/>
-              </w:rPr>
-              <w:fldChar w:fldCharType="begin"/>
-            </w:r>
-            <w:r>
-              <w:rPr>
-                <w:noProof/>
-                <w:webHidden/>
-              </w:rPr>
-              <w:instrText xml:space="preserve"> PAGEREF _Toc225003442 \h </w:instrText>
-            </w:r>
-            <w:r>
-              <w:rPr>
-                <w:noProof/>
-                <w:webHidden/>
-              </w:rPr>
-            </w:r>
-            <w:r>
-              <w:rPr>
-                <w:noProof/>
-                <w:webHidden/>
-              </w:rPr>
-              <w:fldChar w:fldCharType="separate"/>
-            </w:r>
-            <w:r>
-              <w:rPr>
-                <w:noProof/>
-                <w:webHidden/>
-              </w:rPr>
-              <w:t>8</w:t>
-            </w:r>
-            <w:r>
-              <w:rPr>
-                <w:noProof/>
-                <w:webHidden/>
-              </w:rPr>
-              <w:fldChar w:fldCharType="end"/>
-            </w:r>
-          </w:hyperlink>
-        </w:p>
-        <w:p>
-          <w:pPr>
-            <w:pStyle w:val="TM2"/>
-            <w:tabs>
-              <w:tab w:val="left" w:pos="720"/>
-              <w:tab w:val="right" w:leader="dot" w:pos="8947"/>
-            </w:tabs>
-            <w:rPr>
-              <w:rFonts w:asciiTheme="minorHAnsi" w:eastAsiaTheme="minorEastAsia" w:hAnsiTheme="minorHAnsi"/>
-              <w:noProof/>
-              <w:kern w:val="2"/>
-              <w:sz w:val="24"/>
-              <w:szCs w:val="24"/>
-              <w:lang w:eastAsia="fr-CH"/>
-              <w14:ligatures w14:val="standardContextual"/>
-            </w:rPr>
-          </w:pPr>
-          <w:hyperlink w:anchor="_Toc225003443" w:history="1">
-            <w:r>
-              <w:rPr>
-                <w:rStyle w:val="Lienhypertexte"/>
-                <w:noProof/>
-              </w:rPr>
-              <w:t>3.9</w:t>
-            </w:r>
-            <w:r>
-              <w:rPr>
-                <w:rFonts w:asciiTheme="minorHAnsi" w:eastAsiaTheme="minorEastAsia" w:hAnsiTheme="minorHAnsi"/>
-                <w:noProof/>
-                <w:kern w:val="2"/>
-                <w:sz w:val="24"/>
-                <w:szCs w:val="24"/>
-                <w:lang w:eastAsia="fr-CH"/>
-                <w14:ligatures w14:val="standardContextual"/>
-              </w:rPr>
-              <w:tab/>
-            </w:r>
-            <w:r>
-              <w:rPr>
-                <w:rStyle w:val="Lienhypertexte"/>
-                <w:noProof/>
-              </w:rPr>
-              <w:t>Analyse des clusters (répartition)</w:t>
-            </w:r>
-            <w:r>
-              <w:rPr>
-                <w:noProof/>
-                <w:webHidden/>
-              </w:rPr>
-              <w:tab/>
-            </w:r>
-            <w:r>
-              <w:rPr>
-                <w:noProof/>
-                <w:webHidden/>
-              </w:rPr>
-              <w:fldChar w:fldCharType="begin"/>
-            </w:r>
-            <w:r>
-              <w:rPr>
-                <w:noProof/>
-                <w:webHidden/>
-              </w:rPr>
-              <w:instrText xml:space="preserve"> PAGEREF _Toc225003443 \h </w:instrText>
-            </w:r>
-            <w:r>
-              <w:rPr>
-                <w:noProof/>
-                <w:webHidden/>
-              </w:rPr>
-            </w:r>
-            <w:r>
-              <w:rPr>
-                <w:noProof/>
-                <w:webHidden/>
-              </w:rPr>
-              <w:fldChar w:fldCharType="separate"/>
-            </w:r>
-            <w:r>
-              <w:rPr>
-                <w:noProof/>
-                <w:webHidden/>
-              </w:rPr>
-              <w:t>8</w:t>
-            </w:r>
-            <w:r>
-              <w:rPr>
-                <w:noProof/>
-                <w:webHidden/>
-              </w:rPr>
-              <w:fldChar w:fldCharType="end"/>
-            </w:r>
-          </w:hyperlink>
-        </w:p>
-        <w:p>
-          <w:pPr>
-            <w:pStyle w:val="TM2"/>
-            <w:tabs>
-              <w:tab w:val="left" w:pos="960"/>
-              <w:tab w:val="right" w:leader="dot" w:pos="8947"/>
-            </w:tabs>
-            <w:rPr>
-              <w:rFonts w:asciiTheme="minorHAnsi" w:eastAsiaTheme="minorEastAsia" w:hAnsiTheme="minorHAnsi"/>
-              <w:noProof/>
-              <w:kern w:val="2"/>
-              <w:sz w:val="24"/>
-              <w:szCs w:val="24"/>
-              <w:lang w:eastAsia="fr-CH"/>
-              <w14:ligatures w14:val="standardContextual"/>
-            </w:rPr>
-          </w:pPr>
-          <w:hyperlink w:anchor="_Toc225003444" w:history="1">
-            <w:r>
-              <w:rPr>
-                <w:rStyle w:val="Lienhypertexte"/>
-                <w:noProof/>
-              </w:rPr>
-              <w:t>3.10</w:t>
-            </w:r>
-            <w:r>
-              <w:rPr>
-                <w:rFonts w:asciiTheme="minorHAnsi" w:eastAsiaTheme="minorEastAsia" w:hAnsiTheme="minorHAnsi"/>
-                <w:noProof/>
-                <w:kern w:val="2"/>
-                <w:sz w:val="24"/>
-                <w:szCs w:val="24"/>
-                <w:lang w:eastAsia="fr-CH"/>
-                <w14:ligatures w14:val="standardContextual"/>
-              </w:rPr>
-              <w:tab/>
-            </w:r>
-            <w:r>
-              <w:rPr>
-                <w:rStyle w:val="Lienhypertexte"/>
-                <w:noProof/>
-              </w:rPr>
-              <w:t>Préparation des jeux de données Train/Validation/Test</w:t>
-            </w:r>
-            <w:r>
-              <w:rPr>
-                <w:noProof/>
-                <w:webHidden/>
-              </w:rPr>
-              <w:tab/>
-            </w:r>
-            <w:r>
-              <w:rPr>
-                <w:noProof/>
-                <w:webHidden/>
-              </w:rPr>
-              <w:fldChar w:fldCharType="begin"/>
-            </w:r>
-            <w:r>
-              <w:rPr>
-                <w:noProof/>
-                <w:webHidden/>
-              </w:rPr>
-              <w:instrText xml:space="preserve"> PAGEREF _Toc225003444 \h </w:instrText>
-            </w:r>
-            <w:r>
-              <w:rPr>
-                <w:noProof/>
-                <w:webHidden/>
-              </w:rPr>
-            </w:r>
-            <w:r>
-              <w:rPr>
-                <w:noProof/>
-                <w:webHidden/>
-              </w:rPr>
-              <w:fldChar w:fldCharType="separate"/>
-            </w:r>
-            <w:r>
-              <w:rPr>
-                <w:noProof/>
-                <w:webHidden/>
-              </w:rPr>
-              <w:t>8</w:t>
+              <w:t>9</w:t>
             </w:r>
             <w:r>
               <w:rPr>
@@ -2341,7 +2894,7 @@
               <w14:ligatures w14:val="standardContextual"/>
             </w:rPr>
           </w:pPr>
-          <w:hyperlink w:anchor="_Toc225003445" w:history="1">
+          <w:hyperlink w:anchor="_Toc225084049" w:history="1">
             <w:r>
               <w:rPr>
                 <w:rStyle w:val="Lienhypertexte"/>
@@ -2366,7 +2919,7 @@
                 <w:rStyle w:val="Lienhypertexte"/>
                 <w:noProof/>
               </w:rPr>
-              <w:t>Entrainement des modèles</w:t>
+              <w:t>Evaluation des modèles</w:t>
             </w:r>
             <w:r>
               <w:rPr>
@@ -2387,7 +2940,7 @@
                 <w:noProof/>
                 <w:webHidden/>
               </w:rPr>
-              <w:instrText xml:space="preserve"> PAGEREF _Toc225003445 \h </w:instrText>
+              <w:instrText xml:space="preserve"> PAGEREF _Toc225084049 \h </w:instrText>
             </w:r>
             <w:r>
               <w:rPr>
@@ -2407,7 +2960,7 @@
                 <w:noProof/>
                 <w:webHidden/>
               </w:rPr>
-              <w:t>9</w:t>
+              <w:t>10</w:t>
             </w:r>
             <w:r>
               <w:rPr>
@@ -2435,7 +2988,7 @@
               <w14:ligatures w14:val="standardContextual"/>
             </w:rPr>
           </w:pPr>
-          <w:hyperlink w:anchor="_Toc225003446" w:history="1">
+          <w:hyperlink w:anchor="_Toc225084050" w:history="1">
             <w:r>
               <w:rPr>
                 <w:rStyle w:val="Lienhypertexte"/>
@@ -2460,7 +3013,7 @@
                 <w:rStyle w:val="Lienhypertexte"/>
                 <w:noProof/>
               </w:rPr>
-              <w:t>Evaluation des modèles</w:t>
+              <w:t>Plan de déploiement</w:t>
             </w:r>
             <w:r>
               <w:rPr>
@@ -2481,7 +3034,7 @@
                 <w:noProof/>
                 <w:webHidden/>
               </w:rPr>
-              <w:instrText xml:space="preserve"> PAGEREF _Toc225003446 \h </w:instrText>
+              <w:instrText xml:space="preserve"> PAGEREF _Toc225084050 \h </w:instrText>
             </w:r>
             <w:r>
               <w:rPr>
@@ -2501,7 +3054,7 @@
                 <w:noProof/>
                 <w:webHidden/>
               </w:rPr>
-              <w:t>10</w:t>
+              <w:t>11</w:t>
             </w:r>
             <w:r>
               <w:rPr>
@@ -2529,7 +3082,7 @@
               <w14:ligatures w14:val="standardContextual"/>
             </w:rPr>
           </w:pPr>
-          <w:hyperlink w:anchor="_Toc225003447" w:history="1">
+          <w:hyperlink w:anchor="_Toc225084051" w:history="1">
             <w:r>
               <w:rPr>
                 <w:rStyle w:val="Lienhypertexte"/>
@@ -2554,7 +3107,7 @@
                 <w:rStyle w:val="Lienhypertexte"/>
                 <w:noProof/>
               </w:rPr>
-              <w:t>Plan de déploiement</w:t>
+              <w:t>Conclusion</w:t>
             </w:r>
             <w:r>
               <w:rPr>
@@ -2575,7 +3128,7 @@
                 <w:noProof/>
                 <w:webHidden/>
               </w:rPr>
-              <w:instrText xml:space="preserve"> PAGEREF _Toc225003447 \h </w:instrText>
+              <w:instrText xml:space="preserve"> PAGEREF _Toc225084051 \h </w:instrText>
             </w:r>
             <w:r>
               <w:rPr>
@@ -2623,7 +3176,7 @@
               <w14:ligatures w14:val="standardContextual"/>
             </w:rPr>
           </w:pPr>
-          <w:hyperlink w:anchor="_Toc225003448" w:history="1">
+          <w:hyperlink w:anchor="_Toc225084052" w:history="1">
             <w:r>
               <w:rPr>
                 <w:rStyle w:val="Lienhypertexte"/>
@@ -2648,7 +3201,7 @@
                 <w:rStyle w:val="Lienhypertexte"/>
                 <w:noProof/>
               </w:rPr>
-              <w:t>Conclusion</w:t>
+              <w:t>Annexes</w:t>
             </w:r>
             <w:r>
               <w:rPr>
@@ -2669,101 +3222,7 @@
                 <w:noProof/>
                 <w:webHidden/>
               </w:rPr>
-              <w:instrText xml:space="preserve"> PAGEREF _Toc225003448 \h </w:instrText>
-            </w:r>
-            <w:r>
-              <w:rPr>
-                <w:noProof/>
-                <w:webHidden/>
-              </w:rPr>
-            </w:r>
-            <w:r>
-              <w:rPr>
-                <w:noProof/>
-                <w:webHidden/>
-              </w:rPr>
-              <w:fldChar w:fldCharType="separate"/>
-            </w:r>
-            <w:r>
-              <w:rPr>
-                <w:noProof/>
-                <w:webHidden/>
-              </w:rPr>
-              <w:t>11</w:t>
-            </w:r>
-            <w:r>
-              <w:rPr>
-                <w:noProof/>
-                <w:webHidden/>
-              </w:rPr>
-              <w:fldChar w:fldCharType="end"/>
-            </w:r>
-          </w:hyperlink>
-        </w:p>
-        <w:p>
-          <w:pPr>
-            <w:pStyle w:val="TM1"/>
-            <w:tabs>
-              <w:tab w:val="left" w:pos="400"/>
-              <w:tab w:val="right" w:leader="dot" w:pos="8947"/>
-            </w:tabs>
-            <w:rPr>
-              <w:rFonts w:asciiTheme="minorHAnsi" w:eastAsiaTheme="minorEastAsia" w:hAnsiTheme="minorHAnsi"/>
-              <w:noProof/>
-              <w:kern w:val="2"/>
-              <w:sz w:val="24"/>
-              <w:szCs w:val="24"/>
-              <w:lang w:eastAsia="fr-CH"/>
-              <w14:ligatures w14:val="standardContextual"/>
-            </w:rPr>
-          </w:pPr>
-          <w:hyperlink w:anchor="_Toc225003449" w:history="1">
-            <w:r>
-              <w:rPr>
-                <w:rStyle w:val="Lienhypertexte"/>
-                <w:noProof/>
-              </w:rPr>
-              <w:t>8</w:t>
-            </w:r>
-            <w:r>
-              <w:rPr>
-                <w:rFonts w:asciiTheme="minorHAnsi" w:eastAsiaTheme="minorEastAsia" w:hAnsiTheme="minorHAnsi"/>
-                <w:noProof/>
-                <w:kern w:val="2"/>
-                <w:sz w:val="24"/>
-                <w:szCs w:val="24"/>
-                <w:lang w:eastAsia="fr-CH"/>
-                <w14:ligatures w14:val="standardContextual"/>
-              </w:rPr>
-              <w:tab/>
-            </w:r>
-            <w:r>
-              <w:rPr>
-                <w:rStyle w:val="Lienhypertexte"/>
-                <w:noProof/>
-              </w:rPr>
-              <w:t>Annexes</w:t>
-            </w:r>
-            <w:r>
-              <w:rPr>
-                <w:noProof/>
-                <w:webHidden/>
-              </w:rPr>
-              <w:tab/>
-            </w:r>
-            <w:r>
-              <w:rPr>
-                <w:noProof/>
-                <w:webHidden/>
-              </w:rPr>
-              <w:fldChar w:fldCharType="begin"/>
-            </w:r>
-            <w:r>
-              <w:rPr>
-                <w:noProof/>
-                <w:webHidden/>
-              </w:rPr>
-              <w:instrText xml:space="preserve"> PAGEREF _Toc225003449 \h </w:instrText>
+              <w:instrText xml:space="preserve"> PAGEREF _Toc225084052 \h </w:instrText>
             </w:r>
             <w:r>
               <w:rPr>
@@ -2824,7 +3283,7 @@
       <w:pPr>
         <w:pStyle w:val="Titre1"/>
       </w:pPr>
-      <w:bookmarkStart w:id="1" w:name="_Toc225003428"/>
+      <w:bookmarkStart w:id="1" w:name="_Toc225084027"/>
       <w:r>
         <w:lastRenderedPageBreak/>
         <w:t>Introduction</w:t>
@@ -2835,7 +3294,7 @@
       <w:pPr>
         <w:pStyle w:val="Titre2"/>
       </w:pPr>
-      <w:bookmarkStart w:id="2" w:name="_Toc225003429"/>
+      <w:bookmarkStart w:id="2" w:name="_Toc225084028"/>
       <w:r>
         <w:t>Le réseau de chauffage à distance</w:t>
       </w:r>
@@ -2843,19 +3302,13 @@
     </w:p>
     <w:p>
       <w:r>
-        <w:t>Le</w:t>
-      </w:r>
-      <w:r>
-        <w:t xml:space="preserve"> réseau </w:t>
-      </w:r>
-      <w:r>
-        <w:t xml:space="preserve">de chauffage à distance (CAD) de la ville de </w:t>
+        <w:t xml:space="preserve">Le réseau de chauffage à distance (CAD) de la ville de </w:t>
       </w:r>
       <w:r>
         <w:t>B</w:t>
       </w:r>
       <w:r>
-        <w:t>ulle, est composé de trois partie</w:t>
+        <w:t>ulle est composé de trois partie</w:t>
       </w:r>
       <w:r>
         <w:t>s</w:t>
@@ -3069,8 +3522,8 @@
         <w:pStyle w:val="Lgende"/>
         <w:jc w:val="center"/>
       </w:pPr>
-      <w:bookmarkStart w:id="3" w:name="_Ref224974924"/>
-      <w:bookmarkStart w:id="4" w:name="_Ref224974965"/>
+      <w:bookmarkStart w:id="3" w:name="_Ref224974965"/>
+      <w:bookmarkStart w:id="4" w:name="_Ref224974924"/>
       <w:r>
         <w:t xml:space="preserve">Figure </w:t>
       </w:r>
@@ -3092,11 +3545,11 @@
       <w:r>
         <w:fldChar w:fldCharType="end"/>
       </w:r>
+      <w:bookmarkEnd w:id="3"/>
+      <w:r>
+        <w:t xml:space="preserve"> : Représentation simplifiée d'un réseau de chauffage à distance</w:t>
+      </w:r>
       <w:bookmarkEnd w:id="4"/>
-      <w:r>
-        <w:t xml:space="preserve"> : Représentation simplifiée d'un réseau de chauffage à distance</w:t>
-      </w:r>
-      <w:bookmarkEnd w:id="3"/>
     </w:p>
     <w:p>
       <w:pPr>
@@ -3118,7 +3571,7 @@
       <w:pPr>
         <w:pStyle w:val="Titre2"/>
       </w:pPr>
-      <w:bookmarkStart w:id="5" w:name="_Toc225003430"/>
+      <w:bookmarkStart w:id="5" w:name="_Toc225084029"/>
       <w:r>
         <w:lastRenderedPageBreak/>
         <w:t>La puissance thermique</w:t>
@@ -3127,22 +3580,13 @@
     </w:p>
     <w:p>
       <w:r>
-        <w:t xml:space="preserve">Avant de continuer, il est important de préciser ce qu’est la puissance </w:t>
-      </w:r>
-      <w:r>
-        <w:t>thermique distribué</w:t>
+        <w:t>Avant de continuer, il est important de préciser ce qu’est la puissance thermique distribué</w:t>
       </w:r>
       <w:r>
         <w:t>e</w:t>
       </w:r>
       <w:r>
-        <w:t xml:space="preserve"> à une installation</w:t>
-      </w:r>
-      <w:r>
-        <w:t xml:space="preserve">. Elle </w:t>
-      </w:r>
-      <w:r>
-        <w:t>est habituellement calculée selon la formule suivante :</w:t>
+        <w:t xml:space="preserve"> à une installation. Elle est habituellement calculée selon la formule suivante :</w:t>
       </w:r>
     </w:p>
     <w:p/>
@@ -3174,13 +3618,7 @@
                 <w:rPr>
                   <w:rFonts w:ascii="Cambria Math" w:hAnsi="Cambria Math"/>
                 </w:rPr>
-                <m:t>k</m:t>
-              </m:r>
-              <m:r>
-                <w:rPr>
-                  <w:rFonts w:ascii="Cambria Math" w:hAnsi="Cambria Math"/>
-                </w:rPr>
-                <m:t>W</m:t>
+                <m:t>kW</m:t>
               </m:r>
             </m:e>
           </m:d>
@@ -3262,13 +3700,7 @@
                 <w:rPr>
                   <w:rFonts w:ascii="Cambria Math" w:eastAsiaTheme="minorEastAsia" w:hAnsi="Cambria Math"/>
                 </w:rPr>
-                <m:t>*</m:t>
-              </m:r>
-              <m:r>
-                <w:rPr>
-                  <w:rFonts w:ascii="Cambria Math" w:eastAsiaTheme="minorEastAsia" w:hAnsi="Cambria Math"/>
-                </w:rPr>
-                <m:t>ρ</m:t>
+                <m:t>*ρ</m:t>
               </m:r>
             </m:num>
             <m:den>
@@ -3276,19 +3708,7 @@
                 <w:rPr>
                   <w:rFonts w:ascii="Cambria Math" w:eastAsiaTheme="minorEastAsia" w:hAnsi="Cambria Math"/>
                 </w:rPr>
-                <m:t>3600</m:t>
-              </m:r>
-              <m:r>
-                <w:rPr>
-                  <w:rFonts w:ascii="Cambria Math" w:eastAsiaTheme="minorEastAsia" w:hAnsi="Cambria Math"/>
-                </w:rPr>
-                <m:t>*</m:t>
-              </m:r>
-              <m:r>
-                <w:rPr>
-                  <w:rFonts w:ascii="Cambria Math" w:eastAsiaTheme="minorEastAsia" w:hAnsi="Cambria Math"/>
-                </w:rPr>
-                <m:t>1000</m:t>
+                <m:t>3600*1000</m:t>
               </m:r>
             </m:den>
           </m:f>
@@ -3296,13 +3716,7 @@
             <w:rPr>
               <w:rFonts w:ascii="Cambria Math" w:hAnsi="Cambria Math"/>
             </w:rPr>
-            <m:t>*</m:t>
-          </m:r>
-          <m:r>
-            <w:rPr>
-              <w:rFonts w:ascii="Cambria Math" w:hAnsi="Cambria Math"/>
-            </w:rPr>
-            <m:t>∆T≅</m:t>
+            <m:t>*∆T≅</m:t>
           </m:r>
           <m:sSub>
             <m:sSubPr>
@@ -3340,31 +3754,13 @@
             <w:rPr>
               <w:rFonts w:ascii="Cambria Math" w:eastAsiaTheme="minorEastAsia" w:hAnsi="Cambria Math"/>
             </w:rPr>
-            <m:t>1</m:t>
-          </m:r>
-          <m:r>
-            <w:rPr>
-              <w:rFonts w:ascii="Cambria Math" w:eastAsiaTheme="minorEastAsia" w:hAnsi="Cambria Math"/>
-            </w:rPr>
-            <m:t>.</m:t>
-          </m:r>
-          <m:r>
-            <w:rPr>
-              <w:rFonts w:ascii="Cambria Math" w:eastAsiaTheme="minorEastAsia" w:hAnsi="Cambria Math"/>
-            </w:rPr>
-            <m:t>16</m:t>
+            <m:t>1.16</m:t>
           </m:r>
           <m:r>
             <w:rPr>
               <w:rFonts w:ascii="Cambria Math" w:hAnsi="Cambria Math"/>
             </w:rPr>
-            <m:t>*</m:t>
-          </m:r>
-          <m:r>
-            <w:rPr>
-              <w:rFonts w:ascii="Cambria Math" w:hAnsi="Cambria Math"/>
-            </w:rPr>
-            <m:t>∆T</m:t>
+            <m:t>*∆T</m:t>
           </m:r>
         </m:oMath>
       </m:oMathPara>
@@ -3476,20 +3872,32 @@
       </w:r>
     </w:p>
     <w:p>
+      <w:r>
+        <w:t>Dans notre cas, en utilisant de l'eau, le produit des constantes divisé par les facteurs de conversion d'unités peut être estimé à 1,16 pour obtenir une puissance en kW.</w:t>
+      </w:r>
+    </w:p>
+    <w:p/>
+    <w:p>
       <w:pPr>
         <w:rPr>
           <w:rFonts w:eastAsiaTheme="minorEastAsia"/>
         </w:rPr>
       </w:pPr>
       <w:r>
-        <w:t>Dans notre cas, en utilisant de l'eau, le produit des constantes divisé par les facteurs de conversion d'unités peut être estimé à 1,16 pour obtenir une puissance en kW.</w:t>
+        <w:t xml:space="preserve">Le </w:t>
+      </w:r>
+      <w:r>
+        <w:t>∆T</w:t>
+      </w:r>
+      <w:r>
+        <w:t xml:space="preserve"> d’un échangeur est fortement lié au type d’installation et varie en fonction de la consommation du client. On ne peut, par conséquent, que faire varier le débit pour réguler la puissance à l’introduction d’un client.</w:t>
       </w:r>
     </w:p>
     <w:p>
       <w:pPr>
         <w:pStyle w:val="Titre2"/>
       </w:pPr>
-      <w:bookmarkStart w:id="6" w:name="_Toc225003431"/>
+      <w:bookmarkStart w:id="6" w:name="_Toc225084030"/>
       <w:r>
         <w:t>Problématique</w:t>
       </w:r>
@@ -3584,7 +3992,13 @@
         <w:t xml:space="preserve">une chaudière arrêtée. </w:t>
       </w:r>
       <w:r>
-        <w:t xml:space="preserve">Faute de pouvoir stocker la chaleur en quantité suffisante, </w:t>
+        <w:t>Faute de pouvoir stocker la chaleur en quantité suffisante</w:t>
+      </w:r>
+      <w:r>
+        <w:t xml:space="preserve"> ou augmenter rapidement la différence de température</w:t>
+      </w:r>
+      <w:r>
+        <w:t xml:space="preserve">, </w:t>
       </w:r>
       <w:r>
         <w:t>c’est le débit général dans les conduites qui augmente. Cela provoque d’importantes pertes de charge devant être compensées par les pompes</w:t>
@@ -3595,77 +4009,10 @@
       <w:r>
         <w:t>, faisant ainsi grimper la facture d’électricité.</w:t>
       </w:r>
-    </w:p>
-    <w:p>
-      <w:pPr>
-        <w:pStyle w:val="Titre2"/>
-      </w:pPr>
-      <w:bookmarkStart w:id="7" w:name="_Toc225003432"/>
-      <w:r>
-        <w:t>Modèle NEPLAN</w:t>
-      </w:r>
-      <w:bookmarkEnd w:id="7"/>
-    </w:p>
-    <w:p>
-      <w:r>
-        <w:t>La solution retenue par GESA est de déployer ses propre</w:t>
-      </w:r>
-      <w:r>
-        <w:t>s</w:t>
-      </w:r>
-      <w:r>
-        <w:t xml:space="preserve"> sous-stations CAD, dont les données seront remontées sur le système SCADA. </w:t>
-      </w:r>
-      <w:r>
-        <w:t>Les données ainsi recueillies</w:t>
-      </w:r>
-      <w:r>
-        <w:t xml:space="preserve"> couplée</w:t>
-      </w:r>
-      <w:r>
-        <w:t>s</w:t>
-      </w:r>
-      <w:r>
-        <w:t xml:space="preserve"> aux données </w:t>
-      </w:r>
-      <w:r>
-        <w:t>GIS</w:t>
-      </w:r>
-      <w:r>
-        <w:t xml:space="preserve"> ont permis de mettre en place un modèle numérique du réseau fonctionnant actuellement avec le logiciel NEPLAN.</w:t>
-      </w:r>
-    </w:p>
-    <w:p/>
-    <w:p>
-      <w:r>
-        <w:t>Grâce à la modélisation numérique il est dès lors possible de définir les consignes à appliquer aux centrales pour un état donné.</w:t>
-      </w:r>
-      <w:r>
-        <w:t xml:space="preserve"> I</w:t>
-      </w:r>
-      <w:r>
-        <w:t xml:space="preserve">l </w:t>
-      </w:r>
-      <w:r>
-        <w:t>« suffit » donc d’</w:t>
-      </w:r>
-      <w:r>
-        <w:t>estimer</w:t>
-      </w:r>
-      <w:r>
-        <w:t xml:space="preserve"> l’état futur du réseau</w:t>
-      </w:r>
-      <w:r>
-        <w:t>, p</w:t>
-      </w:r>
-      <w:r>
-        <w:t>our prédire les consignes</w:t>
-      </w:r>
-      <w:r>
-        <w:t xml:space="preserve"> qu’il faut appliquer aux consignes.</w:t>
-      </w:r>
-    </w:p>
-    <w:p/>
+      <w:r>
+        <w:t xml:space="preserve"> Le seul moyen de contrer cela est d’anticiper la demande en adaptant les consignes des centrales en avance.</w:t>
+      </w:r>
+    </w:p>
     <w:p>
       <w:pPr>
         <w:spacing w:after="200" w:line="276" w:lineRule="auto"/>
@@ -3675,9 +4022,76 @@
         <w:br w:type="page"/>
       </w:r>
     </w:p>
-    <w:p>
-      <w:r>
-        <w:lastRenderedPageBreak/>
+    <w:p/>
+    <w:p>
+      <w:pPr>
+        <w:pStyle w:val="Titre2"/>
+      </w:pPr>
+      <w:bookmarkStart w:id="7" w:name="_Toc225084031"/>
+      <w:r>
+        <w:t>Modèle NEPLAN</w:t>
+      </w:r>
+      <w:bookmarkEnd w:id="7"/>
+    </w:p>
+    <w:p>
+      <w:r>
+        <w:t>La solution retenue par GESA est de déployer ses propre</w:t>
+      </w:r>
+      <w:r>
+        <w:t>s</w:t>
+      </w:r>
+      <w:r>
+        <w:t xml:space="preserve"> sous-stations CAD, dont les données seront remontées sur le système SCADA. Les données ainsi recueillies</w:t>
+      </w:r>
+      <w:r>
+        <w:t xml:space="preserve"> couplée</w:t>
+      </w:r>
+      <w:r>
+        <w:t>s</w:t>
+      </w:r>
+      <w:r>
+        <w:t xml:space="preserve"> aux données </w:t>
+      </w:r>
+      <w:r>
+        <w:t>GIS</w:t>
+      </w:r>
+      <w:r>
+        <w:t xml:space="preserve"> ont permis de mettre en place un modèle numérique du réseau fonctionnant actuellement avec le logiciel NEPLAN.</w:t>
+      </w:r>
+    </w:p>
+    <w:p/>
+    <w:p>
+      <w:r>
+        <w:t>Grâce à la modélisation numérique il est dès lors possible de définir les consignes à appliquer aux centrales pour un état donné.</w:t>
+      </w:r>
+      <w:r>
+        <w:t xml:space="preserve"> I</w:t>
+      </w:r>
+      <w:r>
+        <w:t xml:space="preserve">l </w:t>
+      </w:r>
+      <w:r>
+        <w:t>« suffit » donc d’</w:t>
+      </w:r>
+      <w:r>
+        <w:t>estimer</w:t>
+      </w:r>
+      <w:r>
+        <w:t xml:space="preserve"> l’état futur du réseau</w:t>
+      </w:r>
+      <w:r>
+        <w:t xml:space="preserve">, pour prédire les consignes qu’il faut appliquer aux </w:t>
+      </w:r>
+      <w:r>
+        <w:t>centrales</w:t>
+      </w:r>
+      <w:r>
+        <w:t>.</w:t>
+      </w:r>
+    </w:p>
+    <w:p/>
+    <w:p>
+      <w:r>
         <w:t>Pour définir l’état du réseau, l</w:t>
       </w:r>
       <w:r>
@@ -3698,15 +4112,12 @@
         <w:t>Le facteur de consommation</w:t>
       </w:r>
       <w:r>
+        <w:t xml:space="preserve"> spécifique</w:t>
+      </w:r>
+      <w:r>
         <w:t xml:space="preserve"> </w:t>
       </w:r>
       <w:r>
-        <w:t>spécifique</w:t>
-      </w:r>
-      <w:r>
-        <w:t xml:space="preserve"> </w:t>
-      </w:r>
-      <w:r>
         <w:t>(</w:t>
       </w:r>
       <w:proofErr w:type="spellStart"/>
@@ -3742,10 +4153,7 @@
         <w:t xml:space="preserve"> en fonction de la puissance maximale du raccordement</w:t>
       </w:r>
       <w:r>
-        <w:t xml:space="preserve"> (</w:t>
-      </w:r>
-      <w:r>
-        <w:t>P</w:t>
+        <w:t xml:space="preserve"> (P</w:t>
       </w:r>
       <w:r>
         <w:rPr>
@@ -3890,6 +4298,9 @@
             </m:den>
           </m:f>
           <m:r>
+            <m:rPr>
+              <m:sty m:val="p"/>
+            </m:rPr>
             <w:rPr>
               <w:rFonts w:eastAsiaTheme="minorEastAsia"/>
             </w:rPr>
@@ -3931,13 +4342,7 @@
         <w:t xml:space="preserve"> </w:t>
       </w:r>
       <w:r>
-        <w:t>au moment de la prédiction</w:t>
-      </w:r>
-      <w:r>
-        <w:t xml:space="preserve"> </w:t>
-      </w:r>
-      <w:r>
-        <w:t>en °C</w:t>
+        <w:t>au moment de la prédiction en °C</w:t>
       </w:r>
       <w:r>
         <w:t>.</w:t>
@@ -3946,19 +4351,13 @@
     <w:p/>
     <w:p>
       <w:r>
-        <w:t xml:space="preserve">L’annexe </w:t>
-      </w:r>
-      <w:r>
-        <w:t>[</w:t>
-      </w:r>
-      <w:r>
-        <w:t>2</w:t>
-      </w:r>
-      <w:r>
-        <w:t>]</w:t>
-      </w:r>
-      <w:r>
-        <w:t xml:space="preserve"> détaille davantage l’aspect technique et l’interfaçage des données avec le modèle de simulation.</w:t>
+        <w:t xml:space="preserve">L’annexe [2] détaille davantage l’aspect technique et </w:t>
+      </w:r>
+      <w:r>
+        <w:t>la transmission</w:t>
+      </w:r>
+      <w:r>
+        <w:t xml:space="preserve"> des données avec le modèle de simulation.</w:t>
       </w:r>
     </w:p>
     <w:p/>
@@ -3967,10 +4366,7 @@
         <w:t xml:space="preserve">Ces deux données devront faire </w:t>
       </w:r>
       <w:r>
-        <w:t xml:space="preserve">l’objet </w:t>
-      </w:r>
-      <w:r>
-        <w:t>d’une estimation</w:t>
+        <w:t>l’objet d’une estimation</w:t>
       </w:r>
       <w:r>
         <w:t xml:space="preserve">. </w:t>
@@ -4071,7 +4467,7 @@
       <w:pPr>
         <w:pStyle w:val="Titre1"/>
       </w:pPr>
-      <w:bookmarkStart w:id="8" w:name="_Toc225003433"/>
+      <w:bookmarkStart w:id="8" w:name="_Toc225084032"/>
       <w:r>
         <w:lastRenderedPageBreak/>
         <w:t>Préparation des données</w:t>
@@ -4079,149 +4475,100 @@
       <w:bookmarkEnd w:id="8"/>
     </w:p>
     <w:p>
-      <w:r>
-        <w:t xml:space="preserve">Voici </w:t>
-      </w:r>
-      <w:r>
-        <w:t>un schéma global</w:t>
-      </w:r>
-      <w:r>
-        <w:t xml:space="preserve"> des différentes données et de leurs provenance</w:t>
+      <w:pPr>
+        <w:pStyle w:val="Titre2"/>
+      </w:pPr>
+      <w:bookmarkStart w:id="9" w:name="_Toc225084033"/>
+      <w:r>
+        <w:t>Données Brutes</w:t>
+      </w:r>
+      <w:bookmarkEnd w:id="9"/>
+    </w:p>
+    <w:p>
+      <w:pPr>
+        <w:pStyle w:val="Titre3"/>
+      </w:pPr>
+      <w:bookmarkStart w:id="10" w:name="_Toc225084034"/>
+      <w:r>
+        <w:t>Données Géographiques GIS</w:t>
+      </w:r>
+      <w:bookmarkEnd w:id="10"/>
+    </w:p>
+    <w:p>
+      <w:r>
+        <w:t xml:space="preserve">La base de données géographiques ne contient pas uniquement les données de cartographie. Elle fait aussi office de référence pour </w:t>
+      </w:r>
+      <w:r>
+        <w:t>toutes les information techniques, contractuelles et administratives des installations. Toutes les sous-stations CAD du SCADA sont créées à partir des informations contenues dans cette base. Elle est également utilisée pour maintenir à jour la simulation numérique du réseau CAD (modèle NEPLAN).</w:t>
+      </w:r>
+    </w:p>
+    <w:p/>
+    <w:p>
+      <w:r>
+        <w:t xml:space="preserve">Les données concernant les sous-stations CAD sont extraites sous forme de fichier Excel de manière mensuel. </w:t>
+      </w:r>
+      <w:r>
+        <w:t>Il contient environ 1300 lignes qui représentent chacune une sous-station CAD, toutes sont identifiées par un numéro EGID unique à chaque bâtiment raccordé à l’échelle de la confédération. Ce numéro servira entre autres à relier les données GIS aux données archivées dans le SCADA.</w:t>
+      </w:r>
+    </w:p>
+    <w:p>
+      <w:pPr>
+        <w:pStyle w:val="Titre3"/>
+      </w:pPr>
+      <w:bookmarkStart w:id="11" w:name="_Toc225084035"/>
+      <w:r>
+        <w:t>Données issues du SCADA</w:t>
+      </w:r>
+      <w:bookmarkEnd w:id="11"/>
+    </w:p>
+    <w:p>
+      <w:r>
+        <w:t>Les bases de données du SCADA regorgent de données</w:t>
+      </w:r>
+      <w:r>
+        <w:t xml:space="preserve"> temps-réel</w:t>
+      </w:r>
+      <w:r>
+        <w:t xml:space="preserve"> de divers réseau (électricité, eau, chauffage à distance) </w:t>
+      </w:r>
+      <w:r>
+        <w:t>ou</w:t>
+      </w:r>
+      <w:r>
+        <w:t xml:space="preserve"> liées aux ouvrages de production. </w:t>
+      </w:r>
+      <w:r>
+        <w:t>Dans cette partie,</w:t>
+      </w:r>
+      <w:r>
+        <w:t xml:space="preserve"> nous concentrerons sur les données issues des sous-stations CAD et particulièrement celle qui concernent les prédictions à réaliser.</w:t>
+      </w:r>
+    </w:p>
+    <w:p/>
+    <w:p>
+      <w:r>
+        <w:t>Les bases de données du SCADA étant dans un environnement complétement sécurisé, il n’est pas possible d’envoyer des requêtes SQL directement aux bases de données. Un export des tables d’archivage a donc été réalisé. Celui-ci contenant les données de 369 installations. Chacune des installations est identifiée</w:t>
       </w:r>
       <w:r>
         <w:t>s</w:t>
       </w:r>
       <w:r>
-        <w:t> :</w:t>
-      </w:r>
-    </w:p>
-    <w:p>
-      <w:pPr>
-        <w:keepNext/>
-        <w:jc w:val="center"/>
-      </w:pPr>
-      <w:r>
-        <w:object w:dxaOrig="8686" w:dyaOrig="5145" w14:anchorId="64B0F740">
-          <v:shapetype id="_x0000_t75" coordsize="21600,21600" o:spt="75" o:preferrelative="t" path="m@4@5l@4@11@9@11@9@5xe" filled="f" stroked="f">
-            <v:stroke joinstyle="miter"/>
-            <v:formulas>
-              <v:f eqn="if lineDrawn pixelLineWidth 0"/>
-              <v:f eqn="sum @0 1 0"/>
-              <v:f eqn="sum 0 0 @1"/>
-              <v:f eqn="prod @2 1 2"/>
-              <v:f eqn="prod @3 21600 pixelWidth"/>
-              <v:f eqn="prod @3 21600 pixelHeight"/>
-              <v:f eqn="sum @0 0 1"/>
-              <v:f eqn="prod @6 1 2"/>
-              <v:f eqn="prod @7 21600 pixelWidth"/>
-              <v:f eqn="sum @8 21600 0"/>
-              <v:f eqn="prod @7 21600 pixelHeight"/>
-              <v:f eqn="sum @10 21600 0"/>
-            </v:formulas>
-            <v:path o:extrusionok="f" gradientshapeok="t" o:connecttype="rect"/>
-            <o:lock v:ext="edit" aspectratio="t"/>
-          </v:shapetype>
-          <v:shape id="_x0000_i1026" type="#_x0000_t75" style="width:434.15pt;height:257.35pt" o:ole="">
-            <v:imagedata r:id="rId17" o:title=""/>
-          </v:shape>
-          <o:OLEObject Type="Embed" ProgID="Visio.Drawing.15" ShapeID="_x0000_i1026" DrawAspect="Content" ObjectID="_1835620409" r:id="rId18"/>
-        </w:object>
-      </w:r>
-    </w:p>
-    <w:p>
-      <w:pPr>
-        <w:pStyle w:val="Lgende"/>
-        <w:jc w:val="center"/>
-      </w:pPr>
-      <w:r>
-        <w:t xml:space="preserve">Figure </w:t>
-      </w:r>
-      <w:r>
-        <w:fldChar w:fldCharType="begin"/>
-      </w:r>
-      <w:r>
-        <w:instrText xml:space="preserve"> SEQ Figure \* ARABIC </w:instrText>
-      </w:r>
-      <w:r>
-        <w:fldChar w:fldCharType="separate"/>
-      </w:r>
-      <w:r>
-        <w:rPr>
-          <w:noProof/>
-        </w:rPr>
-        <w:t>2</w:t>
-      </w:r>
-      <w:r>
-        <w:fldChar w:fldCharType="end"/>
-      </w:r>
-      <w:r>
-        <w:t xml:space="preserve"> : Visualisation du chemin des données</w:t>
-      </w:r>
-    </w:p>
-    <w:p>
-      <w:r>
-        <w:t xml:space="preserve">Les données </w:t>
-      </w:r>
-      <w:r>
-        <w:t xml:space="preserve">provenant du SCADA </w:t>
-      </w:r>
-      <w:commentRangeStart w:id="9"/>
-      <w:r>
-        <w:t xml:space="preserve">Lynx </w:t>
-      </w:r>
-      <w:commentRangeEnd w:id="9"/>
-      <w:r>
-        <w:rPr>
-          <w:rStyle w:val="Marquedecommentaire"/>
-        </w:rPr>
-        <w:commentReference w:id="9"/>
-      </w:r>
-      <w:r>
-        <w:t xml:space="preserve">sont archivées </w:t>
-      </w:r>
-      <w:r>
-        <w:t xml:space="preserve">sur des </w:t>
-      </w:r>
-      <w:commentRangeStart w:id="10"/>
-      <w:r>
-        <w:t>serveurs redondé</w:t>
-      </w:r>
-      <w:r>
-        <w:t>s et protégés par un pare-feu isolant le réseau</w:t>
-      </w:r>
-      <w:commentRangeEnd w:id="10"/>
-      <w:r>
-        <w:rPr>
-          <w:rStyle w:val="Marquedecommentaire"/>
-        </w:rPr>
-        <w:commentReference w:id="10"/>
-      </w:r>
-      <w:r>
-        <w:t xml:space="preserve">. </w:t>
-      </w:r>
-      <w:r>
-        <w:t>Seules les installations</w:t>
-      </w:r>
-      <w:r>
-        <w:t xml:space="preserve"> qui sont connectées au superviseur </w:t>
-      </w:r>
-      <w:r>
-        <w:t>sont représentés dans ces bases de données</w:t>
-      </w:r>
-      <w:r>
-        <w:t xml:space="preserve">. </w:t>
-      </w:r>
-      <w:r>
-        <w:t>Les données sont composées de deux bases de données</w:t>
-      </w:r>
-      <w:r>
-        <w:t xml:space="preserve"> PostgreS</w:t>
-      </w:r>
-      <w:r>
-        <w:t>QL</w:t>
-      </w:r>
-      <w:r>
-        <w:t xml:space="preserve"> distinctes. </w:t>
+        <w:t xml:space="preserve"> par un numéro EGID</w:t>
+      </w:r>
+      <w:r>
+        <w:t>.</w:t>
+      </w:r>
+    </w:p>
+    <w:p/>
+    <w:p>
+      <w:r>
+        <w:t xml:space="preserve">Pour chacune des </w:t>
+      </w:r>
+      <w:r>
+        <w:t>sous-stations CAD</w:t>
+      </w:r>
+      <w:r>
+        <w:t>, deux tables sont disponibles :</w:t>
       </w:r>
     </w:p>
     <w:p>
@@ -4229,43 +4576,19 @@
         <w:pStyle w:val="Paragraphedeliste"/>
         <w:numPr>
           <w:ilvl w:val="0"/>
-          <w:numId w:val="32"/>
+          <w:numId w:val="45"/>
         </w:numPr>
       </w:pPr>
       <w:r>
-        <w:t>La base TR</w:t>
-      </w:r>
-      <w:r>
-        <w:t xml:space="preserve"> </w:t>
-      </w:r>
-      <w:r>
-        <w:t>(Temps Réel</w:t>
-      </w:r>
-      <w:r>
-        <w:t>) « </w:t>
+        <w:t>La puissance instantané « </w:t>
       </w:r>
       <w:proofErr w:type="spellStart"/>
       <w:r>
-        <w:t>lynxdb</w:t>
+        <w:t>PuisCpt</w:t>
       </w:r>
       <w:proofErr w:type="spellEnd"/>
       <w:r>
-        <w:t> »</w:t>
-      </w:r>
-      <w:r>
-        <w:t xml:space="preserve"> fonctionnant sur les calculateurs et</w:t>
-      </w:r>
-      <w:r>
-        <w:t xml:space="preserve"> comportant principalement des tables des faits. Mais également </w:t>
-      </w:r>
-      <w:r>
-        <w:t>des dimensions pour chacun des objets analogiques</w:t>
-      </w:r>
-      <w:r>
-        <w:t>, contenant</w:t>
-      </w:r>
-      <w:r>
-        <w:t xml:space="preserve"> uniquement les 24 dernière heures de données.</w:t>
+        <w:t> » provenant du compteur de l’installation. Elle est archivée à la minute et est en kW.</w:t>
       </w:r>
     </w:p>
     <w:p>
@@ -4273,327 +4596,213 @@
         <w:pStyle w:val="Paragraphedeliste"/>
         <w:numPr>
           <w:ilvl w:val="0"/>
-          <w:numId w:val="32"/>
+          <w:numId w:val="45"/>
         </w:numPr>
       </w:pPr>
       <w:r>
-        <w:t xml:space="preserve">La </w:t>
-      </w:r>
-      <w:r>
-        <w:t>base</w:t>
-      </w:r>
-      <w:r>
-        <w:t xml:space="preserve"> </w:t>
-      </w:r>
-      <w:r>
-        <w:t>d’archivage</w:t>
-      </w:r>
-      <w:r>
-        <w:t xml:space="preserve"> « </w:t>
-      </w:r>
-      <w:r>
-        <w:t>archivage »</w:t>
-      </w:r>
-      <w:r>
-        <w:t xml:space="preserve"> </w:t>
-      </w:r>
-      <w:commentRangeStart w:id="11"/>
-      <w:r>
-        <w:t xml:space="preserve">qui </w:t>
-      </w:r>
-      <w:r>
-        <w:t xml:space="preserve">contient uniquement des </w:t>
-      </w:r>
-      <w:r>
-        <w:t>dimensions</w:t>
-      </w:r>
-      <w:r>
-        <w:t xml:space="preserve"> des objets que l’on </w:t>
-      </w:r>
-      <w:r>
-        <w:t>souhaite archiver</w:t>
-      </w:r>
-      <w:r>
-        <w:t xml:space="preserve"> plus de 24h. </w:t>
-      </w:r>
-      <w:r>
-        <w:t xml:space="preserve">La fréquence d’archivage </w:t>
-      </w:r>
-      <w:r>
-        <w:t>est configurable</w:t>
-      </w:r>
-      <w:r>
-        <w:t xml:space="preserve"> et permet </w:t>
-      </w:r>
-      <w:r>
-        <w:t>une plage allant de 1 minute à 1 an.</w:t>
-      </w:r>
-      <w:r>
-        <w:t xml:space="preserve"> Il est également</w:t>
-      </w:r>
-      <w:r>
-        <w:t xml:space="preserve"> possible de configurer si l’on souhaite obtenir une valeur moyennée, maximale ou minimale sur cette période</w:t>
-      </w:r>
-      <w:commentRangeEnd w:id="11"/>
-      <w:r>
-        <w:rPr>
-          <w:rStyle w:val="Marquedecommentaire"/>
-        </w:rPr>
-        <w:commentReference w:id="11"/>
-      </w:r>
-      <w:r>
-        <w:t xml:space="preserve">. </w:t>
-      </w:r>
-      <w:r>
-        <w:t>Dans notre cas, nous nous intéresserons principalement</w:t>
-      </w:r>
-      <w:r>
-        <w:t xml:space="preserve"> aux données archivées. </w:t>
-      </w:r>
-      <w:commentRangeStart w:id="12"/>
-      <w:r>
-        <w:t xml:space="preserve">Pour les obtenir, il a fallu créer un script </w:t>
+        <w:t>La température de sortie de l’échangeur client « </w:t>
       </w:r>
       <w:proofErr w:type="spellStart"/>
       <w:r>
-        <w:t>shell</w:t>
+        <w:t>TempRet</w:t>
       </w:r>
       <w:proofErr w:type="spellEnd"/>
       <w:r>
-        <w:t xml:space="preserve"> qui</w:t>
-      </w:r>
-      <w:r>
-        <w:t xml:space="preserve"> récupère les données via des requêtes SQL et exporte </w:t>
-      </w:r>
-      <w:r>
-        <w:t xml:space="preserve">chacune des tables d’archivage en un </w:t>
-      </w:r>
-      <w:r>
-        <w:t xml:space="preserve">Fichier </w:t>
-      </w:r>
-      <w:r>
-        <w:t xml:space="preserve">CSV. </w:t>
-      </w:r>
-      <w:r>
-        <w:t xml:space="preserve">Les fichiers sont ensuite compressés via un .ZIP </w:t>
-      </w:r>
-      <w:r>
-        <w:t>pour être extrait des machines de production</w:t>
-      </w:r>
-      <w:commentRangeEnd w:id="12"/>
-      <w:r>
-        <w:rPr>
-          <w:rStyle w:val="Marquedecommentaire"/>
-        </w:rPr>
-        <w:commentReference w:id="12"/>
-      </w:r>
-      <w:r>
-        <w:t>.</w:t>
-      </w:r>
-      <w:r>
-        <w:t xml:space="preserve"> Cependant, pour définir </w:t>
-      </w:r>
-      <w:r>
-        <w:t>quelle table</w:t>
-      </w:r>
-      <w:r>
-        <w:t xml:space="preserve"> </w:t>
-      </w:r>
-      <w:r>
-        <w:t xml:space="preserve">fait partie des données pertinentes, il faut </w:t>
-      </w:r>
-      <w:r>
-        <w:t>obtenir les clé</w:t>
-      </w:r>
-      <w:r>
-        <w:t>s</w:t>
-      </w:r>
-      <w:r>
-        <w:t xml:space="preserve"> de ses tables dans la base de données </w:t>
-      </w:r>
-      <w:r>
-        <w:t>temps réel.</w:t>
-      </w:r>
-      <w:r>
-        <w:t xml:space="preserve"> Une liste des tables d’archivage est </w:t>
-      </w:r>
-      <w:r>
-        <w:t xml:space="preserve">donc également </w:t>
-      </w:r>
-      <w:r>
-        <w:t>générée</w:t>
-      </w:r>
-      <w:r>
-        <w:t>.</w:t>
-      </w:r>
-    </w:p>
-    <w:p>
-      <w:pPr>
-        <w:spacing w:after="200" w:line="276" w:lineRule="auto"/>
-        <w:jc w:val="left"/>
-      </w:pPr>
-      <w:r>
-        <w:br w:type="page"/>
-      </w:r>
-    </w:p>
-    <w:p>
-      <w:r>
-        <w:lastRenderedPageBreak/>
-        <w:t xml:space="preserve">Les données </w:t>
-      </w:r>
-      <w:r>
-        <w:t xml:space="preserve">tirées de la base de données </w:t>
-      </w:r>
-      <w:commentRangeStart w:id="13"/>
-      <w:r>
-        <w:t xml:space="preserve">GIS </w:t>
-      </w:r>
-      <w:commentRangeEnd w:id="13"/>
-      <w:r>
-        <w:rPr>
-          <w:rStyle w:val="Marquedecommentaire"/>
-        </w:rPr>
-        <w:commentReference w:id="13"/>
-      </w:r>
-      <w:r>
-        <w:t>représente l’</w:t>
-      </w:r>
-      <w:r>
-        <w:t xml:space="preserve">intégralité des installations existantes, </w:t>
-      </w:r>
-      <w:r>
-        <w:t xml:space="preserve">à l’instar du </w:t>
-      </w:r>
-      <w:commentRangeStart w:id="14"/>
-      <w:r>
-        <w:t>superviseur</w:t>
-      </w:r>
-      <w:commentRangeEnd w:id="14"/>
-      <w:r>
-        <w:rPr>
-          <w:rStyle w:val="Marquedecommentaire"/>
-        </w:rPr>
-        <w:commentReference w:id="14"/>
-      </w:r>
-      <w:r>
-        <w:t>, elle fait office de référence absolue concernant</w:t>
-      </w:r>
-      <w:r>
-        <w:t xml:space="preserve"> toutes</w:t>
-      </w:r>
-      <w:r>
-        <w:t xml:space="preserve"> les </w:t>
-      </w:r>
-      <w:r>
-        <w:t>installations connectées au réseau de distribution de chaleur.</w:t>
-      </w:r>
-      <w:r>
-        <w:t xml:space="preserve"> Un export des installations existantes est généré chaque fin de mois </w:t>
-      </w:r>
-      <w:r>
-        <w:t xml:space="preserve">et doit être </w:t>
-      </w:r>
-      <w:r>
-        <w:t xml:space="preserve">mis en </w:t>
-      </w:r>
-      <w:r>
-        <w:t xml:space="preserve">correspondance </w:t>
-      </w:r>
-      <w:r>
-        <w:t xml:space="preserve">avec la liste des </w:t>
-      </w:r>
-      <w:r>
-        <w:t>tables d’archivage pour définir les clés des tables à extraire.</w:t>
+        <w:t> ». Elle est archivée à 15 minutes et en °C.</w:t>
       </w:r>
     </w:p>
     <w:p/>
     <w:p>
       <w:r>
-        <w:t>Que ce soit dans le superviseur ou dans l</w:t>
-      </w:r>
-      <w:r>
-        <w:t xml:space="preserve">a base de données GIS, les </w:t>
-      </w:r>
-      <w:r>
-        <w:t xml:space="preserve">installations sont </w:t>
-      </w:r>
-      <w:r>
-        <w:t>identifiées</w:t>
-      </w:r>
-      <w:r>
-        <w:t xml:space="preserve"> par leurs numéro EGID</w:t>
-      </w:r>
-      <w:r>
-        <w:t xml:space="preserve"> (numéro de parcelle Suisse)</w:t>
-      </w:r>
-      <w:r>
-        <w:t>. C</w:t>
-      </w:r>
-      <w:r>
-        <w:t xml:space="preserve">e numéro </w:t>
-      </w:r>
-      <w:r>
-        <w:t>est utilisé comme nom pour</w:t>
-      </w:r>
-      <w:r>
-        <w:t xml:space="preserve"> les </w:t>
-      </w:r>
-      <w:commentRangeStart w:id="15"/>
-      <w:r>
-        <w:t xml:space="preserve">sous-stations </w:t>
-      </w:r>
-      <w:r>
-        <w:t>dans la supervision</w:t>
-      </w:r>
-      <w:commentRangeEnd w:id="15"/>
-      <w:r>
-        <w:rPr>
-          <w:rStyle w:val="Marquedecommentaire"/>
-        </w:rPr>
-        <w:commentReference w:id="15"/>
-      </w:r>
-      <w:r>
-        <w:t>, ce qui permet d</w:t>
-      </w:r>
-      <w:r>
-        <w:t>e</w:t>
-      </w:r>
-      <w:r>
-        <w:t xml:space="preserve"> les relier aux données GIS.</w:t>
-      </w:r>
-    </w:p>
-    <w:p/>
-    <w:p>
-      <w:r>
-        <w:t xml:space="preserve">En analysant les données GIS, on apprend beaucoup sur </w:t>
-      </w:r>
-      <w:r>
-        <w:t xml:space="preserve">les principaux types de consommateurs connectés au réseau de distribution de chaleur. </w:t>
-      </w:r>
-      <w:r>
-        <w:t xml:space="preserve">Des cluster prédéfinis ont </w:t>
-      </w:r>
-      <w:proofErr w:type="spellStart"/>
-      <w:r>
-        <w:t>permit</w:t>
-      </w:r>
-      <w:proofErr w:type="spellEnd"/>
-      <w:r>
-        <w:t xml:space="preserve"> de répartir les Sous-stations CAD selon ces règles :</w:t>
-      </w:r>
-    </w:p>
-    <w:p/>
+        <w:t>Chacune des tables est exporté dans un CSV contenant trois colonnes :</w:t>
+      </w:r>
+    </w:p>
     <w:p>
       <w:pPr>
         <w:pStyle w:val="Paragraphedeliste"/>
         <w:numPr>
           <w:ilvl w:val="0"/>
-          <w:numId w:val="36"/>
+          <w:numId w:val="34"/>
         </w:numPr>
       </w:pPr>
-      <w:commentRangeStart w:id="16"/>
-      <w:r>
-        <w:t>SST non remontées (SST2.0) - U_NO_EGID absent du DF LYNX :</w:t>
+      <w:r>
+        <w:t>La colonne « date » continent les timestamps de chacune des données archivées au format DD/MM/YYYY HH :MM</w:t>
+      </w:r>
+    </w:p>
+    <w:p>
+      <w:pPr>
+        <w:pStyle w:val="Paragraphedeliste"/>
+        <w:numPr>
+          <w:ilvl w:val="0"/>
+          <w:numId w:val="34"/>
+        </w:numPr>
+      </w:pPr>
+      <w:r>
+        <w:t>La colonne « {EGID}_{</w:t>
+      </w:r>
+      <w:r>
+        <w:t>TABLE</w:t>
+      </w:r>
+      <w:r>
+        <w:t xml:space="preserve">} » contient les valeurs archivées. Le nom de la colonne permet également </w:t>
+      </w:r>
+      <w:r>
+        <w:t>d’</w:t>
+      </w:r>
+      <w:r>
+        <w:t>identifier les données facilement.</w:t>
+      </w:r>
+    </w:p>
+    <w:p>
+      <w:pPr>
+        <w:pStyle w:val="Paragraphedeliste"/>
+        <w:numPr>
+          <w:ilvl w:val="0"/>
+          <w:numId w:val="34"/>
+        </w:numPr>
+      </w:pPr>
+      <w:r>
+        <w:t>La colonne « </w:t>
+      </w:r>
+      <w:proofErr w:type="spellStart"/>
+      <w:r>
+        <w:t>inv</w:t>
+      </w:r>
+      <w:proofErr w:type="spellEnd"/>
+      <w:r>
+        <w:t xml:space="preserve"> » détermine la validité de la valeur archivée. Une valeur est valide si </w:t>
+      </w:r>
+      <w:proofErr w:type="spellStart"/>
+      <w:r>
+        <w:t>inv</w:t>
+      </w:r>
+      <w:proofErr w:type="spellEnd"/>
+      <w:r>
+        <w:t>=0.</w:t>
+      </w:r>
+    </w:p>
+    <w:p>
+      <w:pPr>
+        <w:pStyle w:val="Titre3"/>
+      </w:pPr>
+      <w:bookmarkStart w:id="12" w:name="_Toc225084036"/>
+      <w:r>
+        <w:t>Données Externes</w:t>
+      </w:r>
+      <w:bookmarkEnd w:id="12"/>
+      <w:r>
+        <w:t xml:space="preserve"> </w:t>
+      </w:r>
+    </w:p>
+    <w:p>
+      <w:r>
+        <w:t xml:space="preserve">Les sondes de températures extérieures disponibles sur le SCADA étant pour la plupart parasitées par des interventions humaines, les modèles seront entrainés avec des données provenant </w:t>
+      </w:r>
+      <w:proofErr w:type="gramStart"/>
+      <w:r>
+        <w:t>de Open</w:t>
+      </w:r>
+      <w:proofErr w:type="gramEnd"/>
+      <w:r>
+        <w:t>-</w:t>
+      </w:r>
+      <w:proofErr w:type="spellStart"/>
+      <w:r>
+        <w:t>Meteo</w:t>
+      </w:r>
+      <w:proofErr w:type="spellEnd"/>
+      <w:r>
+        <w:t xml:space="preserve"> [3].</w:t>
+      </w:r>
+      <w:r>
+        <w:br w:type="page"/>
+      </w:r>
+    </w:p>
+    <w:p>
+      <w:pPr>
+        <w:pStyle w:val="Titre3"/>
+      </w:pPr>
+      <w:bookmarkStart w:id="13" w:name="_Toc225084037"/>
+      <w:bookmarkEnd w:id="13"/>
+      <w:r>
+        <w:lastRenderedPageBreak/>
+        <w:t>Ingestion des données brutes</w:t>
+      </w:r>
+    </w:p>
+    <w:p>
+      <w:r>
+        <w:t xml:space="preserve">Les données exportées sous forme de fichiers CSV par le SCADA doivent, dans un premier temps être lue une par une et stockées dans un data frame </w:t>
+      </w:r>
+      <w:r>
+        <w:t>P</w:t>
+      </w:r>
+      <w:r>
+        <w:t>arquet</w:t>
+      </w:r>
+      <w:r>
+        <w:t xml:space="preserve"> au format long</w:t>
+      </w:r>
+      <w:r>
+        <w:t xml:space="preserve"> pour simplifier les futures ajouts et modifications</w:t>
+      </w:r>
+      <w:r>
+        <w:t>, accélérer l’accès aux données et réduire l’espace nécessaire au stockage.</w:t>
+      </w:r>
+    </w:p>
+    <w:p>
+      <w:r>
+        <w:t>Toutes les futures étapes génèreront un nouveau data frame Parquet afin de pouvoir retracer les modifications en cas de problème dans la préparation des données.</w:t>
+      </w:r>
+    </w:p>
+    <w:p>
+      <w:pPr>
+        <w:pStyle w:val="Titre2"/>
+      </w:pPr>
+      <w:r>
+        <w:t>Filtr</w:t>
+      </w:r>
+      <w:r>
+        <w:t>e</w:t>
+      </w:r>
+      <w:r>
+        <w:t xml:space="preserve"> et répartition</w:t>
+      </w:r>
+      <w:r>
+        <w:t xml:space="preserve"> des données</w:t>
+      </w:r>
+    </w:p>
+    <w:p>
+      <w:pPr>
+        <w:pStyle w:val="Titre3"/>
+      </w:pPr>
+      <w:r>
+        <w:t>Filtres</w:t>
+      </w:r>
+    </w:p>
+    <w:p>
+      <w:r>
+        <w:t xml:space="preserve">En analysant les données GIS, on apprend beaucoup sur </w:t>
+      </w:r>
+      <w:r>
+        <w:t xml:space="preserve">les principaux types de consommateurs connectés au réseau de distribution de chaleur. </w:t>
+      </w:r>
+      <w:r>
+        <w:t>Plusieurs aspects influent directement sur la manière d’estimer l’état des installations :</w:t>
+      </w:r>
+    </w:p>
+    <w:p>
+      <w:pPr>
+        <w:pStyle w:val="Paragraphedeliste"/>
+        <w:numPr>
+          <w:ilvl w:val="0"/>
+          <w:numId w:val="47"/>
+        </w:numPr>
+      </w:pPr>
+      <w:r>
+        <w:t>La présence de données en quantité et en qualité suffisante archivées dans le SCADA. Il faut idéalement 1 an et demi de données et un taux d’invalidité inférieur à 5% pour obtenir des modèles précis.</w:t>
+      </w:r>
+      <w:r>
+        <w:t xml:space="preserve"> Parmi les 1238 installations, seul 246 correspondent à ces critères. Environ 110 installations ont été installées il y a moins d’un an et demi. Les autres n’existent pas dans le SCADA pour des raisons diverses :</w:t>
       </w:r>
     </w:p>
     <w:p>
@@ -4601,16 +4810,11 @@
         <w:pStyle w:val="Paragraphedeliste"/>
         <w:numPr>
           <w:ilvl w:val="1"/>
-          <w:numId w:val="36"/>
+          <w:numId w:val="47"/>
         </w:numPr>
       </w:pPr>
-      <w:proofErr w:type="gramStart"/>
-      <w:r>
-        <w:t>cluster</w:t>
-      </w:r>
-      <w:proofErr w:type="gramEnd"/>
-      <w:r>
-        <w:t xml:space="preserve"> 1 : U_PUISSANCE &lt; 100kW</w:t>
+      <w:r>
+        <w:t>Régulateur trop ancien</w:t>
       </w:r>
     </w:p>
     <w:p>
@@ -4618,16 +4822,23 @@
         <w:pStyle w:val="Paragraphedeliste"/>
         <w:numPr>
           <w:ilvl w:val="1"/>
-          <w:numId w:val="36"/>
+          <w:numId w:val="47"/>
         </w:numPr>
       </w:pPr>
-      <w:proofErr w:type="gramStart"/>
-      <w:r>
-        <w:t>cluster</w:t>
-      </w:r>
-      <w:proofErr w:type="gramEnd"/>
-      <w:r>
-        <w:t xml:space="preserve"> 2 : U_PUISSANCE &gt;= 100kW</w:t>
+      <w:r>
+        <w:t>Pas de raccordement fibre optique au bâtiment</w:t>
+      </w:r>
+    </w:p>
+    <w:p>
+      <w:pPr>
+        <w:pStyle w:val="Paragraphedeliste"/>
+        <w:numPr>
+          <w:ilvl w:val="1"/>
+          <w:numId w:val="47"/>
+        </w:numPr>
+      </w:pPr>
+      <w:r>
+        <w:t>Installation hors service</w:t>
       </w:r>
     </w:p>
     <w:p>
@@ -4635,171 +4846,654 @@
         <w:pStyle w:val="Paragraphedeliste"/>
         <w:numPr>
           <w:ilvl w:val="0"/>
-          <w:numId w:val="36"/>
+          <w:numId w:val="47"/>
         </w:numPr>
       </w:pPr>
       <w:r>
-        <w:t>SST remontées (SST3.0 &amp; SST3.1) - U_NO_EGID présent dans le DF LYNX :</w:t>
+        <w:t>La puissance des installations doit être prise en compte, car une installation de grande puissance aura un impact plus grand sur l’ensemble du système. Ici on parle des installations qui disposent d’une puissance maximale de raccordement supérieure à 100kW.</w:t>
       </w:r>
     </w:p>
     <w:p>
       <w:pPr>
         <w:pStyle w:val="Paragraphedeliste"/>
         <w:numPr>
-          <w:ilvl w:val="1"/>
-          <w:numId w:val="36"/>
+          <w:ilvl w:val="0"/>
+          <w:numId w:val="47"/>
         </w:numPr>
       </w:pPr>
-      <w:proofErr w:type="gramStart"/>
-      <w:r>
-        <w:t>cluster</w:t>
-      </w:r>
-      <w:proofErr w:type="gramEnd"/>
-      <w:r>
-        <w:t xml:space="preserve"> 3 : U_PUISSANCE &lt; 100kW ET U_PROD_ECS = 0</w:t>
+      <w:r>
+        <w:t xml:space="preserve">La présence d’un accumulateur d’eau chaude sanitaire doit également être prise en compte car celui-ci génère des pics de consommation difficiles à prévoir. </w:t>
+      </w:r>
+    </w:p>
+    <w:p/>
+    <w:p>
+      <w:r>
+        <w:t xml:space="preserve">Des cluster prédéfinis ont </w:t>
+      </w:r>
+      <w:r>
+        <w:t>permis</w:t>
+      </w:r>
+      <w:r>
+        <w:t xml:space="preserve"> de répartir les Sous-stations CAD selon ces règles</w:t>
+      </w:r>
+      <w:r>
+        <w:t xml:space="preserve"> suivantes</w:t>
+      </w:r>
+      <w:r>
+        <w:t> :</w:t>
+      </w:r>
+    </w:p>
+    <w:p/>
+    <w:tbl>
+      <w:tblPr>
+        <w:tblStyle w:val="TableauGrille5Fonc"/>
+        <w:tblW w:w="0" w:type="auto"/>
+        <w:tblLook w:val="04A0" w:firstRow="1" w:lastRow="0" w:firstColumn="1" w:lastColumn="0" w:noHBand="0" w:noVBand="1"/>
+      </w:tblPr>
+      <w:tblGrid>
+        <w:gridCol w:w="1271"/>
+        <w:gridCol w:w="2835"/>
+        <w:gridCol w:w="2268"/>
+        <w:gridCol w:w="2573"/>
+      </w:tblGrid>
+      <w:tr>
+        <w:trPr>
+          <w:cnfStyle w:val="100000000000" w:firstRow="1" w:lastRow="0" w:firstColumn="0" w:lastColumn="0" w:oddVBand="0" w:evenVBand="0" w:oddHBand="0" w:evenHBand="0" w:firstRowFirstColumn="0" w:firstRowLastColumn="0" w:lastRowFirstColumn="0" w:lastRowLastColumn="0"/>
+        </w:trPr>
+        <w:tc>
+          <w:tcPr>
+            <w:cnfStyle w:val="001000000000" w:firstRow="0" w:lastRow="0" w:firstColumn="1" w:lastColumn="0" w:oddVBand="0" w:evenVBand="0" w:oddHBand="0" w:evenHBand="0" w:firstRowFirstColumn="0" w:firstRowLastColumn="0" w:lastRowFirstColumn="0" w:lastRowLastColumn="0"/>
+            <w:tcW w:w="1271" w:type="dxa"/>
+            <w:tcBorders>
+              <w:right w:val="single" w:sz="4" w:space="0" w:color="FFFFFF" w:themeColor="background1"/>
+            </w:tcBorders>
+          </w:tcPr>
+          <w:p>
+            <w:r>
+              <w:t>Numéro</w:t>
+            </w:r>
+          </w:p>
+        </w:tc>
+        <w:tc>
+          <w:tcPr>
+            <w:tcW w:w="2835" w:type="dxa"/>
+            <w:tcBorders>
+              <w:left w:val="single" w:sz="4" w:space="0" w:color="FFFFFF" w:themeColor="background1"/>
+              <w:right w:val="single" w:sz="4" w:space="0" w:color="FFFFFF" w:themeColor="background1"/>
+            </w:tcBorders>
+          </w:tcPr>
+          <w:p>
+            <w:pPr>
+              <w:cnfStyle w:val="100000000000" w:firstRow="1" w:lastRow="0" w:firstColumn="0" w:lastColumn="0" w:oddVBand="0" w:evenVBand="0" w:oddHBand="0" w:evenHBand="0" w:firstRowFirstColumn="0" w:firstRowLastColumn="0" w:lastRowFirstColumn="0" w:lastRowLastColumn="0"/>
+            </w:pPr>
+            <w:r>
+              <w:t>Données disponibles</w:t>
+            </w:r>
+          </w:p>
+        </w:tc>
+        <w:tc>
+          <w:tcPr>
+            <w:tcW w:w="2268" w:type="dxa"/>
+            <w:tcBorders>
+              <w:left w:val="single" w:sz="4" w:space="0" w:color="FFFFFF" w:themeColor="background1"/>
+              <w:right w:val="single" w:sz="4" w:space="0" w:color="FFFFFF" w:themeColor="background1"/>
+            </w:tcBorders>
+          </w:tcPr>
+          <w:p>
+            <w:pPr>
+              <w:cnfStyle w:val="100000000000" w:firstRow="1" w:lastRow="0" w:firstColumn="0" w:lastColumn="0" w:oddVBand="0" w:evenVBand="0" w:oddHBand="0" w:evenHBand="0" w:firstRowFirstColumn="0" w:firstRowLastColumn="0" w:lastRowFirstColumn="0" w:lastRowLastColumn="0"/>
+            </w:pPr>
+            <w:r>
+              <w:t>Pmax &gt; 100kW</w:t>
+            </w:r>
+          </w:p>
+        </w:tc>
+        <w:tc>
+          <w:tcPr>
+            <w:tcW w:w="2573" w:type="dxa"/>
+            <w:tcBorders>
+              <w:left w:val="single" w:sz="4" w:space="0" w:color="FFFFFF" w:themeColor="background1"/>
+            </w:tcBorders>
+          </w:tcPr>
+          <w:p>
+            <w:pPr>
+              <w:cnfStyle w:val="100000000000" w:firstRow="1" w:lastRow="0" w:firstColumn="0" w:lastColumn="0" w:oddVBand="0" w:evenVBand="0" w:oddHBand="0" w:evenHBand="0" w:firstRowFirstColumn="0" w:firstRowLastColumn="0" w:lastRowFirstColumn="0" w:lastRowLastColumn="0"/>
+            </w:pPr>
+            <w:r>
+              <w:t xml:space="preserve">Présence d’un </w:t>
+            </w:r>
+            <w:r>
+              <w:t>ECS</w:t>
+            </w:r>
+          </w:p>
+        </w:tc>
+      </w:tr>
+      <w:tr>
+        <w:trPr>
+          <w:cnfStyle w:val="000000100000" w:firstRow="0" w:lastRow="0" w:firstColumn="0" w:lastColumn="0" w:oddVBand="0" w:evenVBand="0" w:oddHBand="1" w:evenHBand="0" w:firstRowFirstColumn="0" w:firstRowLastColumn="0" w:lastRowFirstColumn="0" w:lastRowLastColumn="0"/>
+        </w:trPr>
+        <w:tc>
+          <w:tcPr>
+            <w:cnfStyle w:val="001000000000" w:firstRow="0" w:lastRow="0" w:firstColumn="1" w:lastColumn="0" w:oddVBand="0" w:evenVBand="0" w:oddHBand="0" w:evenHBand="0" w:firstRowFirstColumn="0" w:firstRowLastColumn="0" w:lastRowFirstColumn="0" w:lastRowLastColumn="0"/>
+            <w:tcW w:w="1271" w:type="dxa"/>
+          </w:tcPr>
+          <w:p>
+            <w:r>
+              <w:t>1</w:t>
+            </w:r>
+          </w:p>
+        </w:tc>
+        <w:tc>
+          <w:tcPr>
+            <w:tcW w:w="2835" w:type="dxa"/>
+          </w:tcPr>
+          <w:p>
+            <w:pPr>
+              <w:cnfStyle w:val="000000100000" w:firstRow="0" w:lastRow="0" w:firstColumn="0" w:lastColumn="0" w:oddVBand="0" w:evenVBand="0" w:oddHBand="1" w:evenHBand="0" w:firstRowFirstColumn="0" w:firstRowLastColumn="0" w:lastRowFirstColumn="0" w:lastRowLastColumn="0"/>
+            </w:pPr>
+            <w:r>
+              <w:t>NON</w:t>
+            </w:r>
+          </w:p>
+        </w:tc>
+        <w:tc>
+          <w:tcPr>
+            <w:tcW w:w="2268" w:type="dxa"/>
+          </w:tcPr>
+          <w:p>
+            <w:pPr>
+              <w:cnfStyle w:val="000000100000" w:firstRow="0" w:lastRow="0" w:firstColumn="0" w:lastColumn="0" w:oddVBand="0" w:evenVBand="0" w:oddHBand="1" w:evenHBand="0" w:firstRowFirstColumn="0" w:firstRowLastColumn="0" w:lastRowFirstColumn="0" w:lastRowLastColumn="0"/>
+            </w:pPr>
+            <w:r>
+              <w:t>NON</w:t>
+            </w:r>
+          </w:p>
+        </w:tc>
+        <w:tc>
+          <w:tcPr>
+            <w:tcW w:w="2573" w:type="dxa"/>
+          </w:tcPr>
+          <w:p>
+            <w:pPr>
+              <w:cnfStyle w:val="000000100000" w:firstRow="0" w:lastRow="0" w:firstColumn="0" w:lastColumn="0" w:oddVBand="0" w:evenVBand="0" w:oddHBand="1" w:evenHBand="0" w:firstRowFirstColumn="0" w:firstRowLastColumn="0" w:lastRowFirstColumn="0" w:lastRowLastColumn="0"/>
+            </w:pPr>
+            <w:r>
+              <w:t>-</w:t>
+            </w:r>
+          </w:p>
+        </w:tc>
+      </w:tr>
+      <w:tr>
+        <w:tc>
+          <w:tcPr>
+            <w:cnfStyle w:val="001000000000" w:firstRow="0" w:lastRow="0" w:firstColumn="1" w:lastColumn="0" w:oddVBand="0" w:evenVBand="0" w:oddHBand="0" w:evenHBand="0" w:firstRowFirstColumn="0" w:firstRowLastColumn="0" w:lastRowFirstColumn="0" w:lastRowLastColumn="0"/>
+            <w:tcW w:w="1271" w:type="dxa"/>
+          </w:tcPr>
+          <w:p>
+            <w:r>
+              <w:t>2</w:t>
+            </w:r>
+          </w:p>
+        </w:tc>
+        <w:tc>
+          <w:tcPr>
+            <w:tcW w:w="2835" w:type="dxa"/>
+          </w:tcPr>
+          <w:p>
+            <w:pPr>
+              <w:cnfStyle w:val="000000000000" w:firstRow="0" w:lastRow="0" w:firstColumn="0" w:lastColumn="0" w:oddVBand="0" w:evenVBand="0" w:oddHBand="0" w:evenHBand="0" w:firstRowFirstColumn="0" w:firstRowLastColumn="0" w:lastRowFirstColumn="0" w:lastRowLastColumn="0"/>
+            </w:pPr>
+            <w:r>
+              <w:t>NON</w:t>
+            </w:r>
+          </w:p>
+        </w:tc>
+        <w:tc>
+          <w:tcPr>
+            <w:tcW w:w="2268" w:type="dxa"/>
+          </w:tcPr>
+          <w:p>
+            <w:pPr>
+              <w:cnfStyle w:val="000000000000" w:firstRow="0" w:lastRow="0" w:firstColumn="0" w:lastColumn="0" w:oddVBand="0" w:evenVBand="0" w:oddHBand="0" w:evenHBand="0" w:firstRowFirstColumn="0" w:firstRowLastColumn="0" w:lastRowFirstColumn="0" w:lastRowLastColumn="0"/>
+            </w:pPr>
+            <w:r>
+              <w:t>OUI</w:t>
+            </w:r>
+          </w:p>
+        </w:tc>
+        <w:tc>
+          <w:tcPr>
+            <w:tcW w:w="2573" w:type="dxa"/>
+          </w:tcPr>
+          <w:p>
+            <w:pPr>
+              <w:cnfStyle w:val="000000000000" w:firstRow="0" w:lastRow="0" w:firstColumn="0" w:lastColumn="0" w:oddVBand="0" w:evenVBand="0" w:oddHBand="0" w:evenHBand="0" w:firstRowFirstColumn="0" w:firstRowLastColumn="0" w:lastRowFirstColumn="0" w:lastRowLastColumn="0"/>
+            </w:pPr>
+            <w:r>
+              <w:t>-</w:t>
+            </w:r>
+          </w:p>
+        </w:tc>
+      </w:tr>
+      <w:tr>
+        <w:trPr>
+          <w:cnfStyle w:val="000000100000" w:firstRow="0" w:lastRow="0" w:firstColumn="0" w:lastColumn="0" w:oddVBand="0" w:evenVBand="0" w:oddHBand="1" w:evenHBand="0" w:firstRowFirstColumn="0" w:firstRowLastColumn="0" w:lastRowFirstColumn="0" w:lastRowLastColumn="0"/>
+        </w:trPr>
+        <w:tc>
+          <w:tcPr>
+            <w:cnfStyle w:val="001000000000" w:firstRow="0" w:lastRow="0" w:firstColumn="1" w:lastColumn="0" w:oddVBand="0" w:evenVBand="0" w:oddHBand="0" w:evenHBand="0" w:firstRowFirstColumn="0" w:firstRowLastColumn="0" w:lastRowFirstColumn="0" w:lastRowLastColumn="0"/>
+            <w:tcW w:w="1271" w:type="dxa"/>
+          </w:tcPr>
+          <w:p>
+            <w:r>
+              <w:t>3</w:t>
+            </w:r>
+          </w:p>
+        </w:tc>
+        <w:tc>
+          <w:tcPr>
+            <w:tcW w:w="2835" w:type="dxa"/>
+          </w:tcPr>
+          <w:p>
+            <w:pPr>
+              <w:cnfStyle w:val="000000100000" w:firstRow="0" w:lastRow="0" w:firstColumn="0" w:lastColumn="0" w:oddVBand="0" w:evenVBand="0" w:oddHBand="1" w:evenHBand="0" w:firstRowFirstColumn="0" w:firstRowLastColumn="0" w:lastRowFirstColumn="0" w:lastRowLastColumn="0"/>
+            </w:pPr>
+            <w:r>
+              <w:t>OUI</w:t>
+            </w:r>
+          </w:p>
+        </w:tc>
+        <w:tc>
+          <w:tcPr>
+            <w:tcW w:w="2268" w:type="dxa"/>
+          </w:tcPr>
+          <w:p>
+            <w:pPr>
+              <w:cnfStyle w:val="000000100000" w:firstRow="0" w:lastRow="0" w:firstColumn="0" w:lastColumn="0" w:oddVBand="0" w:evenVBand="0" w:oddHBand="1" w:evenHBand="0" w:firstRowFirstColumn="0" w:firstRowLastColumn="0" w:lastRowFirstColumn="0" w:lastRowLastColumn="0"/>
+            </w:pPr>
+            <w:r>
+              <w:t>NON</w:t>
+            </w:r>
+          </w:p>
+        </w:tc>
+        <w:tc>
+          <w:tcPr>
+            <w:tcW w:w="2573" w:type="dxa"/>
+          </w:tcPr>
+          <w:p>
+            <w:pPr>
+              <w:cnfStyle w:val="000000100000" w:firstRow="0" w:lastRow="0" w:firstColumn="0" w:lastColumn="0" w:oddVBand="0" w:evenVBand="0" w:oddHBand="1" w:evenHBand="0" w:firstRowFirstColumn="0" w:firstRowLastColumn="0" w:lastRowFirstColumn="0" w:lastRowLastColumn="0"/>
+            </w:pPr>
+            <w:r>
+              <w:t>NON</w:t>
+            </w:r>
+          </w:p>
+        </w:tc>
+      </w:tr>
+      <w:tr>
+        <w:tc>
+          <w:tcPr>
+            <w:cnfStyle w:val="001000000000" w:firstRow="0" w:lastRow="0" w:firstColumn="1" w:lastColumn="0" w:oddVBand="0" w:evenVBand="0" w:oddHBand="0" w:evenHBand="0" w:firstRowFirstColumn="0" w:firstRowLastColumn="0" w:lastRowFirstColumn="0" w:lastRowLastColumn="0"/>
+            <w:tcW w:w="1271" w:type="dxa"/>
+          </w:tcPr>
+          <w:p>
+            <w:r>
+              <w:t>4</w:t>
+            </w:r>
+          </w:p>
+        </w:tc>
+        <w:tc>
+          <w:tcPr>
+            <w:tcW w:w="2835" w:type="dxa"/>
+          </w:tcPr>
+          <w:p>
+            <w:pPr>
+              <w:cnfStyle w:val="000000000000" w:firstRow="0" w:lastRow="0" w:firstColumn="0" w:lastColumn="0" w:oddVBand="0" w:evenVBand="0" w:oddHBand="0" w:evenHBand="0" w:firstRowFirstColumn="0" w:firstRowLastColumn="0" w:lastRowFirstColumn="0" w:lastRowLastColumn="0"/>
+            </w:pPr>
+            <w:r>
+              <w:t>OUI</w:t>
+            </w:r>
+          </w:p>
+        </w:tc>
+        <w:tc>
+          <w:tcPr>
+            <w:tcW w:w="2268" w:type="dxa"/>
+          </w:tcPr>
+          <w:p>
+            <w:pPr>
+              <w:cnfStyle w:val="000000000000" w:firstRow="0" w:lastRow="0" w:firstColumn="0" w:lastColumn="0" w:oddVBand="0" w:evenVBand="0" w:oddHBand="0" w:evenHBand="0" w:firstRowFirstColumn="0" w:firstRowLastColumn="0" w:lastRowFirstColumn="0" w:lastRowLastColumn="0"/>
+            </w:pPr>
+            <w:r>
+              <w:t>OUI</w:t>
+            </w:r>
+          </w:p>
+        </w:tc>
+        <w:tc>
+          <w:tcPr>
+            <w:tcW w:w="2573" w:type="dxa"/>
+          </w:tcPr>
+          <w:p>
+            <w:pPr>
+              <w:cnfStyle w:val="000000000000" w:firstRow="0" w:lastRow="0" w:firstColumn="0" w:lastColumn="0" w:oddVBand="0" w:evenVBand="0" w:oddHBand="0" w:evenHBand="0" w:firstRowFirstColumn="0" w:firstRowLastColumn="0" w:lastRowFirstColumn="0" w:lastRowLastColumn="0"/>
+            </w:pPr>
+            <w:r>
+              <w:t>NON</w:t>
+            </w:r>
+          </w:p>
+        </w:tc>
+      </w:tr>
+      <w:tr>
+        <w:trPr>
+          <w:cnfStyle w:val="000000100000" w:firstRow="0" w:lastRow="0" w:firstColumn="0" w:lastColumn="0" w:oddVBand="0" w:evenVBand="0" w:oddHBand="1" w:evenHBand="0" w:firstRowFirstColumn="0" w:firstRowLastColumn="0" w:lastRowFirstColumn="0" w:lastRowLastColumn="0"/>
+        </w:trPr>
+        <w:tc>
+          <w:tcPr>
+            <w:cnfStyle w:val="001000000000" w:firstRow="0" w:lastRow="0" w:firstColumn="1" w:lastColumn="0" w:oddVBand="0" w:evenVBand="0" w:oddHBand="0" w:evenHBand="0" w:firstRowFirstColumn="0" w:firstRowLastColumn="0" w:lastRowFirstColumn="0" w:lastRowLastColumn="0"/>
+            <w:tcW w:w="1271" w:type="dxa"/>
+          </w:tcPr>
+          <w:p>
+            <w:r>
+              <w:t>5</w:t>
+            </w:r>
+          </w:p>
+        </w:tc>
+        <w:tc>
+          <w:tcPr>
+            <w:tcW w:w="2835" w:type="dxa"/>
+          </w:tcPr>
+          <w:p>
+            <w:pPr>
+              <w:cnfStyle w:val="000000100000" w:firstRow="0" w:lastRow="0" w:firstColumn="0" w:lastColumn="0" w:oddVBand="0" w:evenVBand="0" w:oddHBand="1" w:evenHBand="0" w:firstRowFirstColumn="0" w:firstRowLastColumn="0" w:lastRowFirstColumn="0" w:lastRowLastColumn="0"/>
+            </w:pPr>
+            <w:r>
+              <w:t>OUI</w:t>
+            </w:r>
+          </w:p>
+        </w:tc>
+        <w:tc>
+          <w:tcPr>
+            <w:tcW w:w="2268" w:type="dxa"/>
+          </w:tcPr>
+          <w:p>
+            <w:pPr>
+              <w:cnfStyle w:val="000000100000" w:firstRow="0" w:lastRow="0" w:firstColumn="0" w:lastColumn="0" w:oddVBand="0" w:evenVBand="0" w:oddHBand="1" w:evenHBand="0" w:firstRowFirstColumn="0" w:firstRowLastColumn="0" w:lastRowFirstColumn="0" w:lastRowLastColumn="0"/>
+            </w:pPr>
+            <w:r>
+              <w:t>NON</w:t>
+            </w:r>
+          </w:p>
+        </w:tc>
+        <w:tc>
+          <w:tcPr>
+            <w:tcW w:w="2573" w:type="dxa"/>
+          </w:tcPr>
+          <w:p>
+            <w:pPr>
+              <w:cnfStyle w:val="000000100000" w:firstRow="0" w:lastRow="0" w:firstColumn="0" w:lastColumn="0" w:oddVBand="0" w:evenVBand="0" w:oddHBand="1" w:evenHBand="0" w:firstRowFirstColumn="0" w:firstRowLastColumn="0" w:lastRowFirstColumn="0" w:lastRowLastColumn="0"/>
+            </w:pPr>
+            <w:r>
+              <w:t>OUI</w:t>
+            </w:r>
+          </w:p>
+        </w:tc>
+      </w:tr>
+      <w:tr>
+        <w:tc>
+          <w:tcPr>
+            <w:cnfStyle w:val="001000000000" w:firstRow="0" w:lastRow="0" w:firstColumn="1" w:lastColumn="0" w:oddVBand="0" w:evenVBand="0" w:oddHBand="0" w:evenHBand="0" w:firstRowFirstColumn="0" w:firstRowLastColumn="0" w:lastRowFirstColumn="0" w:lastRowLastColumn="0"/>
+            <w:tcW w:w="1271" w:type="dxa"/>
+          </w:tcPr>
+          <w:p>
+            <w:r>
+              <w:t>6</w:t>
+            </w:r>
+          </w:p>
+        </w:tc>
+        <w:tc>
+          <w:tcPr>
+            <w:tcW w:w="2835" w:type="dxa"/>
+          </w:tcPr>
+          <w:p>
+            <w:pPr>
+              <w:cnfStyle w:val="000000000000" w:firstRow="0" w:lastRow="0" w:firstColumn="0" w:lastColumn="0" w:oddVBand="0" w:evenVBand="0" w:oddHBand="0" w:evenHBand="0" w:firstRowFirstColumn="0" w:firstRowLastColumn="0" w:lastRowFirstColumn="0" w:lastRowLastColumn="0"/>
+            </w:pPr>
+            <w:r>
+              <w:t>OUI</w:t>
+            </w:r>
+          </w:p>
+        </w:tc>
+        <w:tc>
+          <w:tcPr>
+            <w:tcW w:w="2268" w:type="dxa"/>
+          </w:tcPr>
+          <w:p>
+            <w:pPr>
+              <w:cnfStyle w:val="000000000000" w:firstRow="0" w:lastRow="0" w:firstColumn="0" w:lastColumn="0" w:oddVBand="0" w:evenVBand="0" w:oddHBand="0" w:evenHBand="0" w:firstRowFirstColumn="0" w:firstRowLastColumn="0" w:lastRowFirstColumn="0" w:lastRowLastColumn="0"/>
+            </w:pPr>
+            <w:r>
+              <w:t>OUI</w:t>
+            </w:r>
+          </w:p>
+        </w:tc>
+        <w:tc>
+          <w:tcPr>
+            <w:tcW w:w="2573" w:type="dxa"/>
+          </w:tcPr>
+          <w:p>
+            <w:pPr>
+              <w:keepNext/>
+              <w:cnfStyle w:val="000000000000" w:firstRow="0" w:lastRow="0" w:firstColumn="0" w:lastColumn="0" w:oddVBand="0" w:evenVBand="0" w:oddHBand="0" w:evenHBand="0" w:firstRowFirstColumn="0" w:firstRowLastColumn="0" w:lastRowFirstColumn="0" w:lastRowLastColumn="0"/>
+            </w:pPr>
+            <w:r>
+              <w:t>OUI</w:t>
+            </w:r>
+          </w:p>
+        </w:tc>
+      </w:tr>
+    </w:tbl>
+    <w:p>
+      <w:pPr>
+        <w:pStyle w:val="Lgende"/>
+        <w:jc w:val="center"/>
+      </w:pPr>
+      <w:r>
+        <w:t xml:space="preserve">Tableau </w:t>
+      </w:r>
+      <w:r>
+        <w:fldChar w:fldCharType="begin"/>
+      </w:r>
+      <w:r>
+        <w:instrText xml:space="preserve"> SEQ Tableau \* ARABIC </w:instrText>
+      </w:r>
+      <w:r>
+        <w:fldChar w:fldCharType="separate"/>
+      </w:r>
+      <w:r>
+        <w:rPr>
+          <w:noProof/>
+        </w:rPr>
+        <w:t>1</w:t>
+      </w:r>
+      <w:r>
+        <w:fldChar w:fldCharType="end"/>
+      </w:r>
+      <w:r>
+        <w:t> : Filtre de répartition des clusters</w:t>
+      </w:r>
+    </w:p>
+    <w:p>
+      <w:r>
+        <w:t xml:space="preserve">Ne disposant pas de données archivées </w:t>
+      </w:r>
+      <w:r>
+        <w:t xml:space="preserve">suffisantes </w:t>
+      </w:r>
+      <w:r>
+        <w:t xml:space="preserve">pour les clusters 1 et 2, ils seront modélisés selon une fonction linéaire définie dans l’annexe </w:t>
+      </w:r>
+      <w:r>
+        <w:t>[</w:t>
+      </w:r>
+      <w:r>
+        <w:t>1</w:t>
+      </w:r>
+      <w:r>
+        <w:t>]</w:t>
+      </w:r>
+      <w:r>
+        <w:t>. Seules les installations des cluster 3 à 6 feront l’objet de prédictions via un modèle ML</w:t>
+      </w:r>
+      <w:r>
+        <w:t>.</w:t>
+      </w:r>
+      <w:r>
+        <w:t xml:space="preserve"> </w:t>
+      </w:r>
+    </w:p>
+    <w:p>
+      <w:pPr>
+        <w:spacing w:after="200" w:line="276" w:lineRule="auto"/>
+        <w:jc w:val="left"/>
+      </w:pPr>
+      <w:r>
+        <w:br w:type="page"/>
+      </w:r>
+    </w:p>
+    <w:p>
+      <w:pPr>
+        <w:pStyle w:val="Titre3"/>
+      </w:pPr>
+      <w:r>
+        <w:lastRenderedPageBreak/>
+        <w:t>Répartition des données d’entrainement</w:t>
+      </w:r>
+    </w:p>
+    <w:p>
+      <w:r>
+        <w:t>Les sets d’entrainement doivent être définit avant les transformations et le nettoyage.</w:t>
+      </w:r>
+    </w:p>
+    <w:p>
+      <w:r>
+        <w:t xml:space="preserve">A partir de la séparation, chaque </w:t>
+      </w:r>
+      <w:r>
+        <w:t>jeu de données seront traités indépendamment.</w:t>
+      </w:r>
+    </w:p>
+    <w:p>
+      <w:r>
+        <w:t xml:space="preserve">Chaque cluster </w:t>
+      </w:r>
+      <w:r>
+        <w:t>doit</w:t>
+      </w:r>
+      <w:r>
+        <w:t xml:space="preserve"> disposer d’un modèle</w:t>
+      </w:r>
+      <w:r>
+        <w:t xml:space="preserve"> pour la puissance et un modèle pour la température de retour. Il faut donc commencer par séparer les données de températures de retour et celle de puissance et créer deux sets de données distinct.</w:t>
+      </w:r>
+      <w:r>
+        <w:t xml:space="preserve"> </w:t>
+      </w:r>
+    </w:p>
+    <w:p/>
+    <w:p>
+      <w:r>
+        <w:t xml:space="preserve">Ensuite, il faut séparer ces sets en </w:t>
+      </w:r>
+      <w:r>
+        <w:t>3 jeux de données (entrainement, validation, test)</w:t>
+      </w:r>
+      <w:r>
+        <w:t xml:space="preserve"> pour éviter la contamination des données</w:t>
+      </w:r>
+      <w:r>
+        <w:t>.</w:t>
+      </w:r>
+      <w:r>
+        <w:t xml:space="preserve"> Pour cela, il a été </w:t>
+      </w:r>
+      <w:r>
+        <w:t>initialement choisi de diviser les données en trois plages temporelles :</w:t>
       </w:r>
     </w:p>
     <w:p>
       <w:pPr>
         <w:pStyle w:val="Paragraphedeliste"/>
         <w:numPr>
-          <w:ilvl w:val="1"/>
-          <w:numId w:val="36"/>
+          <w:ilvl w:val="0"/>
+          <w:numId w:val="48"/>
         </w:numPr>
       </w:pPr>
-      <w:proofErr w:type="gramStart"/>
-      <w:r>
-        <w:t>cluster</w:t>
-      </w:r>
-      <w:proofErr w:type="gramEnd"/>
-      <w:r>
-        <w:t xml:space="preserve"> 4 : U_PUISSANCE &gt;= 100kW ET U_PROD_ECS = 0</w:t>
+      <w:r>
+        <w:t>Entrainement : données de 1 an et plus</w:t>
       </w:r>
     </w:p>
     <w:p>
       <w:pPr>
         <w:pStyle w:val="Paragraphedeliste"/>
         <w:numPr>
-          <w:ilvl w:val="1"/>
-          <w:numId w:val="36"/>
+          <w:ilvl w:val="0"/>
+          <w:numId w:val="48"/>
         </w:numPr>
       </w:pPr>
-      <w:proofErr w:type="gramStart"/>
-      <w:r>
-        <w:t>cluster</w:t>
-      </w:r>
-      <w:proofErr w:type="gramEnd"/>
-      <w:r>
-        <w:t xml:space="preserve"> 5 : U_PUISSANCE &lt; 100kW ET U_PROD_ECS = 1</w:t>
+      <w:r>
+        <w:t>Validation : données entre 6 mois et 1 an</w:t>
       </w:r>
     </w:p>
     <w:p>
       <w:pPr>
         <w:pStyle w:val="Paragraphedeliste"/>
         <w:numPr>
-          <w:ilvl w:val="1"/>
-          <w:numId w:val="36"/>
+          <w:ilvl w:val="0"/>
+          <w:numId w:val="48"/>
         </w:numPr>
       </w:pPr>
-      <w:proofErr w:type="gramStart"/>
-      <w:r>
-        <w:t>cluster</w:t>
-      </w:r>
-      <w:proofErr w:type="gramEnd"/>
-      <w:r>
-        <w:t xml:space="preserve"> 6 : U_PUISSANCE &gt;= 100kW ET U_PROD_ECS = 1</w:t>
-      </w:r>
-      <w:commentRangeEnd w:id="16"/>
-      <w:r>
-        <w:rPr>
-          <w:rStyle w:val="Marquedecommentaire"/>
-        </w:rPr>
-        <w:commentReference w:id="16"/>
-      </w:r>
-    </w:p>
-    <w:p/>
-    <w:p>
-      <w:r>
-        <w:t>Ne disposant pas de données archivées pour les clusters 1 et 2, ils seront modélisés selon une fonction linéaire définie dans l’annexe 1. Seules les installations des cluster 3 à 6 feront l’objet de prédictions via un modèle ML</w:t>
-      </w:r>
-      <w:r>
-        <w:t>.</w:t>
-      </w:r>
-    </w:p>
-    <w:p/>
-    <w:p>
-      <w:r>
-        <w:t xml:space="preserve">Ces clusters permettent de regrouper </w:t>
-      </w:r>
-      <w:r>
-        <w:t xml:space="preserve">les installations en fonction de leur comportement sur le réseau. En effet, les installations disposant d’un </w:t>
-      </w:r>
-      <w:commentRangeStart w:id="17"/>
-      <w:r>
-        <w:t xml:space="preserve">ECS </w:t>
-      </w:r>
-      <w:commentRangeEnd w:id="17"/>
-      <w:r>
-        <w:rPr>
-          <w:rStyle w:val="Marquedecommentaire"/>
-        </w:rPr>
-        <w:commentReference w:id="17"/>
-      </w:r>
-      <w:r>
-        <w:t xml:space="preserve">on tendances à générer des pics de puissance aléatoirement selon les moments où l’installation à besoin de charger l’accumulateur d’eau chaude sanitaire. D’autre part, les installations de plus de 100kW </w:t>
-      </w:r>
-      <w:proofErr w:type="spellStart"/>
-      <w:r>
-        <w:t>on</w:t>
-      </w:r>
-      <w:proofErr w:type="spellEnd"/>
-      <w:r>
-        <w:t xml:space="preserve"> un plus grand impact sur le réseau et devront faire l’objet de prédictions plus précises.</w:t>
-      </w:r>
-    </w:p>
-    <w:p/>
-    <w:p>
-      <w:r>
-        <w:t xml:space="preserve">Parmi les 1238 raccordements 369 sont </w:t>
-      </w:r>
-      <w:commentRangeStart w:id="18"/>
-      <w:r>
-        <w:t xml:space="preserve">remontés </w:t>
-      </w:r>
-      <w:commentRangeEnd w:id="18"/>
-      <w:r>
-        <w:rPr>
-          <w:rStyle w:val="Marquedecommentaire"/>
-        </w:rPr>
-        <w:commentReference w:id="18"/>
-      </w:r>
-      <w:r>
-        <w:t xml:space="preserve">et </w:t>
-      </w:r>
-      <w:r>
-        <w:t>parmi</w:t>
-      </w:r>
-      <w:r>
-        <w:t xml:space="preserve"> eux</w:t>
-      </w:r>
-      <w:r>
-        <w:t> :</w:t>
+      <w:r>
+        <w:t>Test : données de moins de 6 mois</w:t>
+      </w:r>
+    </w:p>
+    <w:p>
+      <w:r>
+        <w:t xml:space="preserve">Pour s’assurer que la saisonnalité est représentée dans chacun des sets de données, la </w:t>
+      </w:r>
+      <w:r>
+        <w:fldChar w:fldCharType="begin"/>
+      </w:r>
+      <w:r>
+        <w:instrText xml:space="preserve"> REF _Ref225144154 \h </w:instrText>
+      </w:r>
+      <w:r>
+        <w:fldChar w:fldCharType="separate"/>
+      </w:r>
+      <w:r>
+        <w:t xml:space="preserve">Figure </w:t>
+      </w:r>
+      <w:r>
+        <w:rPr>
+          <w:noProof/>
+        </w:rPr>
+        <w:t>2</w:t>
+      </w:r>
+      <w:r>
+        <w:fldChar w:fldCharType="end"/>
+      </w:r>
+      <w:r>
+        <w:t xml:space="preserve"> permet de comparer les 3 jeux de données générés.</w:t>
       </w:r>
     </w:p>
     <w:p>
       <w:pPr>
         <w:keepNext/>
-        <w:jc w:val="center"/>
-      </w:pPr>
-      <w:r>
-        <w:rPr>
-          <w:noProof/>
-        </w:rPr>
+      </w:pPr>
+      <w:r>
         <w:drawing>
-          <wp:inline distT="0" distB="0" distL="0" distR="0" wp14:anchorId="6F1CC9E7" wp14:editId="43F9175B">
-            <wp:extent cx="5676900" cy="2009775"/>
-            <wp:effectExtent l="0" t="0" r="0" b="9525"/>
-            <wp:docPr id="1275587074" name="Image 1"/>
+          <wp:inline distT="0" distB="0" distL="0" distR="0" wp14:anchorId="41E7CBC9" wp14:editId="15D0EEE2">
+            <wp:extent cx="5687695" cy="2814955"/>
+            <wp:effectExtent l="0" t="0" r="8255" b="4445"/>
+            <wp:docPr id="1345868847" name="Image 1"/>
             <wp:cNvGraphicFramePr>
               <a:graphicFrameLocks xmlns:a="http://schemas.openxmlformats.org/drawingml/2006/main" noChangeAspect="1"/>
             </wp:cNvGraphicFramePr>
@@ -4807,36 +5501,23 @@
               <a:graphicData uri="http://schemas.openxmlformats.org/drawingml/2006/picture">
                 <pic:pic xmlns:pic="http://schemas.openxmlformats.org/drawingml/2006/picture">
                   <pic:nvPicPr>
-                    <pic:cNvPr id="0" name="Picture 7"/>
-                    <pic:cNvPicPr>
-                      <a:picLocks noChangeAspect="1" noChangeArrowheads="1"/>
-                    </pic:cNvPicPr>
+                    <pic:cNvPr id="1345868847" name=""/>
+                    <pic:cNvPicPr/>
                   </pic:nvPicPr>
                   <pic:blipFill>
-                    <a:blip r:embed="rId19" cstate="print">
-                      <a:extLst>
-                        <a:ext uri="{28A0092B-C50C-407E-A947-70E740481C1C}">
-                          <a14:useLocalDpi xmlns:a14="http://schemas.microsoft.com/office/drawing/2010/main" val="0"/>
-                        </a:ext>
-                      </a:extLst>
-                    </a:blip>
-                    <a:srcRect/>
+                    <a:blip r:embed="rId17"/>
                     <a:stretch>
                       <a:fillRect/>
                     </a:stretch>
                   </pic:blipFill>
-                  <pic:spPr bwMode="auto">
+                  <pic:spPr>
                     <a:xfrm>
                       <a:off x="0" y="0"/>
-                      <a:ext cx="5676900" cy="2009775"/>
+                      <a:ext cx="5687695" cy="2814955"/>
                     </a:xfrm>
                     <a:prstGeom prst="rect">
                       <a:avLst/>
                     </a:prstGeom>
-                    <a:noFill/>
-                    <a:ln>
-                      <a:noFill/>
-                    </a:ln>
                   </pic:spPr>
                 </pic:pic>
               </a:graphicData>
@@ -4850,6 +5531,7 @@
         <w:pStyle w:val="Lgende"/>
         <w:jc w:val="center"/>
       </w:pPr>
+      <w:bookmarkStart w:id="14" w:name="_Ref225144154"/>
       <w:r>
         <w:t xml:space="preserve">Figure </w:t>
       </w:r>
@@ -4866,668 +5548,41 @@
         <w:rPr>
           <w:noProof/>
         </w:rPr>
-        <w:t>3</w:t>
+        <w:t>2</w:t>
       </w:r>
       <w:r>
         <w:fldChar w:fldCharType="end"/>
       </w:r>
-      <w:r>
-        <w:t xml:space="preserve"> : Rapport sur les </w:t>
-      </w:r>
-      <w:commentRangeStart w:id="19"/>
-      <w:r>
-        <w:t>installations</w:t>
-      </w:r>
-      <w:commentRangeEnd w:id="19"/>
-      <w:r>
-        <w:rPr>
-          <w:rStyle w:val="Marquedecommentaire"/>
-          <w:b w:val="0"/>
-          <w:bCs w:val="0"/>
-          <w:color w:val="auto"/>
-        </w:rPr>
-        <w:commentReference w:id="19"/>
-      </w:r>
-      <w:r>
-        <w:t xml:space="preserve"> archivées</w:t>
-      </w:r>
-    </w:p>
-    <w:p>
-      <w:pPr>
-        <w:spacing w:after="200" w:line="276" w:lineRule="auto"/>
-        <w:jc w:val="left"/>
-      </w:pPr>
-      <w:r>
-        <w:br w:type="page"/>
-      </w:r>
-    </w:p>
-    <w:p>
-      <w:pPr>
-        <w:pStyle w:val="Titre1"/>
-      </w:pPr>
-      <w:bookmarkStart w:id="20" w:name="_Toc225003434"/>
-      <w:r>
-        <w:lastRenderedPageBreak/>
-        <w:t>Préparation des données</w:t>
-      </w:r>
-      <w:bookmarkEnd w:id="20"/>
-    </w:p>
-    <w:p>
-      <w:r>
-        <w:t xml:space="preserve">L’acquisition et la mise en forme des données pour l’entrainement des modèles est détaillés ici. </w:t>
+      <w:bookmarkEnd w:id="14"/>
+      <w:r>
+        <w:t xml:space="preserve"> : Répartitions </w:t>
+      </w:r>
+      <w:r>
+        <w:rPr>
+          <w:noProof/>
+        </w:rPr>
+        <w:t>de la température extérieure dans les jeux de données</w:t>
       </w:r>
     </w:p>
     <w:p>
       <w:pPr>
         <w:pStyle w:val="Titre2"/>
       </w:pPr>
-      <w:bookmarkStart w:id="21" w:name="_Toc225003435"/>
-      <w:r>
-        <w:t>Export de la liste des tables d’archivage lynx</w:t>
-      </w:r>
-      <w:bookmarkEnd w:id="21"/>
-    </w:p>
-    <w:p>
-      <w:r>
-        <w:t xml:space="preserve">L’export De la liste des tables d’archivages LYNX s’effectue depuis </w:t>
-      </w:r>
-      <w:r>
-        <w:t xml:space="preserve">le calculateur esclave </w:t>
-      </w:r>
-      <w:r>
-        <w:t>via une requête sur la base PostgreSQL « </w:t>
-      </w:r>
-      <w:proofErr w:type="spellStart"/>
-      <w:r>
-        <w:t>lynxdb</w:t>
-      </w:r>
-      <w:proofErr w:type="spellEnd"/>
-      <w:r>
-        <w:t> » :</w:t>
-      </w:r>
-    </w:p>
-    <w:p/>
-    <w:p>
-      <w:pPr>
-        <w:jc w:val="left"/>
-        <w:rPr>
-          <w:sz w:val="16"/>
-          <w:szCs w:val="16"/>
-        </w:rPr>
-      </w:pPr>
-      <w:commentRangeStart w:id="22"/>
-      <w:proofErr w:type="spellStart"/>
-      <w:proofErr w:type="gramStart"/>
-      <w:r>
-        <w:rPr>
-          <w:sz w:val="16"/>
-          <w:szCs w:val="16"/>
-        </w:rPr>
-        <w:t>psql</w:t>
-      </w:r>
-      <w:proofErr w:type="spellEnd"/>
-      <w:proofErr w:type="gramEnd"/>
-      <w:r>
-        <w:rPr>
-          <w:sz w:val="16"/>
-          <w:szCs w:val="16"/>
-        </w:rPr>
-        <w:t xml:space="preserve"> -c "\copy (</w:t>
-      </w:r>
-    </w:p>
-    <w:p>
-      <w:pPr>
-        <w:jc w:val="left"/>
-        <w:rPr>
-          <w:sz w:val="16"/>
-          <w:szCs w:val="16"/>
-        </w:rPr>
-      </w:pPr>
-      <w:r>
-        <w:rPr>
-          <w:sz w:val="16"/>
-          <w:szCs w:val="16"/>
-        </w:rPr>
-        <w:t xml:space="preserve">SELECT </w:t>
-      </w:r>
-      <w:proofErr w:type="spellStart"/>
-      <w:proofErr w:type="gramStart"/>
-      <w:r>
-        <w:rPr>
-          <w:sz w:val="16"/>
-          <w:szCs w:val="16"/>
-        </w:rPr>
-        <w:t>techant.pkey</w:t>
-      </w:r>
-      <w:proofErr w:type="spellEnd"/>
-      <w:proofErr w:type="gramEnd"/>
-      <w:r>
-        <w:rPr>
-          <w:sz w:val="16"/>
-          <w:szCs w:val="16"/>
-        </w:rPr>
-        <w:t xml:space="preserve"> as </w:t>
-      </w:r>
-      <w:proofErr w:type="spellStart"/>
-      <w:r>
-        <w:rPr>
-          <w:sz w:val="16"/>
-          <w:szCs w:val="16"/>
-        </w:rPr>
-        <w:t>ref_techant</w:t>
-      </w:r>
-      <w:proofErr w:type="spellEnd"/>
-      <w:r>
-        <w:rPr>
-          <w:sz w:val="16"/>
-          <w:szCs w:val="16"/>
-        </w:rPr>
-        <w:t xml:space="preserve">, </w:t>
-      </w:r>
-      <w:proofErr w:type="spellStart"/>
-      <w:proofErr w:type="gramStart"/>
-      <w:r>
-        <w:rPr>
-          <w:sz w:val="16"/>
-          <w:szCs w:val="16"/>
-        </w:rPr>
-        <w:t>objet.pkey</w:t>
-      </w:r>
-      <w:proofErr w:type="spellEnd"/>
-      <w:proofErr w:type="gramEnd"/>
-      <w:r>
-        <w:rPr>
-          <w:sz w:val="16"/>
-          <w:szCs w:val="16"/>
-        </w:rPr>
-        <w:t xml:space="preserve"> AS </w:t>
-      </w:r>
-      <w:proofErr w:type="spellStart"/>
-      <w:r>
-        <w:rPr>
-          <w:sz w:val="16"/>
-          <w:szCs w:val="16"/>
-        </w:rPr>
-        <w:t>ref_obj</w:t>
-      </w:r>
-      <w:proofErr w:type="spellEnd"/>
-      <w:r>
-        <w:rPr>
-          <w:sz w:val="16"/>
-          <w:szCs w:val="16"/>
-        </w:rPr>
-        <w:t xml:space="preserve">, </w:t>
-      </w:r>
-      <w:proofErr w:type="spellStart"/>
-      <w:proofErr w:type="gramStart"/>
-      <w:r>
-        <w:rPr>
-          <w:sz w:val="16"/>
-          <w:szCs w:val="16"/>
-        </w:rPr>
-        <w:t>ouvrage.libelle</w:t>
-      </w:r>
-      <w:proofErr w:type="spellEnd"/>
-      <w:proofErr w:type="gramEnd"/>
-      <w:r>
-        <w:rPr>
-          <w:sz w:val="16"/>
-          <w:szCs w:val="16"/>
-        </w:rPr>
-        <w:t xml:space="preserve"> AS ouvrage, </w:t>
-      </w:r>
-      <w:proofErr w:type="spellStart"/>
-      <w:proofErr w:type="gramStart"/>
-      <w:r>
-        <w:rPr>
-          <w:sz w:val="16"/>
-          <w:szCs w:val="16"/>
-        </w:rPr>
-        <w:t>champ.libelle</w:t>
-      </w:r>
-      <w:proofErr w:type="spellEnd"/>
-      <w:proofErr w:type="gramEnd"/>
-      <w:r>
-        <w:rPr>
-          <w:sz w:val="16"/>
-          <w:szCs w:val="16"/>
-        </w:rPr>
-        <w:t xml:space="preserve"> AS champ, </w:t>
-      </w:r>
-      <w:proofErr w:type="spellStart"/>
-      <w:proofErr w:type="gramStart"/>
-      <w:r>
-        <w:rPr>
-          <w:sz w:val="16"/>
-          <w:szCs w:val="16"/>
-        </w:rPr>
-        <w:t>objet.libelle</w:t>
-      </w:r>
-      <w:proofErr w:type="spellEnd"/>
-      <w:proofErr w:type="gramEnd"/>
-      <w:r>
-        <w:rPr>
-          <w:sz w:val="16"/>
-          <w:szCs w:val="16"/>
-        </w:rPr>
-        <w:t xml:space="preserve"> AS libelle_1, </w:t>
-      </w:r>
-      <w:proofErr w:type="gramStart"/>
-      <w:r>
-        <w:rPr>
-          <w:sz w:val="16"/>
-          <w:szCs w:val="16"/>
-        </w:rPr>
-        <w:t>objet.libelle</w:t>
-      </w:r>
-      <w:proofErr w:type="gramEnd"/>
-      <w:r>
-        <w:rPr>
-          <w:sz w:val="16"/>
-          <w:szCs w:val="16"/>
-        </w:rPr>
-        <w:t xml:space="preserve">1 AS libelle_2, </w:t>
-      </w:r>
-      <w:proofErr w:type="spellStart"/>
-      <w:proofErr w:type="gramStart"/>
-      <w:r>
-        <w:rPr>
-          <w:sz w:val="16"/>
-          <w:szCs w:val="16"/>
-        </w:rPr>
-        <w:t>freqmemo.libelle</w:t>
-      </w:r>
-      <w:proofErr w:type="spellEnd"/>
-      <w:proofErr w:type="gramEnd"/>
-      <w:r>
-        <w:rPr>
-          <w:sz w:val="16"/>
-          <w:szCs w:val="16"/>
-        </w:rPr>
-        <w:t xml:space="preserve"> AS fréquence FROM </w:t>
-      </w:r>
-      <w:proofErr w:type="spellStart"/>
-      <w:r>
-        <w:rPr>
-          <w:sz w:val="16"/>
-          <w:szCs w:val="16"/>
-        </w:rPr>
-        <w:t>techant</w:t>
-      </w:r>
-      <w:proofErr w:type="spellEnd"/>
-      <w:r>
-        <w:rPr>
-          <w:sz w:val="16"/>
-          <w:szCs w:val="16"/>
-        </w:rPr>
-        <w:t xml:space="preserve">, ouvrage, champ, objet, </w:t>
-      </w:r>
-      <w:proofErr w:type="spellStart"/>
-      <w:r>
-        <w:rPr>
-          <w:sz w:val="16"/>
-          <w:szCs w:val="16"/>
-        </w:rPr>
-        <w:t>freqmemo</w:t>
-      </w:r>
-      <w:proofErr w:type="spellEnd"/>
-      <w:r>
-        <w:rPr>
-          <w:sz w:val="16"/>
-          <w:szCs w:val="16"/>
-        </w:rPr>
+      <w:bookmarkStart w:id="15" w:name="_Toc225084040"/>
+      <w:r>
+        <w:t xml:space="preserve">Identification des </w:t>
+      </w:r>
+      <w:commentRangeStart w:id="16"/>
+      <w:r>
+        <w:t>S</w:t>
+      </w:r>
+      <w:r>
+        <w:t>ST</w:t>
+      </w:r>
+      <w:r>
         <w:t xml:space="preserve"> </w:t>
       </w:r>
-    </w:p>
-    <w:p>
-      <w:pPr>
-        <w:jc w:val="left"/>
-        <w:rPr>
-          <w:sz w:val="16"/>
-          <w:szCs w:val="16"/>
-          <w:lang w:val="en-GB"/>
-        </w:rPr>
-      </w:pPr>
-      <w:r>
-        <w:rPr>
-          <w:sz w:val="16"/>
-          <w:szCs w:val="16"/>
-          <w:lang w:val="en-GB"/>
-        </w:rPr>
-        <w:t xml:space="preserve">WHERE </w:t>
-      </w:r>
-      <w:proofErr w:type="spellStart"/>
-      <w:r>
-        <w:rPr>
-          <w:sz w:val="16"/>
-          <w:szCs w:val="16"/>
-          <w:lang w:val="en-GB"/>
-        </w:rPr>
-        <w:t>techant.ref_ouvrage</w:t>
-      </w:r>
-      <w:proofErr w:type="spellEnd"/>
-      <w:r>
-        <w:rPr>
-          <w:sz w:val="16"/>
-          <w:szCs w:val="16"/>
-          <w:lang w:val="en-GB"/>
-        </w:rPr>
-        <w:t>=</w:t>
-      </w:r>
-      <w:proofErr w:type="spellStart"/>
-      <w:proofErr w:type="gramStart"/>
-      <w:r>
-        <w:rPr>
-          <w:sz w:val="16"/>
-          <w:szCs w:val="16"/>
-          <w:lang w:val="en-GB"/>
-        </w:rPr>
-        <w:t>ouvrage.pkey</w:t>
-      </w:r>
-      <w:proofErr w:type="spellEnd"/>
-      <w:proofErr w:type="gramEnd"/>
-      <w:r>
-        <w:rPr>
-          <w:sz w:val="16"/>
-          <w:szCs w:val="16"/>
-          <w:lang w:val="en-GB"/>
-        </w:rPr>
-        <w:t xml:space="preserve"> and </w:t>
-      </w:r>
-      <w:proofErr w:type="spellStart"/>
-      <w:r>
-        <w:rPr>
-          <w:sz w:val="16"/>
-          <w:szCs w:val="16"/>
-          <w:lang w:val="en-GB"/>
-        </w:rPr>
-        <w:t>techant.ref_obj</w:t>
-      </w:r>
-      <w:proofErr w:type="spellEnd"/>
-      <w:r>
-        <w:rPr>
-          <w:sz w:val="16"/>
-          <w:szCs w:val="16"/>
-          <w:lang w:val="en-GB"/>
-        </w:rPr>
-        <w:t>=</w:t>
-      </w:r>
-      <w:proofErr w:type="spellStart"/>
-      <w:proofErr w:type="gramStart"/>
-      <w:r>
-        <w:rPr>
-          <w:sz w:val="16"/>
-          <w:szCs w:val="16"/>
-          <w:lang w:val="en-GB"/>
-        </w:rPr>
-        <w:t>objet.pkey</w:t>
-      </w:r>
-      <w:proofErr w:type="spellEnd"/>
-      <w:proofErr w:type="gramEnd"/>
-      <w:r>
-        <w:rPr>
-          <w:sz w:val="16"/>
-          <w:szCs w:val="16"/>
-          <w:lang w:val="en-GB"/>
-        </w:rPr>
-        <w:t xml:space="preserve"> and </w:t>
-      </w:r>
-      <w:proofErr w:type="spellStart"/>
-      <w:proofErr w:type="gramStart"/>
-      <w:r>
-        <w:rPr>
-          <w:sz w:val="16"/>
-          <w:szCs w:val="16"/>
-          <w:lang w:val="en-GB"/>
-        </w:rPr>
-        <w:t>objet.pkey</w:t>
-      </w:r>
-      <w:proofErr w:type="gramEnd"/>
-      <w:r>
-        <w:rPr>
-          <w:sz w:val="16"/>
-          <w:szCs w:val="16"/>
-          <w:lang w:val="en-GB"/>
-        </w:rPr>
-        <w:t>_tranche</w:t>
-      </w:r>
-      <w:proofErr w:type="spellEnd"/>
-      <w:r>
-        <w:rPr>
-          <w:sz w:val="16"/>
-          <w:szCs w:val="16"/>
-          <w:lang w:val="en-GB"/>
-        </w:rPr>
-        <w:t>=</w:t>
-      </w:r>
-      <w:proofErr w:type="spellStart"/>
-      <w:proofErr w:type="gramStart"/>
-      <w:r>
-        <w:rPr>
-          <w:sz w:val="16"/>
-          <w:szCs w:val="16"/>
-          <w:lang w:val="en-GB"/>
-        </w:rPr>
-        <w:t>champ.pkey</w:t>
-      </w:r>
-      <w:proofErr w:type="spellEnd"/>
-      <w:proofErr w:type="gramEnd"/>
-      <w:r>
-        <w:rPr>
-          <w:sz w:val="16"/>
-          <w:szCs w:val="16"/>
-          <w:lang w:val="en-GB"/>
-        </w:rPr>
-        <w:t xml:space="preserve"> and </w:t>
-      </w:r>
-      <w:proofErr w:type="spellStart"/>
-      <w:r>
-        <w:rPr>
-          <w:sz w:val="16"/>
-          <w:szCs w:val="16"/>
-          <w:lang w:val="en-GB"/>
-        </w:rPr>
-        <w:t>techant.ref_freqmemo</w:t>
-      </w:r>
-      <w:proofErr w:type="spellEnd"/>
-      <w:r>
-        <w:rPr>
-          <w:sz w:val="16"/>
-          <w:szCs w:val="16"/>
-          <w:lang w:val="en-GB"/>
-        </w:rPr>
-        <w:t>=</w:t>
-      </w:r>
-      <w:proofErr w:type="spellStart"/>
-      <w:proofErr w:type="gramStart"/>
-      <w:r>
-        <w:rPr>
-          <w:sz w:val="16"/>
-          <w:szCs w:val="16"/>
-          <w:lang w:val="en-GB"/>
-        </w:rPr>
-        <w:t>freqmemo.pkey</w:t>
-      </w:r>
-      <w:proofErr w:type="spellEnd"/>
-      <w:proofErr w:type="gramEnd"/>
-      <w:r>
-        <w:rPr>
-          <w:sz w:val="16"/>
-          <w:szCs w:val="16"/>
-          <w:lang w:val="en-GB"/>
-        </w:rPr>
-        <w:t xml:space="preserve"> </w:t>
-      </w:r>
-    </w:p>
-    <w:p>
-      <w:pPr>
-        <w:jc w:val="left"/>
-        <w:rPr>
-          <w:sz w:val="16"/>
-          <w:szCs w:val="16"/>
-          <w:lang w:val="en-GB"/>
-        </w:rPr>
-      </w:pPr>
-      <w:r>
-        <w:rPr>
-          <w:sz w:val="16"/>
-          <w:szCs w:val="16"/>
-          <w:lang w:val="en-GB"/>
-        </w:rPr>
-        <w:t xml:space="preserve">ORDER BY </w:t>
-      </w:r>
-      <w:proofErr w:type="spellStart"/>
-      <w:r>
-        <w:rPr>
-          <w:sz w:val="16"/>
-          <w:szCs w:val="16"/>
-          <w:lang w:val="en-GB"/>
-        </w:rPr>
-        <w:t>techant.ref_ouvrage</w:t>
-      </w:r>
-      <w:proofErr w:type="spellEnd"/>
-      <w:r>
-        <w:rPr>
-          <w:sz w:val="16"/>
-          <w:szCs w:val="16"/>
-          <w:lang w:val="en-GB"/>
-        </w:rPr>
-        <w:t xml:space="preserve">) </w:t>
-      </w:r>
-    </w:p>
-    <w:p>
-      <w:pPr>
-        <w:jc w:val="left"/>
-        <w:rPr>
-          <w:sz w:val="16"/>
-          <w:szCs w:val="16"/>
-          <w:lang w:val="en-GB"/>
-        </w:rPr>
-      </w:pPr>
-      <w:r>
-        <w:rPr>
-          <w:sz w:val="16"/>
-          <w:szCs w:val="16"/>
-          <w:lang w:val="en-GB"/>
-        </w:rPr>
-        <w:t xml:space="preserve">TO '/usr1/LYNX/client/sami8/FICHIER/extraction_techant.csv' With CSV DELIMITER ';' HEADER;" </w:t>
-      </w:r>
-      <w:proofErr w:type="spellStart"/>
-      <w:r>
-        <w:rPr>
-          <w:sz w:val="16"/>
-          <w:szCs w:val="16"/>
-          <w:lang w:val="en-GB"/>
-        </w:rPr>
-        <w:t>lynxdb</w:t>
-      </w:r>
-      <w:commentRangeEnd w:id="22"/>
-      <w:proofErr w:type="spellEnd"/>
-      <w:r>
-        <w:rPr>
-          <w:rStyle w:val="Marquedecommentaire"/>
-        </w:rPr>
-        <w:commentReference w:id="22"/>
-      </w:r>
-    </w:p>
-    <w:p>
-      <w:pPr>
-        <w:rPr>
-          <w:lang w:val="en-GB"/>
-        </w:rPr>
-      </w:pPr>
-    </w:p>
-    <w:p>
-      <w:r>
-        <w:t>Celle-ci permet</w:t>
-      </w:r>
-      <w:r>
-        <w:t>, en une commande d’obtenir la liste des tables d’archivages LYNX.</w:t>
-      </w:r>
-    </w:p>
-    <w:p>
-      <w:r>
-        <w:t>Cette liste doit être déposée dans : 2_Program\0_Data\0_Raw\</w:t>
-      </w:r>
-      <w:proofErr w:type="spellStart"/>
-      <w:r>
-        <w:t>liste_techant</w:t>
-      </w:r>
-      <w:proofErr w:type="spellEnd"/>
-    </w:p>
-    <w:p>
-      <w:pPr>
-        <w:pStyle w:val="Titre2"/>
-      </w:pPr>
-      <w:bookmarkStart w:id="23" w:name="_Toc225003436"/>
-      <w:r>
-        <w:t>Export des données GIS des sous stations.</w:t>
-      </w:r>
-      <w:bookmarkEnd w:id="23"/>
-    </w:p>
-    <w:p>
-      <w:commentRangeStart w:id="24"/>
-      <w:r>
-        <w:t>Cette action est réalisée par le superviseur de la base de données GIS lors de l’import des nouvelles SST CAD dans le SCADA. Le fichier est, selon la procédure, mis à jour ici :</w:t>
-      </w:r>
-    </w:p>
-    <w:p>
-      <w:pPr>
-        <w:jc w:val="left"/>
-      </w:pPr>
-      <w:hyperlink r:id="rId20" w:history="1">
-        <w:r>
-          <w:rPr>
-            <w:rStyle w:val="Lienhypertexte"/>
-          </w:rPr>
-          <w:t>U:\19_Support_EXP\03_Supervision\23_CAD\SST3.0\Documentation\Fichiers de référence</w:t>
-        </w:r>
-      </w:hyperlink>
-    </w:p>
-    <w:p>
-      <w:pPr>
-        <w:jc w:val="left"/>
-      </w:pPr>
-    </w:p>
-    <w:p>
-      <w:pPr>
-        <w:jc w:val="left"/>
-      </w:pPr>
-      <w:r>
-        <w:t>Il doit ensuite être déposé dans le répertoire : 2_Program\0_Data\0_Raw\</w:t>
-      </w:r>
-      <w:proofErr w:type="spellStart"/>
-      <w:r>
-        <w:t>RefFiles</w:t>
-      </w:r>
-      <w:commentRangeEnd w:id="24"/>
-      <w:proofErr w:type="spellEnd"/>
-      <w:r>
-        <w:rPr>
-          <w:rStyle w:val="Marquedecommentaire"/>
-        </w:rPr>
-        <w:commentReference w:id="24"/>
-      </w:r>
-    </w:p>
-    <w:p>
-      <w:pPr>
-        <w:pStyle w:val="Titre2"/>
-      </w:pPr>
-      <w:bookmarkStart w:id="25" w:name="_Toc225003437"/>
-      <w:r>
-        <w:t xml:space="preserve">Identification des </w:t>
-      </w:r>
-      <w:commentRangeStart w:id="26"/>
-      <w:r>
-        <w:t>S</w:t>
-      </w:r>
-      <w:r>
-        <w:t>ST</w:t>
-      </w:r>
-      <w:r>
-        <w:t xml:space="preserve"> </w:t>
-      </w:r>
-      <w:commentRangeEnd w:id="26"/>
+      <w:commentRangeEnd w:id="16"/>
       <w:r>
         <w:rPr>
           <w:rStyle w:val="Marquedecommentaire"/>
@@ -5536,842 +5591,37 @@
           <w:bCs w:val="0"/>
           <w:color w:val="auto"/>
         </w:rPr>
-        <w:commentReference w:id="26"/>
+        <w:commentReference w:id="16"/>
       </w:r>
       <w:r>
         <w:t>archivées</w:t>
       </w:r>
-      <w:bookmarkEnd w:id="25"/>
-    </w:p>
-    <w:p>
-      <w:r>
-        <w:t>L</w:t>
-      </w:r>
-      <w:r>
-        <w:t xml:space="preserve">es SST n’étant de loin pas toutes archivées, il faut identifier les installations de la base de données GIS qui sont présentes dans la liste des tables archivées </w:t>
-      </w:r>
-      <w:commentRangeStart w:id="27"/>
-      <w:r>
-        <w:t>LYNX</w:t>
-      </w:r>
-      <w:commentRangeEnd w:id="27"/>
+      <w:bookmarkEnd w:id="15"/>
+    </w:p>
+    <w:p>
+      <w:commentRangeStart w:id="17"/>
+      <w:commentRangeEnd w:id="17"/>
       <w:r>
         <w:rPr>
           <w:rStyle w:val="Marquedecommentaire"/>
         </w:rPr>
-        <w:commentReference w:id="27"/>
-      </w:r>
-      <w:r>
-        <w:t xml:space="preserve">. Celle-ci sont identifiées grâce au numéro EGID composant le nom de l’ouvrage de chacune des SST dans le SCADA. </w:t>
-      </w:r>
-    </w:p>
-    <w:p>
-      <w:commentRangeStart w:id="28"/>
-    </w:p>
-    <w:p>
-      <w:r>
-        <w:t>Concrètement, cela est réalisé par le script suivant :</w:t>
-      </w:r>
-    </w:p>
-    <w:p>
-      <w:r>
-        <w:t>2_Program\0_Data\Filter_Techant.py</w:t>
-      </w:r>
-      <w:commentRangeEnd w:id="28"/>
-      <w:r>
-        <w:rPr>
-          <w:rStyle w:val="Marquedecommentaire"/>
-        </w:rPr>
-        <w:commentReference w:id="28"/>
-      </w:r>
+        <w:commentReference w:id="17"/>
+      </w:r>
+      <w:bookmarkStart w:id="18" w:name="_Toc225084042"/>
+      <w:r>
+        <w:t xml:space="preserve">Import des tables d’archivages dans </w:t>
+      </w:r>
+      <w:r>
+        <w:t>un data frame structur</w:t>
+      </w:r>
+      <w:r>
+        <w:t>e</w:t>
+      </w:r>
+      <w:bookmarkEnd w:id="18"/>
     </w:p>
     <w:p/>
     <w:p>
-      <w:r>
-        <w:t xml:space="preserve">Les tables d’archivages LYNX n’étant pas composées uniquement de SST CAD, il doit d’abord </w:t>
-      </w:r>
-      <w:r>
-        <w:t xml:space="preserve">filtrer uniquement les objets dont l’ouvrage se nomme « {EGID} SST ». </w:t>
-      </w:r>
-    </w:p>
-    <w:p>
-      <w:r>
-        <w:t xml:space="preserve">Puis, il faut identifier pour chacune des SST restante, </w:t>
-      </w:r>
-      <w:r>
-        <w:t>les objets archivés</w:t>
-      </w:r>
-      <w:r>
-        <w:t xml:space="preserve"> qui </w:t>
-      </w:r>
-      <w:r>
-        <w:t xml:space="preserve">représentent la puissance consommée et la température de retour sur le réseau de distribution. Selon le type de sous-station, les objets peuvent avoir des noms ou des propriétés légèrement différents. </w:t>
-      </w:r>
-    </w:p>
-    <w:p>
-      <w:pPr>
-        <w:spacing w:after="200" w:line="276" w:lineRule="auto"/>
-        <w:jc w:val="left"/>
-      </w:pPr>
-      <w:r>
-        <w:br w:type="page"/>
-      </w:r>
-    </w:p>
-    <w:p>
-      <w:r>
-        <w:lastRenderedPageBreak/>
-        <w:t xml:space="preserve">Pour y parvenir, le script </w:t>
-      </w:r>
-      <w:r>
-        <w:t>filtre uniquement les objets qui répondent à un de ses filtres :</w:t>
-      </w:r>
-    </w:p>
-    <w:p/>
-    <w:tbl>
-      <w:tblPr>
-        <w:tblStyle w:val="Grilledutableau"/>
-        <w:tblW w:w="0" w:type="auto"/>
-        <w:tblLook w:val="04A0" w:firstRow="1" w:lastRow="0" w:firstColumn="1" w:lastColumn="0" w:noHBand="0" w:noVBand="1"/>
-      </w:tblPr>
-      <w:tblGrid>
-        <w:gridCol w:w="1789"/>
-        <w:gridCol w:w="1789"/>
-        <w:gridCol w:w="1789"/>
-        <w:gridCol w:w="1790"/>
-        <w:gridCol w:w="1790"/>
-      </w:tblGrid>
-      <w:tr>
-        <w:tc>
-          <w:tcPr>
-            <w:tcW w:w="1789" w:type="dxa"/>
-          </w:tcPr>
-          <w:p>
-            <w:pPr>
-              <w:rPr>
-                <w:sz w:val="16"/>
-                <w:szCs w:val="16"/>
-              </w:rPr>
-            </w:pPr>
-            <w:r>
-              <w:rPr>
-                <w:sz w:val="16"/>
-                <w:szCs w:val="16"/>
-              </w:rPr>
-              <w:t>Champ</w:t>
-            </w:r>
-          </w:p>
-        </w:tc>
-        <w:tc>
-          <w:tcPr>
-            <w:tcW w:w="1789" w:type="dxa"/>
-          </w:tcPr>
-          <w:p>
-            <w:pPr>
-              <w:rPr>
-                <w:sz w:val="16"/>
-                <w:szCs w:val="16"/>
-              </w:rPr>
-            </w:pPr>
-            <w:r>
-              <w:rPr>
-                <w:sz w:val="16"/>
-                <w:szCs w:val="16"/>
-              </w:rPr>
-              <w:t>Libelle 2</w:t>
-            </w:r>
-          </w:p>
-        </w:tc>
-        <w:tc>
-          <w:tcPr>
-            <w:tcW w:w="1789" w:type="dxa"/>
-          </w:tcPr>
-          <w:p>
-            <w:pPr>
-              <w:rPr>
-                <w:sz w:val="16"/>
-                <w:szCs w:val="16"/>
-              </w:rPr>
-            </w:pPr>
-            <w:commentRangeStart w:id="29"/>
-            <w:proofErr w:type="spellStart"/>
-            <w:r>
-              <w:rPr>
-                <w:sz w:val="16"/>
-                <w:szCs w:val="16"/>
-              </w:rPr>
-              <w:t>Freq</w:t>
-            </w:r>
-            <w:proofErr w:type="spellEnd"/>
-            <w:r>
-              <w:rPr>
-                <w:sz w:val="16"/>
-                <w:szCs w:val="16"/>
-              </w:rPr>
-              <w:t xml:space="preserve">. </w:t>
-            </w:r>
-            <w:proofErr w:type="gramStart"/>
-            <w:r>
-              <w:rPr>
-                <w:sz w:val="16"/>
-                <w:szCs w:val="16"/>
-              </w:rPr>
-              <w:t>archi</w:t>
-            </w:r>
-            <w:proofErr w:type="gramEnd"/>
-            <w:r>
-              <w:rPr>
-                <w:sz w:val="16"/>
-                <w:szCs w:val="16"/>
-              </w:rPr>
-              <w:t>.</w:t>
-            </w:r>
-            <w:commentRangeEnd w:id="29"/>
-            <w:r>
-              <w:rPr>
-                <w:rStyle w:val="Marquedecommentaire"/>
-              </w:rPr>
-              <w:commentReference w:id="29"/>
-            </w:r>
-          </w:p>
-        </w:tc>
-        <w:tc>
-          <w:tcPr>
-            <w:tcW w:w="1790" w:type="dxa"/>
-          </w:tcPr>
-          <w:p>
-            <w:pPr>
-              <w:rPr>
-                <w:sz w:val="16"/>
-                <w:szCs w:val="16"/>
-              </w:rPr>
-            </w:pPr>
-            <w:r>
-              <w:rPr>
-                <w:sz w:val="16"/>
-                <w:szCs w:val="16"/>
-              </w:rPr>
-              <w:t>Type archi.</w:t>
-            </w:r>
-          </w:p>
-        </w:tc>
-        <w:tc>
-          <w:tcPr>
-            <w:tcW w:w="1790" w:type="dxa"/>
-          </w:tcPr>
-          <w:p>
-            <w:pPr>
-              <w:rPr>
-                <w:sz w:val="16"/>
-                <w:szCs w:val="16"/>
-              </w:rPr>
-            </w:pPr>
-            <w:commentRangeStart w:id="30"/>
-            <w:r>
-              <w:rPr>
-                <w:sz w:val="16"/>
-                <w:szCs w:val="16"/>
-              </w:rPr>
-              <w:t>DATATYPE</w:t>
-            </w:r>
-            <w:commentRangeEnd w:id="30"/>
-            <w:r>
-              <w:rPr>
-                <w:rStyle w:val="Marquedecommentaire"/>
-              </w:rPr>
-              <w:commentReference w:id="30"/>
-            </w:r>
-          </w:p>
-        </w:tc>
-      </w:tr>
-      <w:tr>
-        <w:tc>
-          <w:tcPr>
-            <w:tcW w:w="1789" w:type="dxa"/>
-          </w:tcPr>
-          <w:p>
-            <w:pPr>
-              <w:rPr>
-                <w:sz w:val="16"/>
-                <w:szCs w:val="16"/>
-              </w:rPr>
-            </w:pPr>
-            <w:r>
-              <w:rPr>
-                <w:sz w:val="16"/>
-                <w:szCs w:val="16"/>
-              </w:rPr>
-              <w:t>CH1_2B4 SONDE DE TEMPERATURE</w:t>
-            </w:r>
-          </w:p>
-        </w:tc>
-        <w:tc>
-          <w:tcPr>
-            <w:tcW w:w="1789" w:type="dxa"/>
-          </w:tcPr>
-          <w:p>
-            <w:pPr>
-              <w:rPr>
-                <w:sz w:val="16"/>
-                <w:szCs w:val="16"/>
-              </w:rPr>
-            </w:pPr>
-            <w:r>
-              <w:rPr>
-                <w:sz w:val="16"/>
-                <w:szCs w:val="16"/>
-              </w:rPr>
-              <w:t>*</w:t>
-            </w:r>
-          </w:p>
-        </w:tc>
-        <w:tc>
-          <w:tcPr>
-            <w:tcW w:w="1789" w:type="dxa"/>
-          </w:tcPr>
-          <w:p>
-            <w:pPr>
-              <w:rPr>
-                <w:sz w:val="16"/>
-                <w:szCs w:val="16"/>
-              </w:rPr>
-            </w:pPr>
-            <w:r>
-              <w:rPr>
-                <w:sz w:val="16"/>
-                <w:szCs w:val="16"/>
-              </w:rPr>
-              <w:t>15 MINUTES</w:t>
-            </w:r>
-          </w:p>
-        </w:tc>
-        <w:tc>
-          <w:tcPr>
-            <w:tcW w:w="1790" w:type="dxa"/>
-          </w:tcPr>
-          <w:p>
-            <w:pPr>
-              <w:rPr>
-                <w:sz w:val="16"/>
-                <w:szCs w:val="16"/>
-              </w:rPr>
-            </w:pPr>
-            <w:r>
-              <w:rPr>
-                <w:sz w:val="16"/>
-                <w:szCs w:val="16"/>
-              </w:rPr>
-              <w:t>Valeur moyenne</w:t>
-            </w:r>
-          </w:p>
-        </w:tc>
-        <w:tc>
-          <w:tcPr>
-            <w:tcW w:w="1790" w:type="dxa"/>
-          </w:tcPr>
-          <w:p>
-            <w:pPr>
-              <w:rPr>
-                <w:sz w:val="16"/>
-                <w:szCs w:val="16"/>
-              </w:rPr>
-            </w:pPr>
-            <w:proofErr w:type="spellStart"/>
-            <w:r>
-              <w:rPr>
-                <w:sz w:val="16"/>
-                <w:szCs w:val="16"/>
-              </w:rPr>
-              <w:t>TempRet</w:t>
-            </w:r>
-            <w:proofErr w:type="spellEnd"/>
-          </w:p>
-        </w:tc>
-      </w:tr>
-      <w:tr>
-        <w:tc>
-          <w:tcPr>
-            <w:tcW w:w="1789" w:type="dxa"/>
-          </w:tcPr>
-          <w:p>
-            <w:pPr>
-              <w:rPr>
-                <w:sz w:val="16"/>
-                <w:szCs w:val="16"/>
-              </w:rPr>
-            </w:pPr>
-            <w:r>
-              <w:rPr>
-                <w:sz w:val="16"/>
-                <w:szCs w:val="16"/>
-              </w:rPr>
-              <w:t>CH1_2B4 SONDE DE TEMPERATURE COMMUN</w:t>
-            </w:r>
-          </w:p>
-        </w:tc>
-        <w:tc>
-          <w:tcPr>
-            <w:tcW w:w="1789" w:type="dxa"/>
-          </w:tcPr>
-          <w:p>
-            <w:pPr>
-              <w:rPr>
-                <w:sz w:val="16"/>
-                <w:szCs w:val="16"/>
-              </w:rPr>
-            </w:pPr>
-            <w:r>
-              <w:rPr>
-                <w:sz w:val="16"/>
-                <w:szCs w:val="16"/>
-              </w:rPr>
-              <w:t>*</w:t>
-            </w:r>
-          </w:p>
-        </w:tc>
-        <w:tc>
-          <w:tcPr>
-            <w:tcW w:w="1789" w:type="dxa"/>
-          </w:tcPr>
-          <w:p>
-            <w:pPr>
-              <w:rPr>
-                <w:sz w:val="16"/>
-                <w:szCs w:val="16"/>
-              </w:rPr>
-            </w:pPr>
-            <w:r>
-              <w:rPr>
-                <w:sz w:val="16"/>
-                <w:szCs w:val="16"/>
-              </w:rPr>
-              <w:t>15 MINUTES</w:t>
-            </w:r>
-          </w:p>
-        </w:tc>
-        <w:tc>
-          <w:tcPr>
-            <w:tcW w:w="1790" w:type="dxa"/>
-          </w:tcPr>
-          <w:p>
-            <w:pPr>
-              <w:rPr>
-                <w:sz w:val="16"/>
-                <w:szCs w:val="16"/>
-              </w:rPr>
-            </w:pPr>
-            <w:r>
-              <w:rPr>
-                <w:sz w:val="16"/>
-                <w:szCs w:val="16"/>
-              </w:rPr>
-              <w:t>Valeur moyenne</w:t>
-            </w:r>
-          </w:p>
-        </w:tc>
-        <w:tc>
-          <w:tcPr>
-            <w:tcW w:w="1790" w:type="dxa"/>
-          </w:tcPr>
-          <w:p>
-            <w:pPr>
-              <w:rPr>
-                <w:sz w:val="16"/>
-                <w:szCs w:val="16"/>
-              </w:rPr>
-            </w:pPr>
-            <w:proofErr w:type="spellStart"/>
-            <w:r>
-              <w:rPr>
-                <w:sz w:val="16"/>
-                <w:szCs w:val="16"/>
-              </w:rPr>
-              <w:t>TempRet</w:t>
-            </w:r>
-            <w:proofErr w:type="spellEnd"/>
-          </w:p>
-        </w:tc>
-      </w:tr>
-      <w:tr>
-        <w:tc>
-          <w:tcPr>
-            <w:tcW w:w="1789" w:type="dxa"/>
-          </w:tcPr>
-          <w:p>
-            <w:pPr>
-              <w:rPr>
-                <w:sz w:val="16"/>
-                <w:szCs w:val="16"/>
-              </w:rPr>
-            </w:pPr>
-            <w:r>
-              <w:rPr>
-                <w:sz w:val="16"/>
-                <w:szCs w:val="16"/>
-              </w:rPr>
-              <w:t>CH1_1C2 COMPTEUR</w:t>
-            </w:r>
-          </w:p>
-        </w:tc>
-        <w:tc>
-          <w:tcPr>
-            <w:tcW w:w="1789" w:type="dxa"/>
-          </w:tcPr>
-          <w:p>
-            <w:pPr>
-              <w:rPr>
-                <w:sz w:val="16"/>
-                <w:szCs w:val="16"/>
-              </w:rPr>
-            </w:pPr>
-            <w:r>
-              <w:rPr>
-                <w:sz w:val="16"/>
-                <w:szCs w:val="16"/>
-              </w:rPr>
-              <w:t>TEMPERATURE RETOUR</w:t>
-            </w:r>
-          </w:p>
-        </w:tc>
-        <w:tc>
-          <w:tcPr>
-            <w:tcW w:w="1789" w:type="dxa"/>
-          </w:tcPr>
-          <w:p>
-            <w:pPr>
-              <w:rPr>
-                <w:sz w:val="16"/>
-                <w:szCs w:val="16"/>
-              </w:rPr>
-            </w:pPr>
-            <w:r>
-              <w:rPr>
-                <w:sz w:val="16"/>
-                <w:szCs w:val="16"/>
-              </w:rPr>
-              <w:t>15 MINUTES</w:t>
-            </w:r>
-          </w:p>
-        </w:tc>
-        <w:tc>
-          <w:tcPr>
-            <w:tcW w:w="1790" w:type="dxa"/>
-          </w:tcPr>
-          <w:p>
-            <w:pPr>
-              <w:rPr>
-                <w:sz w:val="16"/>
-                <w:szCs w:val="16"/>
-              </w:rPr>
-            </w:pPr>
-            <w:r>
-              <w:rPr>
-                <w:sz w:val="16"/>
-                <w:szCs w:val="16"/>
-              </w:rPr>
-              <w:t>Valeur moyenne</w:t>
-            </w:r>
-          </w:p>
-        </w:tc>
-        <w:tc>
-          <w:tcPr>
-            <w:tcW w:w="1790" w:type="dxa"/>
-          </w:tcPr>
-          <w:p>
-            <w:pPr>
-              <w:rPr>
-                <w:sz w:val="16"/>
-                <w:szCs w:val="16"/>
-              </w:rPr>
-            </w:pPr>
-            <w:proofErr w:type="spellStart"/>
-            <w:r>
-              <w:rPr>
-                <w:sz w:val="16"/>
-                <w:szCs w:val="16"/>
-              </w:rPr>
-              <w:t>TempRet</w:t>
-            </w:r>
-            <w:proofErr w:type="spellEnd"/>
-          </w:p>
-        </w:tc>
-      </w:tr>
-      <w:tr>
-        <w:tc>
-          <w:tcPr>
-            <w:tcW w:w="1789" w:type="dxa"/>
-          </w:tcPr>
-          <w:p>
-            <w:pPr>
-              <w:rPr>
-                <w:sz w:val="16"/>
-                <w:szCs w:val="16"/>
-              </w:rPr>
-            </w:pPr>
-            <w:r>
-              <w:rPr>
-                <w:sz w:val="16"/>
-                <w:szCs w:val="16"/>
-              </w:rPr>
-              <w:t>CH1_1C2 COMPTEUR</w:t>
-            </w:r>
-          </w:p>
-        </w:tc>
-        <w:tc>
-          <w:tcPr>
-            <w:tcW w:w="1789" w:type="dxa"/>
-          </w:tcPr>
-          <w:p>
-            <w:pPr>
-              <w:rPr>
-                <w:sz w:val="16"/>
-                <w:szCs w:val="16"/>
-              </w:rPr>
-            </w:pPr>
-            <w:r>
-              <w:rPr>
-                <w:sz w:val="16"/>
-                <w:szCs w:val="16"/>
-              </w:rPr>
-              <w:t>PUISSANCE</w:t>
-            </w:r>
-          </w:p>
-        </w:tc>
-        <w:tc>
-          <w:tcPr>
-            <w:tcW w:w="1789" w:type="dxa"/>
-          </w:tcPr>
-          <w:p>
-            <w:pPr>
-              <w:rPr>
-                <w:sz w:val="16"/>
-                <w:szCs w:val="16"/>
-              </w:rPr>
-            </w:pPr>
-            <w:r>
-              <w:rPr>
-                <w:sz w:val="16"/>
-                <w:szCs w:val="16"/>
-              </w:rPr>
-              <w:t>1 MINUTE</w:t>
-            </w:r>
-          </w:p>
-        </w:tc>
-        <w:tc>
-          <w:tcPr>
-            <w:tcW w:w="1790" w:type="dxa"/>
-          </w:tcPr>
-          <w:p>
-            <w:pPr>
-              <w:rPr>
-                <w:sz w:val="16"/>
-                <w:szCs w:val="16"/>
-              </w:rPr>
-            </w:pPr>
-            <w:r>
-              <w:rPr>
-                <w:sz w:val="16"/>
-                <w:szCs w:val="16"/>
-              </w:rPr>
-              <w:t>Valeur moyenne</w:t>
-            </w:r>
-          </w:p>
-        </w:tc>
-        <w:tc>
-          <w:tcPr>
-            <w:tcW w:w="1790" w:type="dxa"/>
-          </w:tcPr>
-          <w:p>
-            <w:pPr>
-              <w:rPr>
-                <w:sz w:val="16"/>
-                <w:szCs w:val="16"/>
-              </w:rPr>
-            </w:pPr>
-            <w:proofErr w:type="spellStart"/>
-            <w:r>
-              <w:rPr>
-                <w:sz w:val="16"/>
-                <w:szCs w:val="16"/>
-              </w:rPr>
-              <w:t>PuisCpt</w:t>
-            </w:r>
-            <w:proofErr w:type="spellEnd"/>
-          </w:p>
-          <w:p>
-            <w:pPr>
-              <w:rPr>
-                <w:sz w:val="16"/>
-                <w:szCs w:val="16"/>
-              </w:rPr>
-            </w:pPr>
-          </w:p>
-        </w:tc>
-      </w:tr>
-    </w:tbl>
-    <w:p>
-      <w:commentRangeStart w:id="31"/>
-      <w:commentRangeEnd w:id="31"/>
-      <w:r>
-        <w:rPr>
-          <w:rStyle w:val="Marquedecommentaire"/>
-        </w:rPr>
-        <w:commentReference w:id="31"/>
-      </w:r>
-    </w:p>
-    <w:p>
-      <w:r>
-        <w:t xml:space="preserve">Chaque </w:t>
-      </w:r>
-      <w:r>
-        <w:t>DATATYPE</w:t>
-      </w:r>
-      <w:r>
-        <w:t xml:space="preserve"> dispose ensuite d’un fichier listant l’intégralité des objets disponibles dans la base de données « archivage ». Ces fichiers CSV sont prêts à être utilisés comme configuration pour le script d’export des tables au chapitre suivant.</w:t>
-      </w:r>
-    </w:p>
-    <w:p>
-      <w:pPr>
-        <w:pStyle w:val="Titre2"/>
-      </w:pPr>
-      <w:bookmarkStart w:id="32" w:name="_Toc225003438"/>
-      <w:r>
-        <w:t>Export des tables d’archivage lynx</w:t>
-      </w:r>
-      <w:bookmarkEnd w:id="32"/>
-    </w:p>
-    <w:p>
-      <w:r>
-        <w:t>Pour l’export des tables d’archivage LYNX, un script d’export générique déjà en partie développé, a été récupéré et amélioré durant le travail de CAS.</w:t>
-      </w:r>
-      <w:r>
-        <w:t xml:space="preserve"> Celui-ci se trouve dans :</w:t>
-      </w:r>
-    </w:p>
-    <w:p>
-      <w:commentRangeStart w:id="33"/>
-      <w:r>
-        <w:t>2_Program\0_Data\0_Raw\</w:t>
-      </w:r>
-      <w:proofErr w:type="spellStart"/>
-      <w:r>
-        <w:t>liste_techant</w:t>
-      </w:r>
-      <w:proofErr w:type="spellEnd"/>
-      <w:r>
-        <w:t xml:space="preserve"> </w:t>
-      </w:r>
-      <w:commentRangeEnd w:id="33"/>
-      <w:r>
-        <w:rPr>
-          <w:rStyle w:val="Marquedecommentaire"/>
-        </w:rPr>
-        <w:commentReference w:id="33"/>
-      </w:r>
-    </w:p>
-    <w:p/>
-    <w:p>
-      <w:r>
-        <w:t xml:space="preserve">Le script retourne un fichier .zip contenant un CSV par table demandée. A l’heure actuelle, cela représente 738 </w:t>
-      </w:r>
-      <w:r>
-        <w:t>fichiers</w:t>
-      </w:r>
-      <w:r>
-        <w:t>.</w:t>
-      </w:r>
-    </w:p>
-    <w:p>
-      <w:pPr>
-        <w:pStyle w:val="Titre2"/>
-      </w:pPr>
-      <w:bookmarkStart w:id="34" w:name="_Toc225003439"/>
-      <w:r>
-        <w:t xml:space="preserve">Import des tables d’archivages dans </w:t>
-      </w:r>
-      <w:r>
-        <w:t>un data frame structur</w:t>
-      </w:r>
-      <w:r>
-        <w:t>e</w:t>
-      </w:r>
-      <w:bookmarkEnd w:id="34"/>
-    </w:p>
-    <w:p>
-      <w:commentRangeStart w:id="35"/>
-      <w:r>
-        <w:t xml:space="preserve">Il faut ensuite importer les </w:t>
-      </w:r>
-      <w:proofErr w:type="spellStart"/>
-      <w:r>
-        <w:t>fichers</w:t>
-      </w:r>
-      <w:proofErr w:type="spellEnd"/>
-      <w:r>
-        <w:t xml:space="preserve"> CSV exporté dans un data frame afin de traiter leurs informations plus efficacement. Les fichiers CSV sont tous composés de 3 colonnes :</w:t>
-      </w:r>
-    </w:p>
-    <w:p>
-      <w:pPr>
-        <w:pStyle w:val="Paragraphedeliste"/>
-        <w:numPr>
-          <w:ilvl w:val="0"/>
-          <w:numId w:val="34"/>
-        </w:numPr>
-      </w:pPr>
-      <w:r>
-        <w:t>La colonne « date » continent les timestamps de chacune des données archivées au format DD/MM/YYYY HH :MM</w:t>
-      </w:r>
-    </w:p>
-    <w:p>
-      <w:pPr>
-        <w:pStyle w:val="Paragraphedeliste"/>
-        <w:numPr>
-          <w:ilvl w:val="0"/>
-          <w:numId w:val="34"/>
-        </w:numPr>
-      </w:pPr>
-      <w:r>
-        <w:t>La colonne « {EGID}_{DATATYPE} » contient les valeurs archivées. Le nom de la colonne permet également à identifier les données facilement.</w:t>
-      </w:r>
-    </w:p>
-    <w:p>
-      <w:pPr>
-        <w:pStyle w:val="Paragraphedeliste"/>
-        <w:numPr>
-          <w:ilvl w:val="0"/>
-          <w:numId w:val="34"/>
-        </w:numPr>
-      </w:pPr>
-      <w:r>
-        <w:t>La colonne « </w:t>
-      </w:r>
-      <w:proofErr w:type="spellStart"/>
-      <w:r>
-        <w:t>inv</w:t>
-      </w:r>
-      <w:proofErr w:type="spellEnd"/>
-      <w:r>
-        <w:t xml:space="preserve"> » détermine la validité de la valeur archivée. Une valeur est valide si </w:t>
-      </w:r>
-      <w:proofErr w:type="spellStart"/>
-      <w:r>
-        <w:t>inv</w:t>
-      </w:r>
-      <w:proofErr w:type="spellEnd"/>
-      <w:r>
-        <w:t>=0.</w:t>
-      </w:r>
-      <w:commentRangeEnd w:id="35"/>
-      <w:r>
-        <w:rPr>
-          <w:rStyle w:val="Marquedecommentaire"/>
-        </w:rPr>
-        <w:commentReference w:id="35"/>
-      </w:r>
-    </w:p>
-    <w:p/>
-    <w:p>
-      <w:commentRangeStart w:id="36"/>
+      <w:commentRangeStart w:id="19"/>
       <w:r>
         <w:t xml:space="preserve">Le script </w:t>
       </w:r>
@@ -6464,23 +5714,23 @@
         <w:br/>
         <w:t>2_Program\0_Data\1_</w:t>
       </w:r>
-      <w:commentRangeStart w:id="37"/>
+      <w:commentRangeStart w:id="20"/>
       <w:r>
         <w:t>Structured</w:t>
       </w:r>
-      <w:commentRangeEnd w:id="36"/>
+      <w:commentRangeEnd w:id="19"/>
       <w:r>
         <w:rPr>
           <w:rStyle w:val="Marquedecommentaire"/>
         </w:rPr>
-        <w:commentReference w:id="36"/>
-      </w:r>
-      <w:commentRangeEnd w:id="37"/>
+        <w:commentReference w:id="19"/>
+      </w:r>
+      <w:commentRangeEnd w:id="20"/>
       <w:r>
         <w:rPr>
           <w:rStyle w:val="Marquedecommentaire"/>
         </w:rPr>
-        <w:commentReference w:id="37"/>
+        <w:commentReference w:id="20"/>
       </w:r>
     </w:p>
     <w:p/>
@@ -6493,26 +5743,29 @@
         <w:br w:type="page"/>
       </w:r>
     </w:p>
+    <w:p/>
     <w:p>
       <w:pPr>
         <w:pStyle w:val="Titre2"/>
       </w:pPr>
-      <w:bookmarkStart w:id="38" w:name="_Toc225003440"/>
-      <w:r>
-        <w:lastRenderedPageBreak/>
-        <w:t xml:space="preserve">Import des données </w:t>
-      </w:r>
-      <w:commentRangeStart w:id="39"/>
-      <w:r>
-        <w:t xml:space="preserve">météo </w:t>
-      </w:r>
-      <w:r>
-        <w:t>(météo</w:t>
-      </w:r>
-      <w:r>
-        <w:t xml:space="preserve"> suisse)</w:t>
-      </w:r>
-      <w:commentRangeEnd w:id="39"/>
+      <w:bookmarkStart w:id="21" w:name="_Toc225084044"/>
+      <w:r>
+        <w:t>Calc</w:t>
+      </w:r>
+      <w:r>
+        <w:t>ul</w:t>
+      </w:r>
+      <w:r>
+        <w:t xml:space="preserve"> </w:t>
+      </w:r>
+      <w:r>
+        <w:t xml:space="preserve">des données </w:t>
+      </w:r>
+      <w:commentRangeStart w:id="22"/>
+      <w:r>
+        <w:t xml:space="preserve">temporelles </w:t>
+      </w:r>
+      <w:commentRangeEnd w:id="22"/>
       <w:r>
         <w:rPr>
           <w:rStyle w:val="Marquedecommentaire"/>
@@ -6521,33 +5774,38 @@
           <w:bCs w:val="0"/>
           <w:color w:val="auto"/>
         </w:rPr>
-        <w:commentReference w:id="39"/>
-      </w:r>
-      <w:bookmarkEnd w:id="38"/>
+        <w:commentReference w:id="22"/>
+      </w:r>
+      <w:r>
+        <w:t xml:space="preserve">encodées </w:t>
+      </w:r>
+      <w:r>
+        <w:t>(</w:t>
+      </w:r>
+      <w:r>
+        <w:t>jour/heure)</w:t>
+      </w:r>
+      <w:bookmarkEnd w:id="21"/>
+    </w:p>
+    <w:p>
+      <w:r>
+        <w:rPr>
+          <w:highlight w:val="yellow"/>
+        </w:rPr>
+        <w:t>TBD</w:t>
+      </w:r>
     </w:p>
     <w:p/>
     <w:p>
       <w:pPr>
         <w:pStyle w:val="Titre2"/>
       </w:pPr>
-      <w:bookmarkStart w:id="40" w:name="_Toc225003441"/>
-      <w:r>
-        <w:t>Calc</w:t>
-      </w:r>
-      <w:r>
-        <w:t>ul</w:t>
-      </w:r>
-      <w:r>
-        <w:t xml:space="preserve"> </w:t>
-      </w:r>
-      <w:r>
-        <w:t xml:space="preserve">des données </w:t>
-      </w:r>
-      <w:commentRangeStart w:id="41"/>
-      <w:r>
-        <w:t xml:space="preserve">temporelles </w:t>
-      </w:r>
-      <w:commentRangeEnd w:id="41"/>
+      <w:bookmarkStart w:id="23" w:name="_Toc225084045"/>
+      <w:commentRangeStart w:id="24"/>
+      <w:r>
+        <w:t>Standardisation</w:t>
+      </w:r>
+      <w:commentRangeEnd w:id="24"/>
       <w:r>
         <w:rPr>
           <w:rStyle w:val="Marquedecommentaire"/>
@@ -6556,38 +5814,16 @@
           <w:bCs w:val="0"/>
           <w:color w:val="auto"/>
         </w:rPr>
-        <w:commentReference w:id="41"/>
-      </w:r>
-      <w:r>
-        <w:t xml:space="preserve">encodées </w:t>
-      </w:r>
-      <w:r>
-        <w:t>(</w:t>
-      </w:r>
-      <w:r>
-        <w:t>jour/heure)</w:t>
-      </w:r>
-      <w:bookmarkEnd w:id="40"/>
-    </w:p>
-    <w:p>
-      <w:r>
-        <w:rPr>
-          <w:highlight w:val="yellow"/>
-        </w:rPr>
-        <w:t>TBD</w:t>
-      </w:r>
-    </w:p>
-    <w:p/>
-    <w:p>
-      <w:pPr>
-        <w:pStyle w:val="Titre2"/>
-      </w:pPr>
-      <w:bookmarkStart w:id="42" w:name="_Toc225003442"/>
-      <w:commentRangeStart w:id="43"/>
-      <w:r>
-        <w:t>Standardisation</w:t>
-      </w:r>
-      <w:commentRangeEnd w:id="43"/>
+        <w:commentReference w:id="24"/>
+      </w:r>
+      <w:r>
+        <w:t xml:space="preserve"> des</w:t>
+      </w:r>
+      <w:commentRangeStart w:id="25"/>
+      <w:r>
+        <w:t xml:space="preserve"> données </w:t>
+      </w:r>
+      <w:commentRangeEnd w:id="25"/>
       <w:r>
         <w:rPr>
           <w:rStyle w:val="Marquedecommentaire"/>
@@ -6596,16 +5832,32 @@
           <w:bCs w:val="0"/>
           <w:color w:val="auto"/>
         </w:rPr>
-        <w:commentReference w:id="43"/>
-      </w:r>
-      <w:r>
-        <w:t xml:space="preserve"> des</w:t>
-      </w:r>
-      <w:commentRangeStart w:id="44"/>
-      <w:r>
-        <w:t xml:space="preserve"> données </w:t>
-      </w:r>
-      <w:commentRangeEnd w:id="44"/>
+        <w:commentReference w:id="25"/>
+      </w:r>
+      <w:bookmarkEnd w:id="23"/>
+    </w:p>
+    <w:p>
+      <w:r>
+        <w:rPr>
+          <w:highlight w:val="yellow"/>
+        </w:rPr>
+        <w:t>TBD</w:t>
+      </w:r>
+    </w:p>
+    <w:p/>
+    <w:p>
+      <w:pPr>
+        <w:pStyle w:val="Titre2"/>
+      </w:pPr>
+      <w:bookmarkStart w:id="26" w:name="_Toc225084046"/>
+      <w:commentRangeStart w:id="27"/>
+      <w:r>
+        <w:t>Analyse des clusters</w:t>
+      </w:r>
+      <w:r>
+        <w:t xml:space="preserve"> (répartition)</w:t>
+      </w:r>
+      <w:commentRangeEnd w:id="27"/>
       <w:r>
         <w:rPr>
           <w:rStyle w:val="Marquedecommentaire"/>
@@ -6614,9 +5866,9 @@
           <w:bCs w:val="0"/>
           <w:color w:val="auto"/>
         </w:rPr>
-        <w:commentReference w:id="44"/>
-      </w:r>
-      <w:bookmarkEnd w:id="42"/>
+        <w:commentReference w:id="27"/>
+      </w:r>
+      <w:bookmarkEnd w:id="26"/>
     </w:p>
     <w:p>
       <w:r>
@@ -6631,15 +5883,15 @@
       <w:pPr>
         <w:pStyle w:val="Titre2"/>
       </w:pPr>
-      <w:bookmarkStart w:id="45" w:name="_Toc225003443"/>
-      <w:commentRangeStart w:id="46"/>
-      <w:r>
-        <w:t>Analyse des clusters</w:t>
-      </w:r>
-      <w:r>
-        <w:t xml:space="preserve"> (répartition)</w:t>
-      </w:r>
-      <w:commentRangeEnd w:id="46"/>
+      <w:bookmarkStart w:id="28" w:name="_Toc225084047"/>
+      <w:r>
+        <w:t xml:space="preserve">Préparation des jeux de données </w:t>
+      </w:r>
+      <w:commentRangeStart w:id="29"/>
+      <w:r>
+        <w:t>Train/Validation/Test</w:t>
+      </w:r>
+      <w:commentRangeEnd w:id="29"/>
       <w:r>
         <w:rPr>
           <w:rStyle w:val="Marquedecommentaire"/>
@@ -6648,43 +5900,9 @@
           <w:bCs w:val="0"/>
           <w:color w:val="auto"/>
         </w:rPr>
-        <w:commentReference w:id="46"/>
-      </w:r>
-      <w:bookmarkEnd w:id="45"/>
-    </w:p>
-    <w:p>
-      <w:r>
-        <w:rPr>
-          <w:highlight w:val="yellow"/>
-        </w:rPr>
-        <w:t>TBD</w:t>
-      </w:r>
-    </w:p>
-    <w:p/>
-    <w:p>
-      <w:pPr>
-        <w:pStyle w:val="Titre2"/>
-      </w:pPr>
-      <w:bookmarkStart w:id="47" w:name="_Toc225003444"/>
-      <w:r>
-        <w:t xml:space="preserve">Préparation des jeux de données </w:t>
-      </w:r>
-      <w:commentRangeStart w:id="48"/>
-      <w:r>
-        <w:t>Train/Validation/Test</w:t>
-      </w:r>
-      <w:commentRangeEnd w:id="48"/>
-      <w:r>
-        <w:rPr>
-          <w:rStyle w:val="Marquedecommentaire"/>
-          <w:rFonts w:eastAsiaTheme="minorHAnsi" w:cstheme="minorBidi"/>
-          <w:b w:val="0"/>
-          <w:bCs w:val="0"/>
-          <w:color w:val="auto"/>
-        </w:rPr>
-        <w:commentReference w:id="48"/>
-      </w:r>
-      <w:bookmarkEnd w:id="47"/>
+        <w:commentReference w:id="29"/>
+      </w:r>
+      <w:bookmarkEnd w:id="28"/>
     </w:p>
     <w:p>
       <w:r>
@@ -6730,11 +5948,11 @@
       <w:pPr>
         <w:pStyle w:val="Titre1"/>
       </w:pPr>
-      <w:bookmarkStart w:id="49" w:name="_Toc225003445"/>
+      <w:bookmarkStart w:id="30" w:name="_Toc225084048"/>
       <w:r>
         <w:t>Entrainement des modèles</w:t>
       </w:r>
-      <w:bookmarkEnd w:id="49"/>
+      <w:bookmarkEnd w:id="30"/>
     </w:p>
     <w:p>
       <w:r>
@@ -6757,12 +5975,12 @@
       <w:pPr>
         <w:pStyle w:val="Titre1"/>
       </w:pPr>
-      <w:bookmarkStart w:id="50" w:name="_Toc225003446"/>
+      <w:bookmarkStart w:id="31" w:name="_Toc225084049"/>
       <w:r>
         <w:lastRenderedPageBreak/>
         <w:t>Evaluation des modèles</w:t>
       </w:r>
-      <w:bookmarkEnd w:id="50"/>
+      <w:bookmarkEnd w:id="31"/>
     </w:p>
     <w:p>
       <w:r>
@@ -6786,7 +6004,7 @@
       <w:pPr>
         <w:pStyle w:val="Titre1"/>
       </w:pPr>
-      <w:bookmarkStart w:id="51" w:name="_Toc225003447"/>
+      <w:bookmarkStart w:id="32" w:name="_Toc225084050"/>
       <w:r>
         <w:lastRenderedPageBreak/>
         <w:t xml:space="preserve">Plan de </w:t>
@@ -6794,7 +6012,7 @@
       <w:r>
         <w:t>déploiement</w:t>
       </w:r>
-      <w:bookmarkEnd w:id="51"/>
+      <w:bookmarkEnd w:id="32"/>
     </w:p>
     <w:p>
       <w:r>
@@ -6810,11 +6028,11 @@
       <w:pPr>
         <w:pStyle w:val="Titre1"/>
       </w:pPr>
-      <w:bookmarkStart w:id="52" w:name="_Toc225003448"/>
+      <w:bookmarkStart w:id="33" w:name="_Toc225084051"/>
       <w:r>
         <w:t>Conclusion</w:t>
       </w:r>
-      <w:bookmarkEnd w:id="52"/>
+      <w:bookmarkEnd w:id="33"/>
     </w:p>
     <w:p>
       <w:r>
@@ -6838,12 +6056,12 @@
       <w:pPr>
         <w:pStyle w:val="Titre1"/>
       </w:pPr>
-      <w:bookmarkStart w:id="53" w:name="_Toc225003449"/>
+      <w:bookmarkStart w:id="34" w:name="_Toc225084052"/>
       <w:r>
         <w:lastRenderedPageBreak/>
         <w:t>Annexes</w:t>
       </w:r>
-      <w:bookmarkEnd w:id="53"/>
+      <w:bookmarkEnd w:id="34"/>
     </w:p>
     <w:p/>
     <w:p>
@@ -6859,7 +6077,7 @@
       </w:r>
     </w:p>
     <w:p>
-      <w:hyperlink r:id="rId21" w:history="1">
+      <w:hyperlink r:id="rId18" w:history="1">
         <w:r>
           <w:rPr>
             <w:rStyle w:val="Lienhypertexte"/>
@@ -6899,7 +6117,7 @@
       </w:r>
     </w:p>
     <w:p>
-      <w:hyperlink r:id="rId22" w:history="1">
+      <w:hyperlink r:id="rId19" w:history="1">
         <w:r>
           <w:rPr>
             <w:rStyle w:val="Lienhypertexte"/>
@@ -6920,10 +6138,575 @@
           <w:numId w:val="31"/>
         </w:numPr>
       </w:pPr>
-    </w:p>
+      <w:r>
+        <w:t>Données météorologiques pour la ville de Bulle :</w:t>
+      </w:r>
+    </w:p>
+    <w:p>
+      <w:hyperlink r:id="rId20" w:history="1">
+        <w:r>
+          <w:rPr>
+            <w:rStyle w:val="Lienhypertexte"/>
+          </w:rPr>
+          <w:t>https://archive-api.open-meteo.com/v1/archive?</w:t>
+        </w:r>
+      </w:hyperlink>
+      <w:r>
+        <w:t xml:space="preserve"> </w:t>
+      </w:r>
+    </w:p>
+    <w:p/>
+    <w:p>
+      <w:pPr>
+        <w:pStyle w:val="Paragraphedeliste"/>
+        <w:numPr>
+          <w:ilvl w:val="0"/>
+          <w:numId w:val="31"/>
+        </w:numPr>
+      </w:pPr>
+      <w:r>
+        <w:t>L’export De la liste des tables d’archivages LYNX s’effectue depuis le calculateur esclave via une requête sur la base PostgreSQL « </w:t>
+      </w:r>
+      <w:proofErr w:type="spellStart"/>
+      <w:r>
+        <w:t>lynxdb</w:t>
+      </w:r>
+      <w:proofErr w:type="spellEnd"/>
+      <w:r>
+        <w:t> » :</w:t>
+      </w:r>
+    </w:p>
+    <w:p>
+      <w:pPr>
+        <w:jc w:val="left"/>
+        <w:rPr>
+          <w:sz w:val="16"/>
+          <w:szCs w:val="16"/>
+        </w:rPr>
+      </w:pPr>
+      <w:commentRangeStart w:id="35"/>
+      <w:proofErr w:type="spellStart"/>
+      <w:proofErr w:type="gramStart"/>
+      <w:r>
+        <w:rPr>
+          <w:sz w:val="16"/>
+          <w:szCs w:val="16"/>
+        </w:rPr>
+        <w:t>psql</w:t>
+      </w:r>
+      <w:proofErr w:type="spellEnd"/>
+      <w:proofErr w:type="gramEnd"/>
+      <w:r>
+        <w:rPr>
+          <w:sz w:val="16"/>
+          <w:szCs w:val="16"/>
+        </w:rPr>
+        <w:t xml:space="preserve"> -c "\copy (</w:t>
+      </w:r>
+    </w:p>
+    <w:p>
+      <w:pPr>
+        <w:jc w:val="left"/>
+        <w:rPr>
+          <w:sz w:val="16"/>
+          <w:szCs w:val="16"/>
+        </w:rPr>
+      </w:pPr>
+      <w:r>
+        <w:rPr>
+          <w:sz w:val="16"/>
+          <w:szCs w:val="16"/>
+        </w:rPr>
+        <w:t xml:space="preserve">SELECT </w:t>
+      </w:r>
+      <w:proofErr w:type="spellStart"/>
+      <w:proofErr w:type="gramStart"/>
+      <w:r>
+        <w:rPr>
+          <w:sz w:val="16"/>
+          <w:szCs w:val="16"/>
+        </w:rPr>
+        <w:t>techant.pkey</w:t>
+      </w:r>
+      <w:proofErr w:type="spellEnd"/>
+      <w:proofErr w:type="gramEnd"/>
+      <w:r>
+        <w:rPr>
+          <w:sz w:val="16"/>
+          <w:szCs w:val="16"/>
+        </w:rPr>
+        <w:t xml:space="preserve"> as </w:t>
+      </w:r>
+      <w:proofErr w:type="spellStart"/>
+      <w:r>
+        <w:rPr>
+          <w:sz w:val="16"/>
+          <w:szCs w:val="16"/>
+        </w:rPr>
+        <w:t>ref_techant</w:t>
+      </w:r>
+      <w:proofErr w:type="spellEnd"/>
+      <w:r>
+        <w:rPr>
+          <w:sz w:val="16"/>
+          <w:szCs w:val="16"/>
+        </w:rPr>
+        <w:t xml:space="preserve">, </w:t>
+      </w:r>
+      <w:proofErr w:type="spellStart"/>
+      <w:proofErr w:type="gramStart"/>
+      <w:r>
+        <w:rPr>
+          <w:sz w:val="16"/>
+          <w:szCs w:val="16"/>
+        </w:rPr>
+        <w:t>objet.pkey</w:t>
+      </w:r>
+      <w:proofErr w:type="spellEnd"/>
+      <w:proofErr w:type="gramEnd"/>
+      <w:r>
+        <w:rPr>
+          <w:sz w:val="16"/>
+          <w:szCs w:val="16"/>
+        </w:rPr>
+        <w:t xml:space="preserve"> AS </w:t>
+      </w:r>
+      <w:proofErr w:type="spellStart"/>
+      <w:r>
+        <w:rPr>
+          <w:sz w:val="16"/>
+          <w:szCs w:val="16"/>
+        </w:rPr>
+        <w:t>ref_obj</w:t>
+      </w:r>
+      <w:proofErr w:type="spellEnd"/>
+      <w:r>
+        <w:rPr>
+          <w:sz w:val="16"/>
+          <w:szCs w:val="16"/>
+        </w:rPr>
+        <w:t xml:space="preserve">, </w:t>
+      </w:r>
+      <w:proofErr w:type="spellStart"/>
+      <w:proofErr w:type="gramStart"/>
+      <w:r>
+        <w:rPr>
+          <w:sz w:val="16"/>
+          <w:szCs w:val="16"/>
+        </w:rPr>
+        <w:t>ouvrage.libelle</w:t>
+      </w:r>
+      <w:proofErr w:type="spellEnd"/>
+      <w:proofErr w:type="gramEnd"/>
+      <w:r>
+        <w:rPr>
+          <w:sz w:val="16"/>
+          <w:szCs w:val="16"/>
+        </w:rPr>
+        <w:t xml:space="preserve"> AS ouvrage, </w:t>
+      </w:r>
+      <w:proofErr w:type="spellStart"/>
+      <w:proofErr w:type="gramStart"/>
+      <w:r>
+        <w:rPr>
+          <w:sz w:val="16"/>
+          <w:szCs w:val="16"/>
+        </w:rPr>
+        <w:t>champ.libelle</w:t>
+      </w:r>
+      <w:proofErr w:type="spellEnd"/>
+      <w:proofErr w:type="gramEnd"/>
+      <w:r>
+        <w:rPr>
+          <w:sz w:val="16"/>
+          <w:szCs w:val="16"/>
+        </w:rPr>
+        <w:t xml:space="preserve"> AS champ, </w:t>
+      </w:r>
+      <w:proofErr w:type="spellStart"/>
+      <w:proofErr w:type="gramStart"/>
+      <w:r>
+        <w:rPr>
+          <w:sz w:val="16"/>
+          <w:szCs w:val="16"/>
+        </w:rPr>
+        <w:t>objet.libelle</w:t>
+      </w:r>
+      <w:proofErr w:type="spellEnd"/>
+      <w:proofErr w:type="gramEnd"/>
+      <w:r>
+        <w:rPr>
+          <w:sz w:val="16"/>
+          <w:szCs w:val="16"/>
+        </w:rPr>
+        <w:t xml:space="preserve"> AS libelle_1, </w:t>
+      </w:r>
+      <w:proofErr w:type="gramStart"/>
+      <w:r>
+        <w:rPr>
+          <w:sz w:val="16"/>
+          <w:szCs w:val="16"/>
+        </w:rPr>
+        <w:t>objet.libelle</w:t>
+      </w:r>
+      <w:proofErr w:type="gramEnd"/>
+      <w:r>
+        <w:rPr>
+          <w:sz w:val="16"/>
+          <w:szCs w:val="16"/>
+        </w:rPr>
+        <w:t xml:space="preserve">1 AS libelle_2, </w:t>
+      </w:r>
+      <w:proofErr w:type="spellStart"/>
+      <w:proofErr w:type="gramStart"/>
+      <w:r>
+        <w:rPr>
+          <w:sz w:val="16"/>
+          <w:szCs w:val="16"/>
+        </w:rPr>
+        <w:t>freqmemo.libelle</w:t>
+      </w:r>
+      <w:proofErr w:type="spellEnd"/>
+      <w:proofErr w:type="gramEnd"/>
+      <w:r>
+        <w:rPr>
+          <w:sz w:val="16"/>
+          <w:szCs w:val="16"/>
+        </w:rPr>
+        <w:t xml:space="preserve"> AS fréquence FROM </w:t>
+      </w:r>
+      <w:proofErr w:type="spellStart"/>
+      <w:r>
+        <w:rPr>
+          <w:sz w:val="16"/>
+          <w:szCs w:val="16"/>
+        </w:rPr>
+        <w:t>techant</w:t>
+      </w:r>
+      <w:proofErr w:type="spellEnd"/>
+      <w:r>
+        <w:rPr>
+          <w:sz w:val="16"/>
+          <w:szCs w:val="16"/>
+        </w:rPr>
+        <w:t xml:space="preserve">, ouvrage, champ, objet, </w:t>
+      </w:r>
+      <w:proofErr w:type="spellStart"/>
+      <w:r>
+        <w:rPr>
+          <w:sz w:val="16"/>
+          <w:szCs w:val="16"/>
+        </w:rPr>
+        <w:t>freqmemo</w:t>
+      </w:r>
+      <w:proofErr w:type="spellEnd"/>
+      <w:r>
+        <w:rPr>
+          <w:sz w:val="16"/>
+          <w:szCs w:val="16"/>
+        </w:rPr>
+        <w:t xml:space="preserve"> </w:t>
+      </w:r>
+    </w:p>
+    <w:p>
+      <w:pPr>
+        <w:jc w:val="left"/>
+        <w:rPr>
+          <w:sz w:val="16"/>
+          <w:szCs w:val="16"/>
+          <w:lang w:val="en-GB"/>
+        </w:rPr>
+      </w:pPr>
+      <w:r>
+        <w:rPr>
+          <w:sz w:val="16"/>
+          <w:szCs w:val="16"/>
+          <w:lang w:val="en-GB"/>
+        </w:rPr>
+        <w:t xml:space="preserve">WHERE </w:t>
+      </w:r>
+      <w:proofErr w:type="spellStart"/>
+      <w:r>
+        <w:rPr>
+          <w:sz w:val="16"/>
+          <w:szCs w:val="16"/>
+          <w:lang w:val="en-GB"/>
+        </w:rPr>
+        <w:t>techant.ref_ouvrage</w:t>
+      </w:r>
+      <w:proofErr w:type="spellEnd"/>
+      <w:r>
+        <w:rPr>
+          <w:sz w:val="16"/>
+          <w:szCs w:val="16"/>
+          <w:lang w:val="en-GB"/>
+        </w:rPr>
+        <w:t>=</w:t>
+      </w:r>
+      <w:proofErr w:type="spellStart"/>
+      <w:proofErr w:type="gramStart"/>
+      <w:r>
+        <w:rPr>
+          <w:sz w:val="16"/>
+          <w:szCs w:val="16"/>
+          <w:lang w:val="en-GB"/>
+        </w:rPr>
+        <w:t>ouvrage.pkey</w:t>
+      </w:r>
+      <w:proofErr w:type="spellEnd"/>
+      <w:proofErr w:type="gramEnd"/>
+      <w:r>
+        <w:rPr>
+          <w:sz w:val="16"/>
+          <w:szCs w:val="16"/>
+          <w:lang w:val="en-GB"/>
+        </w:rPr>
+        <w:t xml:space="preserve"> and </w:t>
+      </w:r>
+      <w:proofErr w:type="spellStart"/>
+      <w:r>
+        <w:rPr>
+          <w:sz w:val="16"/>
+          <w:szCs w:val="16"/>
+          <w:lang w:val="en-GB"/>
+        </w:rPr>
+        <w:t>techant.ref_obj</w:t>
+      </w:r>
+      <w:proofErr w:type="spellEnd"/>
+      <w:r>
+        <w:rPr>
+          <w:sz w:val="16"/>
+          <w:szCs w:val="16"/>
+          <w:lang w:val="en-GB"/>
+        </w:rPr>
+        <w:t>=</w:t>
+      </w:r>
+      <w:proofErr w:type="spellStart"/>
+      <w:proofErr w:type="gramStart"/>
+      <w:r>
+        <w:rPr>
+          <w:sz w:val="16"/>
+          <w:szCs w:val="16"/>
+          <w:lang w:val="en-GB"/>
+        </w:rPr>
+        <w:t>objet.pkey</w:t>
+      </w:r>
+      <w:proofErr w:type="spellEnd"/>
+      <w:proofErr w:type="gramEnd"/>
+      <w:r>
+        <w:rPr>
+          <w:sz w:val="16"/>
+          <w:szCs w:val="16"/>
+          <w:lang w:val="en-GB"/>
+        </w:rPr>
+        <w:t xml:space="preserve"> and </w:t>
+      </w:r>
+      <w:proofErr w:type="spellStart"/>
+      <w:proofErr w:type="gramStart"/>
+      <w:r>
+        <w:rPr>
+          <w:sz w:val="16"/>
+          <w:szCs w:val="16"/>
+          <w:lang w:val="en-GB"/>
+        </w:rPr>
+        <w:t>objet.pkey</w:t>
+      </w:r>
+      <w:proofErr w:type="gramEnd"/>
+      <w:r>
+        <w:rPr>
+          <w:sz w:val="16"/>
+          <w:szCs w:val="16"/>
+          <w:lang w:val="en-GB"/>
+        </w:rPr>
+        <w:t>_tranche</w:t>
+      </w:r>
+      <w:proofErr w:type="spellEnd"/>
+      <w:r>
+        <w:rPr>
+          <w:sz w:val="16"/>
+          <w:szCs w:val="16"/>
+          <w:lang w:val="en-GB"/>
+        </w:rPr>
+        <w:t>=</w:t>
+      </w:r>
+      <w:proofErr w:type="spellStart"/>
+      <w:proofErr w:type="gramStart"/>
+      <w:r>
+        <w:rPr>
+          <w:sz w:val="16"/>
+          <w:szCs w:val="16"/>
+          <w:lang w:val="en-GB"/>
+        </w:rPr>
+        <w:t>champ.pkey</w:t>
+      </w:r>
+      <w:proofErr w:type="spellEnd"/>
+      <w:proofErr w:type="gramEnd"/>
+      <w:r>
+        <w:rPr>
+          <w:sz w:val="16"/>
+          <w:szCs w:val="16"/>
+          <w:lang w:val="en-GB"/>
+        </w:rPr>
+        <w:t xml:space="preserve"> and </w:t>
+      </w:r>
+      <w:proofErr w:type="spellStart"/>
+      <w:r>
+        <w:rPr>
+          <w:sz w:val="16"/>
+          <w:szCs w:val="16"/>
+          <w:lang w:val="en-GB"/>
+        </w:rPr>
+        <w:t>techant.ref_freqmemo</w:t>
+      </w:r>
+      <w:proofErr w:type="spellEnd"/>
+      <w:r>
+        <w:rPr>
+          <w:sz w:val="16"/>
+          <w:szCs w:val="16"/>
+          <w:lang w:val="en-GB"/>
+        </w:rPr>
+        <w:t>=</w:t>
+      </w:r>
+      <w:proofErr w:type="spellStart"/>
+      <w:proofErr w:type="gramStart"/>
+      <w:r>
+        <w:rPr>
+          <w:sz w:val="16"/>
+          <w:szCs w:val="16"/>
+          <w:lang w:val="en-GB"/>
+        </w:rPr>
+        <w:t>freqmemo.pkey</w:t>
+      </w:r>
+      <w:proofErr w:type="spellEnd"/>
+      <w:proofErr w:type="gramEnd"/>
+      <w:r>
+        <w:rPr>
+          <w:sz w:val="16"/>
+          <w:szCs w:val="16"/>
+          <w:lang w:val="en-GB"/>
+        </w:rPr>
+        <w:t xml:space="preserve"> </w:t>
+      </w:r>
+    </w:p>
+    <w:p>
+      <w:pPr>
+        <w:jc w:val="left"/>
+        <w:rPr>
+          <w:sz w:val="16"/>
+          <w:szCs w:val="16"/>
+          <w:lang w:val="en-GB"/>
+        </w:rPr>
+      </w:pPr>
+      <w:r>
+        <w:rPr>
+          <w:sz w:val="16"/>
+          <w:szCs w:val="16"/>
+          <w:lang w:val="en-GB"/>
+        </w:rPr>
+        <w:t xml:space="preserve">ORDER BY </w:t>
+      </w:r>
+      <w:proofErr w:type="spellStart"/>
+      <w:r>
+        <w:rPr>
+          <w:sz w:val="16"/>
+          <w:szCs w:val="16"/>
+          <w:lang w:val="en-GB"/>
+        </w:rPr>
+        <w:t>techant.ref_ouvrage</w:t>
+      </w:r>
+      <w:proofErr w:type="spellEnd"/>
+      <w:r>
+        <w:rPr>
+          <w:sz w:val="16"/>
+          <w:szCs w:val="16"/>
+          <w:lang w:val="en-GB"/>
+        </w:rPr>
+        <w:t xml:space="preserve">) </w:t>
+      </w:r>
+    </w:p>
+    <w:p>
+      <w:pPr>
+        <w:jc w:val="left"/>
+        <w:rPr>
+          <w:sz w:val="16"/>
+          <w:szCs w:val="16"/>
+          <w:lang w:val="en-GB"/>
+        </w:rPr>
+      </w:pPr>
+      <w:r>
+        <w:rPr>
+          <w:sz w:val="16"/>
+          <w:szCs w:val="16"/>
+          <w:lang w:val="en-GB"/>
+        </w:rPr>
+        <w:t xml:space="preserve">TO '/usr1/LYNX/client/sami8/FICHIER/extraction_techant.csv' With CSV DELIMITER ';' HEADER;" </w:t>
+      </w:r>
+      <w:proofErr w:type="spellStart"/>
+      <w:r>
+        <w:rPr>
+          <w:sz w:val="16"/>
+          <w:szCs w:val="16"/>
+          <w:lang w:val="en-GB"/>
+        </w:rPr>
+        <w:t>lynxdb</w:t>
+      </w:r>
+      <w:commentRangeEnd w:id="35"/>
+      <w:proofErr w:type="spellEnd"/>
+      <w:r>
+        <w:rPr>
+          <w:rStyle w:val="Marquedecommentaire"/>
+        </w:rPr>
+        <w:commentReference w:id="35"/>
+      </w:r>
+    </w:p>
+    <w:p>
+      <w:pPr>
+        <w:jc w:val="left"/>
+        <w:rPr>
+          <w:sz w:val="16"/>
+          <w:szCs w:val="16"/>
+          <w:lang w:val="en-GB"/>
+        </w:rPr>
+      </w:pPr>
+    </w:p>
+    <w:p>
+      <w:pPr>
+        <w:pStyle w:val="Paragraphedeliste"/>
+        <w:numPr>
+          <w:ilvl w:val="0"/>
+          <w:numId w:val="31"/>
+        </w:numPr>
+      </w:pPr>
+      <w:r>
+        <w:t xml:space="preserve">Export des données GIS des </w:t>
+      </w:r>
+      <w:r>
+        <w:t>sous-stations</w:t>
+      </w:r>
+      <w:r>
+        <w:t xml:space="preserve"> CAD </w:t>
+      </w:r>
+      <w:r>
+        <w:t>mensuel :</w:t>
+      </w:r>
+    </w:p>
+    <w:p>
+      <w:pPr>
+        <w:jc w:val="left"/>
+      </w:pPr>
+      <w:hyperlink r:id="rId21" w:history="1">
+        <w:r>
+          <w:rPr>
+            <w:rStyle w:val="Lienhypertexte"/>
+          </w:rPr>
+          <w:t>U:\19_Support_EXP\03_Supervision\23_CAD\SST3.0\Documentation\Fichiers de référence</w:t>
+        </w:r>
+      </w:hyperlink>
+    </w:p>
+    <w:p/>
     <w:sectPr>
-      <w:headerReference w:type="first" r:id="rId23"/>
-      <w:footerReference w:type="first" r:id="rId24"/>
+      <w:headerReference w:type="first" r:id="rId22"/>
+      <w:footerReference w:type="first" r:id="rId23"/>
       <w:pgSz w:w="11906" w:h="16838" w:code="9"/>
       <w:pgMar w:top="1701" w:right="1418" w:bottom="1418" w:left="1531" w:header="709" w:footer="709" w:gutter="0"/>
       <w:paperSrc w:first="3" w:other="3"/>
@@ -6974,7 +6757,7 @@
       </w:r>
     </w:p>
   </w:comment>
-  <w:comment w:id="9" w:author="Lucas Andrey" w:date="2026-03-17T16:24:00Z" w:initials="LA">
+  <w:comment w:id="16" w:author="Lucas Andrey" w:date="2026-03-17T16:41:00Z" w:initials="LA">
     <w:p>
       <w:pPr>
         <w:pStyle w:val="Commentaire"/>
@@ -6987,11 +6770,11 @@
         <w:annotationRef/>
       </w:r>
       <w:r>
-        <w:t>À définir</w:t>
+        <w:t>A definir</w:t>
       </w:r>
     </w:p>
   </w:comment>
-  <w:comment w:id="10" w:author="Lucas Andrey" w:date="2026-03-17T16:24:00Z" w:initials="LA">
+  <w:comment w:id="17" w:author="Lucas Andrey" w:date="2026-03-17T16:42:00Z" w:initials="LA">
     <w:p>
       <w:pPr>
         <w:pStyle w:val="Commentaire"/>
@@ -7004,11 +6787,11 @@
         <w:annotationRef/>
       </w:r>
       <w:r>
-        <w:t>pertinence</w:t>
+        <w:t>Ajouter légende</w:t>
       </w:r>
     </w:p>
   </w:comment>
-  <w:comment w:id="11" w:author="Lucas Andrey" w:date="2026-03-17T16:27:00Z" w:initials="LA">
+  <w:comment w:id="19" w:author="Lucas Andrey" w:date="2026-03-17T16:46:00Z" w:initials="LA">
     <w:p>
       <w:pPr>
         <w:pStyle w:val="Commentaire"/>
@@ -7021,11 +6804,11 @@
         <w:annotationRef/>
       </w:r>
       <w:r>
-        <w:t>Simplifier</w:t>
+        <w:t>Simplifier et aller à l’essentiel</w:t>
       </w:r>
     </w:p>
   </w:comment>
-  <w:comment w:id="12" w:author="Lucas Andrey" w:date="2026-03-17T16:28:00Z" w:initials="LA">
+  <w:comment w:id="20" w:author="Lucas Andrey" w:date="2026-03-17T16:49:00Z" w:initials="LA">
     <w:p>
       <w:pPr>
         <w:pStyle w:val="Commentaire"/>
@@ -7038,62 +6821,38 @@
         <w:annotationRef/>
       </w:r>
       <w:r>
-        <w:t>Trop compliqué</w:t>
-      </w:r>
-    </w:p>
-  </w:comment>
-  <w:comment w:id="13" w:author="Lucas Andrey" w:date="2026-03-17T16:31:00Z" w:initials="LA">
+        <w:t>Brutes combien + quoi</w:t>
+      </w:r>
+    </w:p>
     <w:p>
       <w:pPr>
         <w:pStyle w:val="Commentaire"/>
         <w:jc w:val="left"/>
       </w:pPr>
       <w:r>
-        <w:rPr>
-          <w:rStyle w:val="Marquedecommentaire"/>
-        </w:rPr>
-        <w:annotationRef/>
-      </w:r>
-      <w:r>
-        <w:t>Qu’est-ce c’est?</w:t>
-      </w:r>
-    </w:p>
-  </w:comment>
-  <w:comment w:id="14" w:author="Lucas Andrey" w:date="2026-03-17T16:31:00Z" w:initials="LA">
+        <w:t>Filtres combien on garde</w:t>
+      </w:r>
+    </w:p>
     <w:p>
       <w:pPr>
         <w:pStyle w:val="Commentaire"/>
         <w:jc w:val="left"/>
       </w:pPr>
       <w:r>
-        <w:rPr>
-          <w:rStyle w:val="Marquedecommentaire"/>
-        </w:rPr>
-        <w:annotationRef/>
-      </w:r>
-      <w:r>
-        <w:t>Le SCADA</w:t>
-      </w:r>
-    </w:p>
-  </w:comment>
-  <w:comment w:id="15" w:author="Lucas Andrey" w:date="2026-03-17T16:32:00Z" w:initials="LA">
+        <w:t>Nettoyage invalides ()</w:t>
+      </w:r>
+    </w:p>
     <w:p>
       <w:pPr>
         <w:pStyle w:val="Commentaire"/>
         <w:jc w:val="left"/>
       </w:pPr>
       <w:r>
-        <w:rPr>
-          <w:rStyle w:val="Marquedecommentaire"/>
-        </w:rPr>
-        <w:annotationRef/>
-      </w:r>
-      <w:r>
-        <w:t>À définir</w:t>
+        <w:t>Transformation moyenne sur 15min</w:t>
       </w:r>
     </w:p>
   </w:comment>
-  <w:comment w:id="16" w:author="Lucas Andrey" w:date="2026-03-17T16:35:00Z" w:initials="LA">
+  <w:comment w:id="22" w:author="Lucas Andrey" w:date="2026-03-17T16:51:00Z" w:initials="LA">
     <w:p>
       <w:pPr>
         <w:pStyle w:val="Commentaire"/>
@@ -7106,15 +6865,11 @@
         <w:annotationRef/>
       </w:r>
       <w:r>
-        <w:t xml:space="preserve">Mettre du contexte </w:t>
-      </w:r>
-      <w:r>
-        <w:br/>
-        <w:t>donner des exemples sous forme de tableau</w:t>
+        <w:t xml:space="preserve">Transformation </w:t>
       </w:r>
     </w:p>
   </w:comment>
-  <w:comment w:id="17" w:author="Lucas Andrey" w:date="2026-03-17T16:36:00Z" w:initials="LA">
+  <w:comment w:id="24" w:author="Lucas Andrey" w:date="2026-03-17T16:55:00Z" w:initials="LA">
     <w:p>
       <w:pPr>
         <w:pStyle w:val="Commentaire"/>
@@ -7127,11 +6882,11 @@
         <w:annotationRef/>
       </w:r>
       <w:r>
-        <w:t>Eau chaude sanitaire</w:t>
+        <w:t>Uniquement sur train</w:t>
       </w:r>
     </w:p>
   </w:comment>
-  <w:comment w:id="18" w:author="Lucas Andrey" w:date="2026-03-17T16:34:00Z" w:initials="LA">
+  <w:comment w:id="25" w:author="Lucas Andrey" w:date="2026-03-17T16:49:00Z" w:initials="LA">
     <w:p>
       <w:pPr>
         <w:pStyle w:val="Commentaire"/>
@@ -7144,11 +6899,11 @@
         <w:annotationRef/>
       </w:r>
       <w:r>
-        <w:t>Trop ancien et donc pas remontées</w:t>
+        <w:t>transformation</w:t>
       </w:r>
     </w:p>
   </w:comment>
-  <w:comment w:id="19" w:author="Lucas Andrey" w:date="2026-03-17T16:37:00Z" w:initials="LA">
+  <w:comment w:id="27" w:author="Lucas Andrey" w:date="2026-03-17T16:55:00Z" w:initials="LA">
     <w:p>
       <w:pPr>
         <w:pStyle w:val="Commentaire"/>
@@ -7161,11 +6916,11 @@
         <w:annotationRef/>
       </w:r>
       <w:r>
-        <w:t>Détailler la légende</w:t>
+        <w:t>Avant jeux de données</w:t>
       </w:r>
     </w:p>
   </w:comment>
-  <w:comment w:id="22" w:author="Lucas Andrey" w:date="2026-03-17T16:39:00Z" w:initials="LA">
+  <w:comment w:id="29" w:author="Lucas Andrey" w:date="2026-03-17T16:52:00Z" w:initials="LA">
     <w:p>
       <w:pPr>
         <w:pStyle w:val="Commentaire"/>
@@ -7178,11 +6933,11 @@
         <w:annotationRef/>
       </w:r>
       <w:r>
-        <w:t xml:space="preserve">Annexe </w:t>
+        <w:t>Avant la standardisation</w:t>
       </w:r>
     </w:p>
   </w:comment>
-  <w:comment w:id="24" w:author="Lucas Andrey" w:date="2026-03-17T16:41:00Z" w:initials="LA">
+  <w:comment w:id="35" w:author="Lucas Andrey" w:date="2026-03-17T16:39:00Z" w:initials="LA">
     <w:p>
       <w:pPr>
         <w:pStyle w:val="Commentaire"/>
@@ -7195,306 +6950,7 @@
         <w:annotationRef/>
       </w:r>
       <w:r>
-        <w:t>annexe</w:t>
-      </w:r>
-    </w:p>
-  </w:comment>
-  <w:comment w:id="26" w:author="Lucas Andrey" w:date="2026-03-17T16:41:00Z" w:initials="LA">
-    <w:p>
-      <w:pPr>
-        <w:pStyle w:val="Commentaire"/>
-        <w:jc w:val="left"/>
-      </w:pPr>
-      <w:r>
-        <w:rPr>
-          <w:rStyle w:val="Marquedecommentaire"/>
-        </w:rPr>
-        <w:annotationRef/>
-      </w:r>
-      <w:r>
-        <w:t>A definir</w:t>
-      </w:r>
-    </w:p>
-  </w:comment>
-  <w:comment w:id="27" w:author="Lucas Andrey" w:date="2026-03-17T16:41:00Z" w:initials="LA">
-    <w:p>
-      <w:pPr>
-        <w:pStyle w:val="Commentaire"/>
-        <w:jc w:val="left"/>
-      </w:pPr>
-      <w:r>
-        <w:rPr>
-          <w:rStyle w:val="Marquedecommentaire"/>
-        </w:rPr>
-        <w:annotationRef/>
-      </w:r>
-      <w:r>
-        <w:t>À définir</w:t>
-      </w:r>
-    </w:p>
-  </w:comment>
-  <w:comment w:id="28" w:author="Lucas Andrey" w:date="2026-03-17T16:42:00Z" w:initials="LA">
-    <w:p>
-      <w:pPr>
-        <w:pStyle w:val="Commentaire"/>
-        <w:jc w:val="left"/>
-      </w:pPr>
-      <w:r>
-        <w:rPr>
-          <w:rStyle w:val="Marquedecommentaire"/>
-        </w:rPr>
-        <w:annotationRef/>
-      </w:r>
-      <w:r>
-        <w:t>Annexe</w:t>
-      </w:r>
-    </w:p>
-  </w:comment>
-  <w:comment w:id="29" w:author="Lucas Andrey" w:date="2026-03-17T16:44:00Z" w:initials="LA">
-    <w:p>
-      <w:pPr>
-        <w:pStyle w:val="Commentaire"/>
-        <w:jc w:val="left"/>
-      </w:pPr>
-      <w:r>
-        <w:rPr>
-          <w:rStyle w:val="Marquedecommentaire"/>
-        </w:rPr>
-        <w:annotationRef/>
-      </w:r>
-      <w:r>
-        <w:t>Nom complet</w:t>
-      </w:r>
-    </w:p>
-  </w:comment>
-  <w:comment w:id="30" w:author="Lucas Andrey" w:date="2026-03-17T16:44:00Z" w:initials="LA">
-    <w:p>
-      <w:pPr>
-        <w:pStyle w:val="Commentaire"/>
-        <w:jc w:val="left"/>
-      </w:pPr>
-      <w:r>
-        <w:rPr>
-          <w:rStyle w:val="Marquedecommentaire"/>
-        </w:rPr>
-        <w:annotationRef/>
-      </w:r>
-      <w:r>
-        <w:t>Définir les noms</w:t>
-      </w:r>
-    </w:p>
-  </w:comment>
-  <w:comment w:id="31" w:author="Lucas Andrey" w:date="2026-03-17T16:42:00Z" w:initials="LA">
-    <w:p>
-      <w:pPr>
-        <w:pStyle w:val="Commentaire"/>
-        <w:jc w:val="left"/>
-      </w:pPr>
-      <w:r>
-        <w:rPr>
-          <w:rStyle w:val="Marquedecommentaire"/>
-        </w:rPr>
-        <w:annotationRef/>
-      </w:r>
-      <w:r>
-        <w:t>Ajouter légende</w:t>
-      </w:r>
-    </w:p>
-  </w:comment>
-  <w:comment w:id="33" w:author="Lucas Andrey" w:date="2026-03-17T16:45:00Z" w:initials="LA">
-    <w:p>
-      <w:pPr>
-        <w:pStyle w:val="Commentaire"/>
-        <w:jc w:val="left"/>
-      </w:pPr>
-      <w:r>
-        <w:rPr>
-          <w:rStyle w:val="Marquedecommentaire"/>
-        </w:rPr>
-        <w:annotationRef/>
-      </w:r>
-      <w:r>
-        <w:t>idem</w:t>
-      </w:r>
-    </w:p>
-  </w:comment>
-  <w:comment w:id="35" w:author="Lucas Andrey" w:date="2026-03-17T16:46:00Z" w:initials="LA">
-    <w:p>
-      <w:pPr>
-        <w:pStyle w:val="Commentaire"/>
-        <w:jc w:val="left"/>
-      </w:pPr>
-      <w:r>
-        <w:rPr>
-          <w:rStyle w:val="Marquedecommentaire"/>
-        </w:rPr>
-        <w:annotationRef/>
-      </w:r>
-      <w:r>
-        <w:t>ok</w:t>
-      </w:r>
-    </w:p>
-  </w:comment>
-  <w:comment w:id="36" w:author="Lucas Andrey" w:date="2026-03-17T16:46:00Z" w:initials="LA">
-    <w:p>
-      <w:pPr>
-        <w:pStyle w:val="Commentaire"/>
-        <w:jc w:val="left"/>
-      </w:pPr>
-      <w:r>
-        <w:rPr>
-          <w:rStyle w:val="Marquedecommentaire"/>
-        </w:rPr>
-        <w:annotationRef/>
-      </w:r>
-      <w:r>
-        <w:t>Simplifier et aller à l’essentiel</w:t>
-      </w:r>
-    </w:p>
-  </w:comment>
-  <w:comment w:id="37" w:author="Lucas Andrey" w:date="2026-03-17T16:49:00Z" w:initials="LA">
-    <w:p>
-      <w:pPr>
-        <w:pStyle w:val="Commentaire"/>
-        <w:jc w:val="left"/>
-      </w:pPr>
-      <w:r>
-        <w:rPr>
-          <w:rStyle w:val="Marquedecommentaire"/>
-        </w:rPr>
-        <w:annotationRef/>
-      </w:r>
-      <w:r>
-        <w:t>Brutes combien + quoi</w:t>
-      </w:r>
-    </w:p>
-    <w:p>
-      <w:pPr>
-        <w:pStyle w:val="Commentaire"/>
-        <w:jc w:val="left"/>
-      </w:pPr>
-      <w:r>
-        <w:t>Filtres combien on garde</w:t>
-      </w:r>
-    </w:p>
-    <w:p>
-      <w:pPr>
-        <w:pStyle w:val="Commentaire"/>
-        <w:jc w:val="left"/>
-      </w:pPr>
-      <w:r>
-        <w:t>Nettoyage invalides ()</w:t>
-      </w:r>
-    </w:p>
-    <w:p>
-      <w:pPr>
-        <w:pStyle w:val="Commentaire"/>
-        <w:jc w:val="left"/>
-      </w:pPr>
-      <w:r>
-        <w:t>Transformation moyenne sur 15min</w:t>
-      </w:r>
-    </w:p>
-  </w:comment>
-  <w:comment w:id="39" w:author="Lucas Andrey" w:date="2026-03-17T16:50:00Z" w:initials="LA">
-    <w:p>
-      <w:pPr>
-        <w:pStyle w:val="Commentaire"/>
-        <w:jc w:val="left"/>
-      </w:pPr>
-      <w:r>
-        <w:rPr>
-          <w:rStyle w:val="Marquedecommentaire"/>
-        </w:rPr>
-        <w:annotationRef/>
-      </w:r>
-      <w:r>
-        <w:t>Brute localisation</w:t>
-      </w:r>
-    </w:p>
-  </w:comment>
-  <w:comment w:id="41" w:author="Lucas Andrey" w:date="2026-03-17T16:51:00Z" w:initials="LA">
-    <w:p>
-      <w:pPr>
-        <w:pStyle w:val="Commentaire"/>
-        <w:jc w:val="left"/>
-      </w:pPr>
-      <w:r>
-        <w:rPr>
-          <w:rStyle w:val="Marquedecommentaire"/>
-        </w:rPr>
-        <w:annotationRef/>
-      </w:r>
-      <w:r>
-        <w:t xml:space="preserve">Transformation </w:t>
-      </w:r>
-    </w:p>
-  </w:comment>
-  <w:comment w:id="43" w:author="Lucas Andrey" w:date="2026-03-17T16:55:00Z" w:initials="LA">
-    <w:p>
-      <w:pPr>
-        <w:pStyle w:val="Commentaire"/>
-        <w:jc w:val="left"/>
-      </w:pPr>
-      <w:r>
-        <w:rPr>
-          <w:rStyle w:val="Marquedecommentaire"/>
-        </w:rPr>
-        <w:annotationRef/>
-      </w:r>
-      <w:r>
-        <w:t>Uniquement sur train</w:t>
-      </w:r>
-    </w:p>
-  </w:comment>
-  <w:comment w:id="44" w:author="Lucas Andrey" w:date="2026-03-17T16:49:00Z" w:initials="LA">
-    <w:p>
-      <w:pPr>
-        <w:pStyle w:val="Commentaire"/>
-        <w:jc w:val="left"/>
-      </w:pPr>
-      <w:r>
-        <w:rPr>
-          <w:rStyle w:val="Marquedecommentaire"/>
-        </w:rPr>
-        <w:annotationRef/>
-      </w:r>
-      <w:r>
-        <w:t>transformation</w:t>
-      </w:r>
-    </w:p>
-  </w:comment>
-  <w:comment w:id="46" w:author="Lucas Andrey" w:date="2026-03-17T16:55:00Z" w:initials="LA">
-    <w:p>
-      <w:pPr>
-        <w:pStyle w:val="Commentaire"/>
-        <w:jc w:val="left"/>
-      </w:pPr>
-      <w:r>
-        <w:rPr>
-          <w:rStyle w:val="Marquedecommentaire"/>
-        </w:rPr>
-        <w:annotationRef/>
-      </w:r>
-      <w:r>
-        <w:t>Avant jeux de données</w:t>
-      </w:r>
-    </w:p>
-  </w:comment>
-  <w:comment w:id="48" w:author="Lucas Andrey" w:date="2026-03-17T16:52:00Z" w:initials="LA">
-    <w:p>
-      <w:pPr>
-        <w:pStyle w:val="Commentaire"/>
-        <w:jc w:val="left"/>
-      </w:pPr>
-      <w:r>
-        <w:rPr>
-          <w:rStyle w:val="Marquedecommentaire"/>
-        </w:rPr>
-        <w:annotationRef/>
-      </w:r>
-      <w:r>
-        <w:t>Avant la standardisation</w:t>
+        <w:t xml:space="preserve">Annexe </w:t>
       </w:r>
     </w:p>
   </w:comment>
@@ -7504,105 +6960,48 @@
 <file path=word/commentsExtended.xml><?xml version="1.0" encoding="utf-8"?>
 <w15:commentsEx xmlns:wpc="http://schemas.microsoft.com/office/word/2010/wordprocessingCanvas" xmlns:cx="http://schemas.microsoft.com/office/drawing/2014/chartex" xmlns:cx1="http://schemas.microsoft.com/office/drawing/2015/9/8/chartex" xmlns:cx2="http://schemas.microsoft.com/office/drawing/2015/10/21/chartex" xmlns:cx3="http://schemas.microsoft.com/office/drawing/2016/5/9/chartex" xmlns:cx4="http://schemas.microsoft.com/office/drawing/2016/5/10/chartex" xmlns:cx5="http://schemas.microsoft.com/office/drawing/2016/5/11/chartex" xmlns:cx6="http://schemas.microsoft.com/office/drawing/2016/5/12/chartex" xmlns:cx7="http://schemas.microsoft.com/office/drawing/2016/5/13/chartex" xmlns:cx8="http://schemas.microsoft.com/office/drawing/2016/5/14/chartex" xmlns:mc="http://schemas.openxmlformats.org/markup-compatibility/2006" xmlns:aink="http://schemas.microsoft.com/office/drawing/2016/ink" xmlns:am3d="http://schemas.microsoft.com/office/drawing/2017/model3d" xmlns:o="urn:schemas-microsoft-com:office:office" xmlns:oel="http://schemas.microsoft.com/office/2019/extlst" xmlns:r="http://schemas.openxmlformats.org/officeDocument/2006/relationships" xmlns:m="http://schemas.openxmlformats.org/officeDocument/2006/math" xmlns:v="urn:schemas-microsoft-com:vml" xmlns:wp14="http://schemas.microsoft.com/office/word/2010/wordprocessingDrawing" xmlns:wp="http://schemas.openxmlformats.org/drawingml/2006/wordprocessingDrawing" xmlns:w10="urn:schemas-microsoft-com:office:word" xmlns:w="http://schemas.openxmlformats.org/wordprocessingml/2006/main" xmlns:w14="http://schemas.microsoft.com/office/word/2010/wordml" xmlns:w15="http://schemas.microsoft.com/office/word/2012/wordml" xmlns:w16cex="http://schemas.microsoft.com/office/word/2018/wordml/cex" xmlns:w16cid="http://schemas.microsoft.com/office/word/2016/wordml/cid" xmlns:w16="http://schemas.microsoft.com/office/word/2018/wordml" xmlns:w16du="http://schemas.microsoft.com/office/word/2023/wordml/word16du" xmlns:w16sdtdh="http://schemas.microsoft.com/office/word/2020/wordml/sdtdatahash" xmlns:w16sdtfl="http://schemas.microsoft.com/office/word/2024/wordml/sdtformatlock" xmlns:w16se="http://schemas.microsoft.com/office/word/2015/wordml/symex" xmlns:wpg="http://schemas.microsoft.com/office/word/2010/wordprocessingGroup" xmlns:wpi="http://schemas.microsoft.com/office/word/2010/wordprocessingInk" xmlns:wne="http://schemas.microsoft.com/office/word/2006/wordml" xmlns:wps="http://schemas.microsoft.com/office/word/2010/wordprocessingShape" mc:Ignorable="w14 w15 w16se w16cid w16 w16cex w16sdtdh w16sdtfl w16du wp14">
   <w15:commentEx w15:paraId="0E344E56" w15:done="0"/>
-  <w15:commentEx w15:paraId="67971A84" w15:done="0"/>
-  <w15:commentEx w15:paraId="2886AFDD" w15:done="0"/>
-  <w15:commentEx w15:paraId="1CFAE434" w15:done="0"/>
-  <w15:commentEx w15:paraId="482E1BD3" w15:done="0"/>
-  <w15:commentEx w15:paraId="5CEAB6FA" w15:done="0"/>
-  <w15:commentEx w15:paraId="47A6B77F" w15:done="0"/>
-  <w15:commentEx w15:paraId="6BE02E95" w15:done="0"/>
-  <w15:commentEx w15:paraId="68E1407F" w15:done="0"/>
-  <w15:commentEx w15:paraId="4EBC975D" w15:done="0"/>
-  <w15:commentEx w15:paraId="1C8E7CE5" w15:done="0"/>
-  <w15:commentEx w15:paraId="354A444B" w15:done="0"/>
-  <w15:commentEx w15:paraId="11A2666B" w15:done="0"/>
-  <w15:commentEx w15:paraId="51D92906" w15:done="0"/>
   <w15:commentEx w15:paraId="7412976F" w15:done="0"/>
-  <w15:commentEx w15:paraId="5044E0B8" w15:done="0"/>
-  <w15:commentEx w15:paraId="5F4F1B3E" w15:done="0"/>
-  <w15:commentEx w15:paraId="7D2DAC46" w15:done="0"/>
-  <w15:commentEx w15:paraId="0C7FA090" w15:done="0"/>
   <w15:commentEx w15:paraId="74AFB4EA" w15:done="0"/>
-  <w15:commentEx w15:paraId="65C0306B" w15:done="0"/>
-  <w15:commentEx w15:paraId="502252F5" w15:done="0"/>
   <w15:commentEx w15:paraId="0FC88ACB" w15:done="0"/>
   <w15:commentEx w15:paraId="07094A65" w15:done="0"/>
-  <w15:commentEx w15:paraId="7F50944A" w15:done="0"/>
   <w15:commentEx w15:paraId="5FAA74A7" w15:done="0"/>
   <w15:commentEx w15:paraId="220215D8" w15:done="0"/>
   <w15:commentEx w15:paraId="6AF1DFDE" w15:done="0"/>
   <w15:commentEx w15:paraId="34E1658B" w15:done="0"/>
   <w15:commentEx w15:paraId="111698EA" w15:done="0"/>
+  <w15:commentEx w15:paraId="5719E2C4" w15:done="0"/>
 </w15:commentsEx>
 </file>
 
 <file path=word/commentsExtensible.xml><?xml version="1.0" encoding="utf-8"?>
 <w16cex:commentsExtensible xmlns:wpc="http://schemas.microsoft.com/office/word/2010/wordprocessingCanvas" xmlns:cx="http://schemas.microsoft.com/office/drawing/2014/chartex" xmlns:cx1="http://schemas.microsoft.com/office/drawing/2015/9/8/chartex" xmlns:cx2="http://schemas.microsoft.com/office/drawing/2015/10/21/chartex" xmlns:cx3="http://schemas.microsoft.com/office/drawing/2016/5/9/chartex" xmlns:cx4="http://schemas.microsoft.com/office/drawing/2016/5/10/chartex" xmlns:cx5="http://schemas.microsoft.com/office/drawing/2016/5/11/chartex" xmlns:cx6="http://schemas.microsoft.com/office/drawing/2016/5/12/chartex" xmlns:cx7="http://schemas.microsoft.com/office/drawing/2016/5/13/chartex" xmlns:cx8="http://schemas.microsoft.com/office/drawing/2016/5/14/chartex" xmlns:cr="http://schemas.microsoft.com/office/comments/2020/reactions" xmlns:mc="http://schemas.openxmlformats.org/markup-compatibility/2006" xmlns:aink="http://schemas.microsoft.com/office/drawing/2016/ink" xmlns:am3d="http://schemas.microsoft.com/office/drawing/2017/model3d" xmlns:o="urn:schemas-microsoft-com:office:office" xmlns:oel="http://schemas.microsoft.com/office/2019/extlst" xmlns:r="http://schemas.openxmlformats.org/officeDocument/2006/relationships" xmlns:m="http://schemas.openxmlformats.org/officeDocument/2006/math" xmlns:v="urn:schemas-microsoft-com:vml" xmlns:wp14="http://schemas.microsoft.com/office/word/2010/wordprocessingDrawing" xmlns:wp="http://schemas.openxmlformats.org/drawingml/2006/wordprocessingDrawing" xmlns:w10="urn:schemas-microsoft-com:office:word" xmlns:w="http://schemas.openxmlformats.org/wordprocessingml/2006/main" xmlns:w14="http://schemas.microsoft.com/office/word/2010/wordml" xmlns:w15="http://schemas.microsoft.com/office/word/2012/wordml" xmlns:w16cex="http://schemas.microsoft.com/office/word/2018/wordml/cex" xmlns:w16cid="http://schemas.microsoft.com/office/word/2016/wordml/cid" xmlns:w16="http://schemas.microsoft.com/office/word/2018/wordml" xmlns:w16du="http://schemas.microsoft.com/office/word/2023/wordml/word16du" xmlns:w16sdtdh="http://schemas.microsoft.com/office/word/2020/wordml/sdtdatahash" xmlns:w16sdtfl="http://schemas.microsoft.com/office/word/2024/wordml/sdtformatlock" xmlns:w16se="http://schemas.microsoft.com/office/word/2015/wordml/symex" xmlns:wpg="http://schemas.microsoft.com/office/word/2010/wordprocessingGroup" xmlns:wpi="http://schemas.microsoft.com/office/word/2010/wordprocessingInk" xmlns:wne="http://schemas.microsoft.com/office/word/2006/wordml" xmlns:wps="http://schemas.microsoft.com/office/word/2010/wordprocessingShape" mc:Ignorable="w14 w15 w16se w16cid w16 w16cex w16sdtdh w16sdtfl cr w16du wp14">
   <w16cex:commentExtensible w16cex:durableId="7D238ED8" w16cex:dateUtc="2026-03-17T15:07:00Z"/>
-  <w16cex:commentExtensible w16cex:durableId="5513F2B0" w16cex:dateUtc="2026-03-17T15:24:00Z"/>
-  <w16cex:commentExtensible w16cex:durableId="46BA1D7B" w16cex:dateUtc="2026-03-17T15:24:00Z"/>
-  <w16cex:commentExtensible w16cex:durableId="22FA76C3" w16cex:dateUtc="2026-03-17T15:27:00Z"/>
-  <w16cex:commentExtensible w16cex:durableId="2DCDB5AE" w16cex:dateUtc="2026-03-17T15:28:00Z"/>
-  <w16cex:commentExtensible w16cex:durableId="4AFB2106" w16cex:dateUtc="2026-03-17T15:31:00Z"/>
-  <w16cex:commentExtensible w16cex:durableId="5CC8E0F1" w16cex:dateUtc="2026-03-17T15:31:00Z"/>
-  <w16cex:commentExtensible w16cex:durableId="1C69A6DF" w16cex:dateUtc="2026-03-17T15:32:00Z"/>
-  <w16cex:commentExtensible w16cex:durableId="2DA76075" w16cex:dateUtc="2026-03-17T15:35:00Z"/>
-  <w16cex:commentExtensible w16cex:durableId="09221A78" w16cex:dateUtc="2026-03-17T15:36:00Z"/>
-  <w16cex:commentExtensible w16cex:durableId="12E373B2" w16cex:dateUtc="2026-03-17T15:34:00Z"/>
-  <w16cex:commentExtensible w16cex:durableId="48B72A4F" w16cex:dateUtc="2026-03-17T15:37:00Z"/>
-  <w16cex:commentExtensible w16cex:durableId="1277CC1E" w16cex:dateUtc="2026-03-17T15:39:00Z"/>
-  <w16cex:commentExtensible w16cex:durableId="6C7A6EDA" w16cex:dateUtc="2026-03-17T15:41:00Z"/>
   <w16cex:commentExtensible w16cex:durableId="4E39E3F0" w16cex:dateUtc="2026-03-17T15:41:00Z"/>
-  <w16cex:commentExtensible w16cex:durableId="05BAFF88" w16cex:dateUtc="2026-03-17T15:41:00Z"/>
-  <w16cex:commentExtensible w16cex:durableId="7AA83E92" w16cex:dateUtc="2026-03-17T15:42:00Z"/>
-  <w16cex:commentExtensible w16cex:durableId="0223862A" w16cex:dateUtc="2026-03-17T15:44:00Z"/>
-  <w16cex:commentExtensible w16cex:durableId="4902CB62" w16cex:dateUtc="2026-03-17T15:44:00Z"/>
   <w16cex:commentExtensible w16cex:durableId="23FFCD2B" w16cex:dateUtc="2026-03-17T15:42:00Z"/>
-  <w16cex:commentExtensible w16cex:durableId="67E50FAE" w16cex:dateUtc="2026-03-17T15:45:00Z"/>
-  <w16cex:commentExtensible w16cex:durableId="4AE46EF3" w16cex:dateUtc="2026-03-17T15:46:00Z"/>
   <w16cex:commentExtensible w16cex:durableId="3C318BFD" w16cex:dateUtc="2026-03-17T15:46:00Z"/>
   <w16cex:commentExtensible w16cex:durableId="3259A864" w16cex:dateUtc="2026-03-17T15:49:00Z"/>
-  <w16cex:commentExtensible w16cex:durableId="5CE3CAED" w16cex:dateUtc="2026-03-17T15:50:00Z"/>
   <w16cex:commentExtensible w16cex:durableId="2839FEE7" w16cex:dateUtc="2026-03-17T15:51:00Z"/>
   <w16cex:commentExtensible w16cex:durableId="51EEC520" w16cex:dateUtc="2026-03-17T15:55:00Z"/>
   <w16cex:commentExtensible w16cex:durableId="198033F3" w16cex:dateUtc="2026-03-17T15:49:00Z"/>
   <w16cex:commentExtensible w16cex:durableId="20C51A6A" w16cex:dateUtc="2026-03-17T15:55:00Z"/>
   <w16cex:commentExtensible w16cex:durableId="23037F5A" w16cex:dateUtc="2026-03-17T15:52:00Z"/>
+  <w16cex:commentExtensible w16cex:durableId="1277CC1E" w16cex:dateUtc="2026-03-17T15:39:00Z"/>
 </w16cex:commentsExtensible>
 </file>
 
 <file path=word/commentsIds.xml><?xml version="1.0" encoding="utf-8"?>
 <w16cid:commentsIds xmlns:wpc="http://schemas.microsoft.com/office/word/2010/wordprocessingCanvas" xmlns:cx="http://schemas.microsoft.com/office/drawing/2014/chartex" xmlns:cx1="http://schemas.microsoft.com/office/drawing/2015/9/8/chartex" xmlns:cx2="http://schemas.microsoft.com/office/drawing/2015/10/21/chartex" xmlns:cx3="http://schemas.microsoft.com/office/drawing/2016/5/9/chartex" xmlns:cx4="http://schemas.microsoft.com/office/drawing/2016/5/10/chartex" xmlns:cx5="http://schemas.microsoft.com/office/drawing/2016/5/11/chartex" xmlns:cx6="http://schemas.microsoft.com/office/drawing/2016/5/12/chartex" xmlns:cx7="http://schemas.microsoft.com/office/drawing/2016/5/13/chartex" xmlns:cx8="http://schemas.microsoft.com/office/drawing/2016/5/14/chartex" xmlns:mc="http://schemas.openxmlformats.org/markup-compatibility/2006" xmlns:aink="http://schemas.microsoft.com/office/drawing/2016/ink" xmlns:am3d="http://schemas.microsoft.com/office/drawing/2017/model3d" xmlns:o="urn:schemas-microsoft-com:office:office" xmlns:oel="http://schemas.microsoft.com/office/2019/extlst" xmlns:r="http://schemas.openxmlformats.org/officeDocument/2006/relationships" xmlns:m="http://schemas.openxmlformats.org/officeDocument/2006/math" xmlns:v="urn:schemas-microsoft-com:vml" xmlns:wp14="http://schemas.microsoft.com/office/word/2010/wordprocessingDrawing" xmlns:wp="http://schemas.openxmlformats.org/drawingml/2006/wordprocessingDrawing" xmlns:w10="urn:schemas-microsoft-com:office:word" xmlns:w="http://schemas.openxmlformats.org/wordprocessingml/2006/main" xmlns:w14="http://schemas.microsoft.com/office/word/2010/wordml" xmlns:w15="http://schemas.microsoft.com/office/word/2012/wordml" xmlns:w16cex="http://schemas.microsoft.com/office/word/2018/wordml/cex" xmlns:w16cid="http://schemas.microsoft.com/office/word/2016/wordml/cid" xmlns:w16="http://schemas.microsoft.com/office/word/2018/wordml" xmlns:w16du="http://schemas.microsoft.com/office/word/2023/wordml/word16du" xmlns:w16sdtdh="http://schemas.microsoft.com/office/word/2020/wordml/sdtdatahash" xmlns:w16sdtfl="http://schemas.microsoft.com/office/word/2024/wordml/sdtformatlock" xmlns:w16se="http://schemas.microsoft.com/office/word/2015/wordml/symex" xmlns:wpg="http://schemas.microsoft.com/office/word/2010/wordprocessingGroup" xmlns:wpi="http://schemas.microsoft.com/office/word/2010/wordprocessingInk" xmlns:wne="http://schemas.microsoft.com/office/word/2006/wordml" xmlns:wps="http://schemas.microsoft.com/office/word/2010/wordprocessingShape" mc:Ignorable="w14 w15 w16se w16cid w16 w16cex w16sdtdh w16sdtfl w16du wp14">
   <w16cid:commentId w16cid:paraId="0E344E56" w16cid:durableId="7D238ED8"/>
-  <w16cid:commentId w16cid:paraId="67971A84" w16cid:durableId="5513F2B0"/>
-  <w16cid:commentId w16cid:paraId="2886AFDD" w16cid:durableId="46BA1D7B"/>
-  <w16cid:commentId w16cid:paraId="1CFAE434" w16cid:durableId="22FA76C3"/>
-  <w16cid:commentId w16cid:paraId="482E1BD3" w16cid:durableId="2DCDB5AE"/>
-  <w16cid:commentId w16cid:paraId="5CEAB6FA" w16cid:durableId="4AFB2106"/>
-  <w16cid:commentId w16cid:paraId="47A6B77F" w16cid:durableId="5CC8E0F1"/>
-  <w16cid:commentId w16cid:paraId="6BE02E95" w16cid:durableId="1C69A6DF"/>
-  <w16cid:commentId w16cid:paraId="68E1407F" w16cid:durableId="2DA76075"/>
-  <w16cid:commentId w16cid:paraId="4EBC975D" w16cid:durableId="09221A78"/>
-  <w16cid:commentId w16cid:paraId="1C8E7CE5" w16cid:durableId="12E373B2"/>
-  <w16cid:commentId w16cid:paraId="354A444B" w16cid:durableId="48B72A4F"/>
-  <w16cid:commentId w16cid:paraId="11A2666B" w16cid:durableId="1277CC1E"/>
-  <w16cid:commentId w16cid:paraId="51D92906" w16cid:durableId="6C7A6EDA"/>
   <w16cid:commentId w16cid:paraId="7412976F" w16cid:durableId="4E39E3F0"/>
-  <w16cid:commentId w16cid:paraId="5044E0B8" w16cid:durableId="05BAFF88"/>
-  <w16cid:commentId w16cid:paraId="5F4F1B3E" w16cid:durableId="7AA83E92"/>
-  <w16cid:commentId w16cid:paraId="7D2DAC46" w16cid:durableId="0223862A"/>
-  <w16cid:commentId w16cid:paraId="0C7FA090" w16cid:durableId="4902CB62"/>
   <w16cid:commentId w16cid:paraId="74AFB4EA" w16cid:durableId="23FFCD2B"/>
-  <w16cid:commentId w16cid:paraId="65C0306B" w16cid:durableId="67E50FAE"/>
-  <w16cid:commentId w16cid:paraId="502252F5" w16cid:durableId="4AE46EF3"/>
   <w16cid:commentId w16cid:paraId="0FC88ACB" w16cid:durableId="3C318BFD"/>
   <w16cid:commentId w16cid:paraId="07094A65" w16cid:durableId="3259A864"/>
-  <w16cid:commentId w16cid:paraId="7F50944A" w16cid:durableId="5CE3CAED"/>
   <w16cid:commentId w16cid:paraId="5FAA74A7" w16cid:durableId="2839FEE7"/>
   <w16cid:commentId w16cid:paraId="220215D8" w16cid:durableId="51EEC520"/>
   <w16cid:commentId w16cid:paraId="6AF1DFDE" w16cid:durableId="198033F3"/>
   <w16cid:commentId w16cid:paraId="34E1658B" w16cid:durableId="20C51A6A"/>
   <w16cid:commentId w16cid:paraId="111698EA" w16cid:durableId="23037F5A"/>
+  <w16cid:commentId w16cid:paraId="5719E2C4" w16cid:durableId="1277CC1E"/>
 </w16cid:commentsIds>
 </file>
 
@@ -8527,6 +7926,119 @@
     </w:lvl>
   </w:abstractNum>
   <w:abstractNum w:abstractNumId="3" w15:restartNumberingAfterBreak="0">
+    <w:nsid w:val="21480DD2"/>
+    <w:multiLevelType w:val="hybridMultilevel"/>
+    <w:tmpl w:val="ECE00846"/>
+    <w:lvl w:ilvl="0" w:tplc="100C0001">
+      <w:start w:val="1"/>
+      <w:numFmt w:val="bullet"/>
+      <w:lvlText w:val=""/>
+      <w:lvlJc w:val="left"/>
+      <w:pPr>
+        <w:ind w:left="720" w:hanging="360"/>
+      </w:pPr>
+      <w:rPr>
+        <w:rFonts w:ascii="Symbol" w:hAnsi="Symbol" w:hint="default"/>
+      </w:rPr>
+    </w:lvl>
+    <w:lvl w:ilvl="1" w:tplc="100C0003" w:tentative="1">
+      <w:start w:val="1"/>
+      <w:numFmt w:val="bullet"/>
+      <w:lvlText w:val="o"/>
+      <w:lvlJc w:val="left"/>
+      <w:pPr>
+        <w:ind w:left="1440" w:hanging="360"/>
+      </w:pPr>
+      <w:rPr>
+        <w:rFonts w:ascii="Courier New" w:hAnsi="Courier New" w:cs="Courier New" w:hint="default"/>
+      </w:rPr>
+    </w:lvl>
+    <w:lvl w:ilvl="2" w:tplc="100C0005" w:tentative="1">
+      <w:start w:val="1"/>
+      <w:numFmt w:val="bullet"/>
+      <w:lvlText w:val=""/>
+      <w:lvlJc w:val="left"/>
+      <w:pPr>
+        <w:ind w:left="2160" w:hanging="360"/>
+      </w:pPr>
+      <w:rPr>
+        <w:rFonts w:ascii="Wingdings" w:hAnsi="Wingdings" w:hint="default"/>
+      </w:rPr>
+    </w:lvl>
+    <w:lvl w:ilvl="3" w:tplc="100C0001" w:tentative="1">
+      <w:start w:val="1"/>
+      <w:numFmt w:val="bullet"/>
+      <w:lvlText w:val=""/>
+      <w:lvlJc w:val="left"/>
+      <w:pPr>
+        <w:ind w:left="2880" w:hanging="360"/>
+      </w:pPr>
+      <w:rPr>
+        <w:rFonts w:ascii="Symbol" w:hAnsi="Symbol" w:hint="default"/>
+      </w:rPr>
+    </w:lvl>
+    <w:lvl w:ilvl="4" w:tplc="100C0003" w:tentative="1">
+      <w:start w:val="1"/>
+      <w:numFmt w:val="bullet"/>
+      <w:lvlText w:val="o"/>
+      <w:lvlJc w:val="left"/>
+      <w:pPr>
+        <w:ind w:left="3600" w:hanging="360"/>
+      </w:pPr>
+      <w:rPr>
+        <w:rFonts w:ascii="Courier New" w:hAnsi="Courier New" w:cs="Courier New" w:hint="default"/>
+      </w:rPr>
+    </w:lvl>
+    <w:lvl w:ilvl="5" w:tplc="100C0005" w:tentative="1">
+      <w:start w:val="1"/>
+      <w:numFmt w:val="bullet"/>
+      <w:lvlText w:val=""/>
+      <w:lvlJc w:val="left"/>
+      <w:pPr>
+        <w:ind w:left="4320" w:hanging="360"/>
+      </w:pPr>
+      <w:rPr>
+        <w:rFonts w:ascii="Wingdings" w:hAnsi="Wingdings" w:hint="default"/>
+      </w:rPr>
+    </w:lvl>
+    <w:lvl w:ilvl="6" w:tplc="100C0001" w:tentative="1">
+      <w:start w:val="1"/>
+      <w:numFmt w:val="bullet"/>
+      <w:lvlText w:val=""/>
+      <w:lvlJc w:val="left"/>
+      <w:pPr>
+        <w:ind w:left="5040" w:hanging="360"/>
+      </w:pPr>
+      <w:rPr>
+        <w:rFonts w:ascii="Symbol" w:hAnsi="Symbol" w:hint="default"/>
+      </w:rPr>
+    </w:lvl>
+    <w:lvl w:ilvl="7" w:tplc="100C0003" w:tentative="1">
+      <w:start w:val="1"/>
+      <w:numFmt w:val="bullet"/>
+      <w:lvlText w:val="o"/>
+      <w:lvlJc w:val="left"/>
+      <w:pPr>
+        <w:ind w:left="5760" w:hanging="360"/>
+      </w:pPr>
+      <w:rPr>
+        <w:rFonts w:ascii="Courier New" w:hAnsi="Courier New" w:cs="Courier New" w:hint="default"/>
+      </w:rPr>
+    </w:lvl>
+    <w:lvl w:ilvl="8" w:tplc="100C0005" w:tentative="1">
+      <w:start w:val="1"/>
+      <w:numFmt w:val="bullet"/>
+      <w:lvlText w:val=""/>
+      <w:lvlJc w:val="left"/>
+      <w:pPr>
+        <w:ind w:left="6480" w:hanging="360"/>
+      </w:pPr>
+      <w:rPr>
+        <w:rFonts w:ascii="Wingdings" w:hAnsi="Wingdings" w:hint="default"/>
+      </w:rPr>
+    </w:lvl>
+  </w:abstractNum>
+  <w:abstractNum w:abstractNumId="4" w15:restartNumberingAfterBreak="0">
     <w:nsid w:val="25613102"/>
     <w:multiLevelType w:val="hybridMultilevel"/>
     <w:tmpl w:val="8D50B0DE"/>
@@ -8612,7 +8124,7 @@
       </w:pPr>
     </w:lvl>
   </w:abstractNum>
-  <w:abstractNum w:abstractNumId="4" w15:restartNumberingAfterBreak="0">
+  <w:abstractNum w:abstractNumId="5" w15:restartNumberingAfterBreak="0">
     <w:nsid w:val="258C1272"/>
     <w:multiLevelType w:val="hybridMultilevel"/>
     <w:tmpl w:val="BC72D914"/>
@@ -8725,7 +8237,7 @@
       </w:rPr>
     </w:lvl>
   </w:abstractNum>
-  <w:abstractNum w:abstractNumId="5" w15:restartNumberingAfterBreak="0">
+  <w:abstractNum w:abstractNumId="6" w15:restartNumberingAfterBreak="0">
     <w:nsid w:val="270C2E9D"/>
     <w:multiLevelType w:val="hybridMultilevel"/>
     <w:tmpl w:val="AFC4A578"/>
@@ -8838,7 +8350,7 @@
       </w:rPr>
     </w:lvl>
   </w:abstractNum>
-  <w:abstractNum w:abstractNumId="6" w15:restartNumberingAfterBreak="0">
+  <w:abstractNum w:abstractNumId="7" w15:restartNumberingAfterBreak="0">
     <w:nsid w:val="3064259D"/>
     <w:multiLevelType w:val="hybridMultilevel"/>
     <w:tmpl w:val="69BCE860"/>
@@ -8951,7 +8463,120 @@
       </w:rPr>
     </w:lvl>
   </w:abstractNum>
-  <w:abstractNum w:abstractNumId="7" w15:restartNumberingAfterBreak="0">
+  <w:abstractNum w:abstractNumId="8" w15:restartNumberingAfterBreak="0">
+    <w:nsid w:val="3489325B"/>
+    <w:multiLevelType w:val="hybridMultilevel"/>
+    <w:tmpl w:val="061CA44A"/>
+    <w:lvl w:ilvl="0" w:tplc="100C0001">
+      <w:start w:val="1"/>
+      <w:numFmt w:val="bullet"/>
+      <w:lvlText w:val=""/>
+      <w:lvlJc w:val="left"/>
+      <w:pPr>
+        <w:ind w:left="720" w:hanging="360"/>
+      </w:pPr>
+      <w:rPr>
+        <w:rFonts w:ascii="Symbol" w:hAnsi="Symbol" w:hint="default"/>
+      </w:rPr>
+    </w:lvl>
+    <w:lvl w:ilvl="1" w:tplc="100C0003" w:tentative="1">
+      <w:start w:val="1"/>
+      <w:numFmt w:val="bullet"/>
+      <w:lvlText w:val="o"/>
+      <w:lvlJc w:val="left"/>
+      <w:pPr>
+        <w:ind w:left="1440" w:hanging="360"/>
+      </w:pPr>
+      <w:rPr>
+        <w:rFonts w:ascii="Courier New" w:hAnsi="Courier New" w:cs="Courier New" w:hint="default"/>
+      </w:rPr>
+    </w:lvl>
+    <w:lvl w:ilvl="2" w:tplc="100C0005" w:tentative="1">
+      <w:start w:val="1"/>
+      <w:numFmt w:val="bullet"/>
+      <w:lvlText w:val=""/>
+      <w:lvlJc w:val="left"/>
+      <w:pPr>
+        <w:ind w:left="2160" w:hanging="360"/>
+      </w:pPr>
+      <w:rPr>
+        <w:rFonts w:ascii="Wingdings" w:hAnsi="Wingdings" w:hint="default"/>
+      </w:rPr>
+    </w:lvl>
+    <w:lvl w:ilvl="3" w:tplc="100C0001" w:tentative="1">
+      <w:start w:val="1"/>
+      <w:numFmt w:val="bullet"/>
+      <w:lvlText w:val=""/>
+      <w:lvlJc w:val="left"/>
+      <w:pPr>
+        <w:ind w:left="2880" w:hanging="360"/>
+      </w:pPr>
+      <w:rPr>
+        <w:rFonts w:ascii="Symbol" w:hAnsi="Symbol" w:hint="default"/>
+      </w:rPr>
+    </w:lvl>
+    <w:lvl w:ilvl="4" w:tplc="100C0003" w:tentative="1">
+      <w:start w:val="1"/>
+      <w:numFmt w:val="bullet"/>
+      <w:lvlText w:val="o"/>
+      <w:lvlJc w:val="left"/>
+      <w:pPr>
+        <w:ind w:left="3600" w:hanging="360"/>
+      </w:pPr>
+      <w:rPr>
+        <w:rFonts w:ascii="Courier New" w:hAnsi="Courier New" w:cs="Courier New" w:hint="default"/>
+      </w:rPr>
+    </w:lvl>
+    <w:lvl w:ilvl="5" w:tplc="100C0005" w:tentative="1">
+      <w:start w:val="1"/>
+      <w:numFmt w:val="bullet"/>
+      <w:lvlText w:val=""/>
+      <w:lvlJc w:val="left"/>
+      <w:pPr>
+        <w:ind w:left="4320" w:hanging="360"/>
+      </w:pPr>
+      <w:rPr>
+        <w:rFonts w:ascii="Wingdings" w:hAnsi="Wingdings" w:hint="default"/>
+      </w:rPr>
+    </w:lvl>
+    <w:lvl w:ilvl="6" w:tplc="100C0001" w:tentative="1">
+      <w:start w:val="1"/>
+      <w:numFmt w:val="bullet"/>
+      <w:lvlText w:val=""/>
+      <w:lvlJc w:val="left"/>
+      <w:pPr>
+        <w:ind w:left="5040" w:hanging="360"/>
+      </w:pPr>
+      <w:rPr>
+        <w:rFonts w:ascii="Symbol" w:hAnsi="Symbol" w:hint="default"/>
+      </w:rPr>
+    </w:lvl>
+    <w:lvl w:ilvl="7" w:tplc="100C0003" w:tentative="1">
+      <w:start w:val="1"/>
+      <w:numFmt w:val="bullet"/>
+      <w:lvlText w:val="o"/>
+      <w:lvlJc w:val="left"/>
+      <w:pPr>
+        <w:ind w:left="5760" w:hanging="360"/>
+      </w:pPr>
+      <w:rPr>
+        <w:rFonts w:ascii="Courier New" w:hAnsi="Courier New" w:cs="Courier New" w:hint="default"/>
+      </w:rPr>
+    </w:lvl>
+    <w:lvl w:ilvl="8" w:tplc="100C0005" w:tentative="1">
+      <w:start w:val="1"/>
+      <w:numFmt w:val="bullet"/>
+      <w:lvlText w:val=""/>
+      <w:lvlJc w:val="left"/>
+      <w:pPr>
+        <w:ind w:left="6480" w:hanging="360"/>
+      </w:pPr>
+      <w:rPr>
+        <w:rFonts w:ascii="Wingdings" w:hAnsi="Wingdings" w:hint="default"/>
+      </w:rPr>
+    </w:lvl>
+  </w:abstractNum>
+  <w:abstractNum w:abstractNumId="9" w15:restartNumberingAfterBreak="0">
     <w:nsid w:val="3C455181"/>
     <w:multiLevelType w:val="hybridMultilevel"/>
     <w:tmpl w:val="ECC618EE"/>
@@ -9037,7 +8662,7 @@
       </w:pPr>
     </w:lvl>
   </w:abstractNum>
-  <w:abstractNum w:abstractNumId="8" w15:restartNumberingAfterBreak="0">
+  <w:abstractNum w:abstractNumId="10" w15:restartNumberingAfterBreak="0">
     <w:nsid w:val="420041B4"/>
     <w:multiLevelType w:val="hybridMultilevel"/>
     <w:tmpl w:val="CE88E762"/>
@@ -9150,7 +8775,7 @@
       </w:rPr>
     </w:lvl>
   </w:abstractNum>
-  <w:abstractNum w:abstractNumId="9" w15:restartNumberingAfterBreak="0">
+  <w:abstractNum w:abstractNumId="11" w15:restartNumberingAfterBreak="0">
     <w:nsid w:val="4B7F0528"/>
     <w:multiLevelType w:val="hybridMultilevel"/>
     <w:tmpl w:val="DF8458E2"/>
@@ -9236,7 +8861,7 @@
       </w:pPr>
     </w:lvl>
   </w:abstractNum>
-  <w:abstractNum w:abstractNumId="10" w15:restartNumberingAfterBreak="0">
+  <w:abstractNum w:abstractNumId="12" w15:restartNumberingAfterBreak="0">
     <w:nsid w:val="4E3B7264"/>
     <w:multiLevelType w:val="hybridMultilevel"/>
     <w:tmpl w:val="02CED46E"/>
@@ -9349,10 +8974,10 @@
       </w:rPr>
     </w:lvl>
   </w:abstractNum>
-  <w:abstractNum w:abstractNumId="11" w15:restartNumberingAfterBreak="0">
+  <w:abstractNum w:abstractNumId="13" w15:restartNumberingAfterBreak="0">
     <w:nsid w:val="59F56174"/>
     <w:multiLevelType w:val="hybridMultilevel"/>
-    <w:tmpl w:val="AD54F794"/>
+    <w:tmpl w:val="AD4CAB1A"/>
     <w:lvl w:ilvl="0" w:tplc="100C000F">
       <w:start w:val="1"/>
       <w:numFmt w:val="decimal"/>
@@ -9435,7 +9060,7 @@
       </w:pPr>
     </w:lvl>
   </w:abstractNum>
-  <w:abstractNum w:abstractNumId="12" w15:restartNumberingAfterBreak="0">
+  <w:abstractNum w:abstractNumId="14" w15:restartNumberingAfterBreak="0">
     <w:nsid w:val="62285E1C"/>
     <w:multiLevelType w:val="hybridMultilevel"/>
     <w:tmpl w:val="34BEB4EA"/>
@@ -9548,7 +9173,233 @@
       </w:rPr>
     </w:lvl>
   </w:abstractNum>
-  <w:abstractNum w:abstractNumId="13" w15:restartNumberingAfterBreak="0">
+  <w:abstractNum w:abstractNumId="15" w15:restartNumberingAfterBreak="0">
+    <w:nsid w:val="63481796"/>
+    <w:multiLevelType w:val="hybridMultilevel"/>
+    <w:tmpl w:val="158A94D0"/>
+    <w:lvl w:ilvl="0" w:tplc="100C0001">
+      <w:start w:val="1"/>
+      <w:numFmt w:val="bullet"/>
+      <w:lvlText w:val=""/>
+      <w:lvlJc w:val="left"/>
+      <w:pPr>
+        <w:ind w:left="720" w:hanging="360"/>
+      </w:pPr>
+      <w:rPr>
+        <w:rFonts w:ascii="Symbol" w:hAnsi="Symbol" w:hint="default"/>
+      </w:rPr>
+    </w:lvl>
+    <w:lvl w:ilvl="1" w:tplc="100C0003" w:tentative="1">
+      <w:start w:val="1"/>
+      <w:numFmt w:val="bullet"/>
+      <w:lvlText w:val="o"/>
+      <w:lvlJc w:val="left"/>
+      <w:pPr>
+        <w:ind w:left="1440" w:hanging="360"/>
+      </w:pPr>
+      <w:rPr>
+        <w:rFonts w:ascii="Courier New" w:hAnsi="Courier New" w:cs="Courier New" w:hint="default"/>
+      </w:rPr>
+    </w:lvl>
+    <w:lvl w:ilvl="2" w:tplc="100C0005" w:tentative="1">
+      <w:start w:val="1"/>
+      <w:numFmt w:val="bullet"/>
+      <w:lvlText w:val=""/>
+      <w:lvlJc w:val="left"/>
+      <w:pPr>
+        <w:ind w:left="2160" w:hanging="360"/>
+      </w:pPr>
+      <w:rPr>
+        <w:rFonts w:ascii="Wingdings" w:hAnsi="Wingdings" w:hint="default"/>
+      </w:rPr>
+    </w:lvl>
+    <w:lvl w:ilvl="3" w:tplc="100C0001" w:tentative="1">
+      <w:start w:val="1"/>
+      <w:numFmt w:val="bullet"/>
+      <w:lvlText w:val=""/>
+      <w:lvlJc w:val="left"/>
+      <w:pPr>
+        <w:ind w:left="2880" w:hanging="360"/>
+      </w:pPr>
+      <w:rPr>
+        <w:rFonts w:ascii="Symbol" w:hAnsi="Symbol" w:hint="default"/>
+      </w:rPr>
+    </w:lvl>
+    <w:lvl w:ilvl="4" w:tplc="100C0003" w:tentative="1">
+      <w:start w:val="1"/>
+      <w:numFmt w:val="bullet"/>
+      <w:lvlText w:val="o"/>
+      <w:lvlJc w:val="left"/>
+      <w:pPr>
+        <w:ind w:left="3600" w:hanging="360"/>
+      </w:pPr>
+      <w:rPr>
+        <w:rFonts w:ascii="Courier New" w:hAnsi="Courier New" w:cs="Courier New" w:hint="default"/>
+      </w:rPr>
+    </w:lvl>
+    <w:lvl w:ilvl="5" w:tplc="100C0005" w:tentative="1">
+      <w:start w:val="1"/>
+      <w:numFmt w:val="bullet"/>
+      <w:lvlText w:val=""/>
+      <w:lvlJc w:val="left"/>
+      <w:pPr>
+        <w:ind w:left="4320" w:hanging="360"/>
+      </w:pPr>
+      <w:rPr>
+        <w:rFonts w:ascii="Wingdings" w:hAnsi="Wingdings" w:hint="default"/>
+      </w:rPr>
+    </w:lvl>
+    <w:lvl w:ilvl="6" w:tplc="100C0001" w:tentative="1">
+      <w:start w:val="1"/>
+      <w:numFmt w:val="bullet"/>
+      <w:lvlText w:val=""/>
+      <w:lvlJc w:val="left"/>
+      <w:pPr>
+        <w:ind w:left="5040" w:hanging="360"/>
+      </w:pPr>
+      <w:rPr>
+        <w:rFonts w:ascii="Symbol" w:hAnsi="Symbol" w:hint="default"/>
+      </w:rPr>
+    </w:lvl>
+    <w:lvl w:ilvl="7" w:tplc="100C0003" w:tentative="1">
+      <w:start w:val="1"/>
+      <w:numFmt w:val="bullet"/>
+      <w:lvlText w:val="o"/>
+      <w:lvlJc w:val="left"/>
+      <w:pPr>
+        <w:ind w:left="5760" w:hanging="360"/>
+      </w:pPr>
+      <w:rPr>
+        <w:rFonts w:ascii="Courier New" w:hAnsi="Courier New" w:cs="Courier New" w:hint="default"/>
+      </w:rPr>
+    </w:lvl>
+    <w:lvl w:ilvl="8" w:tplc="100C0005" w:tentative="1">
+      <w:start w:val="1"/>
+      <w:numFmt w:val="bullet"/>
+      <w:lvlText w:val=""/>
+      <w:lvlJc w:val="left"/>
+      <w:pPr>
+        <w:ind w:left="6480" w:hanging="360"/>
+      </w:pPr>
+      <w:rPr>
+        <w:rFonts w:ascii="Wingdings" w:hAnsi="Wingdings" w:hint="default"/>
+      </w:rPr>
+    </w:lvl>
+  </w:abstractNum>
+  <w:abstractNum w:abstractNumId="16" w15:restartNumberingAfterBreak="0">
+    <w:nsid w:val="6B5B58F9"/>
+    <w:multiLevelType w:val="hybridMultilevel"/>
+    <w:tmpl w:val="40FC55B6"/>
+    <w:lvl w:ilvl="0" w:tplc="100C0001">
+      <w:start w:val="1"/>
+      <w:numFmt w:val="bullet"/>
+      <w:lvlText w:val=""/>
+      <w:lvlJc w:val="left"/>
+      <w:pPr>
+        <w:ind w:left="720" w:hanging="360"/>
+      </w:pPr>
+      <w:rPr>
+        <w:rFonts w:ascii="Symbol" w:hAnsi="Symbol" w:hint="default"/>
+      </w:rPr>
+    </w:lvl>
+    <w:lvl w:ilvl="1" w:tplc="100C0003">
+      <w:start w:val="1"/>
+      <w:numFmt w:val="bullet"/>
+      <w:lvlText w:val="o"/>
+      <w:lvlJc w:val="left"/>
+      <w:pPr>
+        <w:ind w:left="1440" w:hanging="360"/>
+      </w:pPr>
+      <w:rPr>
+        <w:rFonts w:ascii="Courier New" w:hAnsi="Courier New" w:cs="Courier New" w:hint="default"/>
+      </w:rPr>
+    </w:lvl>
+    <w:lvl w:ilvl="2" w:tplc="100C0005" w:tentative="1">
+      <w:start w:val="1"/>
+      <w:numFmt w:val="bullet"/>
+      <w:lvlText w:val=""/>
+      <w:lvlJc w:val="left"/>
+      <w:pPr>
+        <w:ind w:left="2160" w:hanging="360"/>
+      </w:pPr>
+      <w:rPr>
+        <w:rFonts w:ascii="Wingdings" w:hAnsi="Wingdings" w:hint="default"/>
+      </w:rPr>
+    </w:lvl>
+    <w:lvl w:ilvl="3" w:tplc="100C0001" w:tentative="1">
+      <w:start w:val="1"/>
+      <w:numFmt w:val="bullet"/>
+      <w:lvlText w:val=""/>
+      <w:lvlJc w:val="left"/>
+      <w:pPr>
+        <w:ind w:left="2880" w:hanging="360"/>
+      </w:pPr>
+      <w:rPr>
+        <w:rFonts w:ascii="Symbol" w:hAnsi="Symbol" w:hint="default"/>
+      </w:rPr>
+    </w:lvl>
+    <w:lvl w:ilvl="4" w:tplc="100C0003" w:tentative="1">
+      <w:start w:val="1"/>
+      <w:numFmt w:val="bullet"/>
+      <w:lvlText w:val="o"/>
+      <w:lvlJc w:val="left"/>
+      <w:pPr>
+        <w:ind w:left="3600" w:hanging="360"/>
+      </w:pPr>
+      <w:rPr>
+        <w:rFonts w:ascii="Courier New" w:hAnsi="Courier New" w:cs="Courier New" w:hint="default"/>
+      </w:rPr>
+    </w:lvl>
+    <w:lvl w:ilvl="5" w:tplc="100C0005" w:tentative="1">
+      <w:start w:val="1"/>
+      <w:numFmt w:val="bullet"/>
+      <w:lvlText w:val=""/>
+      <w:lvlJc w:val="left"/>
+      <w:pPr>
+        <w:ind w:left="4320" w:hanging="360"/>
+      </w:pPr>
+      <w:rPr>
+        <w:rFonts w:ascii="Wingdings" w:hAnsi="Wingdings" w:hint="default"/>
+      </w:rPr>
+    </w:lvl>
+    <w:lvl w:ilvl="6" w:tplc="100C0001" w:tentative="1">
+      <w:start w:val="1"/>
+      <w:numFmt w:val="bullet"/>
+      <w:lvlText w:val=""/>
+      <w:lvlJc w:val="left"/>
+      <w:pPr>
+        <w:ind w:left="5040" w:hanging="360"/>
+      </w:pPr>
+      <w:rPr>
+        <w:rFonts w:ascii="Symbol" w:hAnsi="Symbol" w:hint="default"/>
+      </w:rPr>
+    </w:lvl>
+    <w:lvl w:ilvl="7" w:tplc="100C0003" w:tentative="1">
+      <w:start w:val="1"/>
+      <w:numFmt w:val="bullet"/>
+      <w:lvlText w:val="o"/>
+      <w:lvlJc w:val="left"/>
+      <w:pPr>
+        <w:ind w:left="5760" w:hanging="360"/>
+      </w:pPr>
+      <w:rPr>
+        <w:rFonts w:ascii="Courier New" w:hAnsi="Courier New" w:cs="Courier New" w:hint="default"/>
+      </w:rPr>
+    </w:lvl>
+    <w:lvl w:ilvl="8" w:tplc="100C0005" w:tentative="1">
+      <w:start w:val="1"/>
+      <w:numFmt w:val="bullet"/>
+      <w:lvlText w:val=""/>
+      <w:lvlJc w:val="left"/>
+      <w:pPr>
+        <w:ind w:left="6480" w:hanging="360"/>
+      </w:pPr>
+      <w:rPr>
+        <w:rFonts w:ascii="Wingdings" w:hAnsi="Wingdings" w:hint="default"/>
+      </w:rPr>
+    </w:lvl>
+  </w:abstractNum>
+  <w:abstractNum w:abstractNumId="17" w15:restartNumberingAfterBreak="0">
     <w:nsid w:val="73D03EA3"/>
     <w:multiLevelType w:val="hybridMultilevel"/>
     <w:tmpl w:val="4DF0408A"/>
@@ -9661,7 +9512,7 @@
       </w:rPr>
     </w:lvl>
   </w:abstractNum>
-  <w:abstractNum w:abstractNumId="14" w15:restartNumberingAfterBreak="0">
+  <w:abstractNum w:abstractNumId="18" w15:restartNumberingAfterBreak="0">
     <w:nsid w:val="7D073EB4"/>
     <w:multiLevelType w:val="hybridMultilevel"/>
     <w:tmpl w:val="6B40DB9C"/>
@@ -9865,46 +9716,58 @@
     <w:abstractNumId w:val="2"/>
   </w:num>
   <w:num w:numId="31" w16cid:durableId="1610088639">
-    <w:abstractNumId w:val="11"/>
+    <w:abstractNumId w:val="13"/>
   </w:num>
   <w:num w:numId="32" w16cid:durableId="1000231294">
-    <w:abstractNumId w:val="3"/>
+    <w:abstractNumId w:val="4"/>
   </w:num>
   <w:num w:numId="33" w16cid:durableId="1038162626">
-    <w:abstractNumId w:val="6"/>
+    <w:abstractNumId w:val="7"/>
   </w:num>
   <w:num w:numId="34" w16cid:durableId="1801995698">
     <w:abstractNumId w:val="0"/>
   </w:num>
   <w:num w:numId="35" w16cid:durableId="587883688">
-    <w:abstractNumId w:val="7"/>
+    <w:abstractNumId w:val="9"/>
   </w:num>
   <w:num w:numId="36" w16cid:durableId="1077286401">
+    <w:abstractNumId w:val="12"/>
+  </w:num>
+  <w:num w:numId="37" w16cid:durableId="1998419086">
     <w:abstractNumId w:val="10"/>
   </w:num>
-  <w:num w:numId="37" w16cid:durableId="1998419086">
-    <w:abstractNumId w:val="8"/>
-  </w:num>
   <w:num w:numId="38" w16cid:durableId="314770192">
-    <w:abstractNumId w:val="4"/>
+    <w:abstractNumId w:val="5"/>
   </w:num>
   <w:num w:numId="39" w16cid:durableId="407308187">
-    <w:abstractNumId w:val="14"/>
+    <w:abstractNumId w:val="18"/>
   </w:num>
   <w:num w:numId="40" w16cid:durableId="47076037">
     <w:abstractNumId w:val="1"/>
   </w:num>
   <w:num w:numId="41" w16cid:durableId="948197083">
-    <w:abstractNumId w:val="9"/>
+    <w:abstractNumId w:val="11"/>
   </w:num>
   <w:num w:numId="42" w16cid:durableId="220752688">
-    <w:abstractNumId w:val="12"/>
+    <w:abstractNumId w:val="14"/>
   </w:num>
   <w:num w:numId="43" w16cid:durableId="1012562690">
-    <w:abstractNumId w:val="5"/>
+    <w:abstractNumId w:val="6"/>
   </w:num>
   <w:num w:numId="44" w16cid:durableId="1825775080">
-    <w:abstractNumId w:val="13"/>
+    <w:abstractNumId w:val="17"/>
+  </w:num>
+  <w:num w:numId="45" w16cid:durableId="399136491">
+    <w:abstractNumId w:val="8"/>
+  </w:num>
+  <w:num w:numId="46" w16cid:durableId="1826120032">
+    <w:abstractNumId w:val="15"/>
+  </w:num>
+  <w:num w:numId="47" w16cid:durableId="1475175623">
+    <w:abstractNumId w:val="16"/>
+  </w:num>
+  <w:num w:numId="48" w16cid:durableId="466631397">
+    <w:abstractNumId w:val="3"/>
   </w:num>
 </w:numbering>
 </file>
@@ -10577,6 +10440,7 @@
   <w:style w:type="character" w:default="1" w:styleId="Policepardfaut">
     <w:name w:val="Default Paragraph Font"/>
     <w:uiPriority w:val="1"/>
+    <w:semiHidden/>
     <w:unhideWhenUsed/>
   </w:style>
   <w:style w:type="table" w:default="1" w:styleId="TableauNormal">
@@ -11285,6 +11149,264 @@
       <w:color w:val="666666"/>
     </w:rPr>
   </w:style>
+  <w:style w:type="table" w:styleId="TableauGrille5Fonc">
+    <w:name w:val="Grid Table 5 Dark"/>
+    <w:basedOn w:val="TableauNormal"/>
+    <w:uiPriority w:val="50"/>
+    <w:rsid w:val="00AD3134"/>
+    <w:pPr>
+      <w:spacing w:after="0" w:line="240" w:lineRule="auto"/>
+    </w:pPr>
+    <w:tblPr>
+      <w:tblStyleRowBandSize w:val="1"/>
+      <w:tblStyleColBandSize w:val="1"/>
+      <w:tblBorders>
+        <w:top w:val="single" w:sz="4" w:space="0" w:color="FFFFFF" w:themeColor="background1"/>
+        <w:left w:val="single" w:sz="4" w:space="0" w:color="FFFFFF" w:themeColor="background1"/>
+        <w:bottom w:val="single" w:sz="4" w:space="0" w:color="FFFFFF" w:themeColor="background1"/>
+        <w:right w:val="single" w:sz="4" w:space="0" w:color="FFFFFF" w:themeColor="background1"/>
+        <w:insideH w:val="single" w:sz="4" w:space="0" w:color="FFFFFF" w:themeColor="background1"/>
+        <w:insideV w:val="single" w:sz="4" w:space="0" w:color="FFFFFF" w:themeColor="background1"/>
+      </w:tblBorders>
+    </w:tblPr>
+    <w:tcPr>
+      <w:shd w:val="clear" w:color="auto" w:fill="D1DAEE" w:themeFill="text1" w:themeFillTint="33"/>
+    </w:tcPr>
+    <w:tblStylePr w:type="firstRow">
+      <w:rPr>
+        <w:b/>
+        <w:bCs/>
+        <w:color w:val="FFFFFF" w:themeColor="background1"/>
+      </w:rPr>
+      <w:tblPr/>
+      <w:tcPr>
+        <w:tcBorders>
+          <w:top w:val="single" w:sz="4" w:space="0" w:color="FFFFFF" w:themeColor="background1"/>
+          <w:left w:val="single" w:sz="4" w:space="0" w:color="FFFFFF" w:themeColor="background1"/>
+          <w:right w:val="single" w:sz="4" w:space="0" w:color="FFFFFF" w:themeColor="background1"/>
+          <w:insideH w:val="nil"/>
+          <w:insideV w:val="nil"/>
+        </w:tcBorders>
+        <w:shd w:val="clear" w:color="auto" w:fill="365290" w:themeFill="text1"/>
+      </w:tcPr>
+    </w:tblStylePr>
+    <w:tblStylePr w:type="lastRow">
+      <w:rPr>
+        <w:b/>
+        <w:bCs/>
+        <w:color w:val="FFFFFF" w:themeColor="background1"/>
+      </w:rPr>
+      <w:tblPr/>
+      <w:tcPr>
+        <w:tcBorders>
+          <w:left w:val="single" w:sz="4" w:space="0" w:color="FFFFFF" w:themeColor="background1"/>
+          <w:bottom w:val="single" w:sz="4" w:space="0" w:color="FFFFFF" w:themeColor="background1"/>
+          <w:right w:val="single" w:sz="4" w:space="0" w:color="FFFFFF" w:themeColor="background1"/>
+          <w:insideH w:val="nil"/>
+          <w:insideV w:val="nil"/>
+        </w:tcBorders>
+        <w:shd w:val="clear" w:color="auto" w:fill="365290" w:themeFill="text1"/>
+      </w:tcPr>
+    </w:tblStylePr>
+    <w:tblStylePr w:type="firstCol">
+      <w:rPr>
+        <w:b/>
+        <w:bCs/>
+        <w:color w:val="FFFFFF" w:themeColor="background1"/>
+      </w:rPr>
+      <w:tblPr/>
+      <w:tcPr>
+        <w:tcBorders>
+          <w:top w:val="single" w:sz="4" w:space="0" w:color="FFFFFF" w:themeColor="background1"/>
+          <w:left w:val="single" w:sz="4" w:space="0" w:color="FFFFFF" w:themeColor="background1"/>
+          <w:bottom w:val="single" w:sz="4" w:space="0" w:color="FFFFFF" w:themeColor="background1"/>
+          <w:insideV w:val="nil"/>
+        </w:tcBorders>
+        <w:shd w:val="clear" w:color="auto" w:fill="365290" w:themeFill="text1"/>
+      </w:tcPr>
+    </w:tblStylePr>
+    <w:tblStylePr w:type="lastCol">
+      <w:rPr>
+        <w:b/>
+        <w:bCs/>
+        <w:color w:val="FFFFFF" w:themeColor="background1"/>
+      </w:rPr>
+      <w:tblPr/>
+      <w:tcPr>
+        <w:tcBorders>
+          <w:top w:val="single" w:sz="4" w:space="0" w:color="FFFFFF" w:themeColor="background1"/>
+          <w:bottom w:val="single" w:sz="4" w:space="0" w:color="FFFFFF" w:themeColor="background1"/>
+          <w:right w:val="single" w:sz="4" w:space="0" w:color="FFFFFF" w:themeColor="background1"/>
+          <w:insideV w:val="nil"/>
+        </w:tcBorders>
+        <w:shd w:val="clear" w:color="auto" w:fill="365290" w:themeFill="text1"/>
+      </w:tcPr>
+    </w:tblStylePr>
+    <w:tblStylePr w:type="band1Vert">
+      <w:tblPr/>
+      <w:tcPr>
+        <w:shd w:val="clear" w:color="auto" w:fill="A4B5DD" w:themeFill="text1" w:themeFillTint="66"/>
+      </w:tcPr>
+    </w:tblStylePr>
+    <w:tblStylePr w:type="band1Horz">
+      <w:tblPr/>
+      <w:tcPr>
+        <w:shd w:val="clear" w:color="auto" w:fill="A4B5DD" w:themeFill="text1" w:themeFillTint="66"/>
+      </w:tcPr>
+    </w:tblStylePr>
+  </w:style>
+  <w:style w:type="table" w:styleId="TableauGrille4">
+    <w:name w:val="Grid Table 4"/>
+    <w:basedOn w:val="TableauNormal"/>
+    <w:uiPriority w:val="49"/>
+    <w:rsid w:val="00AD3134"/>
+    <w:pPr>
+      <w:spacing w:after="0" w:line="240" w:lineRule="auto"/>
+    </w:pPr>
+    <w:tblPr>
+      <w:tblStyleRowBandSize w:val="1"/>
+      <w:tblStyleColBandSize w:val="1"/>
+      <w:tblBorders>
+        <w:top w:val="single" w:sz="4" w:space="0" w:color="7691CC" w:themeColor="text1" w:themeTint="99"/>
+        <w:left w:val="single" w:sz="4" w:space="0" w:color="7691CC" w:themeColor="text1" w:themeTint="99"/>
+        <w:bottom w:val="single" w:sz="4" w:space="0" w:color="7691CC" w:themeColor="text1" w:themeTint="99"/>
+        <w:right w:val="single" w:sz="4" w:space="0" w:color="7691CC" w:themeColor="text1" w:themeTint="99"/>
+        <w:insideH w:val="single" w:sz="4" w:space="0" w:color="7691CC" w:themeColor="text1" w:themeTint="99"/>
+        <w:insideV w:val="single" w:sz="4" w:space="0" w:color="7691CC" w:themeColor="text1" w:themeTint="99"/>
+      </w:tblBorders>
+    </w:tblPr>
+    <w:tblStylePr w:type="firstRow">
+      <w:rPr>
+        <w:b/>
+        <w:bCs/>
+        <w:color w:val="FFFFFF" w:themeColor="background1"/>
+      </w:rPr>
+      <w:tblPr/>
+      <w:tcPr>
+        <w:tcBorders>
+          <w:top w:val="single" w:sz="4" w:space="0" w:color="365290" w:themeColor="text1"/>
+          <w:left w:val="single" w:sz="4" w:space="0" w:color="365290" w:themeColor="text1"/>
+          <w:bottom w:val="single" w:sz="4" w:space="0" w:color="365290" w:themeColor="text1"/>
+          <w:right w:val="single" w:sz="4" w:space="0" w:color="365290" w:themeColor="text1"/>
+          <w:insideH w:val="nil"/>
+          <w:insideV w:val="nil"/>
+        </w:tcBorders>
+        <w:shd w:val="clear" w:color="auto" w:fill="365290" w:themeFill="text1"/>
+      </w:tcPr>
+    </w:tblStylePr>
+    <w:tblStylePr w:type="lastRow">
+      <w:rPr>
+        <w:b/>
+        <w:bCs/>
+      </w:rPr>
+      <w:tblPr/>
+      <w:tcPr>
+        <w:tcBorders>
+          <w:top w:val="double" w:sz="4" w:space="0" w:color="365290" w:themeColor="text1"/>
+        </w:tcBorders>
+      </w:tcPr>
+    </w:tblStylePr>
+    <w:tblStylePr w:type="firstCol">
+      <w:rPr>
+        <w:b/>
+        <w:bCs/>
+      </w:rPr>
+    </w:tblStylePr>
+    <w:tblStylePr w:type="lastCol">
+      <w:rPr>
+        <w:b/>
+        <w:bCs/>
+      </w:rPr>
+    </w:tblStylePr>
+    <w:tblStylePr w:type="band1Vert">
+      <w:tblPr/>
+      <w:tcPr>
+        <w:shd w:val="clear" w:color="auto" w:fill="D1DAEE" w:themeFill="text1" w:themeFillTint="33"/>
+      </w:tcPr>
+    </w:tblStylePr>
+    <w:tblStylePr w:type="band1Horz">
+      <w:tblPr/>
+      <w:tcPr>
+        <w:shd w:val="clear" w:color="auto" w:fill="D1DAEE" w:themeFill="text1" w:themeFillTint="33"/>
+      </w:tcPr>
+    </w:tblStylePr>
+  </w:style>
+  <w:style w:type="table" w:styleId="TableauGrille4-Accentuation1">
+    <w:name w:val="Grid Table 4 Accent 1"/>
+    <w:basedOn w:val="TableauNormal"/>
+    <w:uiPriority w:val="49"/>
+    <w:rsid w:val="00AD3134"/>
+    <w:pPr>
+      <w:spacing w:after="0" w:line="240" w:lineRule="auto"/>
+    </w:pPr>
+    <w:tblPr>
+      <w:tblStyleRowBandSize w:val="1"/>
+      <w:tblStyleColBandSize w:val="1"/>
+      <w:tblBorders>
+        <w:top w:val="single" w:sz="4" w:space="0" w:color="7691CC" w:themeColor="accent1" w:themeTint="99"/>
+        <w:left w:val="single" w:sz="4" w:space="0" w:color="7691CC" w:themeColor="accent1" w:themeTint="99"/>
+        <w:bottom w:val="single" w:sz="4" w:space="0" w:color="7691CC" w:themeColor="accent1" w:themeTint="99"/>
+        <w:right w:val="single" w:sz="4" w:space="0" w:color="7691CC" w:themeColor="accent1" w:themeTint="99"/>
+        <w:insideH w:val="single" w:sz="4" w:space="0" w:color="7691CC" w:themeColor="accent1" w:themeTint="99"/>
+        <w:insideV w:val="single" w:sz="4" w:space="0" w:color="7691CC" w:themeColor="accent1" w:themeTint="99"/>
+      </w:tblBorders>
+    </w:tblPr>
+    <w:tblStylePr w:type="firstRow">
+      <w:rPr>
+        <w:b/>
+        <w:bCs/>
+        <w:color w:val="FFFFFF" w:themeColor="background1"/>
+      </w:rPr>
+      <w:tblPr/>
+      <w:tcPr>
+        <w:tcBorders>
+          <w:top w:val="single" w:sz="4" w:space="0" w:color="365290" w:themeColor="accent1"/>
+          <w:left w:val="single" w:sz="4" w:space="0" w:color="365290" w:themeColor="accent1"/>
+          <w:bottom w:val="single" w:sz="4" w:space="0" w:color="365290" w:themeColor="accent1"/>
+          <w:right w:val="single" w:sz="4" w:space="0" w:color="365290" w:themeColor="accent1"/>
+          <w:insideH w:val="nil"/>
+          <w:insideV w:val="nil"/>
+        </w:tcBorders>
+        <w:shd w:val="clear" w:color="auto" w:fill="365290" w:themeFill="accent1"/>
+      </w:tcPr>
+    </w:tblStylePr>
+    <w:tblStylePr w:type="lastRow">
+      <w:rPr>
+        <w:b/>
+        <w:bCs/>
+      </w:rPr>
+      <w:tblPr/>
+      <w:tcPr>
+        <w:tcBorders>
+          <w:top w:val="double" w:sz="4" w:space="0" w:color="365290" w:themeColor="accent1"/>
+        </w:tcBorders>
+      </w:tcPr>
+    </w:tblStylePr>
+    <w:tblStylePr w:type="firstCol">
+      <w:rPr>
+        <w:b/>
+        <w:bCs/>
+      </w:rPr>
+    </w:tblStylePr>
+    <w:tblStylePr w:type="lastCol">
+      <w:rPr>
+        <w:b/>
+        <w:bCs/>
+      </w:rPr>
+    </w:tblStylePr>
+    <w:tblStylePr w:type="band1Vert">
+      <w:tblPr/>
+      <w:tcPr>
+        <w:shd w:val="clear" w:color="auto" w:fill="D1DAEE" w:themeFill="accent1" w:themeFillTint="33"/>
+      </w:tcPr>
+    </w:tblStylePr>
+    <w:tblStylePr w:type="band1Horz">
+      <w:tblPr/>
+      <w:tcPr>
+        <w:shd w:val="clear" w:color="auto" w:fill="D1DAEE" w:themeFill="accent1" w:themeFillTint="33"/>
+      </w:tcPr>
+    </w:tblStylePr>
+  </w:style>
 </w:styles>
 </file>
 

--- a/1_Documentation/Travail_CAS_LUA_V3.docx
+++ b/1_Documentation/Travail_CAS_LUA_V3.docx
@@ -313,7 +313,7 @@
           <w:noProof/>
           <w:szCs w:val="20"/>
         </w:rPr>
-        <w:t>lundi, 23 mars 2026</w:t>
+        <w:t>mardi, 24 mars 2026</w:t>
       </w:r>
       <w:r>
         <w:rPr>
@@ -3520,7 +3520,7 @@
     <w:p>
       <w:pPr>
         <w:pStyle w:val="Lgende"/>
-        <w:jc w:val="center"/>
+        <w:jc w:val="left"/>
       </w:pPr>
       <w:bookmarkStart w:id="3" w:name="_Ref224974965"/>
       <w:bookmarkStart w:id="4" w:name="_Ref224974924"/>
@@ -4678,7 +4678,10 @@
       </w:r>
       <w:proofErr w:type="spellEnd"/>
       <w:r>
-        <w:t>=0.</w:t>
+        <w:t>&lt;&gt;</w:t>
+      </w:r>
+      <w:r>
+        <w:t>0.</w:t>
       </w:r>
     </w:p>
     <w:p>
@@ -4698,11 +4701,9 @@
       <w:r>
         <w:t xml:space="preserve">Les sondes de températures extérieures disponibles sur le SCADA étant pour la plupart parasitées par des interventions humaines, les modèles seront entrainés avec des données provenant </w:t>
       </w:r>
-      <w:proofErr w:type="gramStart"/>
-      <w:r>
-        <w:t>de Open</w:t>
-      </w:r>
-      <w:proofErr w:type="gramEnd"/>
+      <w:r>
+        <w:t>d’Open</w:t>
+      </w:r>
       <w:r>
         <w:t>-</w:t>
       </w:r>
@@ -4748,10 +4749,32 @@
       <w:r>
         <w:t>, accélérer l’accès aux données et réduire l’espace nécessaire au stockage.</w:t>
       </w:r>
+      <w:r>
+        <w:t xml:space="preserve"> Il en est de même pour les données stockées dans la base de données GIS, comme il s’agit de « slow </w:t>
+      </w:r>
+      <w:proofErr w:type="spellStart"/>
+      <w:r>
+        <w:t>changing</w:t>
+      </w:r>
+      <w:proofErr w:type="spellEnd"/>
+      <w:r>
+        <w:t xml:space="preserve"> </w:t>
+      </w:r>
+      <w:proofErr w:type="spellStart"/>
+      <w:r>
+        <w:t>dimentions</w:t>
+      </w:r>
+      <w:proofErr w:type="spellEnd"/>
+      <w:r>
+        <w:t> » elles disposeront d’un data frame Parquet propre.</w:t>
+      </w:r>
     </w:p>
     <w:p>
       <w:r>
         <w:t>Toutes les futures étapes génèreront un nouveau data frame Parquet afin de pouvoir retracer les modifications en cas de problème dans la préparation des données.</w:t>
+      </w:r>
+      <w:r>
+        <w:t xml:space="preserve"> </w:t>
       </w:r>
     </w:p>
     <w:p>
@@ -5294,7 +5317,7 @@
     <w:p>
       <w:pPr>
         <w:pStyle w:val="Lgende"/>
-        <w:jc w:val="center"/>
+        <w:jc w:val="left"/>
       </w:pPr>
       <w:r>
         <w:t xml:space="preserve">Tableau </w:t>
@@ -5428,7 +5451,10 @@
         </w:numPr>
       </w:pPr>
       <w:r>
-        <w:t>Entrainement : données de 1 an et plus</w:t>
+        <w:t xml:space="preserve">Entrainement : données </w:t>
+      </w:r>
+      <w:r>
+        <w:t>de plus de 1 an</w:t>
       </w:r>
     </w:p>
     <w:p>
@@ -5487,12 +5513,16 @@
     <w:p>
       <w:pPr>
         <w:keepNext/>
-      </w:pPr>
-      <w:r>
+        <w:jc w:val="center"/>
+      </w:pPr>
+      <w:r>
+        <w:rPr>
+          <w:noProof/>
+        </w:rPr>
         <w:drawing>
-          <wp:inline distT="0" distB="0" distL="0" distR="0" wp14:anchorId="41E7CBC9" wp14:editId="15D0EEE2">
-            <wp:extent cx="5687695" cy="2814955"/>
-            <wp:effectExtent l="0" t="0" r="8255" b="4445"/>
+          <wp:inline distT="0" distB="0" distL="0" distR="0" wp14:anchorId="41E7CBC9" wp14:editId="56193BE6">
+            <wp:extent cx="4848358" cy="2399550"/>
+            <wp:effectExtent l="0" t="0" r="0" b="1270"/>
             <wp:docPr id="1345868847" name="Image 1"/>
             <wp:cNvGraphicFramePr>
               <a:graphicFrameLocks xmlns:a="http://schemas.openxmlformats.org/drawingml/2006/main" noChangeAspect="1"/>
@@ -5513,7 +5543,7 @@
                   <pic:spPr>
                     <a:xfrm>
                       <a:off x="0" y="0"/>
-                      <a:ext cx="5687695" cy="2814955"/>
+                      <a:ext cx="4856729" cy="2403693"/>
                     </a:xfrm>
                     <a:prstGeom prst="rect">
                       <a:avLst/>
@@ -5529,7 +5559,10 @@
     <w:p>
       <w:pPr>
         <w:pStyle w:val="Lgende"/>
-        <w:jc w:val="center"/>
+        <w:jc w:val="left"/>
+        <w:rPr>
+          <w:noProof/>
+        </w:rPr>
       </w:pPr>
       <w:bookmarkStart w:id="14" w:name="_Ref225144154"/>
       <w:r>
@@ -5565,73 +5598,27 @@
       </w:r>
     </w:p>
     <w:p>
+      <w:r>
+        <w:t xml:space="preserve">En tenant compte des clusters, des modèles à entrainer et des jeux </w:t>
+      </w:r>
+      <w:r>
+        <w:t>d’entrainement,</w:t>
+      </w:r>
+      <w:r>
+        <w:t xml:space="preserve"> validation et test, cela fait un total de 24 jeux de données qui sont exportés à cette étape.</w:t>
+      </w:r>
+    </w:p>
+    <w:p>
       <w:pPr>
         <w:pStyle w:val="Titre2"/>
       </w:pPr>
-      <w:bookmarkStart w:id="15" w:name="_Toc225084040"/>
-      <w:r>
-        <w:t xml:space="preserve">Identification des </w:t>
-      </w:r>
-      <w:commentRangeStart w:id="16"/>
-      <w:r>
-        <w:t>S</w:t>
-      </w:r>
-      <w:r>
-        <w:t>ST</w:t>
-      </w:r>
-      <w:r>
-        <w:t xml:space="preserve"> </w:t>
-      </w:r>
-      <w:commentRangeEnd w:id="16"/>
-      <w:r>
-        <w:rPr>
-          <w:rStyle w:val="Marquedecommentaire"/>
-          <w:rFonts w:eastAsiaTheme="minorHAnsi" w:cstheme="minorBidi"/>
-          <w:b w:val="0"/>
-          <w:bCs w:val="0"/>
-          <w:color w:val="auto"/>
-        </w:rPr>
-        <w:commentReference w:id="16"/>
-      </w:r>
-      <w:r>
-        <w:t>archivées</w:t>
-      </w:r>
-      <w:bookmarkEnd w:id="15"/>
-    </w:p>
-    <w:p>
-      <w:commentRangeStart w:id="17"/>
-      <w:commentRangeEnd w:id="17"/>
-      <w:r>
-        <w:rPr>
-          <w:rStyle w:val="Marquedecommentaire"/>
-        </w:rPr>
-        <w:commentReference w:id="17"/>
-      </w:r>
-      <w:bookmarkStart w:id="18" w:name="_Toc225084042"/>
-      <w:r>
-        <w:t xml:space="preserve">Import des tables d’archivages dans </w:t>
-      </w:r>
-      <w:r>
-        <w:t>un data frame structur</w:t>
-      </w:r>
-      <w:r>
-        <w:t>e</w:t>
-      </w:r>
-      <w:bookmarkEnd w:id="18"/>
-    </w:p>
-    <w:p/>
-    <w:p>
-      <w:commentRangeStart w:id="19"/>
-      <w:r>
-        <w:t xml:space="preserve">Le script </w:t>
-      </w:r>
-      <w:proofErr w:type="spellStart"/>
-      <w:r>
-        <w:t>à</w:t>
-      </w:r>
-      <w:proofErr w:type="spellEnd"/>
-      <w:r>
-        <w:t xml:space="preserve"> donc comme tâche de :</w:t>
+      <w:r>
+        <w:t>Nettoyage des données</w:t>
+      </w:r>
+    </w:p>
+    <w:p>
+      <w:r>
+        <w:t>Les installations ayant plus de 5% de données invalides sur leurs plage complète ayant été écartées, il reste à gérer les invalides restants :</w:t>
       </w:r>
     </w:p>
     <w:p>
@@ -5639,15 +5626,29 @@
         <w:pStyle w:val="Paragraphedeliste"/>
         <w:numPr>
           <w:ilvl w:val="0"/>
-          <w:numId w:val="35"/>
+          <w:numId w:val="49"/>
         </w:numPr>
-        <w:jc w:val="left"/>
-      </w:pPr>
-      <w:r>
-        <w:t>Lire les 738 fichiers</w:t>
-      </w:r>
-      <w:r>
-        <w:t xml:space="preserve"> (probablement plus à l’avenir)</w:t>
+      </w:pPr>
+      <w:r>
+        <w:t xml:space="preserve">Les valeurs </w:t>
+      </w:r>
+      <w:r>
+        <w:t>de puissance</w:t>
+      </w:r>
+      <w:r>
+        <w:t xml:space="preserve"> </w:t>
+      </w:r>
+      <w:r>
+        <w:t>invalides</w:t>
+      </w:r>
+      <w:r>
+        <w:t xml:space="preserve"> </w:t>
+      </w:r>
+      <w:r>
+        <w:t>sont</w:t>
+      </w:r>
+      <w:r>
+        <w:t xml:space="preserve"> remplacées par 0</w:t>
       </w:r>
     </w:p>
     <w:p>
@@ -5655,21 +5656,321 @@
         <w:pStyle w:val="Paragraphedeliste"/>
         <w:numPr>
           <w:ilvl w:val="0"/>
-          <w:numId w:val="35"/>
+          <w:numId w:val="49"/>
         </w:numPr>
-        <w:jc w:val="left"/>
-      </w:pPr>
-      <w:r>
-        <w:t xml:space="preserve">Fusionner la colonne « date » en une seule colonne contenant </w:t>
-      </w:r>
-      <w:r>
-        <w:t>l’intégralité de la plage temporelle et définir ce timestamp comme clé du data</w:t>
-      </w:r>
-      <w:r>
-        <w:t xml:space="preserve"> </w:t>
-      </w:r>
-      <w:r>
-        <w:t>frame.</w:t>
+      </w:pPr>
+      <w:r>
+        <w:t xml:space="preserve">Les valeurs </w:t>
+      </w:r>
+      <w:r>
+        <w:t>de températures de retour invalides</w:t>
+      </w:r>
+      <w:r>
+        <w:t xml:space="preserve"> sont remplacées par la médiane des valeurs valides de l'installation.</w:t>
+      </w:r>
+    </w:p>
+    <w:p>
+      <w:r>
+        <w:t xml:space="preserve">Un test de cohérence </w:t>
+      </w:r>
+      <w:r>
+        <w:t>entre la position de</w:t>
+      </w:r>
+      <w:r>
+        <w:t xml:space="preserve"> la vanne primaire de l’installation</w:t>
+      </w:r>
+      <w:r>
+        <w:t xml:space="preserve"> et sa puissance</w:t>
+      </w:r>
+      <w:r>
+        <w:t xml:space="preserve"> pourrais être ajouté </w:t>
+      </w:r>
+      <w:r>
+        <w:t>dans un second temps si l’on veut affiner le nettoyage. Cela demanderait cependant d’exporter davantage de données et allongerais le temps de traitement.</w:t>
+      </w:r>
+    </w:p>
+    <w:p>
+      <w:r>
+        <w:t xml:space="preserve">La quantité de valeurs invalides par jeux de données est ensuite analysée dans la </w:t>
+      </w:r>
+      <w:r>
+        <w:fldChar w:fldCharType="begin"/>
+      </w:r>
+      <w:r>
+        <w:instrText xml:space="preserve"> REF _Ref225227585 \h </w:instrText>
+      </w:r>
+      <w:r>
+        <w:fldChar w:fldCharType="separate"/>
+      </w:r>
+      <w:r>
+        <w:t xml:space="preserve">Figure </w:t>
+      </w:r>
+      <w:r>
+        <w:rPr>
+          <w:noProof/>
+        </w:rPr>
+        <w:t>3</w:t>
+      </w:r>
+      <w:r>
+        <w:fldChar w:fldCharType="end"/>
+      </w:r>
+      <w:r>
+        <w:t>.</w:t>
+      </w:r>
+    </w:p>
+    <w:p>
+      <w:pPr>
+        <w:keepNext/>
+      </w:pPr>
+      <w:r>
+        <w:lastRenderedPageBreak/>
+        <w:drawing>
+          <wp:inline distT="0" distB="0" distL="0" distR="0" wp14:anchorId="3B9BCCB0" wp14:editId="5FDCF180">
+            <wp:extent cx="5687695" cy="2002155"/>
+            <wp:effectExtent l="0" t="0" r="8255" b="0"/>
+            <wp:docPr id="803018549" name="Image 1"/>
+            <wp:cNvGraphicFramePr>
+              <a:graphicFrameLocks xmlns:a="http://schemas.openxmlformats.org/drawingml/2006/main" noChangeAspect="1"/>
+            </wp:cNvGraphicFramePr>
+            <a:graphic xmlns:a="http://schemas.openxmlformats.org/drawingml/2006/main">
+              <a:graphicData uri="http://schemas.openxmlformats.org/drawingml/2006/picture">
+                <pic:pic xmlns:pic="http://schemas.openxmlformats.org/drawingml/2006/picture">
+                  <pic:nvPicPr>
+                    <pic:cNvPr id="803018549" name=""/>
+                    <pic:cNvPicPr/>
+                  </pic:nvPicPr>
+                  <pic:blipFill>
+                    <a:blip r:embed="rId18"/>
+                    <a:stretch>
+                      <a:fillRect/>
+                    </a:stretch>
+                  </pic:blipFill>
+                  <pic:spPr>
+                    <a:xfrm>
+                      <a:off x="0" y="0"/>
+                      <a:ext cx="5687695" cy="2002155"/>
+                    </a:xfrm>
+                    <a:prstGeom prst="rect">
+                      <a:avLst/>
+                    </a:prstGeom>
+                  </pic:spPr>
+                </pic:pic>
+              </a:graphicData>
+            </a:graphic>
+          </wp:inline>
+        </w:drawing>
+      </w:r>
+    </w:p>
+    <w:p>
+      <w:pPr>
+        <w:pStyle w:val="Lgende"/>
+      </w:pPr>
+      <w:bookmarkStart w:id="15" w:name="_Ref225227585"/>
+      <w:r>
+        <w:t xml:space="preserve">Figure </w:t>
+      </w:r>
+      <w:r>
+        <w:fldChar w:fldCharType="begin"/>
+      </w:r>
+      <w:r>
+        <w:instrText xml:space="preserve"> SEQ Figure \* ARABIC </w:instrText>
+      </w:r>
+      <w:r>
+        <w:fldChar w:fldCharType="separate"/>
+      </w:r>
+      <w:r>
+        <w:rPr>
+          <w:noProof/>
+        </w:rPr>
+        <w:t>3</w:t>
+      </w:r>
+      <w:r>
+        <w:fldChar w:fldCharType="end"/>
+      </w:r>
+      <w:bookmarkEnd w:id="15"/>
+      <w:r>
+        <w:t xml:space="preserve"> : Présence de données invalides dans les jeux de données en % (à Gauche la puissance et à droite la température retour)</w:t>
+      </w:r>
+    </w:p>
+    <w:p>
+      <w:r>
+        <w:t>Une fois nettoyées, un nouveau fichier Parquet est exporté pour chaque jeux de données.</w:t>
+      </w:r>
+    </w:p>
+    <w:p>
+      <w:pPr>
+        <w:pStyle w:val="Titre2"/>
+      </w:pPr>
+      <w:r>
+        <w:t>Transformation</w:t>
+      </w:r>
+    </w:p>
+    <w:p>
+      <w:r>
+        <w:t>Pour chaque `_</w:t>
+      </w:r>
+      <w:proofErr w:type="spellStart"/>
+      <w:proofErr w:type="gramStart"/>
+      <w:r>
+        <w:t>clean.parquet</w:t>
+      </w:r>
+      <w:proofErr w:type="spellEnd"/>
+      <w:proofErr w:type="gramEnd"/>
+      <w:r>
+        <w:t>` :</w:t>
+      </w:r>
+    </w:p>
+    <w:p>
+      <w:r>
+        <w:t xml:space="preserve">1. **Encodage cyclique** : jour (1-366), jour de la semaine (0-6), heure (0-23) </w:t>
+      </w:r>
+      <w:r>
+        <w:rPr>
+          <w:rFonts w:ascii="Arial" w:hAnsi="Arial" w:cs="Arial"/>
+        </w:rPr>
+        <w:t>→</w:t>
+      </w:r>
+      <w:r>
+        <w:t xml:space="preserve"> COS + SIN (6 colonnes)</w:t>
+      </w:r>
+    </w:p>
+    <w:p>
+      <w:r>
+        <w:t>2. **</w:t>
+      </w:r>
+      <w:proofErr w:type="spellStart"/>
+      <w:r>
+        <w:t>TempExt</w:t>
+      </w:r>
+      <w:proofErr w:type="spellEnd"/>
+      <w:r>
+        <w:t>** : normalisation 0-1 (linéaire : -20°C</w:t>
+      </w:r>
+      <w:r>
+        <w:rPr>
+          <w:rFonts w:ascii="Arial" w:hAnsi="Arial" w:cs="Arial"/>
+        </w:rPr>
+        <w:t>→</w:t>
+      </w:r>
+      <w:r>
+        <w:t>0, +40</w:t>
+      </w:r>
+      <w:r>
+        <w:rPr>
+          <w:rFonts w:ascii="Verdana" w:hAnsi="Verdana" w:cs="Verdana"/>
+        </w:rPr>
+        <w:t>°</w:t>
+      </w:r>
+      <w:r>
+        <w:t>C</w:t>
+      </w:r>
+      <w:r>
+        <w:rPr>
+          <w:rFonts w:ascii="Arial" w:hAnsi="Arial" w:cs="Arial"/>
+        </w:rPr>
+        <w:t>→</w:t>
+      </w:r>
+      <w:r>
+        <w:t>1, bornes limitées)</w:t>
+      </w:r>
+    </w:p>
+    <w:p>
+      <w:r>
+        <w:t>3. **</w:t>
+      </w:r>
+      <w:proofErr w:type="spellStart"/>
+      <w:r>
+        <w:t>PuisCpt</w:t>
+      </w:r>
+      <w:proofErr w:type="spellEnd"/>
+      <w:r>
+        <w:t xml:space="preserve">** : </w:t>
+      </w:r>
+      <w:proofErr w:type="spellStart"/>
+      <w:r>
+        <w:t>fc</w:t>
+      </w:r>
+      <w:proofErr w:type="spellEnd"/>
+      <w:r>
+        <w:t xml:space="preserve"> = </w:t>
+      </w:r>
+      <w:proofErr w:type="spellStart"/>
+      <w:r>
+        <w:t>PuisCpt</w:t>
+      </w:r>
+      <w:proofErr w:type="spellEnd"/>
+      <w:r>
+        <w:t xml:space="preserve"> / </w:t>
+      </w:r>
+      <w:proofErr w:type="spellStart"/>
+      <w:r>
+        <w:t>U_Puissance_</w:t>
+      </w:r>
+      <w:proofErr w:type="gramStart"/>
+      <w:r>
+        <w:t>kW</w:t>
+      </w:r>
+      <w:proofErr w:type="spellEnd"/>
+      <w:r>
+        <w:t>[</w:t>
+      </w:r>
+      <w:proofErr w:type="gramEnd"/>
+      <w:r>
+        <w:t>EGID], standardisé 0-1 (bornes limitées)</w:t>
+      </w:r>
+    </w:p>
+    <w:p>
+      <w:r>
+        <w:t>4. **</w:t>
+      </w:r>
+      <w:proofErr w:type="spellStart"/>
+      <w:r>
+        <w:t>TempRet</w:t>
+      </w:r>
+      <w:proofErr w:type="spellEnd"/>
+      <w:r>
+        <w:t>** : normalisation 0-1 (20°C</w:t>
+      </w:r>
+      <w:r>
+        <w:rPr>
+          <w:rFonts w:ascii="Arial" w:hAnsi="Arial" w:cs="Arial"/>
+        </w:rPr>
+        <w:t>→</w:t>
+      </w:r>
+      <w:r>
+        <w:t>0, 80</w:t>
+      </w:r>
+      <w:r>
+        <w:rPr>
+          <w:rFonts w:ascii="Verdana" w:hAnsi="Verdana" w:cs="Verdana"/>
+        </w:rPr>
+        <w:t>°</w:t>
+      </w:r>
+      <w:r>
+        <w:t>C</w:t>
+      </w:r>
+      <w:r>
+        <w:rPr>
+          <w:rFonts w:ascii="Arial" w:hAnsi="Arial" w:cs="Arial"/>
+        </w:rPr>
+        <w:t>→</w:t>
+      </w:r>
+      <w:r>
+        <w:t>1, bornes limitées)</w:t>
+      </w:r>
+    </w:p>
+    <w:p/>
+    <w:p>
+      <w:pPr>
+        <w:pStyle w:val="Titre3"/>
+      </w:pPr>
+      <w:r>
+        <w:t>Encodage cyclique des dates</w:t>
+      </w:r>
+    </w:p>
+    <w:p>
+      <w:r>
+        <w:t>Les dates sont encodées en SIN + COS pour représenter la cyclicité et cela à plusieurs échelles :</w:t>
       </w:r>
     </w:p>
     <w:p>
@@ -5677,12 +5978,11 @@
         <w:pStyle w:val="Paragraphedeliste"/>
         <w:numPr>
           <w:ilvl w:val="0"/>
-          <w:numId w:val="35"/>
+          <w:numId w:val="50"/>
         </w:numPr>
-        <w:jc w:val="left"/>
-      </w:pPr>
-      <w:r>
-        <w:t>Importer chacune des colonnes « {EGID}_{DATATYPE} » en conservant leur nom comme en-tête.</w:t>
+      </w:pPr>
+      <w:r>
+        <w:t>Jours de l’années : un cycle tous les 365 jours pour représenter la saisonnalité.</w:t>
       </w:r>
     </w:p>
     <w:p>
@@ -5690,12 +5990,11 @@
         <w:pStyle w:val="Paragraphedeliste"/>
         <w:numPr>
           <w:ilvl w:val="0"/>
-          <w:numId w:val="35"/>
+          <w:numId w:val="50"/>
         </w:numPr>
-        <w:jc w:val="left"/>
-      </w:pPr>
-      <w:r>
-        <w:t>Remplacer les valeurs invalides par 0.</w:t>
+      </w:pPr>
+      <w:r>
+        <w:t>Jours de la semaine : un cycle tous les 7 jours pour représenter les habitudes humaines au cours de la semaine.</w:t>
       </w:r>
     </w:p>
     <w:p>
@@ -5703,37 +6002,714 @@
         <w:pStyle w:val="Paragraphedeliste"/>
         <w:numPr>
           <w:ilvl w:val="0"/>
-          <w:numId w:val="35"/>
+          <w:numId w:val="50"/>
         </w:numPr>
-        <w:jc w:val="left"/>
-      </w:pPr>
-      <w:r>
-        <w:t xml:space="preserve">Exporter le data frame complet au format Parquet dans </w:t>
-      </w:r>
-      <w:r>
-        <w:br/>
-        <w:t>2_Program\0_Data\1_</w:t>
-      </w:r>
-      <w:commentRangeStart w:id="20"/>
-      <w:r>
-        <w:t>Structured</w:t>
-      </w:r>
-      <w:commentRangeEnd w:id="19"/>
-      <w:r>
-        <w:rPr>
-          <w:rStyle w:val="Marquedecommentaire"/>
-        </w:rPr>
-        <w:commentReference w:id="19"/>
-      </w:r>
-      <w:commentRangeEnd w:id="20"/>
-      <w:r>
-        <w:rPr>
-          <w:rStyle w:val="Marquedecommentaire"/>
-        </w:rPr>
-        <w:commentReference w:id="20"/>
+      </w:pPr>
+      <w:r>
+        <w:t>Heures : Un cycle toutes les 24h pour de représenter les alternance jour-nuit.</w:t>
+      </w:r>
+    </w:p>
+    <w:p>
+      <w:pPr>
+        <w:pStyle w:val="Titre3"/>
+      </w:pPr>
+      <w:r>
+        <w:t>Normalisation de la température extérieure</w:t>
+      </w:r>
+    </w:p>
+    <w:p>
+      <w:r>
+        <w:t>Il a été choisi de normaliser la température extérieure. Pour ce faire nous avons choisi d’appliquer cette transformation :</w:t>
+      </w:r>
+    </w:p>
+    <w:p>
+      <w:pPr>
+        <w:rPr>
+          <w:rFonts w:eastAsiaTheme="minorEastAsia"/>
+        </w:rPr>
+      </w:pPr>
+      <m:oMathPara>
+        <m:oMath>
+          <m:sSub>
+            <m:sSubPr>
+              <m:ctrlPr>
+                <w:rPr>
+                  <w:rFonts w:ascii="Cambria Math" w:hAnsi="Cambria Math"/>
+                  <w:i/>
+                </w:rPr>
+              </m:ctrlPr>
+            </m:sSubPr>
+            <m:e>
+              <m:r>
+                <w:rPr>
+                  <w:rFonts w:ascii="Cambria Math" w:hAnsi="Cambria Math"/>
+                </w:rPr>
+                <m:t>T</m:t>
+              </m:r>
+            </m:e>
+            <m:sub>
+              <m:r>
+                <w:rPr>
+                  <w:rFonts w:ascii="Cambria Math" w:hAnsi="Cambria Math"/>
+                </w:rPr>
+                <m:t>ext_norm</m:t>
+              </m:r>
+            </m:sub>
+          </m:sSub>
+          <m:r>
+            <w:rPr>
+              <w:rFonts w:ascii="Cambria Math" w:hAnsi="Cambria Math"/>
+            </w:rPr>
+            <m:t>=</m:t>
+          </m:r>
+          <m:r>
+            <m:rPr>
+              <m:sty m:val="p"/>
+            </m:rPr>
+            <w:rPr>
+              <w:rFonts w:ascii="Cambria Math" w:hAnsi="Cambria Math"/>
+            </w:rPr>
+            <m:t>max⁡</m:t>
+          </m:r>
+          <m:r>
+            <w:rPr>
+              <w:rFonts w:ascii="Cambria Math" w:hAnsi="Cambria Math"/>
+            </w:rPr>
+            <m:t>(0,</m:t>
+          </m:r>
+          <m:func>
+            <m:funcPr>
+              <m:ctrlPr>
+                <w:rPr>
+                  <w:rFonts w:ascii="Cambria Math" w:hAnsi="Cambria Math"/>
+                </w:rPr>
+              </m:ctrlPr>
+            </m:funcPr>
+            <m:fName>
+              <m:r>
+                <m:rPr>
+                  <m:sty m:val="p"/>
+                </m:rPr>
+                <w:rPr>
+                  <w:rFonts w:ascii="Cambria Math" w:hAnsi="Cambria Math"/>
+                </w:rPr>
+                <m:t>min</m:t>
+              </m:r>
+              <m:ctrlPr>
+                <w:rPr>
+                  <w:rFonts w:ascii="Cambria Math" w:hAnsi="Cambria Math"/>
+                  <w:i/>
+                </w:rPr>
+              </m:ctrlPr>
+            </m:fName>
+            <m:e>
+              <m:d>
+                <m:dPr>
+                  <m:ctrlPr>
+                    <w:rPr>
+                      <w:rFonts w:ascii="Cambria Math" w:hAnsi="Cambria Math"/>
+                      <w:i/>
+                    </w:rPr>
+                  </m:ctrlPr>
+                </m:dPr>
+                <m:e>
+                  <m:r>
+                    <w:rPr>
+                      <w:rFonts w:ascii="Cambria Math" w:hAnsi="Cambria Math"/>
+                    </w:rPr>
+                    <m:t>1,</m:t>
+                  </m:r>
+                  <m:f>
+                    <m:fPr>
+                      <m:ctrlPr>
+                        <w:rPr>
+                          <w:rFonts w:ascii="Cambria Math" w:hAnsi="Cambria Math"/>
+                          <w:i/>
+                        </w:rPr>
+                      </m:ctrlPr>
+                    </m:fPr>
+                    <m:num>
+                      <m:sSub>
+                        <m:sSubPr>
+                          <m:ctrlPr>
+                            <w:rPr>
+                              <w:rFonts w:ascii="Cambria Math" w:hAnsi="Cambria Math"/>
+                              <w:i/>
+                            </w:rPr>
+                          </m:ctrlPr>
+                        </m:sSubPr>
+                        <m:e>
+                          <m:r>
+                            <w:rPr>
+                              <w:rFonts w:ascii="Cambria Math" w:hAnsi="Cambria Math"/>
+                            </w:rPr>
+                            <m:t>T</m:t>
+                          </m:r>
+                        </m:e>
+                        <m:sub>
+                          <m:r>
+                            <w:rPr>
+                              <w:rFonts w:ascii="Cambria Math" w:hAnsi="Cambria Math"/>
+                            </w:rPr>
+                            <m:t>ext</m:t>
+                          </m:r>
+                        </m:sub>
+                      </m:sSub>
+                      <m:r>
+                        <w:rPr>
+                          <w:rFonts w:ascii="Cambria Math" w:hAnsi="Cambria Math"/>
+                        </w:rPr>
+                        <m:t>+20</m:t>
+                      </m:r>
+                    </m:num>
+                    <m:den>
+                      <m:r>
+                        <w:rPr>
+                          <w:rFonts w:ascii="Cambria Math" w:hAnsi="Cambria Math"/>
+                        </w:rPr>
+                        <m:t>60</m:t>
+                      </m:r>
+                    </m:den>
+                  </m:f>
+                </m:e>
+              </m:d>
+            </m:e>
+          </m:func>
+          <m:r>
+            <w:rPr>
+              <w:rFonts w:ascii="Cambria Math" w:hAnsi="Cambria Math"/>
+            </w:rPr>
+            <m:t>)</m:t>
+          </m:r>
+        </m:oMath>
+      </m:oMathPara>
+    </w:p>
+    <w:p>
+      <w:pPr>
+        <w:rPr>
+          <w:rFonts w:eastAsiaTheme="minorEastAsia"/>
+        </w:rPr>
+      </w:pPr>
+    </w:p>
+    <w:p>
+      <w:r>
+        <w:rPr>
+          <w:rFonts w:eastAsiaTheme="minorEastAsia"/>
+        </w:rPr>
+        <w:t xml:space="preserve">Il a volontairement été choisi de limiter les valeurs hautes et basse à, respectivement +40°C et -20°C. </w:t>
+      </w:r>
+      <w:r>
+        <w:rPr>
+          <w:rFonts w:eastAsiaTheme="minorEastAsia"/>
+        </w:rPr>
+        <w:t>Les données issues d’Open-météo sont en principe fiables</w:t>
+      </w:r>
+      <w:r>
+        <w:rPr>
+          <w:rFonts w:eastAsiaTheme="minorEastAsia"/>
+        </w:rPr>
+        <w:t xml:space="preserve"> et ne dépassent pas les limites</w:t>
+      </w:r>
+      <w:r>
+        <w:rPr>
+          <w:rFonts w:eastAsiaTheme="minorEastAsia"/>
+        </w:rPr>
+        <w:t>, elle n’a donc pas d’impact ici. Cependant</w:t>
+      </w:r>
+      <w:r>
+        <w:rPr>
+          <w:rFonts w:eastAsiaTheme="minorEastAsia"/>
+        </w:rPr>
+        <w:t xml:space="preserve"> la limite permet entre autres de limiter l’impact en cas de valeur faussé ou hors plage</w:t>
+      </w:r>
+      <w:r>
+        <w:rPr>
+          <w:rFonts w:eastAsiaTheme="minorEastAsia"/>
+        </w:rPr>
+        <w:t xml:space="preserve"> et est appliquée à chacune </w:t>
+      </w:r>
+      <w:proofErr w:type="gramStart"/>
+      <w:r>
+        <w:rPr>
+          <w:rFonts w:eastAsiaTheme="minorEastAsia"/>
+        </w:rPr>
+        <w:t>des grandeur normalisée</w:t>
+      </w:r>
+      <w:proofErr w:type="gramEnd"/>
+      <w:r>
+        <w:rPr>
+          <w:rFonts w:eastAsiaTheme="minorEastAsia"/>
+        </w:rPr>
+        <w:t>.</w:t>
+      </w:r>
+    </w:p>
+    <w:p>
+      <w:pPr>
+        <w:pStyle w:val="Titre3"/>
+      </w:pPr>
+      <w:r>
+        <w:lastRenderedPageBreak/>
+        <w:t>Facteur de puissance</w:t>
+      </w:r>
+    </w:p>
+    <w:p>
+      <w:r>
+        <w:t>Le facteur de puissance, grandeur attendue par le modèle numérique NEPLAN, doit être calculé selon la formule suivante :</w:t>
       </w:r>
     </w:p>
     <w:p/>
+    <w:p>
+      <w:pPr>
+        <w:rPr>
+          <w:rFonts w:eastAsiaTheme="minorEastAsia"/>
+        </w:rPr>
+      </w:pPr>
+      <m:oMathPara>
+        <m:oMath>
+          <m:sSub>
+            <m:sSubPr>
+              <m:ctrlPr>
+                <w:rPr>
+                  <w:rFonts w:ascii="Cambria Math" w:hAnsi="Cambria Math"/>
+                  <w:i/>
+                </w:rPr>
+              </m:ctrlPr>
+            </m:sSubPr>
+            <m:e>
+              <m:r>
+                <w:rPr>
+                  <w:rFonts w:ascii="Cambria Math" w:hAnsi="Cambria Math"/>
+                </w:rPr>
+                <m:t>P</m:t>
+              </m:r>
+            </m:e>
+            <m:sub>
+              <m:r>
+                <w:rPr>
+                  <w:rFonts w:ascii="Cambria Math" w:hAnsi="Cambria Math"/>
+                </w:rPr>
+                <m:t>inst_norm</m:t>
+              </m:r>
+            </m:sub>
+          </m:sSub>
+          <m:r>
+            <w:rPr>
+              <w:rFonts w:ascii="Cambria Math" w:hAnsi="Cambria Math"/>
+            </w:rPr>
+            <m:t>=</m:t>
+          </m:r>
+          <m:r>
+            <m:rPr>
+              <m:sty m:val="p"/>
+            </m:rPr>
+            <w:rPr>
+              <w:rFonts w:ascii="Cambria Math" w:hAnsi="Cambria Math"/>
+            </w:rPr>
+            <m:t>max⁡</m:t>
+          </m:r>
+          <m:r>
+            <w:rPr>
+              <w:rFonts w:ascii="Cambria Math" w:hAnsi="Cambria Math"/>
+            </w:rPr>
+            <m:t>(0,</m:t>
+          </m:r>
+          <m:func>
+            <m:funcPr>
+              <m:ctrlPr>
+                <w:rPr>
+                  <w:rFonts w:ascii="Cambria Math" w:hAnsi="Cambria Math"/>
+                </w:rPr>
+              </m:ctrlPr>
+            </m:funcPr>
+            <m:fName>
+              <m:r>
+                <m:rPr>
+                  <m:sty m:val="p"/>
+                </m:rPr>
+                <w:rPr>
+                  <w:rFonts w:ascii="Cambria Math" w:hAnsi="Cambria Math"/>
+                </w:rPr>
+                <m:t>min</m:t>
+              </m:r>
+              <m:ctrlPr>
+                <w:rPr>
+                  <w:rFonts w:ascii="Cambria Math" w:hAnsi="Cambria Math"/>
+                  <w:i/>
+                </w:rPr>
+              </m:ctrlPr>
+            </m:fName>
+            <m:e>
+              <m:d>
+                <m:dPr>
+                  <m:ctrlPr>
+                    <w:rPr>
+                      <w:rFonts w:ascii="Cambria Math" w:hAnsi="Cambria Math"/>
+                      <w:i/>
+                    </w:rPr>
+                  </m:ctrlPr>
+                </m:dPr>
+                <m:e>
+                  <m:r>
+                    <w:rPr>
+                      <w:rFonts w:ascii="Cambria Math" w:hAnsi="Cambria Math"/>
+                    </w:rPr>
+                    <m:t>1,</m:t>
+                  </m:r>
+                  <m:f>
+                    <m:fPr>
+                      <m:ctrlPr>
+                        <w:rPr>
+                          <w:rFonts w:ascii="Cambria Math" w:hAnsi="Cambria Math"/>
+                          <w:i/>
+                        </w:rPr>
+                      </m:ctrlPr>
+                    </m:fPr>
+                    <m:num>
+                      <m:sSub>
+                        <m:sSubPr>
+                          <m:ctrlPr>
+                            <w:rPr>
+                              <w:rFonts w:ascii="Cambria Math" w:hAnsi="Cambria Math"/>
+                              <w:i/>
+                            </w:rPr>
+                          </m:ctrlPr>
+                        </m:sSubPr>
+                        <m:e>
+                          <m:r>
+                            <w:rPr>
+                              <w:rFonts w:ascii="Cambria Math" w:hAnsi="Cambria Math"/>
+                            </w:rPr>
+                            <m:t>P</m:t>
+                          </m:r>
+                        </m:e>
+                        <m:sub>
+                          <m:r>
+                            <w:rPr>
+                              <w:rFonts w:ascii="Cambria Math" w:hAnsi="Cambria Math"/>
+                            </w:rPr>
+                            <m:t>inst</m:t>
+                          </m:r>
+                        </m:sub>
+                      </m:sSub>
+                    </m:num>
+                    <m:den>
+                      <m:sSub>
+                        <m:sSubPr>
+                          <m:ctrlPr>
+                            <w:rPr>
+                              <w:rFonts w:ascii="Cambria Math" w:hAnsi="Cambria Math"/>
+                              <w:i/>
+                            </w:rPr>
+                          </m:ctrlPr>
+                        </m:sSubPr>
+                        <m:e>
+                          <m:r>
+                            <w:rPr>
+                              <w:rFonts w:ascii="Cambria Math" w:hAnsi="Cambria Math"/>
+                            </w:rPr>
+                            <m:t>P</m:t>
+                          </m:r>
+                        </m:e>
+                        <m:sub>
+                          <m:r>
+                            <w:rPr>
+                              <w:rFonts w:ascii="Cambria Math" w:hAnsi="Cambria Math"/>
+                            </w:rPr>
+                            <m:t>max</m:t>
+                          </m:r>
+                        </m:sub>
+                      </m:sSub>
+                    </m:den>
+                  </m:f>
+                </m:e>
+              </m:d>
+            </m:e>
+          </m:func>
+          <m:r>
+            <w:rPr>
+              <w:rFonts w:ascii="Cambria Math" w:hAnsi="Cambria Math"/>
+            </w:rPr>
+            <m:t>)</m:t>
+          </m:r>
+        </m:oMath>
+      </m:oMathPara>
+    </w:p>
+    <w:p>
+      <w:pPr>
+        <w:rPr>
+          <w:rFonts w:eastAsiaTheme="minorEastAsia"/>
+        </w:rPr>
+      </w:pPr>
+    </w:p>
+    <w:p>
+      <w:r>
+        <w:rPr>
+          <w:rFonts w:eastAsiaTheme="minorEastAsia"/>
+        </w:rPr>
+        <w:t>Dans laquelle P</w:t>
+      </w:r>
+      <w:r>
+        <w:rPr>
+          <w:rFonts w:eastAsiaTheme="minorEastAsia"/>
+          <w:vertAlign w:val="subscript"/>
+        </w:rPr>
+        <w:t>max</w:t>
+      </w:r>
+      <w:r>
+        <w:rPr>
+          <w:rFonts w:eastAsiaTheme="minorEastAsia"/>
+        </w:rPr>
+        <w:t xml:space="preserve"> est issus des données GIS en fonction de l’installation.</w:t>
+      </w:r>
+      <w:r>
+        <w:rPr>
+          <w:rFonts w:eastAsiaTheme="minorEastAsia"/>
+        </w:rPr>
+        <w:t xml:space="preserve"> La limitation aux bornes</w:t>
+      </w:r>
+      <w:r>
+        <w:rPr>
+          <w:rFonts w:eastAsiaTheme="minorEastAsia"/>
+        </w:rPr>
+        <w:t>, entre 0kW et P</w:t>
+      </w:r>
+      <w:r>
+        <w:rPr>
+          <w:rFonts w:eastAsiaTheme="minorEastAsia"/>
+          <w:vertAlign w:val="subscript"/>
+        </w:rPr>
+        <w:t>max</w:t>
+      </w:r>
+      <w:r>
+        <w:rPr>
+          <w:rFonts w:eastAsiaTheme="minorEastAsia"/>
+        </w:rPr>
+        <w:t>,</w:t>
+      </w:r>
+      <w:r>
+        <w:rPr>
+          <w:rFonts w:eastAsiaTheme="minorEastAsia"/>
+        </w:rPr>
+        <w:t xml:space="preserve"> permet de filtrer des valeurs invalides n’ayant pas été détectées par le SCADA. Il est également possible que des pics de puissance dépassant la puissance contractuelle soient observés, mais ceux-ci sont limité dans le temps par les installations et n’ont donc pas d’impact significatif sur la durée, Ils sont donc annulés par la limite haute.</w:t>
+      </w:r>
+    </w:p>
+    <w:p>
+      <w:pPr>
+        <w:pStyle w:val="Titre3"/>
+      </w:pPr>
+      <w:r>
+        <w:t>Normalisation de la température de retour</w:t>
+      </w:r>
+    </w:p>
+    <w:p>
+      <w:r>
+        <w:t>La</w:t>
+      </w:r>
+      <w:r>
+        <w:t xml:space="preserve"> température </w:t>
+      </w:r>
+      <w:r>
+        <w:t>retour doit également subir le même traitement que la température extérieure.</w:t>
+      </w:r>
+      <w:r>
+        <w:t xml:space="preserve"> Pour ce faire nous avons choisi d’appliquer cette transformation :</w:t>
+      </w:r>
+    </w:p>
+    <w:p>
+      <w:pPr>
+        <w:rPr>
+          <w:rFonts w:eastAsiaTheme="minorEastAsia"/>
+        </w:rPr>
+      </w:pPr>
+      <m:oMathPara>
+        <m:oMath>
+          <m:sSub>
+            <m:sSubPr>
+              <m:ctrlPr>
+                <w:rPr>
+                  <w:rFonts w:ascii="Cambria Math" w:hAnsi="Cambria Math"/>
+                  <w:i/>
+                </w:rPr>
+              </m:ctrlPr>
+            </m:sSubPr>
+            <m:e>
+              <m:r>
+                <w:rPr>
+                  <w:rFonts w:ascii="Cambria Math" w:hAnsi="Cambria Math"/>
+                </w:rPr>
+                <m:t>T</m:t>
+              </m:r>
+            </m:e>
+            <m:sub>
+              <m:r>
+                <w:rPr>
+                  <w:rFonts w:ascii="Cambria Math" w:hAnsi="Cambria Math"/>
+                </w:rPr>
+                <m:t>ext_norm</m:t>
+              </m:r>
+            </m:sub>
+          </m:sSub>
+          <m:r>
+            <w:rPr>
+              <w:rFonts w:ascii="Cambria Math" w:hAnsi="Cambria Math"/>
+            </w:rPr>
+            <m:t>=</m:t>
+          </m:r>
+          <m:r>
+            <m:rPr>
+              <m:sty m:val="p"/>
+            </m:rPr>
+            <w:rPr>
+              <w:rFonts w:ascii="Cambria Math" w:hAnsi="Cambria Math"/>
+            </w:rPr>
+            <m:t>max⁡</m:t>
+          </m:r>
+          <m:r>
+            <w:rPr>
+              <w:rFonts w:ascii="Cambria Math" w:hAnsi="Cambria Math"/>
+            </w:rPr>
+            <m:t>(0,</m:t>
+          </m:r>
+          <m:func>
+            <m:funcPr>
+              <m:ctrlPr>
+                <w:rPr>
+                  <w:rFonts w:ascii="Cambria Math" w:hAnsi="Cambria Math"/>
+                </w:rPr>
+              </m:ctrlPr>
+            </m:funcPr>
+            <m:fName>
+              <m:r>
+                <m:rPr>
+                  <m:sty m:val="p"/>
+                </m:rPr>
+                <w:rPr>
+                  <w:rFonts w:ascii="Cambria Math" w:hAnsi="Cambria Math"/>
+                </w:rPr>
+                <m:t>min</m:t>
+              </m:r>
+              <m:ctrlPr>
+                <w:rPr>
+                  <w:rFonts w:ascii="Cambria Math" w:hAnsi="Cambria Math"/>
+                  <w:i/>
+                </w:rPr>
+              </m:ctrlPr>
+            </m:fName>
+            <m:e>
+              <m:d>
+                <m:dPr>
+                  <m:ctrlPr>
+                    <w:rPr>
+                      <w:rFonts w:ascii="Cambria Math" w:hAnsi="Cambria Math"/>
+                      <w:i/>
+                    </w:rPr>
+                  </m:ctrlPr>
+                </m:dPr>
+                <m:e>
+                  <m:r>
+                    <w:rPr>
+                      <w:rFonts w:ascii="Cambria Math" w:hAnsi="Cambria Math"/>
+                    </w:rPr>
+                    <m:t>1,</m:t>
+                  </m:r>
+                  <m:f>
+                    <m:fPr>
+                      <m:ctrlPr>
+                        <w:rPr>
+                          <w:rFonts w:ascii="Cambria Math" w:hAnsi="Cambria Math"/>
+                          <w:i/>
+                        </w:rPr>
+                      </m:ctrlPr>
+                    </m:fPr>
+                    <m:num>
+                      <m:sSub>
+                        <m:sSubPr>
+                          <m:ctrlPr>
+                            <w:rPr>
+                              <w:rFonts w:ascii="Cambria Math" w:hAnsi="Cambria Math"/>
+                              <w:i/>
+                            </w:rPr>
+                          </m:ctrlPr>
+                        </m:sSubPr>
+                        <m:e>
+                          <m:r>
+                            <w:rPr>
+                              <w:rFonts w:ascii="Cambria Math" w:hAnsi="Cambria Math"/>
+                            </w:rPr>
+                            <m:t>T</m:t>
+                          </m:r>
+                        </m:e>
+                        <m:sub>
+                          <m:r>
+                            <w:rPr>
+                              <w:rFonts w:ascii="Cambria Math" w:hAnsi="Cambria Math"/>
+                            </w:rPr>
+                            <m:t>ext</m:t>
+                          </m:r>
+                        </m:sub>
+                      </m:sSub>
+                      <m:r>
+                        <w:rPr>
+                          <w:rFonts w:ascii="Cambria Math" w:hAnsi="Cambria Math"/>
+                        </w:rPr>
+                        <m:t>+20</m:t>
+                      </m:r>
+                    </m:num>
+                    <m:den>
+                      <m:r>
+                        <w:rPr>
+                          <w:rFonts w:ascii="Cambria Math" w:hAnsi="Cambria Math"/>
+                        </w:rPr>
+                        <m:t>60</m:t>
+                      </m:r>
+                    </m:den>
+                  </m:f>
+                </m:e>
+              </m:d>
+            </m:e>
+          </m:func>
+          <m:r>
+            <w:rPr>
+              <w:rFonts w:ascii="Cambria Math" w:hAnsi="Cambria Math"/>
+            </w:rPr>
+            <m:t>)</m:t>
+          </m:r>
+        </m:oMath>
+      </m:oMathPara>
+    </w:p>
+    <w:p>
+      <w:pPr>
+        <w:rPr>
+          <w:rFonts w:eastAsiaTheme="minorEastAsia"/>
+        </w:rPr>
+      </w:pPr>
+    </w:p>
+    <w:p>
+      <w:r>
+        <w:rPr>
+          <w:rFonts w:eastAsiaTheme="minorEastAsia"/>
+        </w:rPr>
+        <w:t>Comme pour la température extérieure, des limites hautes et basse ont été appliquées afin de garantir la cohérence des données en limitant l’impact des événement extrêmes ou des valeurs invalides ou biaisées n’ayant pas été détectées par le SCADA et donc pas nettoyées.</w:t>
+      </w:r>
+    </w:p>
+    <w:p>
+      <w:pPr>
+        <w:pStyle w:val="Titre1"/>
+      </w:pPr>
+      <w:bookmarkStart w:id="16" w:name="_Toc225084048"/>
+      <w:r>
+        <w:t>Entrainement des modèles</w:t>
+      </w:r>
+      <w:bookmarkEnd w:id="16"/>
+    </w:p>
+    <w:p>
+      <w:r>
+        <w:rPr>
+          <w:highlight w:val="yellow"/>
+        </w:rPr>
+        <w:t>TBD</w:t>
+      </w:r>
+    </w:p>
     <w:p>
       <w:pPr>
         <w:spacing w:after="200" w:line="276" w:lineRule="auto"/>
@@ -5743,166 +6719,16 @@
         <w:br w:type="page"/>
       </w:r>
     </w:p>
-    <w:p/>
-    <w:p>
-      <w:pPr>
-        <w:pStyle w:val="Titre2"/>
-      </w:pPr>
-      <w:bookmarkStart w:id="21" w:name="_Toc225084044"/>
-      <w:r>
-        <w:t>Calc</w:t>
-      </w:r>
-      <w:r>
-        <w:t>ul</w:t>
-      </w:r>
-      <w:r>
-        <w:t xml:space="preserve"> </w:t>
-      </w:r>
-      <w:r>
-        <w:t xml:space="preserve">des données </w:t>
-      </w:r>
-      <w:commentRangeStart w:id="22"/>
-      <w:r>
-        <w:t xml:space="preserve">temporelles </w:t>
-      </w:r>
-      <w:commentRangeEnd w:id="22"/>
-      <w:r>
-        <w:rPr>
-          <w:rStyle w:val="Marquedecommentaire"/>
-          <w:rFonts w:eastAsiaTheme="minorHAnsi" w:cstheme="minorBidi"/>
-          <w:b w:val="0"/>
-          <w:bCs w:val="0"/>
-          <w:color w:val="auto"/>
-        </w:rPr>
-        <w:commentReference w:id="22"/>
-      </w:r>
-      <w:r>
-        <w:t xml:space="preserve">encodées </w:t>
-      </w:r>
-      <w:r>
-        <w:t>(</w:t>
-      </w:r>
-      <w:r>
-        <w:t>jour/heure)</w:t>
-      </w:r>
-      <w:bookmarkEnd w:id="21"/>
-    </w:p>
-    <w:p>
-      <w:r>
-        <w:rPr>
-          <w:highlight w:val="yellow"/>
-        </w:rPr>
-        <w:t>TBD</w:t>
-      </w:r>
-    </w:p>
-    <w:p/>
-    <w:p>
-      <w:pPr>
-        <w:pStyle w:val="Titre2"/>
-      </w:pPr>
-      <w:bookmarkStart w:id="23" w:name="_Toc225084045"/>
-      <w:commentRangeStart w:id="24"/>
-      <w:r>
-        <w:t>Standardisation</w:t>
-      </w:r>
-      <w:commentRangeEnd w:id="24"/>
-      <w:r>
-        <w:rPr>
-          <w:rStyle w:val="Marquedecommentaire"/>
-          <w:rFonts w:eastAsiaTheme="minorHAnsi" w:cstheme="minorBidi"/>
-          <w:b w:val="0"/>
-          <w:bCs w:val="0"/>
-          <w:color w:val="auto"/>
-        </w:rPr>
-        <w:commentReference w:id="24"/>
-      </w:r>
-      <w:r>
-        <w:t xml:space="preserve"> des</w:t>
-      </w:r>
-      <w:commentRangeStart w:id="25"/>
-      <w:r>
-        <w:t xml:space="preserve"> données </w:t>
-      </w:r>
-      <w:commentRangeEnd w:id="25"/>
-      <w:r>
-        <w:rPr>
-          <w:rStyle w:val="Marquedecommentaire"/>
-          <w:rFonts w:eastAsiaTheme="minorHAnsi" w:cstheme="minorBidi"/>
-          <w:b w:val="0"/>
-          <w:bCs w:val="0"/>
-          <w:color w:val="auto"/>
-        </w:rPr>
-        <w:commentReference w:id="25"/>
-      </w:r>
-      <w:bookmarkEnd w:id="23"/>
-    </w:p>
-    <w:p>
-      <w:r>
-        <w:rPr>
-          <w:highlight w:val="yellow"/>
-        </w:rPr>
-        <w:t>TBD</w:t>
-      </w:r>
-    </w:p>
-    <w:p/>
-    <w:p>
-      <w:pPr>
-        <w:pStyle w:val="Titre2"/>
-      </w:pPr>
-      <w:bookmarkStart w:id="26" w:name="_Toc225084046"/>
-      <w:commentRangeStart w:id="27"/>
-      <w:r>
-        <w:t>Analyse des clusters</w:t>
-      </w:r>
-      <w:r>
-        <w:t xml:space="preserve"> (répartition)</w:t>
-      </w:r>
-      <w:commentRangeEnd w:id="27"/>
-      <w:r>
-        <w:rPr>
-          <w:rStyle w:val="Marquedecommentaire"/>
-          <w:rFonts w:eastAsiaTheme="minorHAnsi" w:cstheme="minorBidi"/>
-          <w:b w:val="0"/>
-          <w:bCs w:val="0"/>
-          <w:color w:val="auto"/>
-        </w:rPr>
-        <w:commentReference w:id="27"/>
-      </w:r>
-      <w:bookmarkEnd w:id="26"/>
-    </w:p>
-    <w:p>
-      <w:r>
-        <w:rPr>
-          <w:highlight w:val="yellow"/>
-        </w:rPr>
-        <w:t>TBD</w:t>
-      </w:r>
-    </w:p>
-    <w:p/>
-    <w:p>
-      <w:pPr>
-        <w:pStyle w:val="Titre2"/>
-      </w:pPr>
-      <w:bookmarkStart w:id="28" w:name="_Toc225084047"/>
-      <w:r>
-        <w:t xml:space="preserve">Préparation des jeux de données </w:t>
-      </w:r>
-      <w:commentRangeStart w:id="29"/>
-      <w:r>
-        <w:t>Train/Validation/Test</w:t>
-      </w:r>
-      <w:commentRangeEnd w:id="29"/>
-      <w:r>
-        <w:rPr>
-          <w:rStyle w:val="Marquedecommentaire"/>
-          <w:rFonts w:eastAsiaTheme="minorHAnsi" w:cstheme="minorBidi"/>
-          <w:b w:val="0"/>
-          <w:bCs w:val="0"/>
-          <w:color w:val="auto"/>
-        </w:rPr>
-        <w:commentReference w:id="29"/>
-      </w:r>
-      <w:bookmarkEnd w:id="28"/>
+    <w:p>
+      <w:pPr>
+        <w:pStyle w:val="Titre1"/>
+      </w:pPr>
+      <w:bookmarkStart w:id="17" w:name="_Toc225084049"/>
+      <w:r>
+        <w:lastRenderedPageBreak/>
+        <w:t>Evaluation des modèles</w:t>
+      </w:r>
+      <w:bookmarkEnd w:id="17"/>
     </w:p>
     <w:p>
       <w:r>
@@ -5921,147 +6747,69 @@
       <w:r>
         <w:br w:type="page"/>
       </w:r>
+    </w:p>
+    <w:p>
+      <w:pPr>
+        <w:pStyle w:val="Titre1"/>
+      </w:pPr>
+      <w:bookmarkStart w:id="18" w:name="_Toc225084050"/>
       <w:r>
         <w:lastRenderedPageBreak/>
-        <w:t xml:space="preserve">Préparation des données par </w:t>
-      </w:r>
-      <w:r>
-        <w:t xml:space="preserve">installations </w:t>
-      </w:r>
-    </w:p>
+        <w:t xml:space="preserve">Plan de </w:t>
+      </w:r>
+      <w:r>
+        <w:t>déploiement</w:t>
+      </w:r>
+      <w:bookmarkEnd w:id="18"/>
+    </w:p>
+    <w:p>
+      <w:r>
+        <w:rPr>
+          <w:highlight w:val="yellow"/>
+        </w:rPr>
+        <w:t>TBD</w:t>
+      </w:r>
+    </w:p>
+    <w:p/>
+    <w:p/>
+    <w:p>
+      <w:pPr>
+        <w:pStyle w:val="Titre1"/>
+      </w:pPr>
+      <w:bookmarkStart w:id="19" w:name="_Toc225084051"/>
+      <w:r>
+        <w:t>Conclusion</w:t>
+      </w:r>
+      <w:bookmarkEnd w:id="19"/>
+    </w:p>
+    <w:p>
+      <w:r>
+        <w:rPr>
+          <w:highlight w:val="yellow"/>
+        </w:rPr>
+        <w:t>TBD</w:t>
+      </w:r>
+    </w:p>
+    <w:p/>
     <w:p>
       <w:pPr>
         <w:spacing w:after="200" w:line="276" w:lineRule="auto"/>
         <w:jc w:val="left"/>
       </w:pPr>
       <w:r>
-        <w:t>Entr</w:t>
-      </w:r>
-      <w:r>
-        <w:t>ainement des modèles prédictif</w:t>
-      </w:r>
-      <w:r>
-        <w:t>s</w:t>
+        <w:br w:type="page"/>
       </w:r>
     </w:p>
     <w:p>
       <w:pPr>
         <w:pStyle w:val="Titre1"/>
       </w:pPr>
-      <w:bookmarkStart w:id="30" w:name="_Toc225084048"/>
-      <w:r>
-        <w:t>Entrainement des modèles</w:t>
-      </w:r>
-      <w:bookmarkEnd w:id="30"/>
-    </w:p>
-    <w:p>
-      <w:r>
-        <w:rPr>
-          <w:highlight w:val="yellow"/>
-        </w:rPr>
-        <w:t>TBD</w:t>
-      </w:r>
-    </w:p>
-    <w:p>
-      <w:pPr>
-        <w:spacing w:after="200" w:line="276" w:lineRule="auto"/>
-        <w:jc w:val="left"/>
-      </w:pPr>
-      <w:r>
-        <w:br w:type="page"/>
-      </w:r>
-    </w:p>
-    <w:p>
-      <w:pPr>
-        <w:pStyle w:val="Titre1"/>
-      </w:pPr>
-      <w:bookmarkStart w:id="31" w:name="_Toc225084049"/>
-      <w:r>
-        <w:lastRenderedPageBreak/>
-        <w:t>Evaluation des modèles</w:t>
-      </w:r>
-      <w:bookmarkEnd w:id="31"/>
-    </w:p>
-    <w:p>
-      <w:r>
-        <w:rPr>
-          <w:highlight w:val="yellow"/>
-        </w:rPr>
-        <w:t>TBD</w:t>
-      </w:r>
-    </w:p>
-    <w:p/>
-    <w:p>
-      <w:pPr>
-        <w:spacing w:after="200" w:line="276" w:lineRule="auto"/>
-        <w:jc w:val="left"/>
-      </w:pPr>
-      <w:r>
-        <w:br w:type="page"/>
-      </w:r>
-    </w:p>
-    <w:p>
-      <w:pPr>
-        <w:pStyle w:val="Titre1"/>
-      </w:pPr>
-      <w:bookmarkStart w:id="32" w:name="_Toc225084050"/>
-      <w:r>
-        <w:lastRenderedPageBreak/>
-        <w:t xml:space="preserve">Plan de </w:t>
-      </w:r>
-      <w:r>
-        <w:t>déploiement</w:t>
-      </w:r>
-      <w:bookmarkEnd w:id="32"/>
-    </w:p>
-    <w:p>
-      <w:r>
-        <w:rPr>
-          <w:highlight w:val="yellow"/>
-        </w:rPr>
-        <w:t>TBD</w:t>
-      </w:r>
-    </w:p>
-    <w:p/>
-    <w:p/>
-    <w:p>
-      <w:pPr>
-        <w:pStyle w:val="Titre1"/>
-      </w:pPr>
-      <w:bookmarkStart w:id="33" w:name="_Toc225084051"/>
-      <w:r>
-        <w:t>Conclusion</w:t>
-      </w:r>
-      <w:bookmarkEnd w:id="33"/>
-    </w:p>
-    <w:p>
-      <w:r>
-        <w:rPr>
-          <w:highlight w:val="yellow"/>
-        </w:rPr>
-        <w:t>TBD</w:t>
-      </w:r>
-    </w:p>
-    <w:p/>
-    <w:p>
-      <w:pPr>
-        <w:spacing w:after="200" w:line="276" w:lineRule="auto"/>
-        <w:jc w:val="left"/>
-      </w:pPr>
-      <w:r>
-        <w:br w:type="page"/>
-      </w:r>
-    </w:p>
-    <w:p>
-      <w:pPr>
-        <w:pStyle w:val="Titre1"/>
-      </w:pPr>
-      <w:bookmarkStart w:id="34" w:name="_Toc225084052"/>
+      <w:bookmarkStart w:id="20" w:name="_Toc225084052"/>
       <w:r>
         <w:lastRenderedPageBreak/>
         <w:t>Annexes</w:t>
       </w:r>
-      <w:bookmarkEnd w:id="34"/>
+      <w:bookmarkEnd w:id="20"/>
     </w:p>
     <w:p/>
     <w:p>
@@ -6077,7 +6825,7 @@
       </w:r>
     </w:p>
     <w:p>
-      <w:hyperlink r:id="rId18" w:history="1">
+      <w:hyperlink r:id="rId19" w:history="1">
         <w:r>
           <w:rPr>
             <w:rStyle w:val="Lienhypertexte"/>
@@ -6117,7 +6865,7 @@
       </w:r>
     </w:p>
     <w:p>
-      <w:hyperlink r:id="rId19" w:history="1">
+      <w:hyperlink r:id="rId20" w:history="1">
         <w:r>
           <w:rPr>
             <w:rStyle w:val="Lienhypertexte"/>
@@ -6143,7 +6891,7 @@
       </w:r>
     </w:p>
     <w:p>
-      <w:hyperlink r:id="rId20" w:history="1">
+      <w:hyperlink r:id="rId21" w:history="1">
         <w:r>
           <w:rPr>
             <w:rStyle w:val="Lienhypertexte"/>
@@ -6184,7 +6932,6 @@
           <w:szCs w:val="16"/>
         </w:rPr>
       </w:pPr>
-      <w:commentRangeStart w:id="35"/>
       <w:proofErr w:type="spellStart"/>
       <w:proofErr w:type="gramStart"/>
       <w:r>
@@ -6650,14 +7397,7 @@
         </w:rPr>
         <w:t>lynxdb</w:t>
       </w:r>
-      <w:commentRangeEnd w:id="35"/>
       <w:proofErr w:type="spellEnd"/>
-      <w:r>
-        <w:rPr>
-          <w:rStyle w:val="Marquedecommentaire"/>
-        </w:rPr>
-        <w:commentReference w:id="35"/>
-      </w:r>
     </w:p>
     <w:p>
       <w:pPr>
@@ -6694,7 +7434,7 @@
       <w:pPr>
         <w:jc w:val="left"/>
       </w:pPr>
-      <w:hyperlink r:id="rId21" w:history="1">
+      <w:hyperlink r:id="rId22" w:history="1">
         <w:r>
           <w:rPr>
             <w:rStyle w:val="Lienhypertexte"/>
@@ -6705,8 +7445,8 @@
     </w:p>
     <w:p/>
     <w:sectPr>
-      <w:headerReference w:type="first" r:id="rId22"/>
-      <w:footerReference w:type="first" r:id="rId23"/>
+      <w:headerReference w:type="first" r:id="rId23"/>
+      <w:footerReference w:type="first" r:id="rId24"/>
       <w:pgSz w:w="11906" w:h="16838" w:code="9"/>
       <w:pgMar w:top="1701" w:right="1418" w:bottom="1418" w:left="1531" w:header="709" w:footer="709" w:gutter="0"/>
       <w:paperSrc w:first="3" w:other="3"/>
@@ -6747,210 +7487,7 @@
       </w:r>
       <w:r>
         <w:br/>
-      </w:r>
-      <w:r>
-        <w:br/>
-      </w:r>
-      <w:r>
-        <w:br/>
         <w:t>+ référence des figures/sources à ajouter dans le texte</w:t>
-      </w:r>
-    </w:p>
-  </w:comment>
-  <w:comment w:id="16" w:author="Lucas Andrey" w:date="2026-03-17T16:41:00Z" w:initials="LA">
-    <w:p>
-      <w:pPr>
-        <w:pStyle w:val="Commentaire"/>
-        <w:jc w:val="left"/>
-      </w:pPr>
-      <w:r>
-        <w:rPr>
-          <w:rStyle w:val="Marquedecommentaire"/>
-        </w:rPr>
-        <w:annotationRef/>
-      </w:r>
-      <w:r>
-        <w:t>A definir</w:t>
-      </w:r>
-    </w:p>
-  </w:comment>
-  <w:comment w:id="17" w:author="Lucas Andrey" w:date="2026-03-17T16:42:00Z" w:initials="LA">
-    <w:p>
-      <w:pPr>
-        <w:pStyle w:val="Commentaire"/>
-        <w:jc w:val="left"/>
-      </w:pPr>
-      <w:r>
-        <w:rPr>
-          <w:rStyle w:val="Marquedecommentaire"/>
-        </w:rPr>
-        <w:annotationRef/>
-      </w:r>
-      <w:r>
-        <w:t>Ajouter légende</w:t>
-      </w:r>
-    </w:p>
-  </w:comment>
-  <w:comment w:id="19" w:author="Lucas Andrey" w:date="2026-03-17T16:46:00Z" w:initials="LA">
-    <w:p>
-      <w:pPr>
-        <w:pStyle w:val="Commentaire"/>
-        <w:jc w:val="left"/>
-      </w:pPr>
-      <w:r>
-        <w:rPr>
-          <w:rStyle w:val="Marquedecommentaire"/>
-        </w:rPr>
-        <w:annotationRef/>
-      </w:r>
-      <w:r>
-        <w:t>Simplifier et aller à l’essentiel</w:t>
-      </w:r>
-    </w:p>
-  </w:comment>
-  <w:comment w:id="20" w:author="Lucas Andrey" w:date="2026-03-17T16:49:00Z" w:initials="LA">
-    <w:p>
-      <w:pPr>
-        <w:pStyle w:val="Commentaire"/>
-        <w:jc w:val="left"/>
-      </w:pPr>
-      <w:r>
-        <w:rPr>
-          <w:rStyle w:val="Marquedecommentaire"/>
-        </w:rPr>
-        <w:annotationRef/>
-      </w:r>
-      <w:r>
-        <w:t>Brutes combien + quoi</w:t>
-      </w:r>
-    </w:p>
-    <w:p>
-      <w:pPr>
-        <w:pStyle w:val="Commentaire"/>
-        <w:jc w:val="left"/>
-      </w:pPr>
-      <w:r>
-        <w:t>Filtres combien on garde</w:t>
-      </w:r>
-    </w:p>
-    <w:p>
-      <w:pPr>
-        <w:pStyle w:val="Commentaire"/>
-        <w:jc w:val="left"/>
-      </w:pPr>
-      <w:r>
-        <w:t>Nettoyage invalides ()</w:t>
-      </w:r>
-    </w:p>
-    <w:p>
-      <w:pPr>
-        <w:pStyle w:val="Commentaire"/>
-        <w:jc w:val="left"/>
-      </w:pPr>
-      <w:r>
-        <w:t>Transformation moyenne sur 15min</w:t>
-      </w:r>
-    </w:p>
-  </w:comment>
-  <w:comment w:id="22" w:author="Lucas Andrey" w:date="2026-03-17T16:51:00Z" w:initials="LA">
-    <w:p>
-      <w:pPr>
-        <w:pStyle w:val="Commentaire"/>
-        <w:jc w:val="left"/>
-      </w:pPr>
-      <w:r>
-        <w:rPr>
-          <w:rStyle w:val="Marquedecommentaire"/>
-        </w:rPr>
-        <w:annotationRef/>
-      </w:r>
-      <w:r>
-        <w:t xml:space="preserve">Transformation </w:t>
-      </w:r>
-    </w:p>
-  </w:comment>
-  <w:comment w:id="24" w:author="Lucas Andrey" w:date="2026-03-17T16:55:00Z" w:initials="LA">
-    <w:p>
-      <w:pPr>
-        <w:pStyle w:val="Commentaire"/>
-        <w:jc w:val="left"/>
-      </w:pPr>
-      <w:r>
-        <w:rPr>
-          <w:rStyle w:val="Marquedecommentaire"/>
-        </w:rPr>
-        <w:annotationRef/>
-      </w:r>
-      <w:r>
-        <w:t>Uniquement sur train</w:t>
-      </w:r>
-    </w:p>
-  </w:comment>
-  <w:comment w:id="25" w:author="Lucas Andrey" w:date="2026-03-17T16:49:00Z" w:initials="LA">
-    <w:p>
-      <w:pPr>
-        <w:pStyle w:val="Commentaire"/>
-        <w:jc w:val="left"/>
-      </w:pPr>
-      <w:r>
-        <w:rPr>
-          <w:rStyle w:val="Marquedecommentaire"/>
-        </w:rPr>
-        <w:annotationRef/>
-      </w:r>
-      <w:r>
-        <w:t>transformation</w:t>
-      </w:r>
-    </w:p>
-  </w:comment>
-  <w:comment w:id="27" w:author="Lucas Andrey" w:date="2026-03-17T16:55:00Z" w:initials="LA">
-    <w:p>
-      <w:pPr>
-        <w:pStyle w:val="Commentaire"/>
-        <w:jc w:val="left"/>
-      </w:pPr>
-      <w:r>
-        <w:rPr>
-          <w:rStyle w:val="Marquedecommentaire"/>
-        </w:rPr>
-        <w:annotationRef/>
-      </w:r>
-      <w:r>
-        <w:t>Avant jeux de données</w:t>
-      </w:r>
-    </w:p>
-  </w:comment>
-  <w:comment w:id="29" w:author="Lucas Andrey" w:date="2026-03-17T16:52:00Z" w:initials="LA">
-    <w:p>
-      <w:pPr>
-        <w:pStyle w:val="Commentaire"/>
-        <w:jc w:val="left"/>
-      </w:pPr>
-      <w:r>
-        <w:rPr>
-          <w:rStyle w:val="Marquedecommentaire"/>
-        </w:rPr>
-        <w:annotationRef/>
-      </w:r>
-      <w:r>
-        <w:t>Avant la standardisation</w:t>
-      </w:r>
-    </w:p>
-  </w:comment>
-  <w:comment w:id="35" w:author="Lucas Andrey" w:date="2026-03-17T16:39:00Z" w:initials="LA">
-    <w:p>
-      <w:pPr>
-        <w:pStyle w:val="Commentaire"/>
-        <w:jc w:val="left"/>
-      </w:pPr>
-      <w:r>
-        <w:rPr>
-          <w:rStyle w:val="Marquedecommentaire"/>
-        </w:rPr>
-        <w:annotationRef/>
-      </w:r>
-      <w:r>
-        <w:t xml:space="preserve">Annexe </w:t>
       </w:r>
     </w:p>
   </w:comment>
@@ -6960,48 +7497,18 @@
 <file path=word/commentsExtended.xml><?xml version="1.0" encoding="utf-8"?>
 <w15:commentsEx xmlns:wpc="http://schemas.microsoft.com/office/word/2010/wordprocessingCanvas" xmlns:cx="http://schemas.microsoft.com/office/drawing/2014/chartex" xmlns:cx1="http://schemas.microsoft.com/office/drawing/2015/9/8/chartex" xmlns:cx2="http://schemas.microsoft.com/office/drawing/2015/10/21/chartex" xmlns:cx3="http://schemas.microsoft.com/office/drawing/2016/5/9/chartex" xmlns:cx4="http://schemas.microsoft.com/office/drawing/2016/5/10/chartex" xmlns:cx5="http://schemas.microsoft.com/office/drawing/2016/5/11/chartex" xmlns:cx6="http://schemas.microsoft.com/office/drawing/2016/5/12/chartex" xmlns:cx7="http://schemas.microsoft.com/office/drawing/2016/5/13/chartex" xmlns:cx8="http://schemas.microsoft.com/office/drawing/2016/5/14/chartex" xmlns:mc="http://schemas.openxmlformats.org/markup-compatibility/2006" xmlns:aink="http://schemas.microsoft.com/office/drawing/2016/ink" xmlns:am3d="http://schemas.microsoft.com/office/drawing/2017/model3d" xmlns:o="urn:schemas-microsoft-com:office:office" xmlns:oel="http://schemas.microsoft.com/office/2019/extlst" xmlns:r="http://schemas.openxmlformats.org/officeDocument/2006/relationships" xmlns:m="http://schemas.openxmlformats.org/officeDocument/2006/math" xmlns:v="urn:schemas-microsoft-com:vml" xmlns:wp14="http://schemas.microsoft.com/office/word/2010/wordprocessingDrawing" xmlns:wp="http://schemas.openxmlformats.org/drawingml/2006/wordprocessingDrawing" xmlns:w10="urn:schemas-microsoft-com:office:word" xmlns:w="http://schemas.openxmlformats.org/wordprocessingml/2006/main" xmlns:w14="http://schemas.microsoft.com/office/word/2010/wordml" xmlns:w15="http://schemas.microsoft.com/office/word/2012/wordml" xmlns:w16cex="http://schemas.microsoft.com/office/word/2018/wordml/cex" xmlns:w16cid="http://schemas.microsoft.com/office/word/2016/wordml/cid" xmlns:w16="http://schemas.microsoft.com/office/word/2018/wordml" xmlns:w16du="http://schemas.microsoft.com/office/word/2023/wordml/word16du" xmlns:w16sdtdh="http://schemas.microsoft.com/office/word/2020/wordml/sdtdatahash" xmlns:w16sdtfl="http://schemas.microsoft.com/office/word/2024/wordml/sdtformatlock" xmlns:w16se="http://schemas.microsoft.com/office/word/2015/wordml/symex" xmlns:wpg="http://schemas.microsoft.com/office/word/2010/wordprocessingGroup" xmlns:wpi="http://schemas.microsoft.com/office/word/2010/wordprocessingInk" xmlns:wne="http://schemas.microsoft.com/office/word/2006/wordml" xmlns:wps="http://schemas.microsoft.com/office/word/2010/wordprocessingShape" mc:Ignorable="w14 w15 w16se w16cid w16 w16cex w16sdtdh w16sdtfl w16du wp14">
   <w15:commentEx w15:paraId="0E344E56" w15:done="0"/>
-  <w15:commentEx w15:paraId="7412976F" w15:done="0"/>
-  <w15:commentEx w15:paraId="74AFB4EA" w15:done="0"/>
-  <w15:commentEx w15:paraId="0FC88ACB" w15:done="0"/>
-  <w15:commentEx w15:paraId="07094A65" w15:done="0"/>
-  <w15:commentEx w15:paraId="5FAA74A7" w15:done="0"/>
-  <w15:commentEx w15:paraId="220215D8" w15:done="0"/>
-  <w15:commentEx w15:paraId="6AF1DFDE" w15:done="0"/>
-  <w15:commentEx w15:paraId="34E1658B" w15:done="0"/>
-  <w15:commentEx w15:paraId="111698EA" w15:done="0"/>
-  <w15:commentEx w15:paraId="5719E2C4" w15:done="0"/>
 </w15:commentsEx>
 </file>
 
 <file path=word/commentsExtensible.xml><?xml version="1.0" encoding="utf-8"?>
 <w16cex:commentsExtensible xmlns:wpc="http://schemas.microsoft.com/office/word/2010/wordprocessingCanvas" xmlns:cx="http://schemas.microsoft.com/office/drawing/2014/chartex" xmlns:cx1="http://schemas.microsoft.com/office/drawing/2015/9/8/chartex" xmlns:cx2="http://schemas.microsoft.com/office/drawing/2015/10/21/chartex" xmlns:cx3="http://schemas.microsoft.com/office/drawing/2016/5/9/chartex" xmlns:cx4="http://schemas.microsoft.com/office/drawing/2016/5/10/chartex" xmlns:cx5="http://schemas.microsoft.com/office/drawing/2016/5/11/chartex" xmlns:cx6="http://schemas.microsoft.com/office/drawing/2016/5/12/chartex" xmlns:cx7="http://schemas.microsoft.com/office/drawing/2016/5/13/chartex" xmlns:cx8="http://schemas.microsoft.com/office/drawing/2016/5/14/chartex" xmlns:cr="http://schemas.microsoft.com/office/comments/2020/reactions" xmlns:mc="http://schemas.openxmlformats.org/markup-compatibility/2006" xmlns:aink="http://schemas.microsoft.com/office/drawing/2016/ink" xmlns:am3d="http://schemas.microsoft.com/office/drawing/2017/model3d" xmlns:o="urn:schemas-microsoft-com:office:office" xmlns:oel="http://schemas.microsoft.com/office/2019/extlst" xmlns:r="http://schemas.openxmlformats.org/officeDocument/2006/relationships" xmlns:m="http://schemas.openxmlformats.org/officeDocument/2006/math" xmlns:v="urn:schemas-microsoft-com:vml" xmlns:wp14="http://schemas.microsoft.com/office/word/2010/wordprocessingDrawing" xmlns:wp="http://schemas.openxmlformats.org/drawingml/2006/wordprocessingDrawing" xmlns:w10="urn:schemas-microsoft-com:office:word" xmlns:w="http://schemas.openxmlformats.org/wordprocessingml/2006/main" xmlns:w14="http://schemas.microsoft.com/office/word/2010/wordml" xmlns:w15="http://schemas.microsoft.com/office/word/2012/wordml" xmlns:w16cex="http://schemas.microsoft.com/office/word/2018/wordml/cex" xmlns:w16cid="http://schemas.microsoft.com/office/word/2016/wordml/cid" xmlns:w16="http://schemas.microsoft.com/office/word/2018/wordml" xmlns:w16du="http://schemas.microsoft.com/office/word/2023/wordml/word16du" xmlns:w16sdtdh="http://schemas.microsoft.com/office/word/2020/wordml/sdtdatahash" xmlns:w16sdtfl="http://schemas.microsoft.com/office/word/2024/wordml/sdtformatlock" xmlns:w16se="http://schemas.microsoft.com/office/word/2015/wordml/symex" xmlns:wpg="http://schemas.microsoft.com/office/word/2010/wordprocessingGroup" xmlns:wpi="http://schemas.microsoft.com/office/word/2010/wordprocessingInk" xmlns:wne="http://schemas.microsoft.com/office/word/2006/wordml" xmlns:wps="http://schemas.microsoft.com/office/word/2010/wordprocessingShape" mc:Ignorable="w14 w15 w16se w16cid w16 w16cex w16sdtdh w16sdtfl cr w16du wp14">
   <w16cex:commentExtensible w16cex:durableId="7D238ED8" w16cex:dateUtc="2026-03-17T15:07:00Z"/>
-  <w16cex:commentExtensible w16cex:durableId="4E39E3F0" w16cex:dateUtc="2026-03-17T15:41:00Z"/>
-  <w16cex:commentExtensible w16cex:durableId="23FFCD2B" w16cex:dateUtc="2026-03-17T15:42:00Z"/>
-  <w16cex:commentExtensible w16cex:durableId="3C318BFD" w16cex:dateUtc="2026-03-17T15:46:00Z"/>
-  <w16cex:commentExtensible w16cex:durableId="3259A864" w16cex:dateUtc="2026-03-17T15:49:00Z"/>
-  <w16cex:commentExtensible w16cex:durableId="2839FEE7" w16cex:dateUtc="2026-03-17T15:51:00Z"/>
-  <w16cex:commentExtensible w16cex:durableId="51EEC520" w16cex:dateUtc="2026-03-17T15:55:00Z"/>
-  <w16cex:commentExtensible w16cex:durableId="198033F3" w16cex:dateUtc="2026-03-17T15:49:00Z"/>
-  <w16cex:commentExtensible w16cex:durableId="20C51A6A" w16cex:dateUtc="2026-03-17T15:55:00Z"/>
-  <w16cex:commentExtensible w16cex:durableId="23037F5A" w16cex:dateUtc="2026-03-17T15:52:00Z"/>
-  <w16cex:commentExtensible w16cex:durableId="1277CC1E" w16cex:dateUtc="2026-03-17T15:39:00Z"/>
 </w16cex:commentsExtensible>
 </file>
 
 <file path=word/commentsIds.xml><?xml version="1.0" encoding="utf-8"?>
 <w16cid:commentsIds xmlns:wpc="http://schemas.microsoft.com/office/word/2010/wordprocessingCanvas" xmlns:cx="http://schemas.microsoft.com/office/drawing/2014/chartex" xmlns:cx1="http://schemas.microsoft.com/office/drawing/2015/9/8/chartex" xmlns:cx2="http://schemas.microsoft.com/office/drawing/2015/10/21/chartex" xmlns:cx3="http://schemas.microsoft.com/office/drawing/2016/5/9/chartex" xmlns:cx4="http://schemas.microsoft.com/office/drawing/2016/5/10/chartex" xmlns:cx5="http://schemas.microsoft.com/office/drawing/2016/5/11/chartex" xmlns:cx6="http://schemas.microsoft.com/office/drawing/2016/5/12/chartex" xmlns:cx7="http://schemas.microsoft.com/office/drawing/2016/5/13/chartex" xmlns:cx8="http://schemas.microsoft.com/office/drawing/2016/5/14/chartex" xmlns:mc="http://schemas.openxmlformats.org/markup-compatibility/2006" xmlns:aink="http://schemas.microsoft.com/office/drawing/2016/ink" xmlns:am3d="http://schemas.microsoft.com/office/drawing/2017/model3d" xmlns:o="urn:schemas-microsoft-com:office:office" xmlns:oel="http://schemas.microsoft.com/office/2019/extlst" xmlns:r="http://schemas.openxmlformats.org/officeDocument/2006/relationships" xmlns:m="http://schemas.openxmlformats.org/officeDocument/2006/math" xmlns:v="urn:schemas-microsoft-com:vml" xmlns:wp14="http://schemas.microsoft.com/office/word/2010/wordprocessingDrawing" xmlns:wp="http://schemas.openxmlformats.org/drawingml/2006/wordprocessingDrawing" xmlns:w10="urn:schemas-microsoft-com:office:word" xmlns:w="http://schemas.openxmlformats.org/wordprocessingml/2006/main" xmlns:w14="http://schemas.microsoft.com/office/word/2010/wordml" xmlns:w15="http://schemas.microsoft.com/office/word/2012/wordml" xmlns:w16cex="http://schemas.microsoft.com/office/word/2018/wordml/cex" xmlns:w16cid="http://schemas.microsoft.com/office/word/2016/wordml/cid" xmlns:w16="http://schemas.microsoft.com/office/word/2018/wordml" xmlns:w16du="http://schemas.microsoft.com/office/word/2023/wordml/word16du" xmlns:w16sdtdh="http://schemas.microsoft.com/office/word/2020/wordml/sdtdatahash" xmlns:w16sdtfl="http://schemas.microsoft.com/office/word/2024/wordml/sdtformatlock" xmlns:w16se="http://schemas.microsoft.com/office/word/2015/wordml/symex" xmlns:wpg="http://schemas.microsoft.com/office/word/2010/wordprocessingGroup" xmlns:wpi="http://schemas.microsoft.com/office/word/2010/wordprocessingInk" xmlns:wne="http://schemas.microsoft.com/office/word/2006/wordml" xmlns:wps="http://schemas.microsoft.com/office/word/2010/wordprocessingShape" mc:Ignorable="w14 w15 w16se w16cid w16 w16cex w16sdtdh w16sdtfl w16du wp14">
   <w16cid:commentId w16cid:paraId="0E344E56" w16cid:durableId="7D238ED8"/>
-  <w16cid:commentId w16cid:paraId="7412976F" w16cid:durableId="4E39E3F0"/>
-  <w16cid:commentId w16cid:paraId="74AFB4EA" w16cid:durableId="23FFCD2B"/>
-  <w16cid:commentId w16cid:paraId="0FC88ACB" w16cid:durableId="3C318BFD"/>
-  <w16cid:commentId w16cid:paraId="07094A65" w16cid:durableId="3259A864"/>
-  <w16cid:commentId w16cid:paraId="5FAA74A7" w16cid:durableId="2839FEE7"/>
-  <w16cid:commentId w16cid:paraId="220215D8" w16cid:durableId="51EEC520"/>
-  <w16cid:commentId w16cid:paraId="6AF1DFDE" w16cid:durableId="198033F3"/>
-  <w16cid:commentId w16cid:paraId="34E1658B" w16cid:durableId="20C51A6A"/>
-  <w16cid:commentId w16cid:paraId="111698EA" w16cid:durableId="23037F5A"/>
-  <w16cid:commentId w16cid:paraId="5719E2C4" w16cid:durableId="1277CC1E"/>
 </w16cid:commentsIds>
 </file>
 
@@ -9287,6 +9794,119 @@
     </w:lvl>
   </w:abstractNum>
   <w:abstractNum w:abstractNumId="16" w15:restartNumberingAfterBreak="0">
+    <w:nsid w:val="69B0571F"/>
+    <w:multiLevelType w:val="hybridMultilevel"/>
+    <w:tmpl w:val="BD6E99F2"/>
+    <w:lvl w:ilvl="0" w:tplc="100C0001">
+      <w:start w:val="1"/>
+      <w:numFmt w:val="bullet"/>
+      <w:lvlText w:val=""/>
+      <w:lvlJc w:val="left"/>
+      <w:pPr>
+        <w:ind w:left="720" w:hanging="360"/>
+      </w:pPr>
+      <w:rPr>
+        <w:rFonts w:ascii="Symbol" w:hAnsi="Symbol" w:hint="default"/>
+      </w:rPr>
+    </w:lvl>
+    <w:lvl w:ilvl="1" w:tplc="100C0003" w:tentative="1">
+      <w:start w:val="1"/>
+      <w:numFmt w:val="bullet"/>
+      <w:lvlText w:val="o"/>
+      <w:lvlJc w:val="left"/>
+      <w:pPr>
+        <w:ind w:left="1440" w:hanging="360"/>
+      </w:pPr>
+      <w:rPr>
+        <w:rFonts w:ascii="Courier New" w:hAnsi="Courier New" w:cs="Courier New" w:hint="default"/>
+      </w:rPr>
+    </w:lvl>
+    <w:lvl w:ilvl="2" w:tplc="100C0005" w:tentative="1">
+      <w:start w:val="1"/>
+      <w:numFmt w:val="bullet"/>
+      <w:lvlText w:val=""/>
+      <w:lvlJc w:val="left"/>
+      <w:pPr>
+        <w:ind w:left="2160" w:hanging="360"/>
+      </w:pPr>
+      <w:rPr>
+        <w:rFonts w:ascii="Wingdings" w:hAnsi="Wingdings" w:hint="default"/>
+      </w:rPr>
+    </w:lvl>
+    <w:lvl w:ilvl="3" w:tplc="100C0001" w:tentative="1">
+      <w:start w:val="1"/>
+      <w:numFmt w:val="bullet"/>
+      <w:lvlText w:val=""/>
+      <w:lvlJc w:val="left"/>
+      <w:pPr>
+        <w:ind w:left="2880" w:hanging="360"/>
+      </w:pPr>
+      <w:rPr>
+        <w:rFonts w:ascii="Symbol" w:hAnsi="Symbol" w:hint="default"/>
+      </w:rPr>
+    </w:lvl>
+    <w:lvl w:ilvl="4" w:tplc="100C0003" w:tentative="1">
+      <w:start w:val="1"/>
+      <w:numFmt w:val="bullet"/>
+      <w:lvlText w:val="o"/>
+      <w:lvlJc w:val="left"/>
+      <w:pPr>
+        <w:ind w:left="3600" w:hanging="360"/>
+      </w:pPr>
+      <w:rPr>
+        <w:rFonts w:ascii="Courier New" w:hAnsi="Courier New" w:cs="Courier New" w:hint="default"/>
+      </w:rPr>
+    </w:lvl>
+    <w:lvl w:ilvl="5" w:tplc="100C0005" w:tentative="1">
+      <w:start w:val="1"/>
+      <w:numFmt w:val="bullet"/>
+      <w:lvlText w:val=""/>
+      <w:lvlJc w:val="left"/>
+      <w:pPr>
+        <w:ind w:left="4320" w:hanging="360"/>
+      </w:pPr>
+      <w:rPr>
+        <w:rFonts w:ascii="Wingdings" w:hAnsi="Wingdings" w:hint="default"/>
+      </w:rPr>
+    </w:lvl>
+    <w:lvl w:ilvl="6" w:tplc="100C0001" w:tentative="1">
+      <w:start w:val="1"/>
+      <w:numFmt w:val="bullet"/>
+      <w:lvlText w:val=""/>
+      <w:lvlJc w:val="left"/>
+      <w:pPr>
+        <w:ind w:left="5040" w:hanging="360"/>
+      </w:pPr>
+      <w:rPr>
+        <w:rFonts w:ascii="Symbol" w:hAnsi="Symbol" w:hint="default"/>
+      </w:rPr>
+    </w:lvl>
+    <w:lvl w:ilvl="7" w:tplc="100C0003" w:tentative="1">
+      <w:start w:val="1"/>
+      <w:numFmt w:val="bullet"/>
+      <w:lvlText w:val="o"/>
+      <w:lvlJc w:val="left"/>
+      <w:pPr>
+        <w:ind w:left="5760" w:hanging="360"/>
+      </w:pPr>
+      <w:rPr>
+        <w:rFonts w:ascii="Courier New" w:hAnsi="Courier New" w:cs="Courier New" w:hint="default"/>
+      </w:rPr>
+    </w:lvl>
+    <w:lvl w:ilvl="8" w:tplc="100C0005" w:tentative="1">
+      <w:start w:val="1"/>
+      <w:numFmt w:val="bullet"/>
+      <w:lvlText w:val=""/>
+      <w:lvlJc w:val="left"/>
+      <w:pPr>
+        <w:ind w:left="6480" w:hanging="360"/>
+      </w:pPr>
+      <w:rPr>
+        <w:rFonts w:ascii="Wingdings" w:hAnsi="Wingdings" w:hint="default"/>
+      </w:rPr>
+    </w:lvl>
+  </w:abstractNum>
+  <w:abstractNum w:abstractNumId="17" w15:restartNumberingAfterBreak="0">
     <w:nsid w:val="6B5B58F9"/>
     <w:multiLevelType w:val="hybridMultilevel"/>
     <w:tmpl w:val="40FC55B6"/>
@@ -9399,7 +10019,120 @@
       </w:rPr>
     </w:lvl>
   </w:abstractNum>
-  <w:abstractNum w:abstractNumId="17" w15:restartNumberingAfterBreak="0">
+  <w:abstractNum w:abstractNumId="18" w15:restartNumberingAfterBreak="0">
+    <w:nsid w:val="73C52F61"/>
+    <w:multiLevelType w:val="hybridMultilevel"/>
+    <w:tmpl w:val="F948F302"/>
+    <w:lvl w:ilvl="0" w:tplc="100C0001">
+      <w:start w:val="1"/>
+      <w:numFmt w:val="bullet"/>
+      <w:lvlText w:val=""/>
+      <w:lvlJc w:val="left"/>
+      <w:pPr>
+        <w:ind w:left="720" w:hanging="360"/>
+      </w:pPr>
+      <w:rPr>
+        <w:rFonts w:ascii="Symbol" w:hAnsi="Symbol" w:hint="default"/>
+      </w:rPr>
+    </w:lvl>
+    <w:lvl w:ilvl="1" w:tplc="100C0003" w:tentative="1">
+      <w:start w:val="1"/>
+      <w:numFmt w:val="bullet"/>
+      <w:lvlText w:val="o"/>
+      <w:lvlJc w:val="left"/>
+      <w:pPr>
+        <w:ind w:left="1440" w:hanging="360"/>
+      </w:pPr>
+      <w:rPr>
+        <w:rFonts w:ascii="Courier New" w:hAnsi="Courier New" w:cs="Courier New" w:hint="default"/>
+      </w:rPr>
+    </w:lvl>
+    <w:lvl w:ilvl="2" w:tplc="100C0005" w:tentative="1">
+      <w:start w:val="1"/>
+      <w:numFmt w:val="bullet"/>
+      <w:lvlText w:val=""/>
+      <w:lvlJc w:val="left"/>
+      <w:pPr>
+        <w:ind w:left="2160" w:hanging="360"/>
+      </w:pPr>
+      <w:rPr>
+        <w:rFonts w:ascii="Wingdings" w:hAnsi="Wingdings" w:hint="default"/>
+      </w:rPr>
+    </w:lvl>
+    <w:lvl w:ilvl="3" w:tplc="100C0001" w:tentative="1">
+      <w:start w:val="1"/>
+      <w:numFmt w:val="bullet"/>
+      <w:lvlText w:val=""/>
+      <w:lvlJc w:val="left"/>
+      <w:pPr>
+        <w:ind w:left="2880" w:hanging="360"/>
+      </w:pPr>
+      <w:rPr>
+        <w:rFonts w:ascii="Symbol" w:hAnsi="Symbol" w:hint="default"/>
+      </w:rPr>
+    </w:lvl>
+    <w:lvl w:ilvl="4" w:tplc="100C0003" w:tentative="1">
+      <w:start w:val="1"/>
+      <w:numFmt w:val="bullet"/>
+      <w:lvlText w:val="o"/>
+      <w:lvlJc w:val="left"/>
+      <w:pPr>
+        <w:ind w:left="3600" w:hanging="360"/>
+      </w:pPr>
+      <w:rPr>
+        <w:rFonts w:ascii="Courier New" w:hAnsi="Courier New" w:cs="Courier New" w:hint="default"/>
+      </w:rPr>
+    </w:lvl>
+    <w:lvl w:ilvl="5" w:tplc="100C0005" w:tentative="1">
+      <w:start w:val="1"/>
+      <w:numFmt w:val="bullet"/>
+      <w:lvlText w:val=""/>
+      <w:lvlJc w:val="left"/>
+      <w:pPr>
+        <w:ind w:left="4320" w:hanging="360"/>
+      </w:pPr>
+      <w:rPr>
+        <w:rFonts w:ascii="Wingdings" w:hAnsi="Wingdings" w:hint="default"/>
+      </w:rPr>
+    </w:lvl>
+    <w:lvl w:ilvl="6" w:tplc="100C0001" w:tentative="1">
+      <w:start w:val="1"/>
+      <w:numFmt w:val="bullet"/>
+      <w:lvlText w:val=""/>
+      <w:lvlJc w:val="left"/>
+      <w:pPr>
+        <w:ind w:left="5040" w:hanging="360"/>
+      </w:pPr>
+      <w:rPr>
+        <w:rFonts w:ascii="Symbol" w:hAnsi="Symbol" w:hint="default"/>
+      </w:rPr>
+    </w:lvl>
+    <w:lvl w:ilvl="7" w:tplc="100C0003" w:tentative="1">
+      <w:start w:val="1"/>
+      <w:numFmt w:val="bullet"/>
+      <w:lvlText w:val="o"/>
+      <w:lvlJc w:val="left"/>
+      <w:pPr>
+        <w:ind w:left="5760" w:hanging="360"/>
+      </w:pPr>
+      <w:rPr>
+        <w:rFonts w:ascii="Courier New" w:hAnsi="Courier New" w:cs="Courier New" w:hint="default"/>
+      </w:rPr>
+    </w:lvl>
+    <w:lvl w:ilvl="8" w:tplc="100C0005" w:tentative="1">
+      <w:start w:val="1"/>
+      <w:numFmt w:val="bullet"/>
+      <w:lvlText w:val=""/>
+      <w:lvlJc w:val="left"/>
+      <w:pPr>
+        <w:ind w:left="6480" w:hanging="360"/>
+      </w:pPr>
+      <w:rPr>
+        <w:rFonts w:ascii="Wingdings" w:hAnsi="Wingdings" w:hint="default"/>
+      </w:rPr>
+    </w:lvl>
+  </w:abstractNum>
+  <w:abstractNum w:abstractNumId="19" w15:restartNumberingAfterBreak="0">
     <w:nsid w:val="73D03EA3"/>
     <w:multiLevelType w:val="hybridMultilevel"/>
     <w:tmpl w:val="4DF0408A"/>
@@ -9512,7 +10245,7 @@
       </w:rPr>
     </w:lvl>
   </w:abstractNum>
-  <w:abstractNum w:abstractNumId="18" w15:restartNumberingAfterBreak="0">
+  <w:abstractNum w:abstractNumId="20" w15:restartNumberingAfterBreak="0">
     <w:nsid w:val="7D073EB4"/>
     <w:multiLevelType w:val="hybridMultilevel"/>
     <w:tmpl w:val="6B40DB9C"/>
@@ -9740,7 +10473,7 @@
     <w:abstractNumId w:val="5"/>
   </w:num>
   <w:num w:numId="39" w16cid:durableId="407308187">
-    <w:abstractNumId w:val="18"/>
+    <w:abstractNumId w:val="20"/>
   </w:num>
   <w:num w:numId="40" w16cid:durableId="47076037">
     <w:abstractNumId w:val="1"/>
@@ -9755,7 +10488,7 @@
     <w:abstractNumId w:val="6"/>
   </w:num>
   <w:num w:numId="44" w16cid:durableId="1825775080">
-    <w:abstractNumId w:val="17"/>
+    <w:abstractNumId w:val="19"/>
   </w:num>
   <w:num w:numId="45" w16cid:durableId="399136491">
     <w:abstractNumId w:val="8"/>
@@ -9764,10 +10497,16 @@
     <w:abstractNumId w:val="15"/>
   </w:num>
   <w:num w:numId="47" w16cid:durableId="1475175623">
-    <w:abstractNumId w:val="16"/>
+    <w:abstractNumId w:val="17"/>
   </w:num>
   <w:num w:numId="48" w16cid:durableId="466631397">
     <w:abstractNumId w:val="3"/>
+  </w:num>
+  <w:num w:numId="49" w16cid:durableId="1354184750">
+    <w:abstractNumId w:val="16"/>
+  </w:num>
+  <w:num w:numId="50" w16cid:durableId="922226817">
+    <w:abstractNumId w:val="18"/>
   </w:num>
 </w:numbering>
 </file>
@@ -10440,7 +11179,6 @@
   <w:style w:type="character" w:default="1" w:styleId="Policepardfaut">
     <w:name w:val="Default Paragraph Font"/>
     <w:uiPriority w:val="1"/>
-    <w:semiHidden/>
     <w:unhideWhenUsed/>
   </w:style>
   <w:style w:type="table" w:default="1" w:styleId="TableauNormal">
